--- a/lci_esot3_aca.docx
+++ b/lci_esot3_aca.docx
@@ -10,7 +10,7 @@
         <w:t xml:space="preserve">Adenocarcinoma of the Esophagus and GE Junction</w:t>
       </w:r>
     </w:p>
-    <w:bookmarkStart w:id="20" w:name="anatomy"/>
+    <w:bookmarkStart w:id="9" w:name="anatomy"/>
     <w:p>
       <w:pPr>
         <w:pStyle w:val="Heading2"/>
@@ -108,8 +108,8 @@
         <w:t xml:space="preserve">From the stomach, food moved through a valve called the pylorus into the small intestines</w:t>
       </w:r>
     </w:p>
-    <w:bookmarkEnd w:id="20"/>
-    <w:bookmarkStart w:id="21" w:name="cancer-staging"/>
+    <w:bookmarkEnd w:id="9"/>
+    <w:bookmarkStart w:id="10" w:name="cancer-staging"/>
     <w:p>
       <w:pPr>
         <w:pStyle w:val="Heading2"/>
@@ -174,8 +174,8 @@
         <w:t xml:space="preserve">Treatment options depend upon the cancer stage</w:t>
       </w:r>
     </w:p>
-    <w:bookmarkEnd w:id="21"/>
-    <w:bookmarkStart w:id="22" w:name="cancer-staging-1"/>
+    <w:bookmarkEnd w:id="10"/>
+    <w:bookmarkStart w:id="11" w:name="cancer-staging-1"/>
     <w:p>
       <w:pPr>
         <w:pStyle w:val="Heading2"/>
@@ -262,8 +262,8 @@
         <w:t xml:space="preserve">= Metastasis - Spread to liver, lungs, or bone</w:t>
       </w:r>
     </w:p>
-    <w:bookmarkEnd w:id="22"/>
-    <w:bookmarkStart w:id="23" w:name="early-stage-cancers"/>
+    <w:bookmarkEnd w:id="11"/>
+    <w:bookmarkStart w:id="12" w:name="early-stage-cancers"/>
     <w:p>
       <w:pPr>
         <w:pStyle w:val="Heading2"/>
@@ -294,8 +294,8 @@
         <w:t xml:space="preserve">Cancers start on the very inside layer called the mucosa</w:t>
       </w:r>
     </w:p>
-    <w:bookmarkEnd w:id="23"/>
-    <w:bookmarkStart w:id="24" w:name="locally-advanced-cancers"/>
+    <w:bookmarkEnd w:id="12"/>
+    <w:bookmarkStart w:id="13" w:name="locally-advanced-cancers"/>
     <w:p>
       <w:pPr>
         <w:pStyle w:val="Heading2"/>
@@ -326,8 +326,8 @@
         <w:t xml:space="preserve">Locally-advanced cancers are those that have grown through the wall</w:t>
       </w:r>
     </w:p>
-    <w:bookmarkEnd w:id="24"/>
-    <w:bookmarkStart w:id="25" w:name="lymph-nodes"/>
+    <w:bookmarkEnd w:id="13"/>
+    <w:bookmarkStart w:id="14" w:name="lymph-nodes"/>
     <w:p>
       <w:pPr>
         <w:pStyle w:val="Heading2"/>
@@ -358,8 +358,8 @@
         <w:t xml:space="preserve">If the lymph nodes contain enough cancer cells, they can be seen on CT scans or PET scans</w:t>
       </w:r>
     </w:p>
-    <w:bookmarkEnd w:id="25"/>
-    <w:bookmarkStart w:id="26" w:name="t-stage"/>
+    <w:bookmarkEnd w:id="14"/>
+    <w:bookmarkStart w:id="15" w:name="t-stage"/>
     <w:p>
       <w:pPr>
         <w:pStyle w:val="Heading2"/>
@@ -390,8 +390,8 @@
         <w:t xml:space="preserve">T1 tumors are early stage, and T4 tumors more advanced</w:t>
       </w:r>
     </w:p>
-    <w:bookmarkEnd w:id="26"/>
-    <w:bookmarkStart w:id="27" w:name="n-stage"/>
+    <w:bookmarkEnd w:id="15"/>
+    <w:bookmarkStart w:id="16" w:name="n-stage"/>
     <w:p>
       <w:pPr>
         <w:pStyle w:val="Heading2"/>
@@ -452,8 +452,8 @@
         <w:t xml:space="preserve">cancers have spread to the nodes.</w:t>
       </w:r>
     </w:p>
-    <w:bookmarkEnd w:id="27"/>
-    <w:bookmarkStart w:id="28" w:name="m-stage"/>
+    <w:bookmarkEnd w:id="16"/>
+    <w:bookmarkStart w:id="17" w:name="m-stage"/>
     <w:p>
       <w:pPr>
         <w:pStyle w:val="Heading2"/>
@@ -514,8 +514,8 @@
         <w:t xml:space="preserve">cancers have spread lungs, liver, or bone</w:t>
       </w:r>
     </w:p>
-    <w:bookmarkEnd w:id="28"/>
-    <w:bookmarkStart w:id="29" w:name="pet-scan"/>
+    <w:bookmarkEnd w:id="17"/>
+    <w:bookmarkStart w:id="18" w:name="pet-scan"/>
     <w:p>
       <w:pPr>
         <w:pStyle w:val="Heading2"/>
@@ -590,25 +590,170 @@
         <w:t xml:space="preserve">In some cases, the PET scan is not performed until a CT scans b=has been done.</w:t>
       </w:r>
     </w:p>
-    <w:bookmarkEnd w:id="29"/>
-    <w:bookmarkStart w:id="30" w:name="endoscopic-ultrasound"/>
-    <w:p>
-      <w:pPr>
-        <w:pStyle w:val="Heading2"/>
-      </w:pPr>
-      <w:r>
-        <w:t xml:space="preserve">11 Endoscopic Ultrasound</w:t>
-      </w:r>
-    </w:p>
-    <w:p>
-      <w:pPr>
-        <w:pStyle w:val="Compact"/>
+    <w:bookmarkEnd w:id="18"/>
+    <w:bookmarkStart w:id="19" w:name="pet-scan-preparation"/>
+    <w:p>
+      <w:pPr>
+        <w:pStyle w:val="Heading2"/>
+      </w:pPr>
+      <w:r>
+        <w:t xml:space="preserve">11 PET scan Preparation</w:t>
+      </w:r>
+    </w:p>
+    <w:p>
+      <w:pPr>
         <w:numPr>
           <w:ilvl w:val="0"/>
           <w:numId w:val="1006"/>
         </w:numPr>
       </w:pPr>
       <w:r>
+        <w:t xml:space="preserve">Nothing to eat or drink for 4 hours prior to exam</w:t>
+      </w:r>
+    </w:p>
+    <w:p>
+      <w:pPr>
+        <w:numPr>
+          <w:ilvl w:val="0"/>
+          <w:numId w:val="1006"/>
+        </w:numPr>
+      </w:pPr>
+      <w:r>
+        <w:t xml:space="preserve">Eat a high-protein low-carbohydrate diet the day prior</w:t>
+      </w:r>
+    </w:p>
+    <w:p>
+      <w:pPr>
+        <w:numPr>
+          <w:ilvl w:val="0"/>
+          <w:numId w:val="1006"/>
+        </w:numPr>
+      </w:pPr>
+      <w:r>
+        <w:t xml:space="preserve">No strenous activity day prior to study</w:t>
+      </w:r>
+    </w:p>
+    <w:bookmarkEnd w:id="19"/>
+    <w:bookmarkStart w:id="20" w:name="pet-scan-prepration---diabetic-patients"/>
+    <w:p>
+      <w:pPr>
+        <w:pStyle w:val="Heading2"/>
+      </w:pPr>
+      <w:r>
+        <w:t xml:space="preserve">12 PET scan Prepration - Diabetic Patients</w:t>
+      </w:r>
+    </w:p>
+    <w:p>
+      <w:pPr>
+        <w:pStyle w:val="FirstParagraph"/>
+      </w:pPr>
+      <w:r>
+        <w:t xml:space="preserve">The PET scan uses a tracer which is a modified sugar molecule. For this reason, you will need to be careful about blood sugar and insulin before the study</w:t>
+      </w:r>
+    </w:p>
+    <w:p>
+      <w:pPr>
+        <w:pStyle w:val="Compact"/>
+        <w:numPr>
+          <w:ilvl w:val="0"/>
+          <w:numId w:val="1007"/>
+        </w:numPr>
+      </w:pPr>
+      <w:r>
+        <w:t xml:space="preserve">No insulin within 4 hours of the exam</w:t>
+      </w:r>
+    </w:p>
+    <w:p>
+      <w:pPr>
+        <w:pStyle w:val="Compact"/>
+        <w:numPr>
+          <w:ilvl w:val="0"/>
+          <w:numId w:val="1007"/>
+        </w:numPr>
+      </w:pPr>
+      <w:r>
+        <w:t xml:space="preserve">OK to take oral diabetes medications the day of the exam</w:t>
+      </w:r>
+    </w:p>
+    <w:p>
+      <w:pPr>
+        <w:pStyle w:val="Compact"/>
+        <w:numPr>
+          <w:ilvl w:val="0"/>
+          <w:numId w:val="1007"/>
+        </w:numPr>
+      </w:pPr>
+      <w:r>
+        <w:t xml:space="preserve">PET scans are generally best in the morning for diabetic patients</w:t>
+      </w:r>
+    </w:p>
+    <w:p>
+      <w:pPr>
+        <w:pStyle w:val="Compact"/>
+        <w:numPr>
+          <w:ilvl w:val="0"/>
+          <w:numId w:val="1007"/>
+        </w:numPr>
+      </w:pPr>
+      <w:r>
+        <w:t xml:space="preserve">Plan to eat a meal after the PET scan, with half the usual morning dose of insulin</w:t>
+      </w:r>
+    </w:p>
+    <w:p>
+      <w:pPr>
+        <w:pStyle w:val="Compact"/>
+        <w:numPr>
+          <w:ilvl w:val="0"/>
+          <w:numId w:val="1007"/>
+        </w:numPr>
+      </w:pPr>
+      <w:r>
+        <w:t xml:space="preserve">If PET is scheduled after 10M, eat a low-carbohydrate breakfast at least 4 hours before the study along with half the usual regular (short-acting insulin)</w:t>
+      </w:r>
+    </w:p>
+    <w:p>
+      <w:pPr>
+        <w:pStyle w:val="Compact"/>
+        <w:numPr>
+          <w:ilvl w:val="0"/>
+          <w:numId w:val="1007"/>
+        </w:numPr>
+      </w:pPr>
+      <w:r>
+        <w:t xml:space="preserve">No long-acting insulin after midnight.</w:t>
+      </w:r>
+    </w:p>
+    <w:p>
+      <w:pPr>
+        <w:pStyle w:val="Compact"/>
+        <w:numPr>
+          <w:ilvl w:val="0"/>
+          <w:numId w:val="1007"/>
+        </w:numPr>
+      </w:pPr>
+      <w:r>
+        <w:t xml:space="preserve">If you use an insulin pump, turn it off 4 hours before the study (or turn it down to basal/nightime rate)</w:t>
+      </w:r>
+    </w:p>
+    <w:bookmarkEnd w:id="20"/>
+    <w:bookmarkStart w:id="21" w:name="endoscopic-ultrasound"/>
+    <w:p>
+      <w:pPr>
+        <w:pStyle w:val="Heading2"/>
+      </w:pPr>
+      <w:r>
+        <w:t xml:space="preserve">13 Endoscopic Ultrasound</w:t>
+      </w:r>
+    </w:p>
+    <w:p>
+      <w:pPr>
+        <w:pStyle w:val="Compact"/>
+        <w:numPr>
+          <w:ilvl w:val="0"/>
+          <w:numId w:val="1008"/>
+        </w:numPr>
+      </w:pPr>
+      <w:r>
         <w:t xml:space="preserve">Similar to upper endoscopy (EGD)</w:t>
       </w:r>
     </w:p>
@@ -617,7 +762,7 @@
         <w:pStyle w:val="Compact"/>
         <w:numPr>
           <w:ilvl w:val="0"/>
-          <w:numId w:val="1006"/>
+          <w:numId w:val="1008"/>
         </w:numPr>
       </w:pPr>
       <w:r>
@@ -629,7 +774,7 @@
         <w:pStyle w:val="Compact"/>
         <w:numPr>
           <w:ilvl w:val="0"/>
-          <w:numId w:val="1006"/>
+          <w:numId w:val="1008"/>
         </w:numPr>
       </w:pPr>
       <w:r>
@@ -644,22 +789,22 @@
         <w:t xml:space="preserve">Endoscopic ultrasound is most helpful in early stage cancers.</w:t>
       </w:r>
     </w:p>
-    <w:bookmarkEnd w:id="30"/>
-    <w:bookmarkStart w:id="31" w:name="laparoscopy"/>
-    <w:p>
-      <w:pPr>
-        <w:pStyle w:val="Heading2"/>
-      </w:pPr>
-      <w:r>
-        <w:t xml:space="preserve">12 Laparoscopy</w:t>
-      </w:r>
-    </w:p>
-    <w:p>
-      <w:pPr>
-        <w:pStyle w:val="Compact"/>
-        <w:numPr>
-          <w:ilvl w:val="0"/>
-          <w:numId w:val="1007"/>
+    <w:bookmarkEnd w:id="21"/>
+    <w:bookmarkStart w:id="22" w:name="laparoscopy"/>
+    <w:p>
+      <w:pPr>
+        <w:pStyle w:val="Heading2"/>
+      </w:pPr>
+      <w:r>
+        <w:t xml:space="preserve">14 Laparoscopy</w:t>
+      </w:r>
+    </w:p>
+    <w:p>
+      <w:pPr>
+        <w:pStyle w:val="Compact"/>
+        <w:numPr>
+          <w:ilvl w:val="0"/>
+          <w:numId w:val="1009"/>
         </w:numPr>
       </w:pPr>
       <w:r>
@@ -671,7 +816,7 @@
         <w:pStyle w:val="Compact"/>
         <w:numPr>
           <w:ilvl w:val="0"/>
-          <w:numId w:val="1007"/>
+          <w:numId w:val="1009"/>
         </w:numPr>
       </w:pPr>
       <w:r>
@@ -683,7 +828,7 @@
         <w:pStyle w:val="Compact"/>
         <w:numPr>
           <w:ilvl w:val="0"/>
-          <w:numId w:val="1007"/>
+          <w:numId w:val="1009"/>
         </w:numPr>
       </w:pPr>
       <w:r>
@@ -698,22 +843,22 @@
         <w:t xml:space="preserve">Not all patients with gastric cancer need a laparoscopy.</w:t>
       </w:r>
     </w:p>
-    <w:bookmarkEnd w:id="31"/>
-    <w:bookmarkStart w:id="32" w:name="laparoscopy-1"/>
-    <w:p>
-      <w:pPr>
-        <w:pStyle w:val="Heading2"/>
-      </w:pPr>
-      <w:r>
-        <w:t xml:space="preserve">13 Laparoscopy</w:t>
-      </w:r>
-    </w:p>
-    <w:p>
-      <w:pPr>
-        <w:pStyle w:val="Compact"/>
-        <w:numPr>
-          <w:ilvl w:val="0"/>
-          <w:numId w:val="1008"/>
+    <w:bookmarkEnd w:id="22"/>
+    <w:bookmarkStart w:id="23" w:name="laparoscopy-1"/>
+    <w:p>
+      <w:pPr>
+        <w:pStyle w:val="Heading2"/>
+      </w:pPr>
+      <w:r>
+        <w:t xml:space="preserve">15 Laparoscopy</w:t>
+      </w:r>
+    </w:p>
+    <w:p>
+      <w:pPr>
+        <w:pStyle w:val="Compact"/>
+        <w:numPr>
+          <w:ilvl w:val="0"/>
+          <w:numId w:val="1010"/>
         </w:numPr>
       </w:pPr>
       <w:r>
@@ -725,7 +870,7 @@
         <w:pStyle w:val="Compact"/>
         <w:numPr>
           <w:ilvl w:val="0"/>
-          <w:numId w:val="1008"/>
+          <w:numId w:val="1010"/>
         </w:numPr>
       </w:pPr>
       <w:r>
@@ -737,7 +882,7 @@
         <w:pStyle w:val="Compact"/>
         <w:numPr>
           <w:ilvl w:val="0"/>
-          <w:numId w:val="1008"/>
+          <w:numId w:val="1010"/>
         </w:numPr>
       </w:pPr>
       <w:r>
@@ -749,21 +894,21 @@
         <w:pStyle w:val="Compact"/>
         <w:numPr>
           <w:ilvl w:val="0"/>
-          <w:numId w:val="1008"/>
+          <w:numId w:val="1010"/>
         </w:numPr>
       </w:pPr>
       <w:r>
         <w:t xml:space="preserve">Biopsies can be performed.</w:t>
       </w:r>
     </w:p>
-    <w:bookmarkEnd w:id="32"/>
-    <w:bookmarkStart w:id="33" w:name="treatment-plan"/>
-    <w:p>
-      <w:pPr>
-        <w:pStyle w:val="Heading2"/>
-      </w:pPr>
-      <w:r>
-        <w:t xml:space="preserve">14 Treatment Plan</w:t>
+    <w:bookmarkEnd w:id="23"/>
+    <w:bookmarkStart w:id="24" w:name="treatment-plan"/>
+    <w:p>
+      <w:pPr>
+        <w:pStyle w:val="Heading2"/>
+      </w:pPr>
+      <w:r>
+        <w:t xml:space="preserve">16 Treatment Plan</w:t>
       </w:r>
     </w:p>
     <w:p>
@@ -779,7 +924,7 @@
         <w:pStyle w:val="Compact"/>
         <w:numPr>
           <w:ilvl w:val="0"/>
-          <w:numId w:val="1009"/>
+          <w:numId w:val="1011"/>
         </w:numPr>
       </w:pPr>
       <w:r>
@@ -799,7 +944,7 @@
         <w:pStyle w:val="Compact"/>
         <w:numPr>
           <w:ilvl w:val="0"/>
-          <w:numId w:val="1010"/>
+          <w:numId w:val="1012"/>
         </w:numPr>
       </w:pPr>
       <w:r>
@@ -819,7 +964,7 @@
         <w:pStyle w:val="Compact"/>
         <w:numPr>
           <w:ilvl w:val="0"/>
-          <w:numId w:val="1011"/>
+          <w:numId w:val="1013"/>
         </w:numPr>
       </w:pPr>
       <w:r>
@@ -864,7 +1009,7 @@
         <w:pStyle w:val="Compact"/>
         <w:numPr>
           <w:ilvl w:val="0"/>
-          <w:numId w:val="1012"/>
+          <w:numId w:val="1014"/>
         </w:numPr>
       </w:pPr>
       <w:r>
@@ -884,7 +1029,7 @@
         <w:pStyle w:val="Compact"/>
         <w:numPr>
           <w:ilvl w:val="0"/>
-          <w:numId w:val="1013"/>
+          <w:numId w:val="1015"/>
         </w:numPr>
       </w:pPr>
       <w:r>
@@ -896,7 +1041,7 @@
         <w:pStyle w:val="Compact"/>
         <w:numPr>
           <w:ilvl w:val="0"/>
-          <w:numId w:val="1013"/>
+          <w:numId w:val="1015"/>
         </w:numPr>
       </w:pPr>
       <w:r>
@@ -908,7 +1053,7 @@
         <w:pStyle w:val="Compact"/>
         <w:numPr>
           <w:ilvl w:val="0"/>
-          <w:numId w:val="1013"/>
+          <w:numId w:val="1015"/>
         </w:numPr>
       </w:pPr>
       <w:r>
@@ -920,21 +1065,21 @@
         <w:pStyle w:val="Compact"/>
         <w:numPr>
           <w:ilvl w:val="0"/>
-          <w:numId w:val="1013"/>
+          <w:numId w:val="1015"/>
         </w:numPr>
       </w:pPr>
       <w:r>
         <w:t xml:space="preserve">Metastatic cancers are M1 and are treated primary by chemotherapy.</w:t>
       </w:r>
     </w:p>
-    <w:bookmarkEnd w:id="33"/>
-    <w:bookmarkStart w:id="34" w:name="locally-advanced-cancers-1"/>
-    <w:p>
-      <w:pPr>
-        <w:pStyle w:val="Heading2"/>
-      </w:pPr>
-      <w:r>
-        <w:t xml:space="preserve">15 Locally-advanced cancers</w:t>
+    <w:bookmarkEnd w:id="24"/>
+    <w:bookmarkStart w:id="25" w:name="locally-advanced-cancers-1"/>
+    <w:p>
+      <w:pPr>
+        <w:pStyle w:val="Heading2"/>
+      </w:pPr>
+      <w:r>
+        <w:t xml:space="preserve">17 Locally-advanced cancers</w:t>
       </w:r>
     </w:p>
     <w:p>
@@ -945,14 +1090,14 @@
         <w:t xml:space="preserve">Patients with locally-advanced esophageal cancer often have localized spread of cancer cells in the surrounding area</w:t>
       </w:r>
     </w:p>
-    <w:bookmarkEnd w:id="34"/>
-    <w:bookmarkStart w:id="35" w:name="locally-advanced-cancers-2"/>
-    <w:p>
-      <w:pPr>
-        <w:pStyle w:val="Heading2"/>
-      </w:pPr>
-      <w:r>
-        <w:t xml:space="preserve">16 Locally-advanced cancers</w:t>
+    <w:bookmarkEnd w:id="25"/>
+    <w:bookmarkStart w:id="26" w:name="locally-advanced-cancers-2"/>
+    <w:p>
+      <w:pPr>
+        <w:pStyle w:val="Heading2"/>
+      </w:pPr>
+      <w:r>
+        <w:t xml:space="preserve">18 Locally-advanced cancers</w:t>
       </w:r>
     </w:p>
     <w:p>
@@ -963,14 +1108,14 @@
         <w:t xml:space="preserve">If locally-advanced cancers are treated with surgery alone…</w:t>
       </w:r>
     </w:p>
-    <w:bookmarkEnd w:id="35"/>
-    <w:bookmarkStart w:id="36" w:name="locally-advanced-cancers-3"/>
-    <w:p>
-      <w:pPr>
-        <w:pStyle w:val="Heading2"/>
-      </w:pPr>
-      <w:r>
-        <w:t xml:space="preserve">17 Locally-advanced cancers</w:t>
+    <w:bookmarkEnd w:id="26"/>
+    <w:bookmarkStart w:id="27" w:name="locally-advanced-cancers-3"/>
+    <w:p>
+      <w:pPr>
+        <w:pStyle w:val="Heading2"/>
+      </w:pPr>
+      <w:r>
+        <w:t xml:space="preserve">19 Locally-advanced cancers</w:t>
       </w:r>
     </w:p>
     <w:p>
@@ -989,14 +1134,14 @@
         <w:t xml:space="preserve">There is a risk that cancer cells can be left behind</w:t>
       </w:r>
     </w:p>
-    <w:bookmarkEnd w:id="36"/>
-    <w:bookmarkStart w:id="37" w:name="preoperative-therapy"/>
-    <w:p>
-      <w:pPr>
-        <w:pStyle w:val="Heading2"/>
-      </w:pPr>
-      <w:r>
-        <w:t xml:space="preserve">18 Preoperative Therapy</w:t>
+    <w:bookmarkEnd w:id="27"/>
+    <w:bookmarkStart w:id="28" w:name="preoperative-therapy"/>
+    <w:p>
+      <w:pPr>
+        <w:pStyle w:val="Heading2"/>
+      </w:pPr>
+      <w:r>
+        <w:t xml:space="preserve">20 Preoperative Therapy</w:t>
       </w:r>
     </w:p>
     <w:p>
@@ -1023,14 +1168,14 @@
         <w:t xml:space="preserve">surgery that will shrink the cancer.</w:t>
       </w:r>
     </w:p>
-    <w:bookmarkEnd w:id="37"/>
-    <w:bookmarkStart w:id="38" w:name="preoperative-therapy-1"/>
-    <w:p>
-      <w:pPr>
-        <w:pStyle w:val="Heading2"/>
-      </w:pPr>
-      <w:r>
-        <w:t xml:space="preserve">19 Preoperative Therapy</w:t>
+    <w:bookmarkEnd w:id="28"/>
+    <w:bookmarkStart w:id="29" w:name="preoperative-therapy-1"/>
+    <w:p>
+      <w:pPr>
+        <w:pStyle w:val="Heading2"/>
+      </w:pPr>
+      <w:r>
+        <w:t xml:space="preserve">21 Preoperative Therapy</w:t>
       </w:r>
     </w:p>
     <w:p>
@@ -1057,14 +1202,14 @@
         <w:t xml:space="preserve">surgery that will shrink the cancer.</w:t>
       </w:r>
     </w:p>
-    <w:bookmarkEnd w:id="38"/>
-    <w:bookmarkStart w:id="39" w:name="preoperative-therapy-2"/>
-    <w:p>
-      <w:pPr>
-        <w:pStyle w:val="Heading2"/>
-      </w:pPr>
-      <w:r>
-        <w:t xml:space="preserve">20 Preoperative Therapy</w:t>
+    <w:bookmarkEnd w:id="29"/>
+    <w:bookmarkStart w:id="30" w:name="preoperative-therapy-2"/>
+    <w:p>
+      <w:pPr>
+        <w:pStyle w:val="Heading2"/>
+      </w:pPr>
+      <w:r>
+        <w:t xml:space="preserve">22 Preoperative Therapy</w:t>
       </w:r>
     </w:p>
     <w:p>
@@ -1091,14 +1236,14 @@
         <w:t xml:space="preserve">surgery that will shrink the cancer.</w:t>
       </w:r>
     </w:p>
-    <w:bookmarkEnd w:id="39"/>
-    <w:bookmarkStart w:id="40" w:name="surgery-after-preoperative-therapy"/>
-    <w:p>
-      <w:pPr>
-        <w:pStyle w:val="Heading2"/>
-      </w:pPr>
-      <w:r>
-        <w:t xml:space="preserve">21 Surgery after Preoperative Therapy</w:t>
+    <w:bookmarkEnd w:id="30"/>
+    <w:bookmarkStart w:id="31" w:name="surgery-after-preoperative-therapy"/>
+    <w:p>
+      <w:pPr>
+        <w:pStyle w:val="Heading2"/>
+      </w:pPr>
+      <w:r>
+        <w:t xml:space="preserve">23 Surgery after Preoperative Therapy</w:t>
       </w:r>
     </w:p>
     <w:p>
@@ -1109,14 +1254,14 @@
         <w:t xml:space="preserve">When surgery is then performed…</w:t>
       </w:r>
     </w:p>
-    <w:bookmarkEnd w:id="40"/>
-    <w:bookmarkStart w:id="41" w:name="preoperative-therapy-3"/>
-    <w:p>
-      <w:pPr>
-        <w:pStyle w:val="Heading2"/>
-      </w:pPr>
-      <w:r>
-        <w:t xml:space="preserve">22 Preoperative Therapy</w:t>
+    <w:bookmarkEnd w:id="31"/>
+    <w:bookmarkStart w:id="32" w:name="preoperative-therapy-3"/>
+    <w:p>
+      <w:pPr>
+        <w:pStyle w:val="Heading2"/>
+      </w:pPr>
+      <w:r>
+        <w:t xml:space="preserve">24 Preoperative Therapy</w:t>
       </w:r>
     </w:p>
     <w:p>
@@ -1135,14 +1280,14 @@
         <w:t xml:space="preserve">The risk of cancer recurrence is minimized</w:t>
       </w:r>
     </w:p>
-    <w:bookmarkEnd w:id="41"/>
-    <w:bookmarkStart w:id="42" w:name="preoperative-therapy-4"/>
-    <w:p>
-      <w:pPr>
-        <w:pStyle w:val="Heading2"/>
-      </w:pPr>
-      <w:r>
-        <w:t xml:space="preserve">23 Preoperative Therapy</w:t>
+    <w:bookmarkEnd w:id="32"/>
+    <w:bookmarkStart w:id="33" w:name="preoperative-therapy-4"/>
+    <w:p>
+      <w:pPr>
+        <w:pStyle w:val="Heading2"/>
+      </w:pPr>
+      <w:r>
+        <w:t xml:space="preserve">25 Preoperative Therapy</w:t>
       </w:r>
     </w:p>
     <w:p>
@@ -1161,14 +1306,14 @@
         <w:t xml:space="preserve">The risk of cancer recurrence is minimized</w:t>
       </w:r>
     </w:p>
-    <w:bookmarkEnd w:id="42"/>
-    <w:bookmarkStart w:id="43" w:name="chemotherapy-radiation-cross-trial"/>
-    <w:p>
-      <w:pPr>
-        <w:pStyle w:val="Heading2"/>
-      </w:pPr>
-      <w:r>
-        <w:t xml:space="preserve">24 Chemotherapy + Radiation CROSS Trial</w:t>
+    <w:bookmarkEnd w:id="33"/>
+    <w:bookmarkStart w:id="34" w:name="chemotherapy-radiation-cross-trial"/>
+    <w:p>
+      <w:pPr>
+        <w:pStyle w:val="Heading2"/>
+      </w:pPr>
+      <w:r>
+        <w:t xml:space="preserve">26 Chemotherapy + Radiation CROSS Trial</w:t>
       </w:r>
     </w:p>
     <w:p>
@@ -1236,14 +1381,14 @@
         <w:t xml:space="preserve">Surgery</w:t>
       </w:r>
     </w:p>
-    <w:bookmarkEnd w:id="43"/>
-    <w:bookmarkStart w:id="44" w:name="chemotherapy-radiation-cross-trial-1"/>
-    <w:p>
-      <w:pPr>
-        <w:pStyle w:val="Heading2"/>
-      </w:pPr>
-      <w:r>
-        <w:t xml:space="preserve">25 Chemotherapy + Radiation CROSS Trial</w:t>
+    <w:bookmarkEnd w:id="34"/>
+    <w:bookmarkStart w:id="35" w:name="chemotherapy-radiation-cross-trial-1"/>
+    <w:p>
+      <w:pPr>
+        <w:pStyle w:val="Heading2"/>
+      </w:pPr>
+      <w:r>
+        <w:t xml:space="preserve">27 Chemotherapy + Radiation CROSS Trial</w:t>
       </w:r>
     </w:p>
     <w:p>
@@ -1330,14 +1475,14 @@
         <w:t xml:space="preserve">The results were quite dramatic: The group that was treated with all three therapies, chemotherapy and radiation and surgery, lived on average twice a long as patients who had surgery alone.</w:t>
       </w:r>
     </w:p>
-    <w:bookmarkEnd w:id="44"/>
-    <w:bookmarkStart w:id="45" w:name="chemo-radiation-cross-trial"/>
-    <w:p>
-      <w:pPr>
-        <w:pStyle w:val="Heading2"/>
-      </w:pPr>
-      <w:r>
-        <w:t xml:space="preserve">26 Chemo + Radiation CROSS Trial</w:t>
+    <w:bookmarkEnd w:id="35"/>
+    <w:bookmarkStart w:id="36" w:name="chemo-radiation-cross-trial"/>
+    <w:p>
+      <w:pPr>
+        <w:pStyle w:val="Heading2"/>
+      </w:pPr>
+      <w:r>
+        <w:t xml:space="preserve">28 Chemo + Radiation CROSS Trial</w:t>
       </w:r>
     </w:p>
     <w:p>
@@ -1353,7 +1498,7 @@
         <w:pStyle w:val="Compact"/>
         <w:numPr>
           <w:ilvl w:val="0"/>
-          <w:numId w:val="1014"/>
+          <w:numId w:val="1016"/>
         </w:numPr>
       </w:pPr>
       <w:r>
@@ -1365,7 +1510,7 @@
         <w:pStyle w:val="Compact"/>
         <w:numPr>
           <w:ilvl w:val="0"/>
-          <w:numId w:val="1014"/>
+          <w:numId w:val="1016"/>
         </w:numPr>
       </w:pPr>
       <w:r>
@@ -1377,7 +1522,7 @@
         <w:pStyle w:val="Compact"/>
         <w:numPr>
           <w:ilvl w:val="0"/>
-          <w:numId w:val="1015"/>
+          <w:numId w:val="1017"/>
         </w:numPr>
       </w:pPr>
       <w:r>
@@ -1389,21 +1534,21 @@
         <w:pStyle w:val="Compact"/>
         <w:numPr>
           <w:ilvl w:val="0"/>
-          <w:numId w:val="1016"/>
+          <w:numId w:val="1018"/>
         </w:numPr>
       </w:pPr>
       <w:r>
         <w:t xml:space="preserve">Surgery 8 weeks after the end of radiation</w:t>
       </w:r>
     </w:p>
-    <w:bookmarkEnd w:id="45"/>
-    <w:bookmarkStart w:id="46" w:name="chemo-radiation---side-effects"/>
-    <w:p>
-      <w:pPr>
-        <w:pStyle w:val="Heading2"/>
-      </w:pPr>
-      <w:r>
-        <w:t xml:space="preserve">27 Chemo + Radiation - Side Effects</w:t>
+    <w:bookmarkEnd w:id="36"/>
+    <w:bookmarkStart w:id="37" w:name="chemo-radiation---side-effects"/>
+    <w:p>
+      <w:pPr>
+        <w:pStyle w:val="Heading2"/>
+      </w:pPr>
+      <w:r>
+        <w:t xml:space="preserve">29 Chemo + Radiation - Side Effects</w:t>
       </w:r>
     </w:p>
     <w:p>
@@ -1438,14 +1583,14 @@
         <w:t xml:space="preserve">Feeding tube may be needed for hydration/nutrition.</w:t>
       </w:r>
     </w:p>
-    <w:bookmarkEnd w:id="46"/>
-    <w:bookmarkStart w:id="47" w:name="locally-advanced-adenocarcinoma"/>
-    <w:p>
-      <w:pPr>
-        <w:pStyle w:val="Heading2"/>
-      </w:pPr>
-      <w:r>
-        <w:t xml:space="preserve">28 Locally-advanced Adenocarcinoma</w:t>
+    <w:bookmarkEnd w:id="37"/>
+    <w:bookmarkStart w:id="38" w:name="locally-advanced-adenocarcinoma"/>
+    <w:p>
+      <w:pPr>
+        <w:pStyle w:val="Heading2"/>
+      </w:pPr>
+      <w:r>
+        <w:t xml:space="preserve">30 Locally-advanced Adenocarcinoma</w:t>
       </w:r>
     </w:p>
     <w:p>
@@ -1517,7 +1662,7 @@
         <w:pStyle w:val="Compact"/>
         <w:numPr>
           <w:ilvl w:val="0"/>
-          <w:numId w:val="1017"/>
+          <w:numId w:val="1019"/>
         </w:numPr>
       </w:pPr>
       <w:r>
@@ -1529,21 +1674,21 @@
         <w:pStyle w:val="Compact"/>
         <w:numPr>
           <w:ilvl w:val="0"/>
-          <w:numId w:val="1018"/>
+          <w:numId w:val="1020"/>
         </w:numPr>
       </w:pPr>
       <w:r>
         <w:t xml:space="preserve">FOLFOX (better tolerated)</w:t>
       </w:r>
     </w:p>
-    <w:bookmarkEnd w:id="47"/>
-    <w:bookmarkStart w:id="48" w:name="sandwich-chemotherapy-drugs"/>
-    <w:p>
-      <w:pPr>
-        <w:pStyle w:val="Heading2"/>
-      </w:pPr>
-      <w:r>
-        <w:t xml:space="preserve">29</w:t>
+    <w:bookmarkEnd w:id="38"/>
+    <w:bookmarkStart w:id="39" w:name="sandwich-chemotherapy-drugs"/>
+    <w:p>
+      <w:pPr>
+        <w:pStyle w:val="Heading2"/>
+      </w:pPr>
+      <w:r>
+        <w:t xml:space="preserve">31</w:t>
       </w:r>
       <w:r>
         <w:t xml:space="preserve"> </w:t>
@@ -1575,7 +1720,7 @@
         <w:pStyle w:val="Compact"/>
         <w:numPr>
           <w:ilvl w:val="0"/>
-          <w:numId w:val="1019"/>
+          <w:numId w:val="1021"/>
         </w:numPr>
       </w:pPr>
       <w:r>
@@ -1587,7 +1732,7 @@
         <w:pStyle w:val="Compact"/>
         <w:numPr>
           <w:ilvl w:val="0"/>
-          <w:numId w:val="1019"/>
+          <w:numId w:val="1021"/>
         </w:numPr>
       </w:pPr>
       <w:r>
@@ -1599,7 +1744,7 @@
         <w:pStyle w:val="Compact"/>
         <w:numPr>
           <w:ilvl w:val="0"/>
-          <w:numId w:val="1019"/>
+          <w:numId w:val="1021"/>
         </w:numPr>
       </w:pPr>
       <w:r>
@@ -1611,7 +1756,7 @@
         <w:pStyle w:val="Compact"/>
         <w:numPr>
           <w:ilvl w:val="0"/>
-          <w:numId w:val="1019"/>
+          <w:numId w:val="1021"/>
         </w:numPr>
       </w:pPr>
       <w:r>
@@ -1635,7 +1780,7 @@
         <w:pStyle w:val="Compact"/>
         <w:numPr>
           <w:ilvl w:val="0"/>
-          <w:numId w:val="1020"/>
+          <w:numId w:val="1022"/>
         </w:numPr>
       </w:pPr>
       <w:r>
@@ -1647,7 +1792,7 @@
         <w:pStyle w:val="Compact"/>
         <w:numPr>
           <w:ilvl w:val="0"/>
-          <w:numId w:val="1020"/>
+          <w:numId w:val="1022"/>
         </w:numPr>
       </w:pPr>
       <w:r>
@@ -1659,29 +1804,29 @@
         <w:pStyle w:val="Compact"/>
         <w:numPr>
           <w:ilvl w:val="0"/>
-          <w:numId w:val="1020"/>
+          <w:numId w:val="1022"/>
         </w:numPr>
       </w:pPr>
       <w:r>
         <w:t xml:space="preserve">Oxaliplatin</w:t>
       </w:r>
     </w:p>
-    <w:bookmarkEnd w:id="48"/>
-    <w:bookmarkStart w:id="49" w:name="flot-treatment-plan"/>
-    <w:p>
-      <w:pPr>
-        <w:pStyle w:val="Heading2"/>
-      </w:pPr>
-      <w:r>
-        <w:t xml:space="preserve">30 FLOT Treatment Plan</w:t>
-      </w:r>
-    </w:p>
-    <w:p>
-      <w:pPr>
-        <w:pStyle w:val="Compact"/>
-        <w:numPr>
-          <w:ilvl w:val="0"/>
-          <w:numId w:val="1021"/>
+    <w:bookmarkEnd w:id="39"/>
+    <w:bookmarkStart w:id="40" w:name="flot-treatment-plan"/>
+    <w:p>
+      <w:pPr>
+        <w:pStyle w:val="Heading2"/>
+      </w:pPr>
+      <w:r>
+        <w:t xml:space="preserve">32 FLOT Treatment Plan</w:t>
+      </w:r>
+    </w:p>
+    <w:p>
+      <w:pPr>
+        <w:pStyle w:val="Compact"/>
+        <w:numPr>
+          <w:ilvl w:val="0"/>
+          <w:numId w:val="1023"/>
         </w:numPr>
       </w:pPr>
       <w:r>
@@ -1693,7 +1838,7 @@
         <w:pStyle w:val="Compact"/>
         <w:numPr>
           <w:ilvl w:val="0"/>
-          <w:numId w:val="1021"/>
+          <w:numId w:val="1023"/>
         </w:numPr>
       </w:pPr>
       <w:r>
@@ -1705,21 +1850,21 @@
         <w:pStyle w:val="Compact"/>
         <w:numPr>
           <w:ilvl w:val="0"/>
-          <w:numId w:val="1021"/>
+          <w:numId w:val="1023"/>
         </w:numPr>
       </w:pPr>
       <w:r>
         <w:t xml:space="preserve">FLOT Chemo every 2 weeks x 4 (=8 weeks total)</w:t>
       </w:r>
     </w:p>
-    <w:bookmarkEnd w:id="49"/>
-    <w:bookmarkStart w:id="50" w:name="durvalumab-immunotherapy"/>
-    <w:p>
-      <w:pPr>
-        <w:pStyle w:val="Heading2"/>
-      </w:pPr>
-      <w:r>
-        <w:t xml:space="preserve">31 Durvalumab Immunotherapy</w:t>
+    <w:bookmarkEnd w:id="40"/>
+    <w:bookmarkStart w:id="41" w:name="durvalumab-immunotherapy"/>
+    <w:p>
+      <w:pPr>
+        <w:pStyle w:val="Heading2"/>
+      </w:pPr>
+      <w:r>
+        <w:t xml:space="preserve">33 Durvalumab Immunotherapy</w:t>
       </w:r>
     </w:p>
     <w:p>
@@ -1746,14 +1891,14 @@
         <w:t xml:space="preserve">Durvalumab strengthens the immmune system to fight cancer</w:t>
       </w:r>
     </w:p>
-    <w:bookmarkEnd w:id="50"/>
-    <w:bookmarkStart w:id="51" w:name="matterhorn-trial"/>
-    <w:p>
-      <w:pPr>
-        <w:pStyle w:val="Heading2"/>
-      </w:pPr>
-      <w:r>
-        <w:t xml:space="preserve">32 Matterhorn Trial</w:t>
+    <w:bookmarkEnd w:id="41"/>
+    <w:bookmarkStart w:id="42" w:name="matterhorn-trial"/>
+    <w:p>
+      <w:pPr>
+        <w:pStyle w:val="Heading2"/>
+      </w:pPr>
+      <w:r>
+        <w:t xml:space="preserve">34 Matterhorn Trial</w:t>
       </w:r>
     </w:p>
     <w:p>
@@ -1868,14 +2013,14 @@
         <w:t xml:space="preserve">Treatment with durvalumab depends upon approval from insurance company</w:t>
       </w:r>
     </w:p>
-    <w:bookmarkEnd w:id="51"/>
-    <w:bookmarkStart w:id="52" w:name="flot-chemo-durvalumab"/>
-    <w:p>
-      <w:pPr>
-        <w:pStyle w:val="Heading2"/>
-      </w:pPr>
-      <w:r>
-        <w:t xml:space="preserve">33 FLOT Chemo ± Durvalumab</w:t>
+    <w:bookmarkEnd w:id="42"/>
+    <w:bookmarkStart w:id="43" w:name="flot-chemo-durvalumab"/>
+    <w:p>
+      <w:pPr>
+        <w:pStyle w:val="Heading2"/>
+      </w:pPr>
+      <w:r>
+        <w:t xml:space="preserve">35 FLOT Chemo ± Durvalumab</w:t>
       </w:r>
     </w:p>
     <w:p>
@@ -1895,7 +2040,7 @@
         <w:pStyle w:val="Compact"/>
         <w:numPr>
           <w:ilvl w:val="0"/>
-          <w:numId w:val="1022"/>
+          <w:numId w:val="1024"/>
         </w:numPr>
       </w:pPr>
       <w:r>
@@ -1907,7 +2052,7 @@
         <w:pStyle w:val="Compact"/>
         <w:numPr>
           <w:ilvl w:val="0"/>
-          <w:numId w:val="1022"/>
+          <w:numId w:val="1024"/>
         </w:numPr>
       </w:pPr>
       <w:r>
@@ -1919,7 +2064,7 @@
         <w:pStyle w:val="Compact"/>
         <w:numPr>
           <w:ilvl w:val="0"/>
-          <w:numId w:val="1022"/>
+          <w:numId w:val="1024"/>
         </w:numPr>
       </w:pPr>
       <w:r>
@@ -1943,7 +2088,7 @@
         <w:pStyle w:val="Compact"/>
         <w:numPr>
           <w:ilvl w:val="0"/>
-          <w:numId w:val="1023"/>
+          <w:numId w:val="1025"/>
         </w:numPr>
       </w:pPr>
       <w:r>
@@ -1955,7 +2100,7 @@
         <w:pStyle w:val="Compact"/>
         <w:numPr>
           <w:ilvl w:val="0"/>
-          <w:numId w:val="1023"/>
+          <w:numId w:val="1025"/>
         </w:numPr>
       </w:pPr>
       <w:r>
@@ -1967,7 +2112,7 @@
         <w:pStyle w:val="Compact"/>
         <w:numPr>
           <w:ilvl w:val="0"/>
-          <w:numId w:val="1023"/>
+          <w:numId w:val="1025"/>
         </w:numPr>
       </w:pPr>
       <w:r>
@@ -1979,21 +2124,21 @@
         <w:pStyle w:val="Compact"/>
         <w:numPr>
           <w:ilvl w:val="0"/>
-          <w:numId w:val="1023"/>
+          <w:numId w:val="1025"/>
         </w:numPr>
       </w:pPr>
       <w:r>
         <w:t xml:space="preserve">Durvalumab monthly x10</w:t>
       </w:r>
     </w:p>
-    <w:bookmarkEnd w:id="52"/>
-    <w:bookmarkStart w:id="53" w:name="tumor-biomarkers---pathology-tests"/>
-    <w:p>
-      <w:pPr>
-        <w:pStyle w:val="Heading2"/>
-      </w:pPr>
-      <w:r>
-        <w:t xml:space="preserve">34 Tumor Biomarkers - Pathology Tests</w:t>
+    <w:bookmarkEnd w:id="43"/>
+    <w:bookmarkStart w:id="44" w:name="tumor-biomarkers---pathology-tests"/>
+    <w:p>
+      <w:pPr>
+        <w:pStyle w:val="Heading2"/>
+      </w:pPr>
+      <w:r>
+        <w:t xml:space="preserve">36 Tumor Biomarkers - Pathology Tests</w:t>
       </w:r>
     </w:p>
     <w:p>
@@ -2009,7 +2154,7 @@
         <w:pStyle w:val="Compact"/>
         <w:numPr>
           <w:ilvl w:val="0"/>
-          <w:numId w:val="1024"/>
+          <w:numId w:val="1026"/>
         </w:numPr>
       </w:pPr>
       <w:r>
@@ -2038,7 +2183,7 @@
         <w:pStyle w:val="Compact"/>
         <w:numPr>
           <w:ilvl w:val="0"/>
-          <w:numId w:val="1024"/>
+          <w:numId w:val="1026"/>
         </w:numPr>
       </w:pPr>
       <w:r>
@@ -2067,7 +2212,7 @@
         <w:pStyle w:val="Compact"/>
         <w:numPr>
           <w:ilvl w:val="0"/>
-          <w:numId w:val="1024"/>
+          <w:numId w:val="1026"/>
         </w:numPr>
       </w:pPr>
       <w:r>
@@ -2107,14 +2252,14 @@
         <w:t xml:space="preserve">Your medical oncologist will review these with you</w:t>
       </w:r>
     </w:p>
-    <w:bookmarkEnd w:id="53"/>
-    <w:bookmarkStart w:id="54" w:name="adenocarcinoma-treatment-options"/>
-    <w:p>
-      <w:pPr>
-        <w:pStyle w:val="Heading2"/>
-      </w:pPr>
-      <w:r>
-        <w:t xml:space="preserve">35 Adenocarcinoma Treatment Options</w:t>
+    <w:bookmarkEnd w:id="44"/>
+    <w:bookmarkStart w:id="45" w:name="adenocarcinoma-treatment-options"/>
+    <w:p>
+      <w:pPr>
+        <w:pStyle w:val="Heading2"/>
+      </w:pPr>
+      <w:r>
+        <w:t xml:space="preserve">37 Adenocarcinoma Treatment Options</w:t>
       </w:r>
     </w:p>
     <w:p>
@@ -2134,7 +2279,7 @@
         <w:pStyle w:val="Compact"/>
         <w:numPr>
           <w:ilvl w:val="0"/>
-          <w:numId w:val="1025"/>
+          <w:numId w:val="1027"/>
         </w:numPr>
       </w:pPr>
       <w:r>
@@ -2146,7 +2291,7 @@
         <w:pStyle w:val="Compact"/>
         <w:numPr>
           <w:ilvl w:val="0"/>
-          <w:numId w:val="1025"/>
+          <w:numId w:val="1027"/>
         </w:numPr>
       </w:pPr>
       <w:r>
@@ -2170,7 +2315,7 @@
         <w:pStyle w:val="Compact"/>
         <w:numPr>
           <w:ilvl w:val="0"/>
-          <w:numId w:val="1026"/>
+          <w:numId w:val="1028"/>
         </w:numPr>
       </w:pPr>
       <w:r>
@@ -2182,7 +2327,7 @@
         <w:pStyle w:val="Compact"/>
         <w:numPr>
           <w:ilvl w:val="0"/>
-          <w:numId w:val="1026"/>
+          <w:numId w:val="1028"/>
         </w:numPr>
       </w:pPr>
       <w:r>
@@ -2194,21 +2339,21 @@
         <w:pStyle w:val="Compact"/>
         <w:numPr>
           <w:ilvl w:val="0"/>
-          <w:numId w:val="1026"/>
+          <w:numId w:val="1028"/>
         </w:numPr>
       </w:pPr>
       <w:r>
         <w:t xml:space="preserve">Chemo (8wk)</w:t>
       </w:r>
     </w:p>
-    <w:bookmarkEnd w:id="54"/>
-    <w:bookmarkStart w:id="55" w:name="adenocarcinoma-treatment-options-1"/>
-    <w:p>
-      <w:pPr>
-        <w:pStyle w:val="Heading2"/>
-      </w:pPr>
-      <w:r>
-        <w:t xml:space="preserve">36 Adenocarcinoma Treatment Options</w:t>
+    <w:bookmarkEnd w:id="45"/>
+    <w:bookmarkStart w:id="46" w:name="adenocarcinoma-treatment-options-1"/>
+    <w:p>
+      <w:pPr>
+        <w:pStyle w:val="Heading2"/>
+      </w:pPr>
+      <w:r>
+        <w:t xml:space="preserve">38 Adenocarcinoma Treatment Options</w:t>
       </w:r>
     </w:p>
     <w:p>
@@ -2228,7 +2373,7 @@
         <w:pStyle w:val="Compact"/>
         <w:numPr>
           <w:ilvl w:val="0"/>
-          <w:numId w:val="1027"/>
+          <w:numId w:val="1029"/>
         </w:numPr>
       </w:pPr>
       <w:r>
@@ -2240,7 +2385,7 @@
         <w:pStyle w:val="Compact"/>
         <w:numPr>
           <w:ilvl w:val="0"/>
-          <w:numId w:val="1027"/>
+          <w:numId w:val="1029"/>
         </w:numPr>
       </w:pPr>
       <w:r>
@@ -2252,7 +2397,7 @@
         <w:pStyle w:val="Compact"/>
         <w:numPr>
           <w:ilvl w:val="0"/>
-          <w:numId w:val="1027"/>
+          <w:numId w:val="1029"/>
         </w:numPr>
       </w:pPr>
       <w:r>
@@ -2264,7 +2409,7 @@
         <w:pStyle w:val="Compact"/>
         <w:numPr>
           <w:ilvl w:val="0"/>
-          <w:numId w:val="1027"/>
+          <w:numId w:val="1029"/>
         </w:numPr>
       </w:pPr>
       <w:r>
@@ -2293,7 +2438,7 @@
         <w:pStyle w:val="Compact"/>
         <w:numPr>
           <w:ilvl w:val="0"/>
-          <w:numId w:val="1027"/>
+          <w:numId w:val="1029"/>
         </w:numPr>
       </w:pPr>
       <w:r>
@@ -2317,7 +2462,7 @@
         <w:pStyle w:val="Compact"/>
         <w:numPr>
           <w:ilvl w:val="0"/>
-          <w:numId w:val="1028"/>
+          <w:numId w:val="1030"/>
         </w:numPr>
       </w:pPr>
       <w:r>
@@ -2329,7 +2474,7 @@
         <w:pStyle w:val="Compact"/>
         <w:numPr>
           <w:ilvl w:val="0"/>
-          <w:numId w:val="1028"/>
+          <w:numId w:val="1030"/>
         </w:numPr>
       </w:pPr>
       <w:r>
@@ -2341,7 +2486,7 @@
         <w:pStyle w:val="Compact"/>
         <w:numPr>
           <w:ilvl w:val="0"/>
-          <w:numId w:val="1028"/>
+          <w:numId w:val="1030"/>
         </w:numPr>
       </w:pPr>
       <w:r>
@@ -2353,7 +2498,7 @@
         <w:pStyle w:val="Compact"/>
         <w:numPr>
           <w:ilvl w:val="0"/>
-          <w:numId w:val="1028"/>
+          <w:numId w:val="1030"/>
         </w:numPr>
       </w:pPr>
       <w:r>
@@ -2365,21 +2510,21 @@
         <w:pStyle w:val="Compact"/>
         <w:numPr>
           <w:ilvl w:val="0"/>
-          <w:numId w:val="1028"/>
+          <w:numId w:val="1030"/>
         </w:numPr>
       </w:pPr>
       <w:r>
         <w:t xml:space="preserve">Less likely to need feeding tube</w:t>
       </w:r>
     </w:p>
-    <w:bookmarkEnd w:id="55"/>
-    <w:bookmarkStart w:id="56" w:name="chemotherapy-administration"/>
-    <w:p>
-      <w:pPr>
-        <w:pStyle w:val="Heading2"/>
-      </w:pPr>
-      <w:r>
-        <w:t xml:space="preserve">37 Chemotherapy Administration</w:t>
+    <w:bookmarkEnd w:id="46"/>
+    <w:bookmarkStart w:id="47" w:name="chemotherapy-administration"/>
+    <w:p>
+      <w:pPr>
+        <w:pStyle w:val="Heading2"/>
+      </w:pPr>
+      <w:r>
+        <w:t xml:space="preserve">39 Chemotherapy Administration</w:t>
       </w:r>
     </w:p>
     <w:p>
@@ -2403,7 +2548,7 @@
         <w:pStyle w:val="Compact"/>
         <w:numPr>
           <w:ilvl w:val="0"/>
-          <w:numId w:val="1029"/>
+          <w:numId w:val="1031"/>
         </w:numPr>
       </w:pPr>
       <w:r>
@@ -2415,7 +2560,7 @@
         <w:pStyle w:val="Compact"/>
         <w:numPr>
           <w:ilvl w:val="0"/>
-          <w:numId w:val="1029"/>
+          <w:numId w:val="1031"/>
         </w:numPr>
       </w:pPr>
       <w:r>
@@ -2427,21 +2572,21 @@
         <w:pStyle w:val="Compact"/>
         <w:numPr>
           <w:ilvl w:val="0"/>
-          <w:numId w:val="1029"/>
+          <w:numId w:val="1031"/>
         </w:numPr>
       </w:pPr>
       <w:r>
         <w:t xml:space="preserve">Central Venous port</w:t>
       </w:r>
     </w:p>
-    <w:bookmarkEnd w:id="56"/>
-    <w:bookmarkStart w:id="57" w:name="X24de4000c031f200c5dfe01452aa364022c5d0d"/>
-    <w:p>
-      <w:pPr>
-        <w:pStyle w:val="Heading2"/>
-      </w:pPr>
-      <w:r>
-        <w:t xml:space="preserve">38 Intravenous Catheter in Peripheral Vein (</w:t>
+    <w:bookmarkEnd w:id="47"/>
+    <w:bookmarkStart w:id="48" w:name="X24de4000c031f200c5dfe01452aa364022c5d0d"/>
+    <w:p>
+      <w:pPr>
+        <w:pStyle w:val="Heading2"/>
+      </w:pPr>
+      <w:r>
+        <w:t xml:space="preserve">40 Intravenous Catheter in Peripheral Vein (</w:t>
       </w:r>
       <w:r>
         <w:t xml:space="preserve">“IV”</w:t>
@@ -2455,7 +2600,7 @@
         <w:pStyle w:val="Compact"/>
         <w:numPr>
           <w:ilvl w:val="0"/>
-          <w:numId w:val="1030"/>
+          <w:numId w:val="1032"/>
         </w:numPr>
       </w:pPr>
       <w:r>
@@ -2467,7 +2612,7 @@
         <w:pStyle w:val="Compact"/>
         <w:numPr>
           <w:ilvl w:val="0"/>
-          <w:numId w:val="1030"/>
+          <w:numId w:val="1032"/>
         </w:numPr>
       </w:pPr>
       <w:r>
@@ -2479,7 +2624,7 @@
         <w:pStyle w:val="Compact"/>
         <w:numPr>
           <w:ilvl w:val="0"/>
-          <w:numId w:val="1030"/>
+          <w:numId w:val="1032"/>
         </w:numPr>
       </w:pPr>
       <w:r>
@@ -2491,7 +2636,7 @@
         <w:pStyle w:val="Compact"/>
         <w:numPr>
           <w:ilvl w:val="0"/>
-          <w:numId w:val="1030"/>
+          <w:numId w:val="1032"/>
         </w:numPr>
       </w:pPr>
       <w:r>
@@ -2503,7 +2648,7 @@
         <w:pStyle w:val="Compact"/>
         <w:numPr>
           <w:ilvl w:val="0"/>
-          <w:numId w:val="1030"/>
+          <w:numId w:val="1032"/>
         </w:numPr>
       </w:pPr>
       <w:r>
@@ -2534,22 +2679,22 @@
         <w:t xml:space="preserve">FLOT chemotherapy requires a home infusion pump, got which a peripheral IV won’t work</w:t>
       </w:r>
     </w:p>
-    <w:bookmarkEnd w:id="57"/>
-    <w:bookmarkStart w:id="58" w:name="central-venous-port"/>
-    <w:p>
-      <w:pPr>
-        <w:pStyle w:val="Heading2"/>
-      </w:pPr>
-      <w:r>
-        <w:t xml:space="preserve">39 Central Venous Port</w:t>
-      </w:r>
-    </w:p>
-    <w:p>
-      <w:pPr>
-        <w:pStyle w:val="Compact"/>
-        <w:numPr>
-          <w:ilvl w:val="0"/>
-          <w:numId w:val="1031"/>
+    <w:bookmarkEnd w:id="48"/>
+    <w:bookmarkStart w:id="49" w:name="central-venous-port"/>
+    <w:p>
+      <w:pPr>
+        <w:pStyle w:val="Heading2"/>
+      </w:pPr>
+      <w:r>
+        <w:t xml:space="preserve">41 Central Venous Port</w:t>
+      </w:r>
+    </w:p>
+    <w:p>
+      <w:pPr>
+        <w:pStyle w:val="Compact"/>
+        <w:numPr>
+          <w:ilvl w:val="0"/>
+          <w:numId w:val="1033"/>
         </w:numPr>
       </w:pPr>
       <w:r>
@@ -2561,7 +2706,7 @@
         <w:pStyle w:val="Compact"/>
         <w:numPr>
           <w:ilvl w:val="0"/>
-          <w:numId w:val="1031"/>
+          <w:numId w:val="1033"/>
         </w:numPr>
       </w:pPr>
       <w:r>
@@ -2573,7 +2718,7 @@
         <w:pStyle w:val="Compact"/>
         <w:numPr>
           <w:ilvl w:val="0"/>
-          <w:numId w:val="1031"/>
+          <w:numId w:val="1033"/>
         </w:numPr>
       </w:pPr>
       <w:r>
@@ -2585,7 +2730,7 @@
         <w:pStyle w:val="Compact"/>
         <w:numPr>
           <w:ilvl w:val="0"/>
-          <w:numId w:val="1031"/>
+          <w:numId w:val="1033"/>
         </w:numPr>
       </w:pPr>
       <w:r>
@@ -2597,7 +2742,7 @@
         <w:pStyle w:val="Compact"/>
         <w:numPr>
           <w:ilvl w:val="0"/>
-          <w:numId w:val="1031"/>
+          <w:numId w:val="1033"/>
         </w:numPr>
       </w:pPr>
       <w:r>
@@ -2644,22 +2789,22 @@
         <w:t xml:space="preserve">A port can be used for blood draws for blood tests as well.</w:t>
       </w:r>
     </w:p>
-    <w:bookmarkEnd w:id="58"/>
-    <w:bookmarkStart w:id="59" w:name="central-venous-port-1"/>
-    <w:p>
-      <w:pPr>
-        <w:pStyle w:val="Heading2"/>
-      </w:pPr>
-      <w:r>
-        <w:t xml:space="preserve">40 Central Venous Port</w:t>
-      </w:r>
-    </w:p>
-    <w:p>
-      <w:pPr>
-        <w:pStyle w:val="Compact"/>
-        <w:numPr>
-          <w:ilvl w:val="0"/>
-          <w:numId w:val="1032"/>
+    <w:bookmarkEnd w:id="49"/>
+    <w:bookmarkStart w:id="50" w:name="central-venous-port-1"/>
+    <w:p>
+      <w:pPr>
+        <w:pStyle w:val="Heading2"/>
+      </w:pPr>
+      <w:r>
+        <w:t xml:space="preserve">42 Central Venous Port</w:t>
+      </w:r>
+    </w:p>
+    <w:p>
+      <w:pPr>
+        <w:pStyle w:val="Compact"/>
+        <w:numPr>
+          <w:ilvl w:val="0"/>
+          <w:numId w:val="1034"/>
         </w:numPr>
       </w:pPr>
       <w:r>
@@ -2671,7 +2816,7 @@
         <w:pStyle w:val="Compact"/>
         <w:numPr>
           <w:ilvl w:val="0"/>
-          <w:numId w:val="1032"/>
+          <w:numId w:val="1034"/>
         </w:numPr>
       </w:pPr>
       <w:r>
@@ -2683,7 +2828,7 @@
         <w:pStyle w:val="Compact"/>
         <w:numPr>
           <w:ilvl w:val="0"/>
-          <w:numId w:val="1032"/>
+          <w:numId w:val="1034"/>
         </w:numPr>
       </w:pPr>
       <w:r>
@@ -2695,7 +2840,7 @@
         <w:pStyle w:val="Compact"/>
         <w:numPr>
           <w:ilvl w:val="0"/>
-          <w:numId w:val="1032"/>
+          <w:numId w:val="1034"/>
         </w:numPr>
       </w:pPr>
       <w:r>
@@ -2707,7 +2852,7 @@
         <w:pStyle w:val="Compact"/>
         <w:numPr>
           <w:ilvl w:val="0"/>
-          <w:numId w:val="1032"/>
+          <w:numId w:val="1034"/>
         </w:numPr>
       </w:pPr>
       <w:r>
@@ -2764,14 +2909,14 @@
         <w:t xml:space="preserve">covers the incisions and flakes off after a week or so</w:t>
       </w:r>
     </w:p>
-    <w:bookmarkEnd w:id="59"/>
-    <w:bookmarkStart w:id="60" w:name="central-venous-port-2"/>
-    <w:p>
-      <w:pPr>
-        <w:pStyle w:val="Heading2"/>
-      </w:pPr>
-      <w:r>
-        <w:t xml:space="preserve">41 Central Venous Port</w:t>
+    <w:bookmarkEnd w:id="50"/>
+    <w:bookmarkStart w:id="51" w:name="central-venous-port-2"/>
+    <w:p>
+      <w:pPr>
+        <w:pStyle w:val="Heading2"/>
+      </w:pPr>
+      <w:r>
+        <w:t xml:space="preserve">43 Central Venous Port</w:t>
       </w:r>
     </w:p>
     <w:p>
@@ -2790,14 +2935,14 @@
         <w:t xml:space="preserve">When it comes time for chemotherapy, the nurses can easily access the port with a needle that goes through the skin into the port, rather than placing an intravenous needle in a vein. The drugs can then be administered directly into the bloodstream. If blood needs to be drawn for tests, this can also be done through the port.</w:t>
       </w:r>
     </w:p>
-    <w:bookmarkEnd w:id="60"/>
-    <w:bookmarkStart w:id="61" w:name="restaging"/>
-    <w:p>
-      <w:pPr>
-        <w:pStyle w:val="Heading2"/>
-      </w:pPr>
-      <w:r>
-        <w:t xml:space="preserve">42 Restaging</w:t>
+    <w:bookmarkEnd w:id="51"/>
+    <w:bookmarkStart w:id="52" w:name="restaging"/>
+    <w:p>
+      <w:pPr>
+        <w:pStyle w:val="Heading2"/>
+      </w:pPr>
+      <w:r>
+        <w:t xml:space="preserve">44 Restaging</w:t>
       </w:r>
     </w:p>
     <w:p>
@@ -2821,7 +2966,7 @@
         <w:pStyle w:val="Compact"/>
         <w:numPr>
           <w:ilvl w:val="0"/>
-          <w:numId w:val="1033"/>
+          <w:numId w:val="1035"/>
         </w:numPr>
       </w:pPr>
       <w:r>
@@ -2833,21 +2978,21 @@
         <w:pStyle w:val="Compact"/>
         <w:numPr>
           <w:ilvl w:val="0"/>
-          <w:numId w:val="1033"/>
+          <w:numId w:val="1035"/>
         </w:numPr>
       </w:pPr>
       <w:r>
         <w:t xml:space="preserve">Timing depends upon recovery from therapy</w:t>
       </w:r>
     </w:p>
-    <w:bookmarkEnd w:id="61"/>
-    <w:bookmarkStart w:id="62" w:name="primary-care-practitioner-pcp"/>
-    <w:p>
-      <w:pPr>
-        <w:pStyle w:val="Heading2"/>
-      </w:pPr>
-      <w:r>
-        <w:t xml:space="preserve">43 Primary Care Practitioner (PCP)</w:t>
+    <w:bookmarkEnd w:id="52"/>
+    <w:bookmarkStart w:id="53" w:name="primary-care-practitioner-pcp"/>
+    <w:p>
+      <w:pPr>
+        <w:pStyle w:val="Heading2"/>
+      </w:pPr>
+      <w:r>
+        <w:t xml:space="preserve">45 Primary Care Practitioner (PCP)</w:t>
       </w:r>
     </w:p>
     <w:p>
@@ -2874,22 +3019,22 @@
         <w:t xml:space="preserve">PCP Referral Line (844) 235-6998</w:t>
       </w:r>
     </w:p>
-    <w:bookmarkEnd w:id="62"/>
-    <w:bookmarkStart w:id="63" w:name="my-atrium-patient-portal"/>
-    <w:p>
-      <w:pPr>
-        <w:pStyle w:val="Heading2"/>
-      </w:pPr>
-      <w:r>
-        <w:t xml:space="preserve">44 My Atrium Patient Portal</w:t>
-      </w:r>
-    </w:p>
-    <w:p>
-      <w:pPr>
-        <w:pStyle w:val="Compact"/>
-        <w:numPr>
-          <w:ilvl w:val="0"/>
-          <w:numId w:val="1034"/>
+    <w:bookmarkEnd w:id="53"/>
+    <w:bookmarkStart w:id="54" w:name="my-atrium-patient-portal"/>
+    <w:p>
+      <w:pPr>
+        <w:pStyle w:val="Heading2"/>
+      </w:pPr>
+      <w:r>
+        <w:t xml:space="preserve">46 My Atrium Patient Portal</w:t>
+      </w:r>
+    </w:p>
+    <w:p>
+      <w:pPr>
+        <w:pStyle w:val="Compact"/>
+        <w:numPr>
+          <w:ilvl w:val="0"/>
+          <w:numId w:val="1036"/>
         </w:numPr>
       </w:pPr>
       <w:r>
@@ -2901,7 +3046,7 @@
         <w:pStyle w:val="Compact"/>
         <w:numPr>
           <w:ilvl w:val="0"/>
-          <w:numId w:val="1034"/>
+          <w:numId w:val="1036"/>
         </w:numPr>
       </w:pPr>
       <w:r>
@@ -2913,29 +3058,29 @@
         <w:pStyle w:val="Compact"/>
         <w:numPr>
           <w:ilvl w:val="0"/>
-          <w:numId w:val="1034"/>
+          <w:numId w:val="1036"/>
         </w:numPr>
       </w:pPr>
       <w:r>
         <w:t xml:space="preserve">Sign up at my.atriumhealth.org</w:t>
       </w:r>
     </w:p>
-    <w:bookmarkEnd w:id="63"/>
-    <w:bookmarkStart w:id="64" w:name="exercise"/>
-    <w:p>
-      <w:pPr>
-        <w:pStyle w:val="Heading2"/>
-      </w:pPr>
-      <w:r>
-        <w:t xml:space="preserve">45 Exercise</w:t>
-      </w:r>
-    </w:p>
-    <w:p>
-      <w:pPr>
-        <w:pStyle w:val="Compact"/>
-        <w:numPr>
-          <w:ilvl w:val="0"/>
-          <w:numId w:val="1035"/>
+    <w:bookmarkEnd w:id="54"/>
+    <w:bookmarkStart w:id="55" w:name="exercise"/>
+    <w:p>
+      <w:pPr>
+        <w:pStyle w:val="Heading2"/>
+      </w:pPr>
+      <w:r>
+        <w:t xml:space="preserve">47 Exercise</w:t>
+      </w:r>
+    </w:p>
+    <w:p>
+      <w:pPr>
+        <w:pStyle w:val="Compact"/>
+        <w:numPr>
+          <w:ilvl w:val="0"/>
+          <w:numId w:val="1037"/>
         </w:numPr>
       </w:pPr>
       <w:r>
@@ -2947,69 +3092,11 @@
         <w:pStyle w:val="Compact"/>
         <w:numPr>
           <w:ilvl w:val="0"/>
-          <w:numId w:val="1035"/>
+          <w:numId w:val="1037"/>
         </w:numPr>
       </w:pPr>
       <w:r>
         <w:t xml:space="preserve">Goal is 30min/day of vigorous exercise 6 days/wk</w:t>
-      </w:r>
-    </w:p>
-    <w:p>
-      <w:pPr>
-        <w:pStyle w:val="Compact"/>
-        <w:numPr>
-          <w:ilvl w:val="1"/>
-          <w:numId w:val="1036"/>
-        </w:numPr>
-      </w:pPr>
-      <w:r>
-        <w:t xml:space="preserve">Working hard enough that you can’t converse</w:t>
-      </w:r>
-    </w:p>
-    <w:p>
-      <w:pPr>
-        <w:pStyle w:val="Compact"/>
-        <w:numPr>
-          <w:ilvl w:val="1"/>
-          <w:numId w:val="1036"/>
-        </w:numPr>
-      </w:pPr>
-      <w:r>
-        <w:t xml:space="preserve">Start slowly and build up</w:t>
-      </w:r>
-    </w:p>
-    <w:p>
-      <w:pPr>
-        <w:pStyle w:val="Compact"/>
-        <w:numPr>
-          <w:ilvl w:val="1"/>
-          <w:numId w:val="1036"/>
-        </w:numPr>
-      </w:pPr>
-      <w:r>
-        <w:t xml:space="preserve">Every day counts! (Aim for daily activity)</w:t>
-      </w:r>
-    </w:p>
-    <w:bookmarkEnd w:id="64"/>
-    <w:bookmarkStart w:id="65" w:name="smoking-cessation"/>
-    <w:p>
-      <w:pPr>
-        <w:pStyle w:val="Heading2"/>
-      </w:pPr>
-      <w:r>
-        <w:t xml:space="preserve">46 Smoking Cessation</w:t>
-      </w:r>
-    </w:p>
-    <w:p>
-      <w:pPr>
-        <w:pStyle w:val="Compact"/>
-        <w:numPr>
-          <w:ilvl w:val="0"/>
-          <w:numId w:val="1037"/>
-        </w:numPr>
-      </w:pPr>
-      <w:r>
-        <w:t xml:space="preserve">Smoking makes cancer treatment more difficult</w:t>
       </w:r>
     </w:p>
     <w:p>
@@ -3021,6 +3108,64 @@
         </w:numPr>
       </w:pPr>
       <w:r>
+        <w:t xml:space="preserve">Working hard enough that you can’t converse</w:t>
+      </w:r>
+    </w:p>
+    <w:p>
+      <w:pPr>
+        <w:pStyle w:val="Compact"/>
+        <w:numPr>
+          <w:ilvl w:val="1"/>
+          <w:numId w:val="1038"/>
+        </w:numPr>
+      </w:pPr>
+      <w:r>
+        <w:t xml:space="preserve">Start slowly and build up</w:t>
+      </w:r>
+    </w:p>
+    <w:p>
+      <w:pPr>
+        <w:pStyle w:val="Compact"/>
+        <w:numPr>
+          <w:ilvl w:val="1"/>
+          <w:numId w:val="1038"/>
+        </w:numPr>
+      </w:pPr>
+      <w:r>
+        <w:t xml:space="preserve">Every day counts! (Aim for daily activity)</w:t>
+      </w:r>
+    </w:p>
+    <w:bookmarkEnd w:id="55"/>
+    <w:bookmarkStart w:id="56" w:name="smoking-cessation"/>
+    <w:p>
+      <w:pPr>
+        <w:pStyle w:val="Heading2"/>
+      </w:pPr>
+      <w:r>
+        <w:t xml:space="preserve">48 Smoking Cessation</w:t>
+      </w:r>
+    </w:p>
+    <w:p>
+      <w:pPr>
+        <w:pStyle w:val="Compact"/>
+        <w:numPr>
+          <w:ilvl w:val="0"/>
+          <w:numId w:val="1039"/>
+        </w:numPr>
+      </w:pPr>
+      <w:r>
+        <w:t xml:space="preserve">Smoking makes cancer treatment more difficult</w:t>
+      </w:r>
+    </w:p>
+    <w:p>
+      <w:pPr>
+        <w:pStyle w:val="Compact"/>
+        <w:numPr>
+          <w:ilvl w:val="1"/>
+          <w:numId w:val="1040"/>
+        </w:numPr>
+      </w:pPr>
+      <w:r>
         <w:t xml:space="preserve">Increases risk of complications after surgery</w:t>
       </w:r>
     </w:p>
@@ -3029,7 +3174,7 @@
         <w:pStyle w:val="Compact"/>
         <w:numPr>
           <w:ilvl w:val="0"/>
-          <w:numId w:val="1037"/>
+          <w:numId w:val="1039"/>
         </w:numPr>
       </w:pPr>
       <w:r>
@@ -3041,7 +3186,7 @@
         <w:pStyle w:val="Compact"/>
         <w:numPr>
           <w:ilvl w:val="1"/>
-          <w:numId w:val="1039"/>
+          <w:numId w:val="1041"/>
         </w:numPr>
       </w:pPr>
       <w:r>
@@ -3053,7 +3198,7 @@
         <w:pStyle w:val="Compact"/>
         <w:numPr>
           <w:ilvl w:val="1"/>
-          <w:numId w:val="1039"/>
+          <w:numId w:val="1041"/>
         </w:numPr>
       </w:pPr>
       <w:r>
@@ -3065,447 +3210,447 @@
         <w:pStyle w:val="Compact"/>
         <w:numPr>
           <w:ilvl w:val="1"/>
-          <w:numId w:val="1039"/>
+          <w:numId w:val="1041"/>
         </w:numPr>
       </w:pPr>
       <w:r>
         <w:t xml:space="preserve">Smoking Cessation Counseling (Metro Charlotte)</w:t>
       </w:r>
     </w:p>
+    <w:bookmarkEnd w:id="56"/>
+    <w:bookmarkStart w:id="57" w:name="protein-needs"/>
+    <w:p>
+      <w:pPr>
+        <w:pStyle w:val="Heading2"/>
+      </w:pPr>
+      <w:r>
+        <w:t xml:space="preserve">49 Protein Needs</w:t>
+      </w:r>
+    </w:p>
+    <w:bookmarkEnd w:id="57"/>
+    <w:bookmarkStart w:id="58" w:name="feeding-tubes"/>
+    <w:p>
+      <w:pPr>
+        <w:pStyle w:val="Heading2"/>
+      </w:pPr>
+      <w:r>
+        <w:t xml:space="preserve">50 Feeding Tubes</w:t>
+      </w:r>
+    </w:p>
+    <w:p>
+      <w:pPr>
+        <w:pStyle w:val="FirstParagraph"/>
+      </w:pPr>
+      <w:r>
+        <w:t xml:space="preserve">There are two types of feeding tubes:</w:t>
+      </w:r>
+    </w:p>
+    <w:p>
+      <w:pPr>
+        <w:numPr>
+          <w:ilvl w:val="0"/>
+          <w:numId w:val="1042"/>
+        </w:numPr>
+      </w:pPr>
+      <w:r>
+        <w:t xml:space="preserve">Jejunostomy tubes are placed in the small intestine</w:t>
+      </w:r>
+    </w:p>
+    <w:p>
+      <w:pPr>
+        <w:numPr>
+          <w:ilvl w:val="0"/>
+          <w:numId w:val="1042"/>
+        </w:numPr>
+      </w:pPr>
+      <w:r>
+        <w:t xml:space="preserve">Gastrostomy tubes are placed in the stomach</w:t>
+      </w:r>
+    </w:p>
+    <w:p>
+      <w:pPr>
+        <w:pStyle w:val="FirstParagraph"/>
+      </w:pPr>
+      <w:r>
+        <w:t xml:space="preserve">Your dietitian and physician will help you decide which tube is best for your situation</w:t>
+      </w:r>
+    </w:p>
+    <w:bookmarkEnd w:id="58"/>
+    <w:bookmarkStart w:id="59" w:name="gastrostomy-tube"/>
+    <w:p>
+      <w:pPr>
+        <w:pStyle w:val="Heading2"/>
+      </w:pPr>
+      <w:r>
+        <w:t xml:space="preserve">51 Gastrostomy Tube</w:t>
+      </w:r>
+    </w:p>
+    <w:p>
+      <w:pPr>
+        <w:pStyle w:val="FirstParagraph"/>
+      </w:pPr>
+      <w:r>
+        <w:t xml:space="preserve">Feeding Gastrostomy</w:t>
+      </w:r>
+    </w:p>
+    <w:p>
+      <w:pPr>
+        <w:pStyle w:val="Compact"/>
+        <w:numPr>
+          <w:ilvl w:val="0"/>
+          <w:numId w:val="1043"/>
+        </w:numPr>
+      </w:pPr>
+      <w:r>
+        <w:t xml:space="preserve">Feeding with a syringe several times per day.</w:t>
+      </w:r>
+    </w:p>
+    <w:p>
+      <w:pPr>
+        <w:pStyle w:val="Compact"/>
+        <w:numPr>
+          <w:ilvl w:val="0"/>
+          <w:numId w:val="1043"/>
+        </w:numPr>
+      </w:pPr>
+      <w:r>
+        <w:t xml:space="preserve">Tube can be hidden underneath clothing</w:t>
+      </w:r>
+    </w:p>
+    <w:p>
+      <w:pPr>
+        <w:pStyle w:val="Compact"/>
+        <w:numPr>
+          <w:ilvl w:val="0"/>
+          <w:numId w:val="1043"/>
+        </w:numPr>
+      </w:pPr>
+      <w:r>
+        <w:t xml:space="preserve">Tube does not interfere with eating by mouth</w:t>
+      </w:r>
+    </w:p>
+    <w:p>
+      <w:pPr>
+        <w:pStyle w:val="Compact"/>
+        <w:numPr>
+          <w:ilvl w:val="0"/>
+          <w:numId w:val="1043"/>
+        </w:numPr>
+      </w:pPr>
+      <w:r>
+        <w:t xml:space="preserve">Removed easily in the office when no longer needed</w:t>
+      </w:r>
+    </w:p>
+    <w:bookmarkEnd w:id="59"/>
+    <w:bookmarkStart w:id="60" w:name="gastrostomy-tube-methods"/>
+    <w:p>
+      <w:pPr>
+        <w:pStyle w:val="Heading2"/>
+      </w:pPr>
+      <w:r>
+        <w:t xml:space="preserve">52 Gastrostomy Tube Methods</w:t>
+      </w:r>
+    </w:p>
+    <w:p>
+      <w:pPr>
+        <w:pStyle w:val="FirstParagraph"/>
+      </w:pPr>
+      <w:r>
+        <w:t xml:space="preserve">PEG: Tube placed by endoscopy</w:t>
+      </w:r>
+    </w:p>
+    <w:p>
+      <w:pPr>
+        <w:pStyle w:val="BodyText"/>
+      </w:pPr>
+      <w:r>
+        <w:t xml:space="preserve">Laparoscopic: Tube placed surgically by laparoscopy</w:t>
+      </w:r>
+    </w:p>
+    <w:p>
+      <w:pPr>
+        <w:pStyle w:val="BodyText"/>
+      </w:pPr>
+      <w:r>
+        <w:t xml:space="preserve">Preferred method depends upon whether esophagectomy is planned</w:t>
+      </w:r>
+    </w:p>
+    <w:bookmarkEnd w:id="60"/>
+    <w:bookmarkStart w:id="61" w:name="gastrostomy-tube-1"/>
+    <w:p>
+      <w:pPr>
+        <w:pStyle w:val="Heading2"/>
+      </w:pPr>
+      <w:r>
+        <w:t xml:space="preserve">53 Gastrostomy Tube</w:t>
+      </w:r>
+    </w:p>
+    <w:p>
+      <w:pPr>
+        <w:pStyle w:val="Compact"/>
+        <w:numPr>
+          <w:ilvl w:val="0"/>
+          <w:numId w:val="1044"/>
+        </w:numPr>
+      </w:pPr>
+      <w:r>
+        <w:t xml:space="preserve">Outpatient Placement (go home the same day)</w:t>
+      </w:r>
+    </w:p>
+    <w:p>
+      <w:pPr>
+        <w:pStyle w:val="Compact"/>
+        <w:numPr>
+          <w:ilvl w:val="0"/>
+          <w:numId w:val="1044"/>
+        </w:numPr>
+      </w:pPr>
+      <w:r>
+        <w:t xml:space="preserve">Central venous port can be placed at the same time (if needed)</w:t>
+      </w:r>
+    </w:p>
+    <w:bookmarkEnd w:id="61"/>
+    <w:bookmarkStart w:id="62" w:name="jejunostomy-tube"/>
+    <w:p>
+      <w:pPr>
+        <w:pStyle w:val="Heading2"/>
+      </w:pPr>
+      <w:r>
+        <w:t xml:space="preserve">54 Jejunostomy Tube</w:t>
+      </w:r>
+    </w:p>
+    <w:bookmarkEnd w:id="62"/>
+    <w:bookmarkStart w:id="63" w:name="jejunostomy-typical-regimen"/>
+    <w:p>
+      <w:pPr>
+        <w:pStyle w:val="Heading2"/>
+      </w:pPr>
+      <w:r>
+        <w:t xml:space="preserve">55 Jejunostomy Typical Regimen</w:t>
+      </w:r>
+    </w:p>
+    <w:p>
+      <w:pPr>
+        <w:pStyle w:val="Compact"/>
+        <w:numPr>
+          <w:ilvl w:val="0"/>
+          <w:numId w:val="1045"/>
+        </w:numPr>
+      </w:pPr>
+      <w:r>
+        <w:t xml:space="preserve">Jejunostomy tube feeds for 16 hours (6pm-10am)</w:t>
+      </w:r>
+    </w:p>
+    <w:p>
+      <w:pPr>
+        <w:pStyle w:val="Compact"/>
+        <w:numPr>
+          <w:ilvl w:val="1"/>
+          <w:numId w:val="1046"/>
+        </w:numPr>
+      </w:pPr>
+      <w:r>
+        <w:t xml:space="preserve">Men: 75mL/hour x 16 hours = 5 cartons</w:t>
+      </w:r>
+    </w:p>
+    <w:p>
+      <w:pPr>
+        <w:pStyle w:val="Compact"/>
+        <w:numPr>
+          <w:ilvl w:val="1"/>
+          <w:numId w:val="1046"/>
+        </w:numPr>
+      </w:pPr>
+      <w:r>
+        <w:t xml:space="preserve">Women: 60mL/hour x 16 hours = 4 cartons</w:t>
+      </w:r>
+    </w:p>
+    <w:p>
+      <w:pPr>
+        <w:pStyle w:val="Compact"/>
+        <w:numPr>
+          <w:ilvl w:val="0"/>
+          <w:numId w:val="1045"/>
+        </w:numPr>
+      </w:pPr>
+      <w:r>
+        <w:t xml:space="preserve">Water 240ml (8oz) via syringe 4x/day</w:t>
+      </w:r>
+    </w:p>
+    <w:p>
+      <w:pPr>
+        <w:pStyle w:val="FirstParagraph"/>
+      </w:pPr>
+      <w:r>
+        <w:t xml:space="preserve">Hospital nurses will teach use of the feeding tube</w:t>
+      </w:r>
+    </w:p>
+    <w:bookmarkEnd w:id="63"/>
+    <w:bookmarkStart w:id="64" w:name="jejunostomy-feeds-with-diabetes"/>
+    <w:p>
+      <w:pPr>
+        <w:pStyle w:val="Heading2"/>
+      </w:pPr>
+      <w:r>
+        <w:t xml:space="preserve">56 Jejunostomy Feeds with Diabetes</w:t>
+      </w:r>
+    </w:p>
+    <w:p>
+      <w:pPr>
+        <w:pStyle w:val="FirstParagraph"/>
+      </w:pPr>
+      <w:r>
+        <w:t xml:space="preserve">Jejunostomy feedings elevate blood sugars</w:t>
+      </w:r>
+    </w:p>
+    <w:p>
+      <w:pPr>
+        <w:pStyle w:val="Compact"/>
+        <w:numPr>
+          <w:ilvl w:val="0"/>
+          <w:numId w:val="1047"/>
+        </w:numPr>
+      </w:pPr>
+      <w:r>
+        <w:t xml:space="preserve">Insulin may be required along with feeds</w:t>
+      </w:r>
+    </w:p>
+    <w:p>
+      <w:pPr>
+        <w:pStyle w:val="FirstParagraph"/>
+      </w:pPr>
+      <w:r>
+        <w:t xml:space="preserve">Typical Pattern for tube feeds</w:t>
+      </w:r>
+    </w:p>
+    <w:p>
+      <w:pPr>
+        <w:pStyle w:val="Compact"/>
+        <w:numPr>
+          <w:ilvl w:val="0"/>
+          <w:numId w:val="1048"/>
+        </w:numPr>
+      </w:pPr>
+      <w:r>
+        <w:t xml:space="preserve">Feeds run via pump from 6pm to 10am</w:t>
+      </w:r>
+    </w:p>
+    <w:p>
+      <w:pPr>
+        <w:pStyle w:val="Compact"/>
+        <w:numPr>
+          <w:ilvl w:val="0"/>
+          <w:numId w:val="1048"/>
+        </w:numPr>
+      </w:pPr>
+      <w:r>
+        <w:t xml:space="preserve">Insulin at 6pm (70/30 insulin)</w:t>
+      </w:r>
+    </w:p>
+    <w:p>
+      <w:pPr>
+        <w:pStyle w:val="Compact"/>
+        <w:numPr>
+          <w:ilvl w:val="0"/>
+          <w:numId w:val="1048"/>
+        </w:numPr>
+      </w:pPr>
+      <w:r>
+        <w:t xml:space="preserve">Insulin at Midnight (70/30 insulin)</w:t>
+      </w:r>
+    </w:p>
+    <w:p>
+      <w:pPr>
+        <w:pStyle w:val="Compact"/>
+        <w:numPr>
+          <w:ilvl w:val="0"/>
+          <w:numId w:val="1048"/>
+        </w:numPr>
+      </w:pPr>
+      <w:r>
+        <w:t xml:space="preserve">No insulin if tube feedings are not run</w:t>
+      </w:r>
+    </w:p>
+    <w:bookmarkEnd w:id="64"/>
+    <w:bookmarkStart w:id="65" w:name="jejunostomy-video"/>
+    <w:p>
+      <w:pPr>
+        <w:pStyle w:val="Heading2"/>
+      </w:pPr>
+      <w:r>
+        <w:t xml:space="preserve">57 Jejunostomy Video</w:t>
+      </w:r>
+    </w:p>
     <w:bookmarkEnd w:id="65"/>
-    <w:bookmarkStart w:id="66" w:name="protein-needs"/>
-    <w:p>
-      <w:pPr>
-        <w:pStyle w:val="Heading2"/>
-      </w:pPr>
-      <w:r>
-        <w:t xml:space="preserve">47 Protein Needs</w:t>
+    <w:bookmarkStart w:id="66" w:name="surgery-for-esophageal-cancer"/>
+    <w:p>
+      <w:pPr>
+        <w:pStyle w:val="Heading2"/>
+      </w:pPr>
+      <w:r>
+        <w:t xml:space="preserve">58 Surgery for Esophageal Cancer</w:t>
+      </w:r>
+    </w:p>
+    <w:p>
+      <w:pPr>
+        <w:pStyle w:val="FirstParagraph"/>
+      </w:pPr>
+      <w:r>
+        <w:t xml:space="preserve">Surgery for esophageal cancer is performed for:</w:t>
+      </w:r>
+    </w:p>
+    <w:p>
+      <w:pPr>
+        <w:pStyle w:val="Compact"/>
+        <w:numPr>
+          <w:ilvl w:val="0"/>
+          <w:numId w:val="1049"/>
+        </w:numPr>
+      </w:pPr>
+      <w:r>
+        <w:t xml:space="preserve">Superficial Tumors (T1) not removed by endoscopy</w:t>
+      </w:r>
+    </w:p>
+    <w:p>
+      <w:pPr>
+        <w:pStyle w:val="Compact"/>
+        <w:numPr>
+          <w:ilvl w:val="0"/>
+          <w:numId w:val="1049"/>
+        </w:numPr>
+      </w:pPr>
+      <w:r>
+        <w:t xml:space="preserve">Localized Tumors (T2 N0 M0)</w:t>
+      </w:r>
+    </w:p>
+    <w:p>
+      <w:pPr>
+        <w:pStyle w:val="Compact"/>
+        <w:numPr>
+          <w:ilvl w:val="0"/>
+          <w:numId w:val="1049"/>
+        </w:numPr>
+      </w:pPr>
+      <w:r>
+        <w:t xml:space="preserve">Locally Advanced (T3 M0) after preop therapy</w:t>
       </w:r>
     </w:p>
     <w:bookmarkEnd w:id="66"/>
-    <w:bookmarkStart w:id="67" w:name="feeding-tubes"/>
-    <w:p>
-      <w:pPr>
-        <w:pStyle w:val="Heading2"/>
-      </w:pPr>
-      <w:r>
-        <w:t xml:space="preserve">48 Feeding Tubes</w:t>
-      </w:r>
-    </w:p>
-    <w:p>
-      <w:pPr>
-        <w:pStyle w:val="FirstParagraph"/>
-      </w:pPr>
-      <w:r>
-        <w:t xml:space="preserve">There are two types of feeding tubes:</w:t>
-      </w:r>
-    </w:p>
-    <w:p>
-      <w:pPr>
-        <w:numPr>
-          <w:ilvl w:val="0"/>
-          <w:numId w:val="1040"/>
-        </w:numPr>
-      </w:pPr>
-      <w:r>
-        <w:t xml:space="preserve">Jejunostomy tubes are placed in the small intestine</w:t>
-      </w:r>
-    </w:p>
-    <w:p>
-      <w:pPr>
-        <w:numPr>
-          <w:ilvl w:val="0"/>
-          <w:numId w:val="1040"/>
-        </w:numPr>
-      </w:pPr>
-      <w:r>
-        <w:t xml:space="preserve">Gastrostomy tubes are placed in the stomach</w:t>
-      </w:r>
-    </w:p>
-    <w:p>
-      <w:pPr>
-        <w:pStyle w:val="FirstParagraph"/>
-      </w:pPr>
-      <w:r>
-        <w:t xml:space="preserve">Your dietitian and physician will help you decide which tube is best for your situation</w:t>
-      </w:r>
-    </w:p>
-    <w:bookmarkEnd w:id="67"/>
-    <w:bookmarkStart w:id="68" w:name="gastrostomy-tube"/>
-    <w:p>
-      <w:pPr>
-        <w:pStyle w:val="Heading2"/>
-      </w:pPr>
-      <w:r>
-        <w:t xml:space="preserve">49 Gastrostomy Tube</w:t>
-      </w:r>
-    </w:p>
-    <w:p>
-      <w:pPr>
-        <w:pStyle w:val="FirstParagraph"/>
-      </w:pPr>
-      <w:r>
-        <w:t xml:space="preserve">Feeding Gastrostomy</w:t>
-      </w:r>
-    </w:p>
-    <w:p>
-      <w:pPr>
-        <w:pStyle w:val="Compact"/>
-        <w:numPr>
-          <w:ilvl w:val="0"/>
-          <w:numId w:val="1041"/>
-        </w:numPr>
-      </w:pPr>
-      <w:r>
-        <w:t xml:space="preserve">Feeding with a syringe several times per day.</w:t>
-      </w:r>
-    </w:p>
-    <w:p>
-      <w:pPr>
-        <w:pStyle w:val="Compact"/>
-        <w:numPr>
-          <w:ilvl w:val="0"/>
-          <w:numId w:val="1041"/>
-        </w:numPr>
-      </w:pPr>
-      <w:r>
-        <w:t xml:space="preserve">Tube can be hidden underneath clothing</w:t>
-      </w:r>
-    </w:p>
-    <w:p>
-      <w:pPr>
-        <w:pStyle w:val="Compact"/>
-        <w:numPr>
-          <w:ilvl w:val="0"/>
-          <w:numId w:val="1041"/>
-        </w:numPr>
-      </w:pPr>
-      <w:r>
-        <w:t xml:space="preserve">Tube does not interfere with eating by mouth</w:t>
-      </w:r>
-    </w:p>
-    <w:p>
-      <w:pPr>
-        <w:pStyle w:val="Compact"/>
-        <w:numPr>
-          <w:ilvl w:val="0"/>
-          <w:numId w:val="1041"/>
-        </w:numPr>
-      </w:pPr>
-      <w:r>
-        <w:t xml:space="preserve">Removed easily in the office when no longer needed</w:t>
-      </w:r>
-    </w:p>
-    <w:bookmarkEnd w:id="68"/>
-    <w:bookmarkStart w:id="69" w:name="gastrostomy-tube-methods"/>
-    <w:p>
-      <w:pPr>
-        <w:pStyle w:val="Heading2"/>
-      </w:pPr>
-      <w:r>
-        <w:t xml:space="preserve">50 Gastrostomy Tube Methods</w:t>
-      </w:r>
-    </w:p>
-    <w:p>
-      <w:pPr>
-        <w:pStyle w:val="FirstParagraph"/>
-      </w:pPr>
-      <w:r>
-        <w:t xml:space="preserve">PEG: Tube placed by endoscopy</w:t>
-      </w:r>
-    </w:p>
-    <w:p>
-      <w:pPr>
-        <w:pStyle w:val="BodyText"/>
-      </w:pPr>
-      <w:r>
-        <w:t xml:space="preserve">Laparoscopic: Tube placed surgically by laparoscopy</w:t>
-      </w:r>
-    </w:p>
-    <w:p>
-      <w:pPr>
-        <w:pStyle w:val="BodyText"/>
-      </w:pPr>
-      <w:r>
-        <w:t xml:space="preserve">Preferred method depends upon whether esophagectomy is planned</w:t>
-      </w:r>
-    </w:p>
-    <w:bookmarkEnd w:id="69"/>
-    <w:bookmarkStart w:id="70" w:name="gastrostomy-tube-1"/>
-    <w:p>
-      <w:pPr>
-        <w:pStyle w:val="Heading2"/>
-      </w:pPr>
-      <w:r>
-        <w:t xml:space="preserve">51 Gastrostomy Tube</w:t>
-      </w:r>
-    </w:p>
-    <w:p>
-      <w:pPr>
-        <w:pStyle w:val="Compact"/>
-        <w:numPr>
-          <w:ilvl w:val="0"/>
-          <w:numId w:val="1042"/>
-        </w:numPr>
-      </w:pPr>
-      <w:r>
-        <w:t xml:space="preserve">Outpatient Placement (go home the same day)</w:t>
-      </w:r>
-    </w:p>
-    <w:p>
-      <w:pPr>
-        <w:pStyle w:val="Compact"/>
-        <w:numPr>
-          <w:ilvl w:val="0"/>
-          <w:numId w:val="1042"/>
-        </w:numPr>
-      </w:pPr>
-      <w:r>
-        <w:t xml:space="preserve">Central venous port can be placed at the same time (if needed)</w:t>
-      </w:r>
-    </w:p>
-    <w:bookmarkEnd w:id="70"/>
-    <w:bookmarkStart w:id="71" w:name="jejunostomy-tube"/>
-    <w:p>
-      <w:pPr>
-        <w:pStyle w:val="Heading2"/>
-      </w:pPr>
-      <w:r>
-        <w:t xml:space="preserve">52 Jejunostomy Tube</w:t>
-      </w:r>
-    </w:p>
-    <w:bookmarkEnd w:id="71"/>
-    <w:bookmarkStart w:id="72" w:name="jejunostomy-typical-regimen"/>
-    <w:p>
-      <w:pPr>
-        <w:pStyle w:val="Heading2"/>
-      </w:pPr>
-      <w:r>
-        <w:t xml:space="preserve">53 Jejunostomy Typical Regimen</w:t>
-      </w:r>
-    </w:p>
-    <w:p>
-      <w:pPr>
-        <w:pStyle w:val="Compact"/>
-        <w:numPr>
-          <w:ilvl w:val="0"/>
-          <w:numId w:val="1043"/>
-        </w:numPr>
-      </w:pPr>
-      <w:r>
-        <w:t xml:space="preserve">Jejunostomy tube feeds for 16 hours (6pm-10am)</w:t>
-      </w:r>
-    </w:p>
-    <w:p>
-      <w:pPr>
-        <w:pStyle w:val="Compact"/>
-        <w:numPr>
-          <w:ilvl w:val="1"/>
-          <w:numId w:val="1044"/>
-        </w:numPr>
-      </w:pPr>
-      <w:r>
-        <w:t xml:space="preserve">Men: 75mL/hour x 16 hours = 5 cartons</w:t>
-      </w:r>
-    </w:p>
-    <w:p>
-      <w:pPr>
-        <w:pStyle w:val="Compact"/>
-        <w:numPr>
-          <w:ilvl w:val="1"/>
-          <w:numId w:val="1044"/>
-        </w:numPr>
-      </w:pPr>
-      <w:r>
-        <w:t xml:space="preserve">Women: 60mL/hour x 16 hours = 4 cartons</w:t>
-      </w:r>
-    </w:p>
-    <w:p>
-      <w:pPr>
-        <w:pStyle w:val="Compact"/>
-        <w:numPr>
-          <w:ilvl w:val="0"/>
-          <w:numId w:val="1043"/>
-        </w:numPr>
-      </w:pPr>
-      <w:r>
-        <w:t xml:space="preserve">Water 240ml (8oz) via syringe 4x/day</w:t>
-      </w:r>
-    </w:p>
-    <w:p>
-      <w:pPr>
-        <w:pStyle w:val="FirstParagraph"/>
-      </w:pPr>
-      <w:r>
-        <w:t xml:space="preserve">Hospital nurses will teach use of the feeding tube</w:t>
-      </w:r>
-    </w:p>
-    <w:bookmarkEnd w:id="72"/>
-    <w:bookmarkStart w:id="73" w:name="jejunostomy-feeds-with-diabetes"/>
-    <w:p>
-      <w:pPr>
-        <w:pStyle w:val="Heading2"/>
-      </w:pPr>
-      <w:r>
-        <w:t xml:space="preserve">54 Jejunostomy Feeds with Diabetes</w:t>
-      </w:r>
-    </w:p>
-    <w:p>
-      <w:pPr>
-        <w:pStyle w:val="FirstParagraph"/>
-      </w:pPr>
-      <w:r>
-        <w:t xml:space="preserve">Jejunostomy feedings elevate blood sugars</w:t>
-      </w:r>
-    </w:p>
-    <w:p>
-      <w:pPr>
-        <w:pStyle w:val="Compact"/>
-        <w:numPr>
-          <w:ilvl w:val="0"/>
-          <w:numId w:val="1045"/>
-        </w:numPr>
-      </w:pPr>
-      <w:r>
-        <w:t xml:space="preserve">Insulin may be required along with feeds</w:t>
-      </w:r>
-    </w:p>
-    <w:p>
-      <w:pPr>
-        <w:pStyle w:val="FirstParagraph"/>
-      </w:pPr>
-      <w:r>
-        <w:t xml:space="preserve">Typical Pattern for tube feeds</w:t>
-      </w:r>
-    </w:p>
-    <w:p>
-      <w:pPr>
-        <w:pStyle w:val="Compact"/>
-        <w:numPr>
-          <w:ilvl w:val="0"/>
-          <w:numId w:val="1046"/>
-        </w:numPr>
-      </w:pPr>
-      <w:r>
-        <w:t xml:space="preserve">Feeds run via pump from 6pm to 10am</w:t>
-      </w:r>
-    </w:p>
-    <w:p>
-      <w:pPr>
-        <w:pStyle w:val="Compact"/>
-        <w:numPr>
-          <w:ilvl w:val="0"/>
-          <w:numId w:val="1046"/>
-        </w:numPr>
-      </w:pPr>
-      <w:r>
-        <w:t xml:space="preserve">Insulin at 6pm (70/30 insulin)</w:t>
-      </w:r>
-    </w:p>
-    <w:p>
-      <w:pPr>
-        <w:pStyle w:val="Compact"/>
-        <w:numPr>
-          <w:ilvl w:val="0"/>
-          <w:numId w:val="1046"/>
-        </w:numPr>
-      </w:pPr>
-      <w:r>
-        <w:t xml:space="preserve">Insulin at Midnight (70/30 insulin)</w:t>
-      </w:r>
-    </w:p>
-    <w:p>
-      <w:pPr>
-        <w:pStyle w:val="Compact"/>
-        <w:numPr>
-          <w:ilvl w:val="0"/>
-          <w:numId w:val="1046"/>
-        </w:numPr>
-      </w:pPr>
-      <w:r>
-        <w:t xml:space="preserve">No insulin if tube feedings are not run</w:t>
-      </w:r>
-    </w:p>
-    <w:bookmarkEnd w:id="73"/>
-    <w:bookmarkStart w:id="74" w:name="jejunostomy-video"/>
-    <w:p>
-      <w:pPr>
-        <w:pStyle w:val="Heading2"/>
-      </w:pPr>
-      <w:r>
-        <w:t xml:space="preserve">55 Jejunostomy Video</w:t>
-      </w:r>
-    </w:p>
-    <w:bookmarkEnd w:id="74"/>
-    <w:bookmarkStart w:id="75" w:name="surgery-for-esophageal-cancer"/>
-    <w:p>
-      <w:pPr>
-        <w:pStyle w:val="Heading2"/>
-      </w:pPr>
-      <w:r>
-        <w:t xml:space="preserve">56 Surgery for Esophageal Cancer</w:t>
-      </w:r>
-    </w:p>
-    <w:p>
-      <w:pPr>
-        <w:pStyle w:val="FirstParagraph"/>
-      </w:pPr>
-      <w:r>
-        <w:t xml:space="preserve">Surgery for esophageal cancer is performed for:</w:t>
-      </w:r>
-    </w:p>
-    <w:p>
-      <w:pPr>
-        <w:pStyle w:val="Compact"/>
-        <w:numPr>
-          <w:ilvl w:val="0"/>
-          <w:numId w:val="1047"/>
-        </w:numPr>
-      </w:pPr>
-      <w:r>
-        <w:t xml:space="preserve">Superficial Tumors (T1) not removed by endoscopy</w:t>
-      </w:r>
-    </w:p>
-    <w:p>
-      <w:pPr>
-        <w:pStyle w:val="Compact"/>
-        <w:numPr>
-          <w:ilvl w:val="0"/>
-          <w:numId w:val="1047"/>
-        </w:numPr>
-      </w:pPr>
-      <w:r>
-        <w:t xml:space="preserve">Localized Tumors (T2 N0 M0)</w:t>
-      </w:r>
-    </w:p>
-    <w:p>
-      <w:pPr>
-        <w:pStyle w:val="Compact"/>
-        <w:numPr>
-          <w:ilvl w:val="0"/>
-          <w:numId w:val="1047"/>
-        </w:numPr>
-      </w:pPr>
-      <w:r>
-        <w:t xml:space="preserve">Locally Advanced (T3 M0) after preop therapy</w:t>
-      </w:r>
-    </w:p>
-    <w:bookmarkEnd w:id="75"/>
-    <w:bookmarkStart w:id="79" w:name="goals-of-surgery"/>
-    <w:p>
-      <w:pPr>
-        <w:pStyle w:val="Heading2"/>
-      </w:pPr>
-      <w:r>
-        <w:t xml:space="preserve">57 Goals of Surgery</w:t>
-      </w:r>
-    </w:p>
-    <w:p>
-      <w:pPr>
-        <w:pStyle w:val="Compact"/>
-        <w:numPr>
-          <w:ilvl w:val="0"/>
-          <w:numId w:val="1048"/>
+    <w:bookmarkStart w:id="70" w:name="goals-of-surgery"/>
+    <w:p>
+      <w:pPr>
+        <w:pStyle w:val="Heading2"/>
+      </w:pPr>
+      <w:r>
+        <w:t xml:space="preserve">59 Goals of Surgery</w:t>
+      </w:r>
+    </w:p>
+    <w:p>
+      <w:pPr>
+        <w:pStyle w:val="Compact"/>
+        <w:numPr>
+          <w:ilvl w:val="0"/>
+          <w:numId w:val="1050"/>
         </w:numPr>
       </w:pPr>
       <w:r>
@@ -3517,7 +3662,7 @@
         <w:pStyle w:val="Compact"/>
         <w:numPr>
           <w:ilvl w:val="0"/>
-          <w:numId w:val="1048"/>
+          <w:numId w:val="1050"/>
         </w:numPr>
       </w:pPr>
       <w:r>
@@ -3529,7 +3674,7 @@
         <w:pStyle w:val="Compact"/>
         <w:numPr>
           <w:ilvl w:val="0"/>
-          <w:numId w:val="1048"/>
+          <w:numId w:val="1050"/>
         </w:numPr>
       </w:pPr>
       <w:r>
@@ -3545,18 +3690,18 @@
           <wp:inline>
             <wp:extent cx="5334000" cy="5481674"/>
             <wp:effectExtent b="0" l="0" r="0" t="0"/>
-            <wp:docPr descr="" title="" id="77" name="Picture"/>
+            <wp:docPr descr="" title="" id="68" name="Picture"/>
             <a:graphic>
               <a:graphicData uri="http://schemas.openxmlformats.org/drawingml/2006/picture">
                 <pic:pic>
                   <pic:nvPicPr>
-                    <pic:cNvPr descr="images/Eso_Resection1_ai.png" id="78" name="Picture"/>
+                    <pic:cNvPr descr="images/Eso_Resection1_ai.png" id="69" name="Picture"/>
                     <pic:cNvPicPr>
                       <a:picLocks noChangeArrowheads="1" noChangeAspect="1"/>
                     </pic:cNvPicPr>
                   </pic:nvPicPr>
                   <pic:blipFill>
-                    <a:blip r:embed="rId76"/>
+                    <a:blip r:embed="rId67"/>
                     <a:stretch>
                       <a:fillRect/>
                     </a:stretch>
@@ -3583,22 +3728,22 @@
         </w:drawing>
       </w:r>
     </w:p>
-    <w:bookmarkEnd w:id="79"/>
-    <w:bookmarkStart w:id="83" w:name="ivor-lewis-transthoracic-esophagectomy"/>
-    <w:p>
-      <w:pPr>
-        <w:pStyle w:val="Heading2"/>
-      </w:pPr>
-      <w:r>
-        <w:t xml:space="preserve">58 Ivor Lewis (Transthoracic) Esophagectomy</w:t>
-      </w:r>
-    </w:p>
-    <w:p>
-      <w:pPr>
-        <w:pStyle w:val="Compact"/>
-        <w:numPr>
-          <w:ilvl w:val="0"/>
-          <w:numId w:val="1049"/>
+    <w:bookmarkEnd w:id="70"/>
+    <w:bookmarkStart w:id="74" w:name="ivor-lewis-transthoracic-esophagectomy"/>
+    <w:p>
+      <w:pPr>
+        <w:pStyle w:val="Heading2"/>
+      </w:pPr>
+      <w:r>
+        <w:t xml:space="preserve">60 Ivor Lewis (Transthoracic) Esophagectomy</w:t>
+      </w:r>
+    </w:p>
+    <w:p>
+      <w:pPr>
+        <w:pStyle w:val="Compact"/>
+        <w:numPr>
+          <w:ilvl w:val="0"/>
+          <w:numId w:val="1051"/>
         </w:numPr>
       </w:pPr>
       <w:r>
@@ -3610,7 +3755,7 @@
         <w:pStyle w:val="Compact"/>
         <w:numPr>
           <w:ilvl w:val="0"/>
-          <w:numId w:val="1049"/>
+          <w:numId w:val="1051"/>
         </w:numPr>
       </w:pPr>
       <w:r>
@@ -3622,7 +3767,7 @@
         <w:pStyle w:val="Compact"/>
         <w:numPr>
           <w:ilvl w:val="0"/>
-          <w:numId w:val="1049"/>
+          <w:numId w:val="1051"/>
         </w:numPr>
       </w:pPr>
       <w:r>
@@ -3638,18 +3783,18 @@
           <wp:inline>
             <wp:extent cx="5334000" cy="5481674"/>
             <wp:effectExtent b="0" l="0" r="0" t="0"/>
-            <wp:docPr descr="" title="" id="81" name="Picture"/>
+            <wp:docPr descr="" title="" id="72" name="Picture"/>
             <a:graphic>
               <a:graphicData uri="http://schemas.openxmlformats.org/drawingml/2006/picture">
                 <pic:pic>
                   <pic:nvPicPr>
-                    <pic:cNvPr descr="images/Eso_Resection2_ai.png" id="82" name="Picture"/>
+                    <pic:cNvPr descr="images/Eso_Resection2_ai.png" id="73" name="Picture"/>
                     <pic:cNvPicPr>
                       <a:picLocks noChangeArrowheads="1" noChangeAspect="1"/>
                     </pic:cNvPicPr>
                   </pic:nvPicPr>
                   <pic:blipFill>
-                    <a:blip r:embed="rId80"/>
+                    <a:blip r:embed="rId71"/>
                     <a:stretch>
                       <a:fillRect/>
                     </a:stretch>
@@ -3676,14 +3821,14 @@
         </w:drawing>
       </w:r>
     </w:p>
-    <w:bookmarkEnd w:id="83"/>
-    <w:bookmarkStart w:id="87" w:name="reconstruction"/>
-    <w:p>
-      <w:pPr>
-        <w:pStyle w:val="Heading2"/>
-      </w:pPr>
-      <w:r>
-        <w:t xml:space="preserve">59 Reconstruction</w:t>
+    <w:bookmarkEnd w:id="74"/>
+    <w:bookmarkStart w:id="78" w:name="reconstruction"/>
+    <w:p>
+      <w:pPr>
+        <w:pStyle w:val="Heading2"/>
+      </w:pPr>
+      <w:r>
+        <w:t xml:space="preserve">61 Reconstruction</w:t>
       </w:r>
     </w:p>
     <w:p>
@@ -3703,18 +3848,18 @@
           <wp:inline>
             <wp:extent cx="5334000" cy="5481674"/>
             <wp:effectExtent b="0" l="0" r="0" t="0"/>
-            <wp:docPr descr="" title="" id="85" name="Picture"/>
+            <wp:docPr descr="" title="" id="76" name="Picture"/>
             <a:graphic>
               <a:graphicData uri="http://schemas.openxmlformats.org/drawingml/2006/picture">
                 <pic:pic>
                   <pic:nvPicPr>
-                    <pic:cNvPr descr="images/Eso_Resection3_ai.png" id="86" name="Picture"/>
+                    <pic:cNvPr descr="images/Eso_Resection3_ai.png" id="77" name="Picture"/>
                     <pic:cNvPicPr>
                       <a:picLocks noChangeArrowheads="1" noChangeAspect="1"/>
                     </pic:cNvPicPr>
                   </pic:nvPicPr>
                   <pic:blipFill>
-                    <a:blip r:embed="rId84"/>
+                    <a:blip r:embed="rId75"/>
                     <a:stretch>
                       <a:fillRect/>
                     </a:stretch>
@@ -3741,14 +3886,14 @@
         </w:drawing>
       </w:r>
     </w:p>
-    <w:bookmarkEnd w:id="87"/>
-    <w:bookmarkStart w:id="91" w:name="ivor-lewis-esophagectomy"/>
-    <w:p>
-      <w:pPr>
-        <w:pStyle w:val="Heading2"/>
-      </w:pPr>
-      <w:r>
-        <w:t xml:space="preserve">60 Ivor Lewis esophagectomy</w:t>
+    <w:bookmarkEnd w:id="78"/>
+    <w:bookmarkStart w:id="82" w:name="ivor-lewis-esophagectomy"/>
+    <w:p>
+      <w:pPr>
+        <w:pStyle w:val="Heading2"/>
+      </w:pPr>
+      <w:r>
+        <w:t xml:space="preserve">62 Ivor Lewis esophagectomy</w:t>
       </w:r>
     </w:p>
     <w:p>
@@ -3781,18 +3926,18 @@
           <wp:inline>
             <wp:extent cx="5334000" cy="5478622"/>
             <wp:effectExtent b="0" l="0" r="0" t="0"/>
-            <wp:docPr descr="" title="" id="89" name="Picture"/>
+            <wp:docPr descr="" title="" id="80" name="Picture"/>
             <a:graphic>
               <a:graphicData uri="http://schemas.openxmlformats.org/drawingml/2006/picture">
                 <pic:pic>
                   <pic:nvPicPr>
-                    <pic:cNvPr descr="images/Eso_IvorLewis_Anastomosis.png" id="90" name="Picture"/>
+                    <pic:cNvPr descr="images/Eso_IvorLewis_Anastomosis.png" id="81" name="Picture"/>
                     <pic:cNvPicPr>
                       <a:picLocks noChangeArrowheads="1" noChangeAspect="1"/>
                     </pic:cNvPicPr>
                   </pic:nvPicPr>
                   <pic:blipFill>
-                    <a:blip r:embed="rId88"/>
+                    <a:blip r:embed="rId79"/>
                     <a:stretch>
                       <a:fillRect/>
                     </a:stretch>
@@ -3819,22 +3964,22 @@
         </w:drawing>
       </w:r>
     </w:p>
-    <w:bookmarkEnd w:id="91"/>
-    <w:bookmarkStart w:id="95" w:name="minimally-invasive-ivor-lewis"/>
-    <w:p>
-      <w:pPr>
-        <w:pStyle w:val="Heading2"/>
-      </w:pPr>
-      <w:r>
-        <w:t xml:space="preserve">61 Minimally-invasive Ivor Lewis</w:t>
-      </w:r>
-    </w:p>
-    <w:p>
-      <w:pPr>
-        <w:pStyle w:val="Compact"/>
-        <w:numPr>
-          <w:ilvl w:val="0"/>
-          <w:numId w:val="1050"/>
+    <w:bookmarkEnd w:id="82"/>
+    <w:bookmarkStart w:id="86" w:name="minimally-invasive-ivor-lewis"/>
+    <w:p>
+      <w:pPr>
+        <w:pStyle w:val="Heading2"/>
+      </w:pPr>
+      <w:r>
+        <w:t xml:space="preserve">63 Minimally-invasive Ivor Lewis</w:t>
+      </w:r>
+    </w:p>
+    <w:p>
+      <w:pPr>
+        <w:pStyle w:val="Compact"/>
+        <w:numPr>
+          <w:ilvl w:val="0"/>
+          <w:numId w:val="1052"/>
         </w:numPr>
       </w:pPr>
       <w:r>
@@ -3846,7 +3991,7 @@
         <w:pStyle w:val="Compact"/>
         <w:numPr>
           <w:ilvl w:val="0"/>
-          <w:numId w:val="1050"/>
+          <w:numId w:val="1052"/>
         </w:numPr>
       </w:pPr>
       <w:r>
@@ -3858,7 +4003,7 @@
         <w:pStyle w:val="Compact"/>
         <w:numPr>
           <w:ilvl w:val="0"/>
-          <w:numId w:val="1050"/>
+          <w:numId w:val="1052"/>
         </w:numPr>
       </w:pPr>
       <w:r>
@@ -3891,18 +4036,18 @@
           <wp:inline>
             <wp:extent cx="5334000" cy="5481674"/>
             <wp:effectExtent b="0" l="0" r="0" t="0"/>
-            <wp:docPr descr="" title="" id="93" name="Picture"/>
+            <wp:docPr descr="" title="" id="84" name="Picture"/>
             <a:graphic>
               <a:graphicData uri="http://schemas.openxmlformats.org/drawingml/2006/picture">
                 <pic:pic>
                   <pic:nvPicPr>
-                    <pic:cNvPr descr="images/MIE_IvorLewisArtboard.png" id="94" name="Picture"/>
+                    <pic:cNvPr descr="images/MIE_IvorLewisArtboard.png" id="85" name="Picture"/>
                     <pic:cNvPicPr>
                       <a:picLocks noChangeArrowheads="1" noChangeAspect="1"/>
                     </pic:cNvPicPr>
                   </pic:nvPicPr>
                   <pic:blipFill>
-                    <a:blip r:embed="rId92"/>
+                    <a:blip r:embed="rId83"/>
                     <a:stretch>
                       <a:fillRect/>
                     </a:stretch>
@@ -3929,14 +4074,14 @@
         </w:drawing>
       </w:r>
     </w:p>
-    <w:bookmarkEnd w:id="95"/>
-    <w:bookmarkStart w:id="99" w:name="open-ivor-lewis"/>
-    <w:p>
-      <w:pPr>
-        <w:pStyle w:val="Heading2"/>
-      </w:pPr>
-      <w:r>
-        <w:t xml:space="preserve">62 Open Ivor Lewis</w:t>
+    <w:bookmarkEnd w:id="86"/>
+    <w:bookmarkStart w:id="90" w:name="open-ivor-lewis"/>
+    <w:p>
+      <w:pPr>
+        <w:pStyle w:val="Heading2"/>
+      </w:pPr>
+      <w:r>
+        <w:t xml:space="preserve">64 Open Ivor Lewis</w:t>
       </w:r>
     </w:p>
     <w:p>
@@ -3964,18 +4109,18 @@
           <wp:inline>
             <wp:extent cx="5334000" cy="5481674"/>
             <wp:effectExtent b="0" l="0" r="0" t="0"/>
-            <wp:docPr descr="" title="" id="97" name="Picture"/>
+            <wp:docPr descr="" title="" id="88" name="Picture"/>
             <a:graphic>
               <a:graphicData uri="http://schemas.openxmlformats.org/drawingml/2006/picture">
                 <pic:pic>
                   <pic:nvPicPr>
-                    <pic:cNvPr descr="images/IvorLewisArtboard.png" id="98" name="Picture"/>
+                    <pic:cNvPr descr="images/IvorLewisArtboard.png" id="89" name="Picture"/>
                     <pic:cNvPicPr>
                       <a:picLocks noChangeArrowheads="1" noChangeAspect="1"/>
                     </pic:cNvPicPr>
                   </pic:nvPicPr>
                   <pic:blipFill>
-                    <a:blip r:embed="rId96"/>
+                    <a:blip r:embed="rId87"/>
                     <a:stretch>
                       <a:fillRect/>
                     </a:stretch>
@@ -4002,14 +4147,14 @@
         </w:drawing>
       </w:r>
     </w:p>
-    <w:bookmarkEnd w:id="99"/>
-    <w:bookmarkStart w:id="103" w:name="total-esophagectomy"/>
-    <w:p>
-      <w:pPr>
-        <w:pStyle w:val="Heading2"/>
-      </w:pPr>
-      <w:r>
-        <w:t xml:space="preserve">63 Total Esophagectomy</w:t>
+    <w:bookmarkEnd w:id="90"/>
+    <w:bookmarkStart w:id="94" w:name="total-esophagectomy"/>
+    <w:p>
+      <w:pPr>
+        <w:pStyle w:val="Heading2"/>
+      </w:pPr>
+      <w:r>
+        <w:t xml:space="preserve">65 Total Esophagectomy</w:t>
       </w:r>
     </w:p>
     <w:p>
@@ -4037,18 +4182,18 @@
           <wp:inline>
             <wp:extent cx="5334000" cy="5481674"/>
             <wp:effectExtent b="0" l="0" r="0" t="0"/>
-            <wp:docPr descr="" title="" id="101" name="Picture"/>
+            <wp:docPr descr="" title="" id="92" name="Picture"/>
             <a:graphic>
               <a:graphicData uri="http://schemas.openxmlformats.org/drawingml/2006/picture">
                 <pic:pic>
                   <pic:nvPicPr>
-                    <pic:cNvPr descr="images/Eso_ProxTumorArtboard.png" id="102" name="Picture"/>
+                    <pic:cNvPr descr="images/Eso_ProxTumorArtboard.png" id="93" name="Picture"/>
                     <pic:cNvPicPr>
                       <a:picLocks noChangeArrowheads="1" noChangeAspect="1"/>
                     </pic:cNvPicPr>
                   </pic:nvPicPr>
                   <pic:blipFill>
-                    <a:blip r:embed="rId100"/>
+                    <a:blip r:embed="rId91"/>
                     <a:stretch>
                       <a:fillRect/>
                     </a:stretch>
@@ -4075,14 +4220,14 @@
         </w:drawing>
       </w:r>
     </w:p>
-    <w:bookmarkEnd w:id="103"/>
-    <w:bookmarkStart w:id="110" w:name="mckeown-esophagectomy"/>
-    <w:p>
-      <w:pPr>
-        <w:pStyle w:val="Heading2"/>
-      </w:pPr>
-      <w:r>
-        <w:t xml:space="preserve">64 McKeown Esophagectomy</w:t>
+    <w:bookmarkEnd w:id="94"/>
+    <w:bookmarkStart w:id="101" w:name="mckeown-esophagectomy"/>
+    <w:p>
+      <w:pPr>
+        <w:pStyle w:val="Heading2"/>
+      </w:pPr>
+      <w:r>
+        <w:t xml:space="preserve">66 McKeown Esophagectomy</w:t>
       </w:r>
     </w:p>
     <w:p>
@@ -4094,18 +4239,18 @@
           <wp:inline>
             <wp:extent cx="5334000" cy="5481674"/>
             <wp:effectExtent b="0" l="0" r="0" t="0"/>
-            <wp:docPr descr="" title="" id="105" name="Picture"/>
+            <wp:docPr descr="" title="" id="96" name="Picture"/>
             <a:graphic>
               <a:graphicData uri="http://schemas.openxmlformats.org/drawingml/2006/picture">
                 <pic:pic>
                   <pic:nvPicPr>
-                    <pic:cNvPr descr="images/Eso_ResectionTotalArtboard.png" id="106" name="Picture"/>
+                    <pic:cNvPr descr="images/Eso_ResectionTotalArtboard.png" id="97" name="Picture"/>
                     <pic:cNvPicPr>
                       <a:picLocks noChangeArrowheads="1" noChangeAspect="1"/>
                     </pic:cNvPicPr>
                   </pic:nvPicPr>
                   <pic:blipFill>
-                    <a:blip r:embed="rId104"/>
+                    <a:blip r:embed="rId95"/>
                     <a:stretch>
                       <a:fillRect/>
                     </a:stretch>
@@ -4147,18 +4292,18 @@
           <wp:inline>
             <wp:extent cx="5334000" cy="5481674"/>
             <wp:effectExtent b="0" l="0" r="0" t="0"/>
-            <wp:docPr descr="" title="" id="108" name="Picture"/>
+            <wp:docPr descr="" title="" id="99" name="Picture"/>
             <a:graphic>
               <a:graphicData uri="http://schemas.openxmlformats.org/drawingml/2006/picture">
                 <pic:pic>
                   <pic:nvPicPr>
-                    <pic:cNvPr descr="images/Eso_MIE_McKeownArtboard.png" id="109" name="Picture"/>
+                    <pic:cNvPr descr="images/Eso_MIE_McKeownArtboard.png" id="100" name="Picture"/>
                     <pic:cNvPicPr>
                       <a:picLocks noChangeArrowheads="1" noChangeAspect="1"/>
                     </pic:cNvPicPr>
                   </pic:nvPicPr>
                   <pic:blipFill>
-                    <a:blip r:embed="rId107"/>
+                    <a:blip r:embed="rId98"/>
                     <a:stretch>
                       <a:fillRect/>
                     </a:stretch>
@@ -4191,14 +4336,14 @@
         <w:t xml:space="preserve">Connection made in the neck</w:t>
       </w:r>
     </w:p>
-    <w:bookmarkEnd w:id="110"/>
-    <w:bookmarkStart w:id="111" w:name="risks-of-esophagectomy"/>
-    <w:p>
-      <w:pPr>
-        <w:pStyle w:val="Heading2"/>
-      </w:pPr>
-      <w:r>
-        <w:t xml:space="preserve">65 Risks of Esophagectomy</w:t>
+    <w:bookmarkEnd w:id="101"/>
+    <w:bookmarkStart w:id="102" w:name="risks-of-esophagectomy"/>
+    <w:p>
+      <w:pPr>
+        <w:pStyle w:val="Heading2"/>
+      </w:pPr>
+      <w:r>
+        <w:t xml:space="preserve">67 Risks of Esophagectomy</w:t>
       </w:r>
     </w:p>
     <w:p>
@@ -4222,7 +4367,7 @@
         <w:pStyle w:val="Compact"/>
         <w:numPr>
           <w:ilvl w:val="0"/>
-          <w:numId w:val="1051"/>
+          <w:numId w:val="1053"/>
         </w:numPr>
       </w:pPr>
       <w:r>
@@ -4234,21 +4379,21 @@
         <w:pStyle w:val="Compact"/>
         <w:numPr>
           <w:ilvl w:val="0"/>
-          <w:numId w:val="1051"/>
+          <w:numId w:val="1053"/>
         </w:numPr>
       </w:pPr>
       <w:r>
         <w:t xml:space="preserve">Pneumonia</w:t>
       </w:r>
     </w:p>
-    <w:bookmarkEnd w:id="111"/>
-    <w:bookmarkStart w:id="114" w:name="anastomotic-leak"/>
-    <w:p>
-      <w:pPr>
-        <w:pStyle w:val="Heading2"/>
-      </w:pPr>
-      <w:r>
-        <w:t xml:space="preserve">66 Anastomotic Leak</w:t>
+    <w:bookmarkEnd w:id="102"/>
+    <w:bookmarkStart w:id="105" w:name="anastomotic-leak"/>
+    <w:p>
+      <w:pPr>
+        <w:pStyle w:val="Heading2"/>
+      </w:pPr>
+      <w:r>
+        <w:t xml:space="preserve">68 Anastomotic Leak</w:t>
       </w:r>
     </w:p>
     <w:p>
@@ -4268,18 +4413,18 @@
           <wp:inline>
             <wp:extent cx="5334000" cy="5478622"/>
             <wp:effectExtent b="0" l="0" r="0" t="0"/>
-            <wp:docPr descr="" title="" id="112" name="Picture"/>
+            <wp:docPr descr="" title="" id="103" name="Picture"/>
             <a:graphic>
               <a:graphicData uri="http://schemas.openxmlformats.org/drawingml/2006/picture">
                 <pic:pic>
                   <pic:nvPicPr>
-                    <pic:cNvPr descr="images/Eso_IvorLewis_Anastomosis.png" id="113" name="Picture"/>
+                    <pic:cNvPr descr="images/Eso_IvorLewis_Anastomosis.png" id="104" name="Picture"/>
                     <pic:cNvPicPr>
                       <a:picLocks noChangeArrowheads="1" noChangeAspect="1"/>
                     </pic:cNvPicPr>
                   </pic:nvPicPr>
                   <pic:blipFill>
-                    <a:blip r:embed="rId88"/>
+                    <a:blip r:embed="rId79"/>
                     <a:stretch>
                       <a:fillRect/>
                     </a:stretch>
@@ -4306,14 +4451,14 @@
         </w:drawing>
       </w:r>
     </w:p>
-    <w:bookmarkEnd w:id="114"/>
-    <w:bookmarkStart w:id="118" w:name="anastomotic-leak-1"/>
-    <w:p>
-      <w:pPr>
-        <w:pStyle w:val="Heading2"/>
-      </w:pPr>
-      <w:r>
-        <w:t xml:space="preserve">67 Anastomotic Leak</w:t>
+    <w:bookmarkEnd w:id="105"/>
+    <w:bookmarkStart w:id="109" w:name="anastomotic-leak-1"/>
+    <w:p>
+      <w:pPr>
+        <w:pStyle w:val="Heading2"/>
+      </w:pPr>
+      <w:r>
+        <w:t xml:space="preserve">69 Anastomotic Leak</w:t>
       </w:r>
     </w:p>
     <w:p>
@@ -4329,7 +4474,7 @@
         <w:pStyle w:val="Compact"/>
         <w:numPr>
           <w:ilvl w:val="0"/>
-          <w:numId w:val="1052"/>
+          <w:numId w:val="1054"/>
         </w:numPr>
       </w:pPr>
       <w:r>
@@ -4341,7 +4486,7 @@
         <w:pStyle w:val="Compact"/>
         <w:numPr>
           <w:ilvl w:val="0"/>
-          <w:numId w:val="1052"/>
+          <w:numId w:val="1054"/>
         </w:numPr>
       </w:pPr>
       <w:r>
@@ -4353,7 +4498,7 @@
         <w:pStyle w:val="Compact"/>
         <w:numPr>
           <w:ilvl w:val="0"/>
-          <w:numId w:val="1052"/>
+          <w:numId w:val="1054"/>
         </w:numPr>
       </w:pPr>
       <w:r>
@@ -4369,18 +4514,18 @@
           <wp:inline>
             <wp:extent cx="5334000" cy="5478622"/>
             <wp:effectExtent b="0" l="0" r="0" t="0"/>
-            <wp:docPr descr="" title="" id="116" name="Picture"/>
+            <wp:docPr descr="" title="" id="107" name="Picture"/>
             <a:graphic>
               <a:graphicData uri="http://schemas.openxmlformats.org/drawingml/2006/picture">
                 <pic:pic>
                   <pic:nvPicPr>
-                    <pic:cNvPr descr="images/Eso_IvorLewis_Leak.png" id="117" name="Picture"/>
+                    <pic:cNvPr descr="images/Eso_IvorLewis_Leak.png" id="108" name="Picture"/>
                     <pic:cNvPicPr>
                       <a:picLocks noChangeArrowheads="1" noChangeAspect="1"/>
                     </pic:cNvPicPr>
                   </pic:nvPicPr>
                   <pic:blipFill>
-                    <a:blip r:embed="rId115"/>
+                    <a:blip r:embed="rId106"/>
                     <a:stretch>
                       <a:fillRect/>
                     </a:stretch>
@@ -4407,14 +4552,14 @@
         </w:drawing>
       </w:r>
     </w:p>
-    <w:bookmarkEnd w:id="118"/>
-    <w:bookmarkStart w:id="121" w:name="anastomotic-leak-2"/>
-    <w:p>
-      <w:pPr>
-        <w:pStyle w:val="Heading2"/>
-      </w:pPr>
-      <w:r>
-        <w:t xml:space="preserve">68 Anastomotic Leak</w:t>
+    <w:bookmarkEnd w:id="109"/>
+    <w:bookmarkStart w:id="112" w:name="anastomotic-leak-2"/>
+    <w:p>
+      <w:pPr>
+        <w:pStyle w:val="Heading2"/>
+      </w:pPr>
+      <w:r>
+        <w:t xml:space="preserve">70 Anastomotic Leak</w:t>
       </w:r>
     </w:p>
     <w:p>
@@ -4430,7 +4575,7 @@
         <w:pStyle w:val="Compact"/>
         <w:numPr>
           <w:ilvl w:val="0"/>
-          <w:numId w:val="1053"/>
+          <w:numId w:val="1055"/>
         </w:numPr>
       </w:pPr>
       <w:r>
@@ -4442,7 +4587,7 @@
         <w:pStyle w:val="Compact"/>
         <w:numPr>
           <w:ilvl w:val="0"/>
-          <w:numId w:val="1053"/>
+          <w:numId w:val="1055"/>
         </w:numPr>
       </w:pPr>
       <w:r>
@@ -4454,7 +4599,7 @@
         <w:pStyle w:val="Compact"/>
         <w:numPr>
           <w:ilvl w:val="0"/>
-          <w:numId w:val="1053"/>
+          <w:numId w:val="1055"/>
         </w:numPr>
       </w:pPr>
       <w:r>
@@ -4470,18 +4615,18 @@
           <wp:inline>
             <wp:extent cx="5334000" cy="5478622"/>
             <wp:effectExtent b="0" l="0" r="0" t="0"/>
-            <wp:docPr descr="" title="" id="119" name="Picture"/>
+            <wp:docPr descr="" title="" id="110" name="Picture"/>
             <a:graphic>
               <a:graphicData uri="http://schemas.openxmlformats.org/drawingml/2006/picture">
                 <pic:pic>
                   <pic:nvPicPr>
-                    <pic:cNvPr descr="images/Eso_IvorLewis_Leak.png" id="120" name="Picture"/>
+                    <pic:cNvPr descr="images/Eso_IvorLewis_Leak.png" id="111" name="Picture"/>
                     <pic:cNvPicPr>
                       <a:picLocks noChangeArrowheads="1" noChangeAspect="1"/>
                     </pic:cNvPicPr>
                   </pic:nvPicPr>
                   <pic:blipFill>
-                    <a:blip r:embed="rId115"/>
+                    <a:blip r:embed="rId106"/>
                     <a:stretch>
                       <a:fillRect/>
                     </a:stretch>
@@ -4508,14 +4653,14 @@
         </w:drawing>
       </w:r>
     </w:p>
-    <w:bookmarkEnd w:id="121"/>
-    <w:bookmarkStart w:id="124" w:name="anastomotic-leak-3"/>
-    <w:p>
-      <w:pPr>
-        <w:pStyle w:val="Heading2"/>
-      </w:pPr>
-      <w:r>
-        <w:t xml:space="preserve">69 Anastomotic Leak</w:t>
+    <w:bookmarkEnd w:id="112"/>
+    <w:bookmarkStart w:id="115" w:name="anastomotic-leak-3"/>
+    <w:p>
+      <w:pPr>
+        <w:pStyle w:val="Heading2"/>
+      </w:pPr>
+      <w:r>
+        <w:t xml:space="preserve">71 Anastomotic Leak</w:t>
       </w:r>
     </w:p>
     <w:p>
@@ -4531,7 +4676,7 @@
         <w:pStyle w:val="Compact"/>
         <w:numPr>
           <w:ilvl w:val="0"/>
-          <w:numId w:val="1054"/>
+          <w:numId w:val="1056"/>
         </w:numPr>
       </w:pPr>
       <w:r>
@@ -4543,7 +4688,7 @@
         <w:pStyle w:val="Compact"/>
         <w:numPr>
           <w:ilvl w:val="0"/>
-          <w:numId w:val="1054"/>
+          <w:numId w:val="1056"/>
         </w:numPr>
       </w:pPr>
       <w:r>
@@ -4555,7 +4700,7 @@
         <w:pStyle w:val="Compact"/>
         <w:numPr>
           <w:ilvl w:val="0"/>
-          <w:numId w:val="1054"/>
+          <w:numId w:val="1056"/>
         </w:numPr>
       </w:pPr>
       <w:r>
@@ -4571,18 +4716,18 @@
           <wp:inline>
             <wp:extent cx="5334000" cy="5478622"/>
             <wp:effectExtent b="0" l="0" r="0" t="0"/>
-            <wp:docPr descr="" title="" id="122" name="Picture"/>
+            <wp:docPr descr="" title="" id="113" name="Picture"/>
             <a:graphic>
               <a:graphicData uri="http://schemas.openxmlformats.org/drawingml/2006/picture">
                 <pic:pic>
                   <pic:nvPicPr>
-                    <pic:cNvPr descr="images/Eso_IvorLewis_Leak.png" id="123" name="Picture"/>
+                    <pic:cNvPr descr="images/Eso_IvorLewis_Leak.png" id="114" name="Picture"/>
                     <pic:cNvPicPr>
                       <a:picLocks noChangeArrowheads="1" noChangeAspect="1"/>
                     </pic:cNvPicPr>
                   </pic:nvPicPr>
                   <pic:blipFill>
-                    <a:blip r:embed="rId115"/>
+                    <a:blip r:embed="rId106"/>
                     <a:stretch>
                       <a:fillRect/>
                     </a:stretch>
@@ -4609,21 +4754,21 @@
         </w:drawing>
       </w:r>
     </w:p>
-    <w:bookmarkEnd w:id="124"/>
-    <w:bookmarkStart w:id="128" w:name="pneumonia"/>
-    <w:p>
-      <w:pPr>
-        <w:pStyle w:val="Heading2"/>
-      </w:pPr>
-      <w:r>
-        <w:t xml:space="preserve">70 Pneumonia</w:t>
-      </w:r>
-    </w:p>
-    <w:p>
-      <w:pPr>
-        <w:numPr>
-          <w:ilvl w:val="0"/>
-          <w:numId w:val="1055"/>
+    <w:bookmarkEnd w:id="115"/>
+    <w:bookmarkStart w:id="119" w:name="pneumonia"/>
+    <w:p>
+      <w:pPr>
+        <w:pStyle w:val="Heading2"/>
+      </w:pPr>
+      <w:r>
+        <w:t xml:space="preserve">72 Pneumonia</w:t>
+      </w:r>
+    </w:p>
+    <w:p>
+      <w:pPr>
+        <w:numPr>
+          <w:ilvl w:val="0"/>
+          <w:numId w:val="1057"/>
         </w:numPr>
       </w:pPr>
       <w:r>
@@ -4634,7 +4779,7 @@
       <w:pPr>
         <w:numPr>
           <w:ilvl w:val="0"/>
-          <w:numId w:val="1055"/>
+          <w:numId w:val="1057"/>
         </w:numPr>
       </w:pPr>
       <w:r>
@@ -4645,7 +4790,7 @@
       <w:pPr>
         <w:numPr>
           <w:ilvl w:val="0"/>
-          <w:numId w:val="1055"/>
+          <w:numId w:val="1057"/>
         </w:numPr>
       </w:pPr>
       <w:r>
@@ -4661,18 +4806,18 @@
           <wp:inline>
             <wp:extent cx="5334000" cy="5481674"/>
             <wp:effectExtent b="0" l="0" r="0" t="0"/>
-            <wp:docPr descr="" title="" id="126" name="Picture"/>
+            <wp:docPr descr="" title="" id="117" name="Picture"/>
             <a:graphic>
               <a:graphicData uri="http://schemas.openxmlformats.org/drawingml/2006/picture">
                 <pic:pic>
                   <pic:nvPicPr>
-                    <pic:cNvPr descr="images/Eso_LungsArtboard.png" id="127" name="Picture"/>
+                    <pic:cNvPr descr="images/Eso_LungsArtboard.png" id="118" name="Picture"/>
                     <pic:cNvPicPr>
                       <a:picLocks noChangeArrowheads="1" noChangeAspect="1"/>
                     </pic:cNvPicPr>
                   </pic:nvPicPr>
                   <pic:blipFill>
-                    <a:blip r:embed="rId125"/>
+                    <a:blip r:embed="rId116"/>
                     <a:stretch>
                       <a:fillRect/>
                     </a:stretch>
@@ -4699,14 +4844,14 @@
         </w:drawing>
       </w:r>
     </w:p>
-    <w:bookmarkEnd w:id="128"/>
-    <w:bookmarkStart w:id="129" w:name="preventing-pneumonia"/>
-    <w:p>
-      <w:pPr>
-        <w:pStyle w:val="Heading2"/>
-      </w:pPr>
-      <w:r>
-        <w:t xml:space="preserve">71 Preventing Pneumonia</w:t>
+    <w:bookmarkEnd w:id="119"/>
+    <w:bookmarkStart w:id="120" w:name="preventing-pneumonia"/>
+    <w:p>
+      <w:pPr>
+        <w:pStyle w:val="Heading2"/>
+      </w:pPr>
+      <w:r>
+        <w:t xml:space="preserve">73 Preventing Pneumonia</w:t>
       </w:r>
     </w:p>
     <w:p>
@@ -4722,7 +4867,7 @@
         <w:pStyle w:val="Compact"/>
         <w:numPr>
           <w:ilvl w:val="0"/>
-          <w:numId w:val="1056"/>
+          <w:numId w:val="1058"/>
         </w:numPr>
       </w:pPr>
       <w:r>
@@ -4734,7 +4879,7 @@
         <w:pStyle w:val="Compact"/>
         <w:numPr>
           <w:ilvl w:val="0"/>
-          <w:numId w:val="1056"/>
+          <w:numId w:val="1058"/>
         </w:numPr>
       </w:pPr>
       <w:r>
@@ -4746,7 +4891,7 @@
         <w:pStyle w:val="Compact"/>
         <w:numPr>
           <w:ilvl w:val="0"/>
-          <w:numId w:val="1056"/>
+          <w:numId w:val="1058"/>
         </w:numPr>
       </w:pPr>
       <w:r>
@@ -4766,7 +4911,7 @@
         <w:pStyle w:val="Compact"/>
         <w:numPr>
           <w:ilvl w:val="0"/>
-          <w:numId w:val="1057"/>
+          <w:numId w:val="1059"/>
         </w:numPr>
       </w:pPr>
       <w:r>
@@ -4778,21 +4923,21 @@
         <w:pStyle w:val="Compact"/>
         <w:numPr>
           <w:ilvl w:val="0"/>
-          <w:numId w:val="1057"/>
+          <w:numId w:val="1059"/>
         </w:numPr>
       </w:pPr>
       <w:r>
         <w:t xml:space="preserve">Walking in the halls as soon as possible</w:t>
       </w:r>
     </w:p>
-    <w:bookmarkEnd w:id="129"/>
-    <w:bookmarkStart w:id="136" w:name="minimally-invasive-esophagectomy"/>
-    <w:p>
-      <w:pPr>
-        <w:pStyle w:val="Heading2"/>
-      </w:pPr>
-      <w:r>
-        <w:t xml:space="preserve">72 Minimally-invasive Esophagectomy</w:t>
+    <w:bookmarkEnd w:id="120"/>
+    <w:bookmarkStart w:id="127" w:name="minimally-invasive-esophagectomy"/>
+    <w:p>
+      <w:pPr>
+        <w:pStyle w:val="Heading2"/>
+      </w:pPr>
+      <w:r>
+        <w:t xml:space="preserve">74 Minimally-invasive Esophagectomy</w:t>
       </w:r>
     </w:p>
     <w:p>
@@ -4804,18 +4949,18 @@
           <wp:inline>
             <wp:extent cx="5334000" cy="4000500"/>
             <wp:effectExtent b="0" l="0" r="0" t="0"/>
-            <wp:docPr descr="" title="" id="131" name="Picture"/>
+            <wp:docPr descr="" title="" id="122" name="Picture"/>
             <a:graphic>
               <a:graphicData uri="http://schemas.openxmlformats.org/drawingml/2006/picture">
                 <pic:pic>
                   <pic:nvPicPr>
-                    <pic:cNvPr descr="images/mie_abd.png" id="132" name="Picture"/>
+                    <pic:cNvPr descr="images/mie_abd.png" id="123" name="Picture"/>
                     <pic:cNvPicPr>
                       <a:picLocks noChangeArrowheads="1" noChangeAspect="1"/>
                     </pic:cNvPicPr>
                   </pic:nvPicPr>
                   <pic:blipFill>
-                    <a:blip r:embed="rId130"/>
+                    <a:blip r:embed="rId121"/>
                     <a:stretch>
                       <a:fillRect/>
                     </a:stretch>
@@ -4851,18 +4996,18 @@
           <wp:inline>
             <wp:extent cx="5334000" cy="4000500"/>
             <wp:effectExtent b="0" l="0" r="0" t="0"/>
-            <wp:docPr descr="" title="" id="134" name="Picture"/>
+            <wp:docPr descr="" title="" id="125" name="Picture"/>
             <a:graphic>
               <a:graphicData uri="http://schemas.openxmlformats.org/drawingml/2006/picture">
                 <pic:pic>
                   <pic:nvPicPr>
-                    <pic:cNvPr descr="images/mie_chest.png" id="135" name="Picture"/>
+                    <pic:cNvPr descr="images/mie_chest.png" id="126" name="Picture"/>
                     <pic:cNvPicPr>
                       <a:picLocks noChangeArrowheads="1" noChangeAspect="1"/>
                     </pic:cNvPicPr>
                   </pic:nvPicPr>
                   <pic:blipFill>
-                    <a:blip r:embed="rId133"/>
+                    <a:blip r:embed="rId124"/>
                     <a:stretch>
                       <a:fillRect/>
                     </a:stretch>
@@ -4889,14 +5034,14 @@
         </w:drawing>
       </w:r>
     </w:p>
-    <w:bookmarkEnd w:id="136"/>
-    <w:bookmarkStart w:id="137" w:name="risks-of-surgery"/>
-    <w:p>
-      <w:pPr>
-        <w:pStyle w:val="Heading2"/>
-      </w:pPr>
-      <w:r>
-        <w:t xml:space="preserve">73 Risks of Surgery</w:t>
+    <w:bookmarkEnd w:id="127"/>
+    <w:bookmarkStart w:id="128" w:name="risks-of-surgery"/>
+    <w:p>
+      <w:pPr>
+        <w:pStyle w:val="Heading2"/>
+      </w:pPr>
+      <w:r>
+        <w:t xml:space="preserve">75 Risks of Surgery</w:t>
       </w:r>
     </w:p>
     <w:p>
@@ -4912,7 +5057,7 @@
         <w:pStyle w:val="Compact"/>
         <w:numPr>
           <w:ilvl w:val="0"/>
-          <w:numId w:val="1058"/>
+          <w:numId w:val="1060"/>
         </w:numPr>
       </w:pPr>
       <w:r>
@@ -4924,7 +5069,7 @@
         <w:pStyle w:val="Compact"/>
         <w:numPr>
           <w:ilvl w:val="0"/>
-          <w:numId w:val="1058"/>
+          <w:numId w:val="1060"/>
         </w:numPr>
       </w:pPr>
       <w:r>
@@ -4936,7 +5081,7 @@
         <w:pStyle w:val="Compact"/>
         <w:numPr>
           <w:ilvl w:val="0"/>
-          <w:numId w:val="1058"/>
+          <w:numId w:val="1060"/>
         </w:numPr>
       </w:pPr>
       <w:r>
@@ -4948,7 +5093,7 @@
         <w:pStyle w:val="Compact"/>
         <w:numPr>
           <w:ilvl w:val="0"/>
-          <w:numId w:val="1058"/>
+          <w:numId w:val="1060"/>
         </w:numPr>
       </w:pPr>
       <w:r>
@@ -4960,21 +5105,21 @@
         <w:pStyle w:val="Compact"/>
         <w:numPr>
           <w:ilvl w:val="0"/>
-          <w:numId w:val="1058"/>
+          <w:numId w:val="1060"/>
         </w:numPr>
       </w:pPr>
       <w:r>
         <w:t xml:space="preserve">Pulmonary embolism (2%)</w:t>
       </w:r>
     </w:p>
-    <w:bookmarkEnd w:id="137"/>
-    <w:bookmarkStart w:id="138" w:name="risks-of-surgery-1"/>
-    <w:p>
-      <w:pPr>
-        <w:pStyle w:val="Heading2"/>
-      </w:pPr>
-      <w:r>
-        <w:t xml:space="preserve">74 Risks of Surgery</w:t>
+    <w:bookmarkEnd w:id="128"/>
+    <w:bookmarkStart w:id="129" w:name="risks-of-surgery-1"/>
+    <w:p>
+      <w:pPr>
+        <w:pStyle w:val="Heading2"/>
+      </w:pPr>
+      <w:r>
+        <w:t xml:space="preserve">76 Risks of Surgery</w:t>
       </w:r>
     </w:p>
     <w:p>
@@ -4990,7 +5135,7 @@
         <w:pStyle w:val="Compact"/>
         <w:numPr>
           <w:ilvl w:val="0"/>
-          <w:numId w:val="1059"/>
+          <w:numId w:val="1061"/>
         </w:numPr>
       </w:pPr>
       <w:r>
@@ -5002,7 +5147,7 @@
         <w:pStyle w:val="Compact"/>
         <w:numPr>
           <w:ilvl w:val="0"/>
-          <w:numId w:val="1059"/>
+          <w:numId w:val="1061"/>
         </w:numPr>
       </w:pPr>
       <w:r>
@@ -5014,7 +5159,7 @@
         <w:pStyle w:val="Compact"/>
         <w:numPr>
           <w:ilvl w:val="0"/>
-          <w:numId w:val="1059"/>
+          <w:numId w:val="1061"/>
         </w:numPr>
       </w:pPr>
       <w:r>
@@ -5026,7 +5171,7 @@
         <w:pStyle w:val="Compact"/>
         <w:numPr>
           <w:ilvl w:val="1"/>
-          <w:numId w:val="1060"/>
+          <w:numId w:val="1062"/>
         </w:numPr>
       </w:pPr>
       <w:r>
@@ -5038,7 +5183,7 @@
         <w:pStyle w:val="Compact"/>
         <w:numPr>
           <w:ilvl w:val="1"/>
-          <w:numId w:val="1060"/>
+          <w:numId w:val="1062"/>
         </w:numPr>
       </w:pPr>
       <w:r>
@@ -5050,21 +5195,21 @@
         <w:pStyle w:val="Compact"/>
         <w:numPr>
           <w:ilvl w:val="1"/>
-          <w:numId w:val="1060"/>
+          <w:numId w:val="1062"/>
         </w:numPr>
       </w:pPr>
       <w:r>
         <w:t xml:space="preserve">High risk = 30%</w:t>
       </w:r>
     </w:p>
-    <w:bookmarkEnd w:id="138"/>
-    <w:bookmarkStart w:id="139" w:name="risks-of-surgery-2"/>
-    <w:p>
-      <w:pPr>
-        <w:pStyle w:val="Heading2"/>
-      </w:pPr>
-      <w:r>
-        <w:t xml:space="preserve">75 Risks of Surgery</w:t>
+    <w:bookmarkEnd w:id="129"/>
+    <w:bookmarkStart w:id="130" w:name="risks-of-surgery-2"/>
+    <w:p>
+      <w:pPr>
+        <w:pStyle w:val="Heading2"/>
+      </w:pPr>
+      <w:r>
+        <w:t xml:space="preserve">77 Risks of Surgery</w:t>
       </w:r>
     </w:p>
     <w:p>
@@ -5199,22 +5344,22 @@
         </w:tc>
       </w:tr>
     </w:tbl>
-    <w:bookmarkEnd w:id="139"/>
-    <w:bookmarkStart w:id="140" w:name="day-prior-to-surgery"/>
-    <w:p>
-      <w:pPr>
-        <w:pStyle w:val="Heading2"/>
-      </w:pPr>
-      <w:r>
-        <w:t xml:space="preserve">76 Day Prior to Surgery</w:t>
-      </w:r>
-    </w:p>
-    <w:p>
-      <w:pPr>
-        <w:pStyle w:val="Compact"/>
-        <w:numPr>
-          <w:ilvl w:val="0"/>
-          <w:numId w:val="1061"/>
+    <w:bookmarkEnd w:id="130"/>
+    <w:bookmarkStart w:id="131" w:name="day-prior-to-surgery"/>
+    <w:p>
+      <w:pPr>
+        <w:pStyle w:val="Heading2"/>
+      </w:pPr>
+      <w:r>
+        <w:t xml:space="preserve">78 Day Prior to Surgery</w:t>
+      </w:r>
+    </w:p>
+    <w:p>
+      <w:pPr>
+        <w:pStyle w:val="Compact"/>
+        <w:numPr>
+          <w:ilvl w:val="0"/>
+          <w:numId w:val="1063"/>
         </w:numPr>
       </w:pPr>
       <w:r>
@@ -5226,7 +5371,7 @@
         <w:pStyle w:val="Compact"/>
         <w:numPr>
           <w:ilvl w:val="0"/>
-          <w:numId w:val="1061"/>
+          <w:numId w:val="1063"/>
         </w:numPr>
       </w:pPr>
       <w:r>
@@ -5238,29 +5383,29 @@
         <w:pStyle w:val="Compact"/>
         <w:numPr>
           <w:ilvl w:val="0"/>
-          <w:numId w:val="1061"/>
+          <w:numId w:val="1063"/>
         </w:numPr>
       </w:pPr>
       <w:r>
         <w:t xml:space="preserve">No tube feedings the night before surgery</w:t>
       </w:r>
     </w:p>
-    <w:bookmarkEnd w:id="140"/>
-    <w:bookmarkStart w:id="141" w:name="day-of-surgery"/>
-    <w:p>
-      <w:pPr>
-        <w:pStyle w:val="Heading2"/>
-      </w:pPr>
-      <w:r>
-        <w:t xml:space="preserve">77 Day of Surgery</w:t>
-      </w:r>
-    </w:p>
-    <w:p>
-      <w:pPr>
-        <w:pStyle w:val="Compact"/>
-        <w:numPr>
-          <w:ilvl w:val="0"/>
-          <w:numId w:val="1062"/>
+    <w:bookmarkEnd w:id="131"/>
+    <w:bookmarkStart w:id="132" w:name="day-of-surgery"/>
+    <w:p>
+      <w:pPr>
+        <w:pStyle w:val="Heading2"/>
+      </w:pPr>
+      <w:r>
+        <w:t xml:space="preserve">79 Day of Surgery</w:t>
+      </w:r>
+    </w:p>
+    <w:p>
+      <w:pPr>
+        <w:pStyle w:val="Compact"/>
+        <w:numPr>
+          <w:ilvl w:val="0"/>
+          <w:numId w:val="1064"/>
         </w:numPr>
       </w:pPr>
       <w:r>
@@ -5272,7 +5417,7 @@
         <w:pStyle w:val="Compact"/>
         <w:numPr>
           <w:ilvl w:val="0"/>
-          <w:numId w:val="1062"/>
+          <w:numId w:val="1064"/>
         </w:numPr>
       </w:pPr>
       <w:r>
@@ -5284,7 +5429,7 @@
         <w:pStyle w:val="Compact"/>
         <w:numPr>
           <w:ilvl w:val="0"/>
-          <w:numId w:val="1062"/>
+          <w:numId w:val="1064"/>
         </w:numPr>
       </w:pPr>
       <w:r>
@@ -5309,7 +5454,7 @@
         <w:pStyle w:val="Compact"/>
         <w:numPr>
           <w:ilvl w:val="0"/>
-          <w:numId w:val="1062"/>
+          <w:numId w:val="1064"/>
         </w:numPr>
       </w:pPr>
       <w:r>
@@ -5321,641 +5466,641 @@
         <w:pStyle w:val="Compact"/>
         <w:numPr>
           <w:ilvl w:val="0"/>
-          <w:numId w:val="1062"/>
+          <w:numId w:val="1064"/>
         </w:numPr>
       </w:pPr>
       <w:r>
         <w:t xml:space="preserve">Waiting room for family and friends on 5th floor</w:t>
       </w:r>
     </w:p>
+    <w:bookmarkEnd w:id="132"/>
+    <w:bookmarkStart w:id="133" w:name="epidural-catheter-for-pain-control"/>
+    <w:p>
+      <w:pPr>
+        <w:pStyle w:val="Heading2"/>
+      </w:pPr>
+      <w:r>
+        <w:t xml:space="preserve">80 Epidural Catheter for Pain Control</w:t>
+      </w:r>
+    </w:p>
+    <w:p>
+      <w:pPr>
+        <w:pStyle w:val="Compact"/>
+        <w:numPr>
+          <w:ilvl w:val="0"/>
+          <w:numId w:val="1065"/>
+        </w:numPr>
+      </w:pPr>
+      <w:r>
+        <w:t xml:space="preserve">Remains in place for 2-5 days</w:t>
+      </w:r>
+    </w:p>
+    <w:p>
+      <w:pPr>
+        <w:pStyle w:val="Compact"/>
+        <w:numPr>
+          <w:ilvl w:val="0"/>
+          <w:numId w:val="1065"/>
+        </w:numPr>
+      </w:pPr>
+      <w:r>
+        <w:t xml:space="preserve">Dosage can be adjusted as needed</w:t>
+      </w:r>
+    </w:p>
+    <w:p>
+      <w:pPr>
+        <w:pStyle w:val="Compact"/>
+        <w:numPr>
+          <w:ilvl w:val="0"/>
+          <w:numId w:val="1065"/>
+        </w:numPr>
+      </w:pPr>
+      <w:r>
+        <w:t xml:space="preserve">Can make it more difficult to urinate</w:t>
+      </w:r>
+    </w:p>
+    <w:p>
+      <w:pPr>
+        <w:pStyle w:val="Compact"/>
+        <w:numPr>
+          <w:ilvl w:val="0"/>
+          <w:numId w:val="1065"/>
+        </w:numPr>
+      </w:pPr>
+      <w:r>
+        <w:t xml:space="preserve">May require foley catheter in bladder</w:t>
+      </w:r>
+    </w:p>
+    <w:p>
+      <w:pPr>
+        <w:pStyle w:val="Compact"/>
+        <w:numPr>
+          <w:ilvl w:val="0"/>
+          <w:numId w:val="1065"/>
+        </w:numPr>
+      </w:pPr>
+      <w:r>
+        <w:t xml:space="preserve">Foley catheter removed after epidural removed</w:t>
+      </w:r>
+    </w:p>
+    <w:bookmarkEnd w:id="133"/>
+    <w:bookmarkStart w:id="134" w:name="intensive-care-unit-icu-2-4-days"/>
+    <w:p>
+      <w:pPr>
+        <w:pStyle w:val="Heading2"/>
+      </w:pPr>
+      <w:r>
+        <w:t xml:space="preserve">81 Intensive Care Unit (ICU) (2-4 days)</w:t>
+      </w:r>
+    </w:p>
+    <w:p>
+      <w:pPr>
+        <w:pStyle w:val="Compact"/>
+        <w:numPr>
+          <w:ilvl w:val="0"/>
+          <w:numId w:val="1066"/>
+        </w:numPr>
+      </w:pPr>
+      <w:r>
+        <w:t xml:space="preserve">Surgical ICU on 11th floor</w:t>
+      </w:r>
+    </w:p>
+    <w:p>
+      <w:pPr>
+        <w:pStyle w:val="Compact"/>
+        <w:numPr>
+          <w:ilvl w:val="0"/>
+          <w:numId w:val="1066"/>
+        </w:numPr>
+      </w:pPr>
+      <w:r>
+        <w:t xml:space="preserve">NG tube in nose to drain stomach and esophagus</w:t>
+      </w:r>
+    </w:p>
+    <w:p>
+      <w:pPr>
+        <w:pStyle w:val="Compact"/>
+        <w:numPr>
+          <w:ilvl w:val="0"/>
+          <w:numId w:val="1066"/>
+        </w:numPr>
+      </w:pPr>
+      <w:r>
+        <w:t xml:space="preserve">Catheter in bladder</w:t>
+      </w:r>
+    </w:p>
+    <w:p>
+      <w:pPr>
+        <w:pStyle w:val="Compact"/>
+        <w:numPr>
+          <w:ilvl w:val="0"/>
+          <w:numId w:val="1066"/>
+        </w:numPr>
+      </w:pPr>
+      <w:r>
+        <w:t xml:space="preserve">Chest tube right chest</w:t>
+      </w:r>
+    </w:p>
+    <w:p>
+      <w:pPr>
+        <w:pStyle w:val="Compact"/>
+        <w:numPr>
+          <w:ilvl w:val="0"/>
+          <w:numId w:val="1066"/>
+        </w:numPr>
+      </w:pPr>
+      <w:r>
+        <w:t xml:space="preserve">Abdominal drains (usually 2)</w:t>
+      </w:r>
+    </w:p>
+    <w:p>
+      <w:pPr>
+        <w:pStyle w:val="Compact"/>
+        <w:numPr>
+          <w:ilvl w:val="0"/>
+          <w:numId w:val="1066"/>
+        </w:numPr>
+      </w:pPr>
+      <w:r>
+        <w:t xml:space="preserve">Feeding jejunostomy (usually stays in 8 wks)</w:t>
+      </w:r>
+    </w:p>
+    <w:bookmarkEnd w:id="134"/>
+    <w:bookmarkStart w:id="135" w:name="intensive-care-unit-icu"/>
+    <w:p>
+      <w:pPr>
+        <w:pStyle w:val="Heading2"/>
+      </w:pPr>
+      <w:r>
+        <w:t xml:space="preserve">82 Intensive Care Unit (ICU)</w:t>
+      </w:r>
+    </w:p>
+    <w:p>
+      <w:pPr>
+        <w:pStyle w:val="Compact"/>
+        <w:numPr>
+          <w:ilvl w:val="0"/>
+          <w:numId w:val="1067"/>
+        </w:numPr>
+      </w:pPr>
+      <w:r>
+        <w:t xml:space="preserve">Bladder catheter removed → check that bladder empties properly</w:t>
+      </w:r>
+    </w:p>
+    <w:p>
+      <w:pPr>
+        <w:pStyle w:val="Compact"/>
+        <w:numPr>
+          <w:ilvl w:val="0"/>
+          <w:numId w:val="1067"/>
+        </w:numPr>
+      </w:pPr>
+      <w:r>
+        <w:t xml:space="preserve">Chest tube removed (day 2-4) → follow-up x-ray</w:t>
+      </w:r>
+    </w:p>
+    <w:p>
+      <w:pPr>
+        <w:pStyle w:val="Compact"/>
+        <w:numPr>
+          <w:ilvl w:val="0"/>
+          <w:numId w:val="1067"/>
+        </w:numPr>
+      </w:pPr>
+      <w:r>
+        <w:t xml:space="preserve">Fluid emptied from drains every few hours</w:t>
+      </w:r>
+    </w:p>
+    <w:p>
+      <w:pPr>
+        <w:pStyle w:val="Compact"/>
+        <w:numPr>
+          <w:ilvl w:val="0"/>
+          <w:numId w:val="1067"/>
+        </w:numPr>
+      </w:pPr>
+      <w:r>
+        <w:t xml:space="preserve">Start tube feedings by feeding</w:t>
+      </w:r>
+    </w:p>
+    <w:p>
+      <w:pPr>
+        <w:pStyle w:val="Compact"/>
+        <w:numPr>
+          <w:ilvl w:val="0"/>
+          <w:numId w:val="1067"/>
+        </w:numPr>
+      </w:pPr>
+      <w:r>
+        <w:t xml:space="preserve">Feeding jejunostomy (stays in 8 weeks)</w:t>
+      </w:r>
+    </w:p>
+    <w:bookmarkEnd w:id="135"/>
+    <w:bookmarkStart w:id="136" w:name="ward---6tower"/>
+    <w:p>
+      <w:pPr>
+        <w:pStyle w:val="Heading2"/>
+      </w:pPr>
+      <w:r>
+        <w:t xml:space="preserve">83 Ward - 6Tower</w:t>
+      </w:r>
+    </w:p>
+    <w:p>
+      <w:pPr>
+        <w:pStyle w:val="Compact"/>
+        <w:numPr>
+          <w:ilvl w:val="0"/>
+          <w:numId w:val="1068"/>
+        </w:numPr>
+      </w:pPr>
+      <w:r>
+        <w:t xml:space="preserve">Jejunostomy feeds started</w:t>
+      </w:r>
+    </w:p>
+    <w:p>
+      <w:pPr>
+        <w:pStyle w:val="Compact"/>
+        <w:numPr>
+          <w:ilvl w:val="0"/>
+          <w:numId w:val="1068"/>
+        </w:numPr>
+      </w:pPr>
+      <w:r>
+        <w:t xml:space="preserve">Up in a chair most of the day</w:t>
+      </w:r>
+    </w:p>
+    <w:p>
+      <w:pPr>
+        <w:pStyle w:val="Compact"/>
+        <w:numPr>
+          <w:ilvl w:val="0"/>
+          <w:numId w:val="1068"/>
+        </w:numPr>
+      </w:pPr>
+      <w:r>
+        <w:t xml:space="preserve">Walking in the halls</w:t>
+      </w:r>
+    </w:p>
+    <w:p>
+      <w:pPr>
+        <w:pStyle w:val="Compact"/>
+        <w:numPr>
+          <w:ilvl w:val="1"/>
+          <w:numId w:val="1069"/>
+        </w:numPr>
+      </w:pPr>
+      <w:r>
+        <w:t xml:space="preserve">Start with assistance</w:t>
+      </w:r>
+    </w:p>
+    <w:p>
+      <w:pPr>
+        <w:pStyle w:val="Compact"/>
+        <w:numPr>
+          <w:ilvl w:val="1"/>
+          <w:numId w:val="1069"/>
+        </w:numPr>
+      </w:pPr>
+      <w:r>
+        <w:t xml:space="preserve">Improves lung function</w:t>
+      </w:r>
+    </w:p>
+    <w:p>
+      <w:pPr>
+        <w:pStyle w:val="Compact"/>
+        <w:numPr>
+          <w:ilvl w:val="1"/>
+          <w:numId w:val="1069"/>
+        </w:numPr>
+      </w:pPr>
+      <w:r>
+        <w:t xml:space="preserve">Prevents loss of muscle strength</w:t>
+      </w:r>
+    </w:p>
+    <w:bookmarkEnd w:id="136"/>
+    <w:bookmarkStart w:id="137" w:name="jejunostomy-feeds"/>
+    <w:p>
+      <w:pPr>
+        <w:pStyle w:val="Heading2"/>
+      </w:pPr>
+      <w:r>
+        <w:t xml:space="preserve">84 Jejunostomy Feeds</w:t>
+      </w:r>
+    </w:p>
+    <w:p>
+      <w:pPr>
+        <w:pStyle w:val="FirstParagraph"/>
+      </w:pPr>
+      <w:r>
+        <w:t xml:space="preserve">Jejunostomy tube feeds</w:t>
+      </w:r>
+    </w:p>
+    <w:p>
+      <w:pPr>
+        <w:pStyle w:val="Compact"/>
+        <w:numPr>
+          <w:ilvl w:val="0"/>
+          <w:numId w:val="1070"/>
+        </w:numPr>
+      </w:pPr>
+      <w:r>
+        <w:t xml:space="preserve">Start continuous (24 hours)</w:t>
+      </w:r>
+    </w:p>
+    <w:p>
+      <w:pPr>
+        <w:pStyle w:val="Compact"/>
+        <w:numPr>
+          <w:ilvl w:val="0"/>
+          <w:numId w:val="1070"/>
+        </w:numPr>
+      </w:pPr>
+      <w:r>
+        <w:t xml:space="preserve">Convert to night-time only (16 hours)</w:t>
+      </w:r>
+    </w:p>
+    <w:p>
+      <w:pPr>
+        <w:pStyle w:val="FirstParagraph"/>
+      </w:pPr>
+      <w:r>
+        <w:t xml:space="preserve">Water administered through feeding tube</w:t>
+      </w:r>
+    </w:p>
+    <w:p>
+      <w:pPr>
+        <w:pStyle w:val="Compact"/>
+        <w:numPr>
+          <w:ilvl w:val="0"/>
+          <w:numId w:val="1071"/>
+        </w:numPr>
+      </w:pPr>
+      <w:r>
+        <w:t xml:space="preserve">Usually 8oz 4 times/day</w:t>
+      </w:r>
+    </w:p>
+    <w:p>
+      <w:pPr>
+        <w:pStyle w:val="Compact"/>
+        <w:numPr>
+          <w:ilvl w:val="0"/>
+          <w:numId w:val="1071"/>
+        </w:numPr>
+      </w:pPr>
+      <w:r>
+        <w:t xml:space="preserve">Important to prevent dehydration</w:t>
+      </w:r>
+    </w:p>
+    <w:bookmarkEnd w:id="137"/>
+    <w:bookmarkStart w:id="138" w:name="jejunostomy-tube-1"/>
+    <w:p>
+      <w:pPr>
+        <w:pStyle w:val="Heading2"/>
+      </w:pPr>
+      <w:r>
+        <w:t xml:space="preserve">85 Jejunostomy Tube</w:t>
+      </w:r>
+    </w:p>
+    <w:bookmarkEnd w:id="138"/>
+    <w:bookmarkStart w:id="139" w:name="jejunostomy-typical-regimen-1"/>
+    <w:p>
+      <w:pPr>
+        <w:pStyle w:val="Heading2"/>
+      </w:pPr>
+      <w:r>
+        <w:t xml:space="preserve">86 Jejunostomy Typical Regimen</w:t>
+      </w:r>
+    </w:p>
+    <w:p>
+      <w:pPr>
+        <w:pStyle w:val="Compact"/>
+        <w:numPr>
+          <w:ilvl w:val="0"/>
+          <w:numId w:val="1072"/>
+        </w:numPr>
+      </w:pPr>
+      <w:r>
+        <w:t xml:space="preserve">Jejunostomy tube feeds for 16 hours (6pm-10am)</w:t>
+      </w:r>
+    </w:p>
+    <w:p>
+      <w:pPr>
+        <w:pStyle w:val="Compact"/>
+        <w:numPr>
+          <w:ilvl w:val="1"/>
+          <w:numId w:val="1073"/>
+        </w:numPr>
+      </w:pPr>
+      <w:r>
+        <w:t xml:space="preserve">Men: 75mL/hour x 16 hours = 5 cartons</w:t>
+      </w:r>
+    </w:p>
+    <w:p>
+      <w:pPr>
+        <w:pStyle w:val="Compact"/>
+        <w:numPr>
+          <w:ilvl w:val="1"/>
+          <w:numId w:val="1073"/>
+        </w:numPr>
+      </w:pPr>
+      <w:r>
+        <w:t xml:space="preserve">Women: 60mL/hour x 16 hours = 4 cartons</w:t>
+      </w:r>
+    </w:p>
+    <w:p>
+      <w:pPr>
+        <w:pStyle w:val="Compact"/>
+        <w:numPr>
+          <w:ilvl w:val="0"/>
+          <w:numId w:val="1072"/>
+        </w:numPr>
+      </w:pPr>
+      <w:r>
+        <w:t xml:space="preserve">Water 240ml (8oz) via syringe 4x/day</w:t>
+      </w:r>
+    </w:p>
+    <w:p>
+      <w:pPr>
+        <w:pStyle w:val="FirstParagraph"/>
+      </w:pPr>
+      <w:r>
+        <w:t xml:space="preserve">Hospital nurses will teach use of the feeding tube</w:t>
+      </w:r>
+    </w:p>
+    <w:bookmarkEnd w:id="139"/>
+    <w:bookmarkStart w:id="140" w:name="jejunostomy-feeds-with-diabetes-1"/>
+    <w:p>
+      <w:pPr>
+        <w:pStyle w:val="Heading2"/>
+      </w:pPr>
+      <w:r>
+        <w:t xml:space="preserve">87 Jejunostomy Feeds with Diabetes</w:t>
+      </w:r>
+    </w:p>
+    <w:p>
+      <w:pPr>
+        <w:pStyle w:val="FirstParagraph"/>
+      </w:pPr>
+      <w:r>
+        <w:t xml:space="preserve">Jejunostomy feedings elevate blood sugars</w:t>
+      </w:r>
+    </w:p>
+    <w:p>
+      <w:pPr>
+        <w:pStyle w:val="Compact"/>
+        <w:numPr>
+          <w:ilvl w:val="0"/>
+          <w:numId w:val="1074"/>
+        </w:numPr>
+      </w:pPr>
+      <w:r>
+        <w:t xml:space="preserve">Insulin may be required along with feeds</w:t>
+      </w:r>
+    </w:p>
+    <w:p>
+      <w:pPr>
+        <w:pStyle w:val="FirstParagraph"/>
+      </w:pPr>
+      <w:r>
+        <w:t xml:space="preserve">Typical Pattern for tube feeds</w:t>
+      </w:r>
+    </w:p>
+    <w:p>
+      <w:pPr>
+        <w:pStyle w:val="Compact"/>
+        <w:numPr>
+          <w:ilvl w:val="0"/>
+          <w:numId w:val="1075"/>
+        </w:numPr>
+      </w:pPr>
+      <w:r>
+        <w:t xml:space="preserve">Feeds run via pump from 6pm to 10am</w:t>
+      </w:r>
+    </w:p>
+    <w:p>
+      <w:pPr>
+        <w:pStyle w:val="Compact"/>
+        <w:numPr>
+          <w:ilvl w:val="0"/>
+          <w:numId w:val="1075"/>
+        </w:numPr>
+      </w:pPr>
+      <w:r>
+        <w:t xml:space="preserve">Insulin at 6pm (70/30 insulin)</w:t>
+      </w:r>
+    </w:p>
+    <w:p>
+      <w:pPr>
+        <w:pStyle w:val="Compact"/>
+        <w:numPr>
+          <w:ilvl w:val="0"/>
+          <w:numId w:val="1075"/>
+        </w:numPr>
+      </w:pPr>
+      <w:r>
+        <w:t xml:space="preserve">Insulin at Midnight (70/30 insulin)</w:t>
+      </w:r>
+    </w:p>
+    <w:p>
+      <w:pPr>
+        <w:pStyle w:val="Compact"/>
+        <w:numPr>
+          <w:ilvl w:val="0"/>
+          <w:numId w:val="1075"/>
+        </w:numPr>
+      </w:pPr>
+      <w:r>
+        <w:t xml:space="preserve">No insulin if tube feedings are not run</w:t>
+      </w:r>
+    </w:p>
+    <w:bookmarkEnd w:id="140"/>
+    <w:bookmarkStart w:id="141" w:name="jejunostomy-video-1"/>
+    <w:p>
+      <w:pPr>
+        <w:pStyle w:val="Heading2"/>
+      </w:pPr>
+      <w:r>
+        <w:t xml:space="preserve">88 Jejunostomy Video</w:t>
+      </w:r>
+    </w:p>
     <w:bookmarkEnd w:id="141"/>
-    <w:bookmarkStart w:id="142" w:name="epidural-catheter-for-pain-control"/>
-    <w:p>
-      <w:pPr>
-        <w:pStyle w:val="Heading2"/>
-      </w:pPr>
-      <w:r>
-        <w:t xml:space="preserve">78 Epidural Catheter for Pain Control</w:t>
-      </w:r>
-    </w:p>
-    <w:p>
-      <w:pPr>
-        <w:pStyle w:val="Compact"/>
-        <w:numPr>
-          <w:ilvl w:val="0"/>
-          <w:numId w:val="1063"/>
-        </w:numPr>
-      </w:pPr>
-      <w:r>
-        <w:t xml:space="preserve">Remains in place for 2-5 days</w:t>
-      </w:r>
-    </w:p>
-    <w:p>
-      <w:pPr>
-        <w:pStyle w:val="Compact"/>
-        <w:numPr>
-          <w:ilvl w:val="0"/>
-          <w:numId w:val="1063"/>
-        </w:numPr>
-      </w:pPr>
-      <w:r>
-        <w:t xml:space="preserve">Dosage can be adjusted as needed</w:t>
-      </w:r>
-    </w:p>
-    <w:p>
-      <w:pPr>
-        <w:pStyle w:val="Compact"/>
-        <w:numPr>
-          <w:ilvl w:val="0"/>
-          <w:numId w:val="1063"/>
-        </w:numPr>
-      </w:pPr>
-      <w:r>
-        <w:t xml:space="preserve">Can make it more difficult to urinate</w:t>
-      </w:r>
-    </w:p>
-    <w:p>
-      <w:pPr>
-        <w:pStyle w:val="Compact"/>
-        <w:numPr>
-          <w:ilvl w:val="0"/>
-          <w:numId w:val="1063"/>
-        </w:numPr>
-      </w:pPr>
-      <w:r>
-        <w:t xml:space="preserve">May require foley catheter in bladder</w:t>
-      </w:r>
-    </w:p>
-    <w:p>
-      <w:pPr>
-        <w:pStyle w:val="Compact"/>
-        <w:numPr>
-          <w:ilvl w:val="0"/>
-          <w:numId w:val="1063"/>
-        </w:numPr>
-      </w:pPr>
-      <w:r>
-        <w:t xml:space="preserve">Foley catheter removed after epidural removed</w:t>
+    <w:bookmarkStart w:id="142" w:name="activity-after-surgery"/>
+    <w:p>
+      <w:pPr>
+        <w:pStyle w:val="Heading2"/>
+      </w:pPr>
+      <w:r>
+        <w:t xml:space="preserve">89 Activity after Surgery</w:t>
+      </w:r>
+    </w:p>
+    <w:p>
+      <w:pPr>
+        <w:pStyle w:val="Compact"/>
+        <w:numPr>
+          <w:ilvl w:val="0"/>
+          <w:numId w:val="1076"/>
+        </w:numPr>
+      </w:pPr>
+      <w:r>
+        <w:t xml:space="preserve">Up in chair most of the day</w:t>
+      </w:r>
+    </w:p>
+    <w:p>
+      <w:pPr>
+        <w:pStyle w:val="Compact"/>
+        <w:numPr>
+          <w:ilvl w:val="0"/>
+          <w:numId w:val="1076"/>
+        </w:numPr>
+      </w:pPr>
+      <w:r>
+        <w:t xml:space="preserve">Walking with help from nurse/Physical Therapist</w:t>
+      </w:r>
+    </w:p>
+    <w:p>
+      <w:pPr>
+        <w:pStyle w:val="Compact"/>
+        <w:numPr>
+          <w:ilvl w:val="0"/>
+          <w:numId w:val="1076"/>
+        </w:numPr>
+      </w:pPr>
+      <w:r>
+        <w:t xml:space="preserve">Goals:</w:t>
+      </w:r>
+    </w:p>
+    <w:p>
+      <w:pPr>
+        <w:pStyle w:val="Compact"/>
+        <w:numPr>
+          <w:ilvl w:val="1"/>
+          <w:numId w:val="1077"/>
+        </w:numPr>
+      </w:pPr>
+      <w:r>
+        <w:t xml:space="preserve">Improve lung function</w:t>
+      </w:r>
+    </w:p>
+    <w:p>
+      <w:pPr>
+        <w:pStyle w:val="Compact"/>
+        <w:numPr>
+          <w:ilvl w:val="1"/>
+          <w:numId w:val="1077"/>
+        </w:numPr>
+      </w:pPr>
+      <w:r>
+        <w:t xml:space="preserve">Prevent muscle loss</w:t>
       </w:r>
     </w:p>
     <w:bookmarkEnd w:id="142"/>
-    <w:bookmarkStart w:id="143" w:name="intensive-care-unit-icu-2-4-days"/>
-    <w:p>
-      <w:pPr>
-        <w:pStyle w:val="Heading2"/>
-      </w:pPr>
-      <w:r>
-        <w:t xml:space="preserve">79 Intensive Care Unit (ICU) (2-4 days)</w:t>
-      </w:r>
-    </w:p>
-    <w:p>
-      <w:pPr>
-        <w:pStyle w:val="Compact"/>
-        <w:numPr>
-          <w:ilvl w:val="0"/>
-          <w:numId w:val="1064"/>
-        </w:numPr>
-      </w:pPr>
-      <w:r>
-        <w:t xml:space="preserve">Surgical ICU on 11th floor</w:t>
-      </w:r>
-    </w:p>
-    <w:p>
-      <w:pPr>
-        <w:pStyle w:val="Compact"/>
-        <w:numPr>
-          <w:ilvl w:val="0"/>
-          <w:numId w:val="1064"/>
-        </w:numPr>
-      </w:pPr>
-      <w:r>
-        <w:t xml:space="preserve">NG tube in nose to drain stomach and esophagus</w:t>
-      </w:r>
-    </w:p>
-    <w:p>
-      <w:pPr>
-        <w:pStyle w:val="Compact"/>
-        <w:numPr>
-          <w:ilvl w:val="0"/>
-          <w:numId w:val="1064"/>
-        </w:numPr>
-      </w:pPr>
-      <w:r>
-        <w:t xml:space="preserve">Catheter in bladder</w:t>
-      </w:r>
-    </w:p>
-    <w:p>
-      <w:pPr>
-        <w:pStyle w:val="Compact"/>
-        <w:numPr>
-          <w:ilvl w:val="0"/>
-          <w:numId w:val="1064"/>
-        </w:numPr>
-      </w:pPr>
-      <w:r>
-        <w:t xml:space="preserve">Chest tube right chest</w:t>
-      </w:r>
-    </w:p>
-    <w:p>
-      <w:pPr>
-        <w:pStyle w:val="Compact"/>
-        <w:numPr>
-          <w:ilvl w:val="0"/>
-          <w:numId w:val="1064"/>
-        </w:numPr>
-      </w:pPr>
-      <w:r>
-        <w:t xml:space="preserve">Abdominal drains (usually 2)</w:t>
-      </w:r>
-    </w:p>
-    <w:p>
-      <w:pPr>
-        <w:pStyle w:val="Compact"/>
-        <w:numPr>
-          <w:ilvl w:val="0"/>
-          <w:numId w:val="1064"/>
-        </w:numPr>
-      </w:pPr>
-      <w:r>
-        <w:t xml:space="preserve">Feeding jejunostomy (usually stays in 8 wks)</w:t>
-      </w:r>
-    </w:p>
-    <w:bookmarkEnd w:id="143"/>
-    <w:bookmarkStart w:id="144" w:name="intensive-care-unit-icu"/>
-    <w:p>
-      <w:pPr>
-        <w:pStyle w:val="Heading2"/>
-      </w:pPr>
-      <w:r>
-        <w:t xml:space="preserve">80 Intensive Care Unit (ICU)</w:t>
-      </w:r>
-    </w:p>
-    <w:p>
-      <w:pPr>
-        <w:pStyle w:val="Compact"/>
-        <w:numPr>
-          <w:ilvl w:val="0"/>
-          <w:numId w:val="1065"/>
-        </w:numPr>
-      </w:pPr>
-      <w:r>
-        <w:t xml:space="preserve">Bladder catheter removed → check that bladder empties properly</w:t>
-      </w:r>
-    </w:p>
-    <w:p>
-      <w:pPr>
-        <w:pStyle w:val="Compact"/>
-        <w:numPr>
-          <w:ilvl w:val="0"/>
-          <w:numId w:val="1065"/>
-        </w:numPr>
-      </w:pPr>
-      <w:r>
-        <w:t xml:space="preserve">Chest tube removed (day 2-4) → follow-up x-ray</w:t>
-      </w:r>
-    </w:p>
-    <w:p>
-      <w:pPr>
-        <w:pStyle w:val="Compact"/>
-        <w:numPr>
-          <w:ilvl w:val="0"/>
-          <w:numId w:val="1065"/>
-        </w:numPr>
-      </w:pPr>
-      <w:r>
-        <w:t xml:space="preserve">Fluid emptied from drains every few hours</w:t>
-      </w:r>
-    </w:p>
-    <w:p>
-      <w:pPr>
-        <w:pStyle w:val="Compact"/>
-        <w:numPr>
-          <w:ilvl w:val="0"/>
-          <w:numId w:val="1065"/>
-        </w:numPr>
-      </w:pPr>
-      <w:r>
-        <w:t xml:space="preserve">Start tube feedings by feeding</w:t>
-      </w:r>
-    </w:p>
-    <w:p>
-      <w:pPr>
-        <w:pStyle w:val="Compact"/>
-        <w:numPr>
-          <w:ilvl w:val="0"/>
-          <w:numId w:val="1065"/>
-        </w:numPr>
-      </w:pPr>
-      <w:r>
-        <w:t xml:space="preserve">Feeding jejunostomy (stays in 8 weeks)</w:t>
-      </w:r>
-    </w:p>
-    <w:bookmarkEnd w:id="144"/>
-    <w:bookmarkStart w:id="145" w:name="ward---6tower"/>
-    <w:p>
-      <w:pPr>
-        <w:pStyle w:val="Heading2"/>
-      </w:pPr>
-      <w:r>
-        <w:t xml:space="preserve">81 Ward - 6Tower</w:t>
-      </w:r>
-    </w:p>
-    <w:p>
-      <w:pPr>
-        <w:pStyle w:val="Compact"/>
-        <w:numPr>
-          <w:ilvl w:val="0"/>
-          <w:numId w:val="1066"/>
-        </w:numPr>
-      </w:pPr>
-      <w:r>
-        <w:t xml:space="preserve">Jejunostomy feeds started</w:t>
-      </w:r>
-    </w:p>
-    <w:p>
-      <w:pPr>
-        <w:pStyle w:val="Compact"/>
-        <w:numPr>
-          <w:ilvl w:val="0"/>
-          <w:numId w:val="1066"/>
-        </w:numPr>
-      </w:pPr>
-      <w:r>
-        <w:t xml:space="preserve">Up in a chair most of the day</w:t>
-      </w:r>
-    </w:p>
-    <w:p>
-      <w:pPr>
-        <w:pStyle w:val="Compact"/>
-        <w:numPr>
-          <w:ilvl w:val="0"/>
-          <w:numId w:val="1066"/>
-        </w:numPr>
-      </w:pPr>
-      <w:r>
-        <w:t xml:space="preserve">Walking in the halls</w:t>
-      </w:r>
-    </w:p>
-    <w:p>
-      <w:pPr>
-        <w:pStyle w:val="Compact"/>
-        <w:numPr>
-          <w:ilvl w:val="1"/>
-          <w:numId w:val="1067"/>
-        </w:numPr>
-      </w:pPr>
-      <w:r>
-        <w:t xml:space="preserve">Start with assistance</w:t>
-      </w:r>
-    </w:p>
-    <w:p>
-      <w:pPr>
-        <w:pStyle w:val="Compact"/>
-        <w:numPr>
-          <w:ilvl w:val="1"/>
-          <w:numId w:val="1067"/>
-        </w:numPr>
-      </w:pPr>
-      <w:r>
-        <w:t xml:space="preserve">Improves lung function</w:t>
-      </w:r>
-    </w:p>
-    <w:p>
-      <w:pPr>
-        <w:pStyle w:val="Compact"/>
-        <w:numPr>
-          <w:ilvl w:val="1"/>
-          <w:numId w:val="1067"/>
-        </w:numPr>
-      </w:pPr>
-      <w:r>
-        <w:t xml:space="preserve">Prevents loss of muscle strength</w:t>
-      </w:r>
-    </w:p>
-    <w:bookmarkEnd w:id="145"/>
-    <w:bookmarkStart w:id="146" w:name="jejunostomy-feeds"/>
-    <w:p>
-      <w:pPr>
-        <w:pStyle w:val="Heading2"/>
-      </w:pPr>
-      <w:r>
-        <w:t xml:space="preserve">82 Jejunostomy Feeds</w:t>
-      </w:r>
-    </w:p>
-    <w:p>
-      <w:pPr>
-        <w:pStyle w:val="FirstParagraph"/>
-      </w:pPr>
-      <w:r>
-        <w:t xml:space="preserve">Jejunostomy tube feeds</w:t>
-      </w:r>
-    </w:p>
-    <w:p>
-      <w:pPr>
-        <w:pStyle w:val="Compact"/>
-        <w:numPr>
-          <w:ilvl w:val="0"/>
-          <w:numId w:val="1068"/>
-        </w:numPr>
-      </w:pPr>
-      <w:r>
-        <w:t xml:space="preserve">Start continuous (24 hours)</w:t>
-      </w:r>
-    </w:p>
-    <w:p>
-      <w:pPr>
-        <w:pStyle w:val="Compact"/>
-        <w:numPr>
-          <w:ilvl w:val="0"/>
-          <w:numId w:val="1068"/>
-        </w:numPr>
-      </w:pPr>
-      <w:r>
-        <w:t xml:space="preserve">Convert to night-time only (16 hours)</w:t>
-      </w:r>
-    </w:p>
-    <w:p>
-      <w:pPr>
-        <w:pStyle w:val="FirstParagraph"/>
-      </w:pPr>
-      <w:r>
-        <w:t xml:space="preserve">Water administered through feeding tube</w:t>
-      </w:r>
-    </w:p>
-    <w:p>
-      <w:pPr>
-        <w:pStyle w:val="Compact"/>
-        <w:numPr>
-          <w:ilvl w:val="0"/>
-          <w:numId w:val="1069"/>
-        </w:numPr>
-      </w:pPr>
-      <w:r>
-        <w:t xml:space="preserve">Usually 8oz 4 times/day</w:t>
-      </w:r>
-    </w:p>
-    <w:p>
-      <w:pPr>
-        <w:pStyle w:val="Compact"/>
-        <w:numPr>
-          <w:ilvl w:val="0"/>
-          <w:numId w:val="1069"/>
-        </w:numPr>
-      </w:pPr>
-      <w:r>
-        <w:t xml:space="preserve">Important to prevent dehydration</w:t>
-      </w:r>
-    </w:p>
-    <w:bookmarkEnd w:id="146"/>
-    <w:bookmarkStart w:id="147" w:name="jejunostomy-tube-1"/>
-    <w:p>
-      <w:pPr>
-        <w:pStyle w:val="Heading2"/>
-      </w:pPr>
-      <w:r>
-        <w:t xml:space="preserve">83 Jejunostomy Tube</w:t>
-      </w:r>
-    </w:p>
-    <w:bookmarkEnd w:id="147"/>
-    <w:bookmarkStart w:id="148" w:name="jejunostomy-typical-regimen-1"/>
-    <w:p>
-      <w:pPr>
-        <w:pStyle w:val="Heading2"/>
-      </w:pPr>
-      <w:r>
-        <w:t xml:space="preserve">84 Jejunostomy Typical Regimen</w:t>
-      </w:r>
-    </w:p>
-    <w:p>
-      <w:pPr>
-        <w:pStyle w:val="Compact"/>
-        <w:numPr>
-          <w:ilvl w:val="0"/>
-          <w:numId w:val="1070"/>
-        </w:numPr>
-      </w:pPr>
-      <w:r>
-        <w:t xml:space="preserve">Jejunostomy tube feeds for 16 hours (6pm-10am)</w:t>
-      </w:r>
-    </w:p>
-    <w:p>
-      <w:pPr>
-        <w:pStyle w:val="Compact"/>
-        <w:numPr>
-          <w:ilvl w:val="1"/>
-          <w:numId w:val="1071"/>
-        </w:numPr>
-      </w:pPr>
-      <w:r>
-        <w:t xml:space="preserve">Men: 75mL/hour x 16 hours = 5 cartons</w:t>
-      </w:r>
-    </w:p>
-    <w:p>
-      <w:pPr>
-        <w:pStyle w:val="Compact"/>
-        <w:numPr>
-          <w:ilvl w:val="1"/>
-          <w:numId w:val="1071"/>
-        </w:numPr>
-      </w:pPr>
-      <w:r>
-        <w:t xml:space="preserve">Women: 60mL/hour x 16 hours = 4 cartons</w:t>
-      </w:r>
-    </w:p>
-    <w:p>
-      <w:pPr>
-        <w:pStyle w:val="Compact"/>
-        <w:numPr>
-          <w:ilvl w:val="0"/>
-          <w:numId w:val="1070"/>
-        </w:numPr>
-      </w:pPr>
-      <w:r>
-        <w:t xml:space="preserve">Water 240ml (8oz) via syringe 4x/day</w:t>
-      </w:r>
-    </w:p>
-    <w:p>
-      <w:pPr>
-        <w:pStyle w:val="FirstParagraph"/>
-      </w:pPr>
-      <w:r>
-        <w:t xml:space="preserve">Hospital nurses will teach use of the feeding tube</w:t>
-      </w:r>
-    </w:p>
-    <w:bookmarkEnd w:id="148"/>
-    <w:bookmarkStart w:id="149" w:name="jejunostomy-feeds-with-diabetes-1"/>
-    <w:p>
-      <w:pPr>
-        <w:pStyle w:val="Heading2"/>
-      </w:pPr>
-      <w:r>
-        <w:t xml:space="preserve">85 Jejunostomy Feeds with Diabetes</w:t>
-      </w:r>
-    </w:p>
-    <w:p>
-      <w:pPr>
-        <w:pStyle w:val="FirstParagraph"/>
-      </w:pPr>
-      <w:r>
-        <w:t xml:space="preserve">Jejunostomy feedings elevate blood sugars</w:t>
-      </w:r>
-    </w:p>
-    <w:p>
-      <w:pPr>
-        <w:pStyle w:val="Compact"/>
-        <w:numPr>
-          <w:ilvl w:val="0"/>
-          <w:numId w:val="1072"/>
-        </w:numPr>
-      </w:pPr>
-      <w:r>
-        <w:t xml:space="preserve">Insulin may be required along with feeds</w:t>
-      </w:r>
-    </w:p>
-    <w:p>
-      <w:pPr>
-        <w:pStyle w:val="FirstParagraph"/>
-      </w:pPr>
-      <w:r>
-        <w:t xml:space="preserve">Typical Pattern for tube feeds</w:t>
-      </w:r>
-    </w:p>
-    <w:p>
-      <w:pPr>
-        <w:pStyle w:val="Compact"/>
-        <w:numPr>
-          <w:ilvl w:val="0"/>
-          <w:numId w:val="1073"/>
-        </w:numPr>
-      </w:pPr>
-      <w:r>
-        <w:t xml:space="preserve">Feeds run via pump from 6pm to 10am</w:t>
-      </w:r>
-    </w:p>
-    <w:p>
-      <w:pPr>
-        <w:pStyle w:val="Compact"/>
-        <w:numPr>
-          <w:ilvl w:val="0"/>
-          <w:numId w:val="1073"/>
-        </w:numPr>
-      </w:pPr>
-      <w:r>
-        <w:t xml:space="preserve">Insulin at 6pm (70/30 insulin)</w:t>
-      </w:r>
-    </w:p>
-    <w:p>
-      <w:pPr>
-        <w:pStyle w:val="Compact"/>
-        <w:numPr>
-          <w:ilvl w:val="0"/>
-          <w:numId w:val="1073"/>
-        </w:numPr>
-      </w:pPr>
-      <w:r>
-        <w:t xml:space="preserve">Insulin at Midnight (70/30 insulin)</w:t>
-      </w:r>
-    </w:p>
-    <w:p>
-      <w:pPr>
-        <w:pStyle w:val="Compact"/>
-        <w:numPr>
-          <w:ilvl w:val="0"/>
-          <w:numId w:val="1073"/>
-        </w:numPr>
-      </w:pPr>
-      <w:r>
-        <w:t xml:space="preserve">No insulin if tube feedings are not run</w:t>
-      </w:r>
-    </w:p>
-    <w:bookmarkEnd w:id="149"/>
-    <w:bookmarkStart w:id="150" w:name="jejunostomy-video-1"/>
-    <w:p>
-      <w:pPr>
-        <w:pStyle w:val="Heading2"/>
-      </w:pPr>
-      <w:r>
-        <w:t xml:space="preserve">86 Jejunostomy Video</w:t>
-      </w:r>
-    </w:p>
-    <w:bookmarkEnd w:id="150"/>
-    <w:bookmarkStart w:id="151" w:name="activity-after-surgery"/>
-    <w:p>
-      <w:pPr>
-        <w:pStyle w:val="Heading2"/>
-      </w:pPr>
-      <w:r>
-        <w:t xml:space="preserve">87 Activity after Surgery</w:t>
-      </w:r>
-    </w:p>
-    <w:p>
-      <w:pPr>
-        <w:pStyle w:val="Compact"/>
-        <w:numPr>
-          <w:ilvl w:val="0"/>
-          <w:numId w:val="1074"/>
-        </w:numPr>
-      </w:pPr>
-      <w:r>
-        <w:t xml:space="preserve">Up in chair most of the day</w:t>
-      </w:r>
-    </w:p>
-    <w:p>
-      <w:pPr>
-        <w:pStyle w:val="Compact"/>
-        <w:numPr>
-          <w:ilvl w:val="0"/>
-          <w:numId w:val="1074"/>
-        </w:numPr>
-      </w:pPr>
-      <w:r>
-        <w:t xml:space="preserve">Walking with help from nurse/Physical Therapist</w:t>
-      </w:r>
-    </w:p>
-    <w:p>
-      <w:pPr>
-        <w:pStyle w:val="Compact"/>
-        <w:numPr>
-          <w:ilvl w:val="0"/>
-          <w:numId w:val="1074"/>
-        </w:numPr>
-      </w:pPr>
-      <w:r>
-        <w:t xml:space="preserve">Goals:</w:t>
-      </w:r>
-    </w:p>
-    <w:p>
-      <w:pPr>
-        <w:pStyle w:val="Compact"/>
-        <w:numPr>
-          <w:ilvl w:val="1"/>
-          <w:numId w:val="1075"/>
-        </w:numPr>
-      </w:pPr>
-      <w:r>
-        <w:t xml:space="preserve">Improve lung function</w:t>
-      </w:r>
-    </w:p>
-    <w:p>
-      <w:pPr>
-        <w:pStyle w:val="Compact"/>
-        <w:numPr>
-          <w:ilvl w:val="1"/>
-          <w:numId w:val="1075"/>
-        </w:numPr>
-      </w:pPr>
-      <w:r>
-        <w:t xml:space="preserve">Prevent muscle loss</w:t>
-      </w:r>
-    </w:p>
-    <w:bookmarkEnd w:id="151"/>
-    <w:bookmarkStart w:id="152" w:name="nasogastric-ng-tube"/>
-    <w:p>
-      <w:pPr>
-        <w:pStyle w:val="Heading2"/>
-      </w:pPr>
-      <w:r>
-        <w:t xml:space="preserve">88 Nasogastric (NG) Tube</w:t>
+    <w:bookmarkStart w:id="143" w:name="nasogastric-ng-tube"/>
+    <w:p>
+      <w:pPr>
+        <w:pStyle w:val="Heading2"/>
+      </w:pPr>
+      <w:r>
+        <w:t xml:space="preserve">90 Nasogastric (NG) Tube</w:t>
       </w:r>
     </w:p>
     <w:p>
@@ -5971,7 +6116,7 @@
         <w:pStyle w:val="Compact"/>
         <w:numPr>
           <w:ilvl w:val="0"/>
-          <w:numId w:val="1076"/>
+          <w:numId w:val="1078"/>
         </w:numPr>
       </w:pPr>
       <w:r>
@@ -5983,7 +6128,7 @@
         <w:pStyle w:val="Compact"/>
         <w:numPr>
           <w:ilvl w:val="0"/>
-          <w:numId w:val="1076"/>
+          <w:numId w:val="1078"/>
         </w:numPr>
       </w:pPr>
       <w:r>
@@ -6003,7 +6148,7 @@
         <w:pStyle w:val="Compact"/>
         <w:numPr>
           <w:ilvl w:val="0"/>
-          <w:numId w:val="1077"/>
+          <w:numId w:val="1079"/>
         </w:numPr>
       </w:pPr>
       <w:r>
@@ -6032,21 +6177,21 @@
         <w:pStyle w:val="Compact"/>
         <w:numPr>
           <w:ilvl w:val="0"/>
-          <w:numId w:val="1077"/>
+          <w:numId w:val="1079"/>
         </w:numPr>
       </w:pPr>
       <w:r>
         <w:t xml:space="preserve">Otherwise, X-ray repeated 2-3 days later</w:t>
       </w:r>
     </w:p>
-    <w:bookmarkEnd w:id="152"/>
-    <w:bookmarkStart w:id="153" w:name="swallowing-evaluation"/>
-    <w:p>
-      <w:pPr>
-        <w:pStyle w:val="Heading2"/>
-      </w:pPr>
-      <w:r>
-        <w:t xml:space="preserve">89 Swallowing Evaluation</w:t>
+    <w:bookmarkEnd w:id="143"/>
+    <w:bookmarkStart w:id="144" w:name="swallowing-evaluation"/>
+    <w:p>
+      <w:pPr>
+        <w:pStyle w:val="Heading2"/>
+      </w:pPr>
+      <w:r>
+        <w:t xml:space="preserve">91 Swallowing Evaluation</w:t>
       </w:r>
     </w:p>
     <w:p>
@@ -6070,7 +6215,7 @@
         <w:pStyle w:val="Compact"/>
         <w:numPr>
           <w:ilvl w:val="0"/>
-          <w:numId w:val="1078"/>
+          <w:numId w:val="1080"/>
         </w:numPr>
       </w:pPr>
       <w:r>
@@ -6082,7 +6227,7 @@
         <w:pStyle w:val="Compact"/>
         <w:numPr>
           <w:ilvl w:val="0"/>
-          <w:numId w:val="1078"/>
+          <w:numId w:val="1080"/>
         </w:numPr>
       </w:pPr>
       <w:r>
@@ -6094,7 +6239,7 @@
         <w:pStyle w:val="Compact"/>
         <w:numPr>
           <w:ilvl w:val="0"/>
-          <w:numId w:val="1078"/>
+          <w:numId w:val="1080"/>
         </w:numPr>
       </w:pPr>
       <w:r>
@@ -6118,14 +6263,14 @@
         <w:t xml:space="preserve">liquids started by mouth</w:t>
       </w:r>
     </w:p>
-    <w:bookmarkEnd w:id="153"/>
-    <w:bookmarkStart w:id="154" w:name="oral-intake-at-home"/>
-    <w:p>
-      <w:pPr>
-        <w:pStyle w:val="Heading2"/>
-      </w:pPr>
-      <w:r>
-        <w:t xml:space="preserve">90 Oral Intake at Home</w:t>
+    <w:bookmarkEnd w:id="144"/>
+    <w:bookmarkStart w:id="145" w:name="oral-intake-at-home"/>
+    <w:p>
+      <w:pPr>
+        <w:pStyle w:val="Heading2"/>
+      </w:pPr>
+      <w:r>
+        <w:t xml:space="preserve">92 Oral Intake at Home</w:t>
       </w:r>
     </w:p>
     <w:p>
@@ -6152,7 +6297,7 @@
         <w:pStyle w:val="Compact"/>
         <w:numPr>
           <w:ilvl w:val="0"/>
-          <w:numId w:val="1079"/>
+          <w:numId w:val="1081"/>
         </w:numPr>
       </w:pPr>
       <w:r>
@@ -6164,21 +6309,21 @@
         <w:pStyle w:val="Compact"/>
         <w:numPr>
           <w:ilvl w:val="0"/>
-          <w:numId w:val="1079"/>
+          <w:numId w:val="1081"/>
         </w:numPr>
       </w:pPr>
       <w:r>
         <w:t xml:space="preserve">4 oz per hour if 2oz are tolerated well</w:t>
       </w:r>
     </w:p>
-    <w:bookmarkEnd w:id="154"/>
-    <w:bookmarkStart w:id="155" w:name="discharge"/>
-    <w:p>
-      <w:pPr>
-        <w:pStyle w:val="Heading2"/>
-      </w:pPr>
-      <w:r>
-        <w:t xml:space="preserve">91 Discharge</w:t>
+    <w:bookmarkEnd w:id="145"/>
+    <w:bookmarkStart w:id="146" w:name="discharge"/>
+    <w:p>
+      <w:pPr>
+        <w:pStyle w:val="Heading2"/>
+      </w:pPr>
+      <w:r>
+        <w:t xml:space="preserve">93 Discharge</w:t>
       </w:r>
     </w:p>
     <w:p>
@@ -6194,7 +6339,7 @@
         <w:pStyle w:val="Compact"/>
         <w:numPr>
           <w:ilvl w:val="0"/>
-          <w:numId w:val="1080"/>
+          <w:numId w:val="1082"/>
         </w:numPr>
       </w:pPr>
       <w:r>
@@ -6206,7 +6351,7 @@
         <w:pStyle w:val="Compact"/>
         <w:numPr>
           <w:ilvl w:val="0"/>
-          <w:numId w:val="1080"/>
+          <w:numId w:val="1082"/>
         </w:numPr>
       </w:pPr>
       <w:r>
@@ -6218,7 +6363,7 @@
         <w:pStyle w:val="Compact"/>
         <w:numPr>
           <w:ilvl w:val="1"/>
-          <w:numId w:val="1081"/>
+          <w:numId w:val="1083"/>
         </w:numPr>
       </w:pPr>
       <w:r>
@@ -6230,7 +6375,7 @@
         <w:pStyle w:val="Compact"/>
         <w:numPr>
           <w:ilvl w:val="1"/>
-          <w:numId w:val="1081"/>
+          <w:numId w:val="1083"/>
         </w:numPr>
       </w:pPr>
       <w:r>
@@ -6242,7 +6387,7 @@
         <w:pStyle w:val="Compact"/>
         <w:numPr>
           <w:ilvl w:val="0"/>
-          <w:numId w:val="1080"/>
+          <w:numId w:val="1082"/>
         </w:numPr>
       </w:pPr>
       <w:r>
@@ -6254,7 +6399,7 @@
         <w:pStyle w:val="Compact"/>
         <w:numPr>
           <w:ilvl w:val="0"/>
-          <w:numId w:val="1080"/>
+          <w:numId w:val="1082"/>
         </w:numPr>
       </w:pPr>
       <w:r>
@@ -6266,21 +6411,21 @@
         <w:pStyle w:val="Compact"/>
         <w:numPr>
           <w:ilvl w:val="0"/>
-          <w:numId w:val="1080"/>
+          <w:numId w:val="1082"/>
         </w:numPr>
       </w:pPr>
       <w:r>
         <w:t xml:space="preserve">Home infusion (tube feeding supplies)</w:t>
       </w:r>
     </w:p>
-    <w:bookmarkEnd w:id="155"/>
-    <w:bookmarkStart w:id="156" w:name="nutrition-after-surgery"/>
-    <w:p>
-      <w:pPr>
-        <w:pStyle w:val="Heading2"/>
-      </w:pPr>
-      <w:r>
-        <w:t xml:space="preserve">92 Nutrition after Surgery</w:t>
+    <w:bookmarkEnd w:id="146"/>
+    <w:bookmarkStart w:id="147" w:name="nutrition-after-surgery"/>
+    <w:p>
+      <w:pPr>
+        <w:pStyle w:val="Heading2"/>
+      </w:pPr>
+      <w:r>
+        <w:t xml:space="preserve">94 Nutrition after Surgery</w:t>
       </w:r>
     </w:p>
     <w:p>
@@ -6296,7 +6441,7 @@
         <w:pStyle w:val="Compact"/>
         <w:numPr>
           <w:ilvl w:val="0"/>
-          <w:numId w:val="1082"/>
+          <w:numId w:val="1084"/>
         </w:numPr>
       </w:pPr>
       <w:r>
@@ -6308,7 +6453,7 @@
         <w:pStyle w:val="Compact"/>
         <w:numPr>
           <w:ilvl w:val="0"/>
-          <w:numId w:val="1082"/>
+          <w:numId w:val="1084"/>
         </w:numPr>
       </w:pPr>
       <w:r>
@@ -6328,7 +6473,7 @@
         <w:pStyle w:val="Compact"/>
         <w:numPr>
           <w:ilvl w:val="0"/>
-          <w:numId w:val="1083"/>
+          <w:numId w:val="1085"/>
         </w:numPr>
       </w:pPr>
       <w:r>
@@ -6351,14 +6496,14 @@
         <w:t xml:space="preserve">8-12 weeks: Remove feeding tube (in office)</w:t>
       </w:r>
     </w:p>
-    <w:bookmarkEnd w:id="156"/>
-    <w:bookmarkStart w:id="157" w:name="X15701f9deabaab366e08b73bd1ea6f1240694c5"/>
-    <w:p>
-      <w:pPr>
-        <w:pStyle w:val="Heading2"/>
-      </w:pPr>
-      <w:r>
-        <w:t xml:space="preserve">93 Transition from Tube Feeds</w:t>
+    <w:bookmarkEnd w:id="147"/>
+    <w:bookmarkStart w:id="148" w:name="X15701f9deabaab366e08b73bd1ea6f1240694c5"/>
+    <w:p>
+      <w:pPr>
+        <w:pStyle w:val="Heading2"/>
+      </w:pPr>
+      <w:r>
+        <w:t xml:space="preserve">95 Transition from Tube Feeds</w:t>
       </w:r>
       <w:r>
         <w:t xml:space="preserve"> </w:t>
@@ -6391,7 +6536,7 @@
         <w:pStyle w:val="Compact"/>
         <w:numPr>
           <w:ilvl w:val="0"/>
-          <w:numId w:val="1084"/>
+          <w:numId w:val="1086"/>
         </w:numPr>
       </w:pPr>
       <w:r>
@@ -6403,7 +6548,7 @@
         <w:pStyle w:val="Compact"/>
         <w:numPr>
           <w:ilvl w:val="0"/>
-          <w:numId w:val="1084"/>
+          <w:numId w:val="1086"/>
         </w:numPr>
       </w:pPr>
       <w:r>
@@ -6415,7 +6560,7 @@
         <w:pStyle w:val="Compact"/>
         <w:numPr>
           <w:ilvl w:val="1"/>
-          <w:numId w:val="1085"/>
+          <w:numId w:val="1087"/>
         </w:numPr>
       </w:pPr>
       <w:r>
@@ -6427,7 +6572,7 @@
         <w:pStyle w:val="Compact"/>
         <w:numPr>
           <w:ilvl w:val="0"/>
-          <w:numId w:val="1084"/>
+          <w:numId w:val="1086"/>
         </w:numPr>
       </w:pPr>
       <w:r>
@@ -6464,29 +6609,29 @@
         <w:pStyle w:val="Compact"/>
         <w:numPr>
           <w:ilvl w:val="0"/>
-          <w:numId w:val="1086"/>
+          <w:numId w:val="1088"/>
         </w:numPr>
       </w:pPr>
       <w:r>
         <w:t xml:space="preserve">Three meals + 2-3 high-protein snacks</w:t>
       </w:r>
     </w:p>
-    <w:bookmarkEnd w:id="157"/>
-    <w:bookmarkStart w:id="158" w:name="post-esophagectomy-diet"/>
-    <w:p>
-      <w:pPr>
-        <w:pStyle w:val="Heading2"/>
-      </w:pPr>
-      <w:r>
-        <w:t xml:space="preserve">94 Post-esophagectomy Diet</w:t>
-      </w:r>
-    </w:p>
-    <w:p>
-      <w:pPr>
-        <w:pStyle w:val="Compact"/>
-        <w:numPr>
-          <w:ilvl w:val="0"/>
-          <w:numId w:val="1087"/>
+    <w:bookmarkEnd w:id="148"/>
+    <w:bookmarkStart w:id="149" w:name="post-esophagectomy-diet"/>
+    <w:p>
+      <w:pPr>
+        <w:pStyle w:val="Heading2"/>
+      </w:pPr>
+      <w:r>
+        <w:t xml:space="preserve">96 Post-esophagectomy Diet</w:t>
+      </w:r>
+    </w:p>
+    <w:p>
+      <w:pPr>
+        <w:pStyle w:val="Compact"/>
+        <w:numPr>
+          <w:ilvl w:val="0"/>
+          <w:numId w:val="1089"/>
         </w:numPr>
       </w:pPr>
       <w:r>
@@ -6498,7 +6643,7 @@
         <w:pStyle w:val="Compact"/>
         <w:numPr>
           <w:ilvl w:val="0"/>
-          <w:numId w:val="1087"/>
+          <w:numId w:val="1089"/>
         </w:numPr>
       </w:pPr>
       <w:r>
@@ -6510,28 +6655,19 @@
         <w:pStyle w:val="Compact"/>
         <w:numPr>
           <w:ilvl w:val="0"/>
-          <w:numId w:val="1087"/>
-        </w:numPr>
-      </w:pPr>
-      <w:r>
-        <w:t xml:space="preserve">Avoid sugary liquids (can cause</w:t>
-      </w:r>
-      <w:r>
-        <w:t xml:space="preserve"> </w:t>
-      </w:r>
-      <w:r>
-        <w:t xml:space="preserve">‘dumping’</w:t>
-      </w:r>
-      <w:r>
-        <w:t xml:space="preserve">)</w:t>
-      </w:r>
-    </w:p>
-    <w:p>
-      <w:pPr>
-        <w:pStyle w:val="Compact"/>
-        <w:numPr>
-          <w:ilvl w:val="0"/>
-          <w:numId w:val="1087"/>
+          <w:numId w:val="1089"/>
+        </w:numPr>
+      </w:pPr>
+      <w:r>
+        <w:t xml:space="preserve">Avoid sugary liquids (can cause ‘dumping’)</w:t>
+      </w:r>
+    </w:p>
+    <w:p>
+      <w:pPr>
+        <w:pStyle w:val="Compact"/>
+        <w:numPr>
+          <w:ilvl w:val="0"/>
+          <w:numId w:val="1089"/>
         </w:numPr>
       </w:pPr>
       <w:r>
@@ -6543,7 +6679,7 @@
         <w:pStyle w:val="Compact"/>
         <w:numPr>
           <w:ilvl w:val="0"/>
-          <w:numId w:val="1087"/>
+          <w:numId w:val="1089"/>
         </w:numPr>
       </w:pPr>
       <w:r>
@@ -6555,7 +6691,7 @@
         <w:pStyle w:val="Compact"/>
         <w:numPr>
           <w:ilvl w:val="1"/>
-          <w:numId w:val="1088"/>
+          <w:numId w:val="1090"/>
         </w:numPr>
       </w:pPr>
       <w:r>
@@ -6567,7 +6703,7 @@
         <w:pStyle w:val="Compact"/>
         <w:numPr>
           <w:ilvl w:val="1"/>
-          <w:numId w:val="1088"/>
+          <w:numId w:val="1090"/>
         </w:numPr>
       </w:pPr>
       <w:r>
@@ -6579,21 +6715,21 @@
         <w:pStyle w:val="Compact"/>
         <w:numPr>
           <w:ilvl w:val="1"/>
-          <w:numId w:val="1088"/>
+          <w:numId w:val="1090"/>
         </w:numPr>
       </w:pPr>
       <w:r>
         <w:t xml:space="preserve">Avoid eating within 2 hours of bedtime</w:t>
       </w:r>
     </w:p>
-    <w:bookmarkEnd w:id="158"/>
-    <w:bookmarkStart w:id="159" w:name="medicines-at-home---pain"/>
-    <w:p>
-      <w:pPr>
-        <w:pStyle w:val="Heading2"/>
-      </w:pPr>
-      <w:r>
-        <w:t xml:space="preserve">95 Medicines at Home - Pain</w:t>
+    <w:bookmarkEnd w:id="149"/>
+    <w:bookmarkStart w:id="150" w:name="medicines-at-home---pain"/>
+    <w:p>
+      <w:pPr>
+        <w:pStyle w:val="Heading2"/>
+      </w:pPr>
+      <w:r>
+        <w:t xml:space="preserve">97 Medicines at Home - Pain</w:t>
       </w:r>
     </w:p>
     <w:p>
@@ -6625,7 +6761,7 @@
         <w:pStyle w:val="Compact"/>
         <w:numPr>
           <w:ilvl w:val="0"/>
-          <w:numId w:val="1089"/>
+          <w:numId w:val="1091"/>
         </w:numPr>
       </w:pPr>
       <w:r>
@@ -6637,7 +6773,7 @@
         <w:pStyle w:val="Compact"/>
         <w:numPr>
           <w:ilvl w:val="0"/>
-          <w:numId w:val="1089"/>
+          <w:numId w:val="1091"/>
         </w:numPr>
       </w:pPr>
       <w:r>
@@ -6649,7 +6785,7 @@
         <w:pStyle w:val="Compact"/>
         <w:numPr>
           <w:ilvl w:val="0"/>
-          <w:numId w:val="1089"/>
+          <w:numId w:val="1091"/>
         </w:numPr>
       </w:pPr>
       <w:r>
@@ -6661,21 +6797,21 @@
         <w:pStyle w:val="Compact"/>
         <w:numPr>
           <w:ilvl w:val="0"/>
-          <w:numId w:val="1089"/>
+          <w:numId w:val="1091"/>
         </w:numPr>
       </w:pPr>
       <w:r>
         <w:t xml:space="preserve">NO DRIVING WHILE ON OXYCODONE</w:t>
       </w:r>
     </w:p>
-    <w:bookmarkEnd w:id="159"/>
-    <w:bookmarkStart w:id="160" w:name="non-steroidals-anti-inflammatory-nsaid"/>
-    <w:p>
-      <w:pPr>
-        <w:pStyle w:val="Heading2"/>
-      </w:pPr>
-      <w:r>
-        <w:t xml:space="preserve">96 Non-steroidals Anti Inflammatory (NSAID)</w:t>
+    <w:bookmarkEnd w:id="150"/>
+    <w:bookmarkStart w:id="151" w:name="non-steroidals-anti-inflammatory-nsaid"/>
+    <w:p>
+      <w:pPr>
+        <w:pStyle w:val="Heading2"/>
+      </w:pPr>
+      <w:r>
+        <w:t xml:space="preserve">98 Non-steroidals Anti Inflammatory (NSAID)</w:t>
       </w:r>
     </w:p>
     <w:p>
@@ -6691,7 +6827,7 @@
         <w:pStyle w:val="Compact"/>
         <w:numPr>
           <w:ilvl w:val="0"/>
-          <w:numId w:val="1090"/>
+          <w:numId w:val="1092"/>
         </w:numPr>
       </w:pPr>
       <w:r>
@@ -6711,21 +6847,21 @@
         <w:pStyle w:val="Compact"/>
         <w:numPr>
           <w:ilvl w:val="0"/>
-          <w:numId w:val="1091"/>
+          <w:numId w:val="1093"/>
         </w:numPr>
       </w:pPr>
       <w:r>
         <w:t xml:space="preserve">(Can cause permanent scarring at the surgery site)</w:t>
       </w:r>
     </w:p>
-    <w:bookmarkEnd w:id="160"/>
-    <w:bookmarkStart w:id="161" w:name="acid-blockers-proton-pump-inhibitors"/>
-    <w:p>
-      <w:pPr>
-        <w:pStyle w:val="Heading2"/>
-      </w:pPr>
-      <w:r>
-        <w:t xml:space="preserve">97 Acid Blockers = Proton Pump Inhibitors</w:t>
+    <w:bookmarkEnd w:id="151"/>
+    <w:bookmarkStart w:id="152" w:name="acid-blockers-proton-pump-inhibitors"/>
+    <w:p>
+      <w:pPr>
+        <w:pStyle w:val="Heading2"/>
+      </w:pPr>
+      <w:r>
+        <w:t xml:space="preserve">99 Acid Blockers = Proton Pump Inhibitors</w:t>
       </w:r>
     </w:p>
     <w:p>
@@ -6741,7 +6877,7 @@
         <w:pStyle w:val="Compact"/>
         <w:numPr>
           <w:ilvl w:val="0"/>
-          <w:numId w:val="1092"/>
+          <w:numId w:val="1094"/>
         </w:numPr>
       </w:pPr>
       <w:r>
@@ -6753,7 +6889,7 @@
         <w:pStyle w:val="Compact"/>
         <w:numPr>
           <w:ilvl w:val="0"/>
-          <w:numId w:val="1092"/>
+          <w:numId w:val="1094"/>
         </w:numPr>
       </w:pPr>
       <w:r>
@@ -6765,21 +6901,21 @@
         <w:pStyle w:val="Compact"/>
         <w:numPr>
           <w:ilvl w:val="0"/>
-          <w:numId w:val="1092"/>
+          <w:numId w:val="1094"/>
         </w:numPr>
       </w:pPr>
       <w:r>
         <w:t xml:space="preserve">To administer through feeding tube, open capsule and resuspend beads in 60mL (2oz) of water</w:t>
       </w:r>
     </w:p>
-    <w:bookmarkEnd w:id="161"/>
-    <w:bookmarkStart w:id="162" w:name="medicines-at-home"/>
-    <w:p>
-      <w:pPr>
-        <w:pStyle w:val="Heading2"/>
-      </w:pPr>
-      <w:r>
-        <w:t xml:space="preserve">98 Medicines at Home</w:t>
+    <w:bookmarkEnd w:id="152"/>
+    <w:bookmarkStart w:id="153" w:name="medicines-at-home"/>
+    <w:p>
+      <w:pPr>
+        <w:pStyle w:val="Heading2"/>
+      </w:pPr>
+      <w:r>
+        <w:t xml:space="preserve">100 Medicines at Home</w:t>
       </w:r>
     </w:p>
     <w:p>
@@ -6795,7 +6931,7 @@
         <w:pStyle w:val="Compact"/>
         <w:numPr>
           <w:ilvl w:val="0"/>
-          <w:numId w:val="1093"/>
+          <w:numId w:val="1095"/>
         </w:numPr>
       </w:pPr>
       <w:r>
@@ -6807,7 +6943,7 @@
         <w:pStyle w:val="Compact"/>
         <w:numPr>
           <w:ilvl w:val="0"/>
-          <w:numId w:val="1093"/>
+          <w:numId w:val="1095"/>
         </w:numPr>
       </w:pPr>
       <w:r>
@@ -6827,7 +6963,7 @@
         <w:pStyle w:val="Compact"/>
         <w:numPr>
           <w:ilvl w:val="0"/>
-          <w:numId w:val="1094"/>
+          <w:numId w:val="1096"/>
         </w:numPr>
       </w:pPr>
       <w:r>
@@ -6839,7 +6975,7 @@
         <w:pStyle w:val="Compact"/>
         <w:numPr>
           <w:ilvl w:val="0"/>
-          <w:numId w:val="1094"/>
+          <w:numId w:val="1096"/>
         </w:numPr>
       </w:pPr>
       <w:r>
@@ -6851,29 +6987,29 @@
         <w:pStyle w:val="Compact"/>
         <w:numPr>
           <w:ilvl w:val="0"/>
-          <w:numId w:val="1094"/>
+          <w:numId w:val="1096"/>
         </w:numPr>
       </w:pPr>
       <w:r>
         <w:t xml:space="preserve">Will stop within first three months of surgery</w:t>
       </w:r>
     </w:p>
-    <w:bookmarkEnd w:id="162"/>
-    <w:bookmarkStart w:id="163" w:name="metoprolol-beta-blockers"/>
-    <w:p>
-      <w:pPr>
-        <w:pStyle w:val="Heading2"/>
-      </w:pPr>
-      <w:r>
-        <w:t xml:space="preserve">99 Metoprolol = Beta Blockers</w:t>
-      </w:r>
-    </w:p>
-    <w:p>
-      <w:pPr>
-        <w:pStyle w:val="Compact"/>
-        <w:numPr>
-          <w:ilvl w:val="0"/>
-          <w:numId w:val="1095"/>
+    <w:bookmarkEnd w:id="153"/>
+    <w:bookmarkStart w:id="154" w:name="metoprolol-beta-blockers"/>
+    <w:p>
+      <w:pPr>
+        <w:pStyle w:val="Heading2"/>
+      </w:pPr>
+      <w:r>
+        <w:t xml:space="preserve">101 Metoprolol = Beta Blockers</w:t>
+      </w:r>
+    </w:p>
+    <w:p>
+      <w:pPr>
+        <w:pStyle w:val="Compact"/>
+        <w:numPr>
+          <w:ilvl w:val="0"/>
+          <w:numId w:val="1097"/>
         </w:numPr>
       </w:pPr>
       <w:r>
@@ -6888,7 +7024,7 @@
         <w:pStyle w:val="Compact"/>
         <w:numPr>
           <w:ilvl w:val="0"/>
-          <w:numId w:val="1095"/>
+          <w:numId w:val="1097"/>
         </w:numPr>
       </w:pPr>
       <w:r>
@@ -6900,7 +7036,7 @@
         <w:pStyle w:val="Compact"/>
         <w:numPr>
           <w:ilvl w:val="0"/>
-          <w:numId w:val="1095"/>
+          <w:numId w:val="1097"/>
         </w:numPr>
       </w:pPr>
       <w:r>
@@ -6929,7 +7065,7 @@
         <w:pStyle w:val="Compact"/>
         <w:numPr>
           <w:ilvl w:val="0"/>
-          <w:numId w:val="1095"/>
+          <w:numId w:val="1097"/>
         </w:numPr>
       </w:pPr>
       <w:r>
@@ -6953,14 +7089,14 @@
         <w:t xml:space="preserve">return to prior dose and drug after surgery</w:t>
       </w:r>
     </w:p>
-    <w:bookmarkEnd w:id="163"/>
-    <w:bookmarkStart w:id="167" w:name="sleeping-at-home"/>
-    <w:p>
-      <w:pPr>
-        <w:pStyle w:val="Heading2"/>
-      </w:pPr>
-      <w:r>
-        <w:t xml:space="preserve">100 Sleeping at Home</w:t>
+    <w:bookmarkEnd w:id="154"/>
+    <w:bookmarkStart w:id="158" w:name="sleeping-at-home"/>
+    <w:p>
+      <w:pPr>
+        <w:pStyle w:val="Heading2"/>
+      </w:pPr>
+      <w:r>
+        <w:t xml:space="preserve">102 Sleeping at Home</w:t>
       </w:r>
     </w:p>
     <w:p>
@@ -6996,18 +7132,18 @@
           <wp:inline>
             <wp:extent cx="5334000" cy="5334000"/>
             <wp:effectExtent b="0" l="0" r="0" t="0"/>
-            <wp:docPr descr="" title="" id="165" name="Picture"/>
+            <wp:docPr descr="" title="" id="156" name="Picture"/>
             <a:graphic>
               <a:graphicData uri="http://schemas.openxmlformats.org/drawingml/2006/picture">
                 <pic:pic>
                   <pic:nvPicPr>
-                    <pic:cNvPr descr="images/wedge_pillow_comm.jpg" id="166" name="Picture"/>
+                    <pic:cNvPr descr="images/wedge_pillow_comm.jpg" id="157" name="Picture"/>
                     <pic:cNvPicPr>
                       <a:picLocks noChangeArrowheads="1" noChangeAspect="1"/>
                     </pic:cNvPicPr>
                   </pic:nvPicPr>
                   <pic:blipFill>
-                    <a:blip r:embed="rId164"/>
+                    <a:blip r:embed="rId155"/>
                     <a:stretch>
                       <a:fillRect/>
                     </a:stretch>
@@ -7034,14 +7170,14 @@
         </w:drawing>
       </w:r>
     </w:p>
-    <w:bookmarkEnd w:id="167"/>
-    <w:bookmarkStart w:id="168" w:name="postoperative-visit-at-7-10-days"/>
-    <w:p>
-      <w:pPr>
-        <w:pStyle w:val="Heading2"/>
-      </w:pPr>
-      <w:r>
-        <w:t xml:space="preserve">101 Postoperative Visit at 7-10 Days</w:t>
+    <w:bookmarkEnd w:id="158"/>
+    <w:bookmarkStart w:id="159" w:name="postoperative-visit-at-7-10-days"/>
+    <w:p>
+      <w:pPr>
+        <w:pStyle w:val="Heading2"/>
+      </w:pPr>
+      <w:r>
+        <w:t xml:space="preserve">103 Postoperative Visit at 7-10 Days</w:t>
       </w:r>
     </w:p>
     <w:p>
@@ -7057,7 +7193,7 @@
         <w:pStyle w:val="Compact"/>
         <w:numPr>
           <w:ilvl w:val="0"/>
-          <w:numId w:val="1096"/>
+          <w:numId w:val="1098"/>
         </w:numPr>
       </w:pPr>
       <w:r>
@@ -7077,7 +7213,7 @@
         <w:pStyle w:val="Compact"/>
         <w:numPr>
           <w:ilvl w:val="0"/>
-          <w:numId w:val="1097"/>
+          <w:numId w:val="1099"/>
         </w:numPr>
       </w:pPr>
       <w:r>
@@ -7089,7 +7225,7 @@
         <w:pStyle w:val="Compact"/>
         <w:numPr>
           <w:ilvl w:val="0"/>
-          <w:numId w:val="1097"/>
+          <w:numId w:val="1099"/>
         </w:numPr>
       </w:pPr>
       <w:r>
@@ -7112,14 +7248,14 @@
         <w:t xml:space="preserve">Reduce tube feeds</w:t>
       </w:r>
     </w:p>
-    <w:bookmarkEnd w:id="168"/>
-    <w:bookmarkStart w:id="169" w:name="after-surgery"/>
-    <w:p>
-      <w:pPr>
-        <w:pStyle w:val="Heading2"/>
-      </w:pPr>
-      <w:r>
-        <w:t xml:space="preserve">102 After surgery</w:t>
+    <w:bookmarkEnd w:id="159"/>
+    <w:bookmarkStart w:id="160" w:name="after-surgery"/>
+    <w:p>
+      <w:pPr>
+        <w:pStyle w:val="Heading2"/>
+      </w:pPr>
+      <w:r>
+        <w:t xml:space="preserve">104 After surgery</w:t>
       </w:r>
     </w:p>
     <w:p>
@@ -7135,7 +7271,7 @@
         <w:pStyle w:val="Compact"/>
         <w:numPr>
           <w:ilvl w:val="0"/>
-          <w:numId w:val="1098"/>
+          <w:numId w:val="1100"/>
         </w:numPr>
       </w:pPr>
       <w:r>
@@ -7147,7 +7283,7 @@
         <w:pStyle w:val="Compact"/>
         <w:numPr>
           <w:ilvl w:val="0"/>
-          <w:numId w:val="1098"/>
+          <w:numId w:val="1100"/>
         </w:numPr>
       </w:pPr>
       <w:r>
@@ -7159,7 +7295,7 @@
         <w:pStyle w:val="Compact"/>
         <w:numPr>
           <w:ilvl w:val="0"/>
-          <w:numId w:val="1098"/>
+          <w:numId w:val="1100"/>
         </w:numPr>
       </w:pPr>
       <w:r>
@@ -7174,14 +7310,14 @@
         <w:t xml:space="preserve">Continue acid blockers for at least 1 year</w:t>
       </w:r>
     </w:p>
-    <w:bookmarkEnd w:id="169"/>
-    <w:bookmarkStart w:id="170" w:name="jejunostomy-removal"/>
-    <w:p>
-      <w:pPr>
-        <w:pStyle w:val="Heading2"/>
-      </w:pPr>
-      <w:r>
-        <w:t xml:space="preserve">103 Jejunostomy Removal</w:t>
+    <w:bookmarkEnd w:id="160"/>
+    <w:bookmarkStart w:id="161" w:name="jejunostomy-removal"/>
+    <w:p>
+      <w:pPr>
+        <w:pStyle w:val="Heading2"/>
+      </w:pPr>
+      <w:r>
+        <w:t xml:space="preserve">105 Jejunostomy Removal</w:t>
       </w:r>
     </w:p>
     <w:p>
@@ -7208,14 +7344,14 @@
         <w:t xml:space="preserve">May take 30 minutes and some local anesthetic to loosen up the tube for removal.</w:t>
       </w:r>
     </w:p>
-    <w:bookmarkEnd w:id="170"/>
-    <w:bookmarkStart w:id="171" w:name="nutritional-monitoring-after-surgery"/>
-    <w:p>
-      <w:pPr>
-        <w:pStyle w:val="Heading2"/>
-      </w:pPr>
-      <w:r>
-        <w:t xml:space="preserve">104 Nutritional Monitoring after Surgery</w:t>
+    <w:bookmarkEnd w:id="161"/>
+    <w:bookmarkStart w:id="162" w:name="nutritional-monitoring-after-surgery"/>
+    <w:p>
+      <w:pPr>
+        <w:pStyle w:val="Heading2"/>
+      </w:pPr>
+      <w:r>
+        <w:t xml:space="preserve">106 Nutritional Monitoring after Surgery</w:t>
       </w:r>
     </w:p>
     <w:p>
@@ -7231,7 +7367,7 @@
         <w:pStyle w:val="Compact"/>
         <w:numPr>
           <w:ilvl w:val="0"/>
-          <w:numId w:val="1099"/>
+          <w:numId w:val="1101"/>
         </w:numPr>
       </w:pPr>
       <w:r>
@@ -7243,7 +7379,7 @@
         <w:pStyle w:val="Compact"/>
         <w:numPr>
           <w:ilvl w:val="0"/>
-          <w:numId w:val="1099"/>
+          <w:numId w:val="1101"/>
         </w:numPr>
       </w:pPr>
       <w:r>
@@ -7255,21 +7391,21 @@
         <w:pStyle w:val="Compact"/>
         <w:numPr>
           <w:ilvl w:val="0"/>
-          <w:numId w:val="1099"/>
+          <w:numId w:val="1101"/>
         </w:numPr>
       </w:pPr>
       <w:r>
         <w:t xml:space="preserve">Vitamin D</w:t>
       </w:r>
     </w:p>
-    <w:bookmarkEnd w:id="171"/>
-    <w:bookmarkStart w:id="172" w:name="nutritional-monitoring-after-surgery-1"/>
-    <w:p>
-      <w:pPr>
-        <w:pStyle w:val="Heading2"/>
-      </w:pPr>
-      <w:r>
-        <w:t xml:space="preserve">105 Nutritional Monitoring after Surgery</w:t>
+    <w:bookmarkEnd w:id="162"/>
+    <w:bookmarkStart w:id="163" w:name="nutritional-monitoring-after-surgery-1"/>
+    <w:p>
+      <w:pPr>
+        <w:pStyle w:val="Heading2"/>
+      </w:pPr>
+      <w:r>
+        <w:t xml:space="preserve">107 Nutritional Monitoring after Surgery</w:t>
       </w:r>
     </w:p>
     <w:p>
@@ -7285,7 +7421,7 @@
         <w:pStyle w:val="Compact"/>
         <w:numPr>
           <w:ilvl w:val="0"/>
-          <w:numId w:val="1100"/>
+          <w:numId w:val="1102"/>
         </w:numPr>
       </w:pPr>
       <w:r>
@@ -7297,7 +7433,7 @@
         <w:pStyle w:val="Compact"/>
         <w:numPr>
           <w:ilvl w:val="0"/>
-          <w:numId w:val="1100"/>
+          <w:numId w:val="1102"/>
         </w:numPr>
       </w:pPr>
       <w:r>
@@ -7309,21 +7445,21 @@
         <w:pStyle w:val="Compact"/>
         <w:numPr>
           <w:ilvl w:val="0"/>
-          <w:numId w:val="1100"/>
+          <w:numId w:val="1102"/>
         </w:numPr>
       </w:pPr>
       <w:r>
         <w:t xml:space="preserve">Vitamin D</w:t>
       </w:r>
     </w:p>
-    <w:bookmarkEnd w:id="172"/>
-    <w:bookmarkStart w:id="173" w:name="nutritional-replacements-after-surgery"/>
-    <w:p>
-      <w:pPr>
-        <w:pStyle w:val="Heading2"/>
-      </w:pPr>
-      <w:r>
-        <w:t xml:space="preserve">106 Nutritional Replacements after Surgery</w:t>
+    <w:bookmarkEnd w:id="163"/>
+    <w:bookmarkStart w:id="164" w:name="nutritional-replacements-after-surgery"/>
+    <w:p>
+      <w:pPr>
+        <w:pStyle w:val="Heading2"/>
+      </w:pPr>
+      <w:r>
+        <w:t xml:space="preserve">108 Nutritional Replacements after Surgery</w:t>
       </w:r>
     </w:p>
     <w:p>
@@ -7339,7 +7475,7 @@
         <w:pStyle w:val="Compact"/>
         <w:numPr>
           <w:ilvl w:val="0"/>
-          <w:numId w:val="1101"/>
+          <w:numId w:val="1103"/>
         </w:numPr>
       </w:pPr>
       <w:r>
@@ -7351,7 +7487,7 @@
         <w:pStyle w:val="Compact"/>
         <w:numPr>
           <w:ilvl w:val="0"/>
-          <w:numId w:val="1101"/>
+          <w:numId w:val="1103"/>
         </w:numPr>
       </w:pPr>
       <w:r>
@@ -7363,7 +7499,7 @@
         <w:pStyle w:val="Compact"/>
         <w:numPr>
           <w:ilvl w:val="0"/>
-          <w:numId w:val="1101"/>
+          <w:numId w:val="1103"/>
         </w:numPr>
       </w:pPr>
       <w:r>
@@ -7383,7 +7519,7 @@
         <w:pStyle w:val="Compact"/>
         <w:numPr>
           <w:ilvl w:val="0"/>
-          <w:numId w:val="1102"/>
+          <w:numId w:val="1104"/>
         </w:numPr>
       </w:pPr>
       <w:r>
@@ -7395,21 +7531,21 @@
         <w:pStyle w:val="Compact"/>
         <w:numPr>
           <w:ilvl w:val="0"/>
-          <w:numId w:val="1102"/>
+          <w:numId w:val="1104"/>
         </w:numPr>
       </w:pPr>
       <w:r>
         <w:t xml:space="preserve">Repeat testing in 3-6 months</w:t>
       </w:r>
     </w:p>
-    <w:bookmarkEnd w:id="173"/>
-    <w:bookmarkStart w:id="174" w:name="team-members---physicians"/>
-    <w:p>
-      <w:pPr>
-        <w:pStyle w:val="Heading2"/>
-      </w:pPr>
-      <w:r>
-        <w:t xml:space="preserve">107 Team Members - Physicians</w:t>
+    <w:bookmarkEnd w:id="164"/>
+    <w:bookmarkStart w:id="165" w:name="team-members---physicians"/>
+    <w:p>
+      <w:pPr>
+        <w:pStyle w:val="Heading2"/>
+      </w:pPr>
+      <w:r>
+        <w:t xml:space="preserve">109 Team Members - Physicians</w:t>
       </w:r>
     </w:p>
     <w:p>
@@ -7457,7 +7593,7 @@
         <w:pStyle w:val="Compact"/>
         <w:numPr>
           <w:ilvl w:val="0"/>
-          <w:numId w:val="1103"/>
+          <w:numId w:val="1105"/>
         </w:numPr>
       </w:pPr>
       <w:r>
@@ -7469,7 +7605,7 @@
         <w:pStyle w:val="Compact"/>
         <w:numPr>
           <w:ilvl w:val="0"/>
-          <w:numId w:val="1103"/>
+          <w:numId w:val="1105"/>
         </w:numPr>
       </w:pPr>
       <w:r>
@@ -7481,21 +7617,21 @@
         <w:pStyle w:val="Compact"/>
         <w:numPr>
           <w:ilvl w:val="0"/>
-          <w:numId w:val="1103"/>
+          <w:numId w:val="1105"/>
         </w:numPr>
       </w:pPr>
       <w:r>
         <w:t xml:space="preserve">Michael Roach MD</w:t>
       </w:r>
     </w:p>
-    <w:bookmarkEnd w:id="174"/>
-    <w:bookmarkStart w:id="175" w:name="team-members---support-staff"/>
-    <w:p>
-      <w:pPr>
-        <w:pStyle w:val="Heading2"/>
-      </w:pPr>
-      <w:r>
-        <w:t xml:space="preserve">108 Team Members - Support Staff</w:t>
+    <w:bookmarkEnd w:id="165"/>
+    <w:bookmarkStart w:id="166" w:name="team-members---support-staff"/>
+    <w:p>
+      <w:pPr>
+        <w:pStyle w:val="Heading2"/>
+      </w:pPr>
+      <w:r>
+        <w:t xml:space="preserve">110 Team Members - Support Staff</w:t>
       </w:r>
     </w:p>
     <w:p>
@@ -7519,7 +7655,7 @@
         <w:pStyle w:val="Compact"/>
         <w:numPr>
           <w:ilvl w:val="0"/>
-          <w:numId w:val="1104"/>
+          <w:numId w:val="1106"/>
         </w:numPr>
       </w:pPr>
       <w:r>
@@ -7531,7 +7667,7 @@
         <w:pStyle w:val="Compact"/>
         <w:numPr>
           <w:ilvl w:val="0"/>
-          <w:numId w:val="1104"/>
+          <w:numId w:val="1106"/>
         </w:numPr>
       </w:pPr>
       <w:r>
@@ -7546,7 +7682,7 @@
         <w:t xml:space="preserve">Navigator - Laura Swift</w:t>
       </w:r>
     </w:p>
-    <w:bookmarkEnd w:id="175"/>
+    <w:bookmarkEnd w:id="166"/>
     <w:sectPr>
       <w:footnotePr>
         <w:numRestart w:val="eachSect"/>
@@ -8075,6 +8211,12 @@
   <w:num w:numId="1104">
     <w:abstractNumId w:val="991"/>
   </w:num>
+  <w:num w:numId="1105">
+    <w:abstractNumId w:val="991"/>
+  </w:num>
+  <w:num w:numId="1106">
+    <w:abstractNumId w:val="991"/>
+  </w:num>
 </w:numbering>
 </file>
 
@@ -8083,10 +8225,10 @@
   <w:docDefaults>
     <w:rPrDefault>
       <w:rPr>
-        <w:rFonts w:asciiTheme="minorHAnsi" w:cstheme="minorBidi" w:eastAsiaTheme="minorHAnsi" w:hAnsiTheme="minorHAnsi"/>
+        <w:rFonts w:asciiTheme="minorHAnsi" w:cstheme="minorBidi" w:eastAsiaTheme="minorEastAsia" w:hAnsiTheme="minorHAnsi"/>
         <w:sz w:val="24"/>
         <w:szCs w:val="24"/>
-        <w:lang w:bidi="ar-SA" w:eastAsia="en-US" w:val="en-US"/>
+        <w:lang w:bidi="ar-SA" w:eastAsia="zh-CN" w:val="en-US"/>
       </w:rPr>
     </w:rPrDefault>
     <w:pPrDefault>
@@ -8627,13 +8769,6 @@
       </w:tblCellMar>
     </w:tblPr>
     <w:tblStylePr w:type="firstRow">
-      <w:tblPr>
-        <w:jc w:val="left"/>
-        <w:tblInd w:type="dxa" w:w="0"/>
-      </w:tblPr>
-      <w:trPr>
-        <w:jc w:val="left"/>
-      </w:trPr>
       <w:tcPr>
         <w:tcBorders>
           <w:bottom w:val="single"/>

--- a/lci_esot3_aca.docx
+++ b/lci_esot3_aca.docx
@@ -489,7 +489,7 @@
         <w:t xml:space="preserve"> </w:t>
       </w:r>
       <w:r>
-        <w:t xml:space="preserve">cancers have not spread to other parts of the body</w:t>
+        <w:t xml:space="preserve">cancers have not spread</w:t>
       </w:r>
     </w:p>
     <w:p>
@@ -511,17 +511,71 @@
         <w:t xml:space="preserve"> </w:t>
       </w:r>
       <w:r>
-        <w:t xml:space="preserve">cancers have spread lungs, liver, or bone</w:t>
+        <w:t xml:space="preserve">cancers have spread to lungs, liver, bone, or within the abdomen</w:t>
       </w:r>
     </w:p>
     <w:bookmarkEnd w:id="17"/>
-    <w:bookmarkStart w:id="18" w:name="pet-scan"/>
-    <w:p>
-      <w:pPr>
-        <w:pStyle w:val="Heading2"/>
-      </w:pPr>
-      <w:r>
-        <w:t xml:space="preserve">10 PET scan</w:t>
+    <w:bookmarkStart w:id="18" w:name="carcinomatosis-m1"/>
+    <w:p>
+      <w:pPr>
+        <w:pStyle w:val="Heading2"/>
+      </w:pPr>
+      <w:r>
+        <w:t xml:space="preserve">10 Carcinomatosis (M1)</w:t>
+      </w:r>
+    </w:p>
+    <w:p>
+      <w:pPr>
+        <w:pStyle w:val="FirstParagraph"/>
+      </w:pPr>
+      <w:r>
+        <w:t xml:space="preserve">Spread within the abdomen is</w:t>
+      </w:r>
+      <w:r>
+        <w:t xml:space="preserve"> </w:t>
+      </w:r>
+      <w:r>
+        <w:rPr>
+          <w:b/>
+          <w:bCs/>
+        </w:rPr>
+        <w:t xml:space="preserve">carcinomatosis</w:t>
+      </w:r>
+    </w:p>
+    <w:p>
+      <w:pPr>
+        <w:pStyle w:val="BodyText"/>
+      </w:pPr>
+      <w:r>
+        <w:t xml:space="preserve">Tumors can be very small (grain of rice)</w:t>
+      </w:r>
+    </w:p>
+    <w:p>
+      <w:pPr>
+        <w:pStyle w:val="BodyText"/>
+      </w:pPr>
+      <w:r>
+        <w:t xml:space="preserve">Fluid can also build up:</w:t>
+      </w:r>
+      <w:r>
+        <w:t xml:space="preserve"> </w:t>
+      </w:r>
+      <w:r>
+        <w:rPr>
+          <w:b/>
+          <w:bCs/>
+        </w:rPr>
+        <w:t xml:space="preserve">ascites</w:t>
+      </w:r>
+    </w:p>
+    <w:bookmarkEnd w:id="18"/>
+    <w:bookmarkStart w:id="19" w:name="pet-scan"/>
+    <w:p>
+      <w:pPr>
+        <w:pStyle w:val="Heading2"/>
+      </w:pPr>
+      <w:r>
+        <w:t xml:space="preserve">11 PET scan</w:t>
       </w:r>
     </w:p>
     <w:p>
@@ -590,14 +644,14 @@
         <w:t xml:space="preserve">In some cases, the PET scan is not performed until a CT scans b=has been done.</w:t>
       </w:r>
     </w:p>
-    <w:bookmarkEnd w:id="18"/>
-    <w:bookmarkStart w:id="19" w:name="pet-scan-preparation"/>
-    <w:p>
-      <w:pPr>
-        <w:pStyle w:val="Heading2"/>
-      </w:pPr>
-      <w:r>
-        <w:t xml:space="preserve">11 PET scan Preparation</w:t>
+    <w:bookmarkEnd w:id="19"/>
+    <w:bookmarkStart w:id="20" w:name="pet-scan-preparation"/>
+    <w:p>
+      <w:pPr>
+        <w:pStyle w:val="Heading2"/>
+      </w:pPr>
+      <w:r>
+        <w:t xml:space="preserve">12 PET scan Preparation</w:t>
       </w:r>
     </w:p>
     <w:p>
@@ -619,7 +673,7 @@
         </w:numPr>
       </w:pPr>
       <w:r>
-        <w:t xml:space="preserve">Eat a high-protein low-carbohydrate diet the day prior</w:t>
+        <w:t xml:space="preserve">High-protein low-carbohydrate diet the day prior</w:t>
       </w:r>
     </w:p>
     <w:p>
@@ -633,22 +687,39 @@
         <w:t xml:space="preserve">No strenous activity day prior to study</w:t>
       </w:r>
     </w:p>
-    <w:bookmarkEnd w:id="19"/>
-    <w:bookmarkStart w:id="20" w:name="pet-scan-prepration---diabetic-patients"/>
-    <w:p>
-      <w:pPr>
-        <w:pStyle w:val="Heading2"/>
-      </w:pPr>
-      <w:r>
-        <w:t xml:space="preserve">12 PET scan Prepration - Diabetic Patients</w:t>
-      </w:r>
-    </w:p>
-    <w:p>
-      <w:pPr>
-        <w:pStyle w:val="FirstParagraph"/>
-      </w:pPr>
-      <w:r>
-        <w:t xml:space="preserve">The PET scan uses a tracer which is a modified sugar molecule. For this reason, you will need to be careful about blood sugar and insulin before the study</w:t>
+    <w:bookmarkEnd w:id="20"/>
+    <w:bookmarkStart w:id="21" w:name="pet-scan-prepration---diabetic-patients"/>
+    <w:p>
+      <w:pPr>
+        <w:pStyle w:val="Heading2"/>
+      </w:pPr>
+      <w:r>
+        <w:t xml:space="preserve">13 PET scan Prepration - Diabetic Patients</w:t>
+      </w:r>
+    </w:p>
+    <w:p>
+      <w:pPr>
+        <w:pStyle w:val="FirstParagraph"/>
+      </w:pPr>
+      <w:r>
+        <w:t xml:space="preserve">PET scan uses a modified sugar as a tracer</w:t>
+      </w:r>
+      <w:r>
+        <w:t xml:space="preserve"> </w:t>
+      </w:r>
+      <m:oMath>
+        <m:r>
+          <m:rPr>
+            <m:sty m:val="p"/>
+          </m:rPr>
+          <m:t>⇒</m:t>
+        </m:r>
+      </m:oMath>
+      <w:r>
+        <w:t xml:space="preserve"> </w:t>
+      </w:r>
+      <w:r>
+        <w:t xml:space="preserve">you will need to be careful about blood sugar and insulin before the study</w:t>
       </w:r>
     </w:p>
     <w:p>
@@ -672,7 +743,7 @@
         </w:numPr>
       </w:pPr>
       <w:r>
-        <w:t xml:space="preserve">OK to take oral diabetes medications the day of the exam</w:t>
+        <w:t xml:space="preserve">OK to take diabetes pills the day of the exam</w:t>
       </w:r>
     </w:p>
     <w:p>
@@ -684,7 +755,7 @@
         </w:numPr>
       </w:pPr>
       <w:r>
-        <w:t xml:space="preserve">PET scans are generally best in the morning for diabetic patients</w:t>
+        <w:t xml:space="preserve">PET scans are generally best in the morning</w:t>
       </w:r>
     </w:p>
     <w:p>
@@ -699,24 +770,58 @@
         <w:t xml:space="preserve">Plan to eat a meal after the PET scan, with half the usual morning dose of insulin</w:t>
       </w:r>
     </w:p>
-    <w:p>
-      <w:pPr>
-        <w:pStyle w:val="Compact"/>
-        <w:numPr>
-          <w:ilvl w:val="0"/>
-          <w:numId w:val="1007"/>
-        </w:numPr>
-      </w:pPr>
-      <w:r>
-        <w:t xml:space="preserve">If PET is scheduled after 10M, eat a low-carbohydrate breakfast at least 4 hours before the study along with half the usual regular (short-acting insulin)</w:t>
-      </w:r>
-    </w:p>
-    <w:p>
-      <w:pPr>
-        <w:pStyle w:val="Compact"/>
-        <w:numPr>
-          <w:ilvl w:val="0"/>
-          <w:numId w:val="1007"/>
+    <w:bookmarkEnd w:id="21"/>
+    <w:bookmarkStart w:id="22" w:name="Xf350099f6d659e07cb2f27fc37620fedaa63615"/>
+    <w:p>
+      <w:pPr>
+        <w:pStyle w:val="Heading2"/>
+      </w:pPr>
+      <w:r>
+        <w:t xml:space="preserve">14 PET scan Prepration - Diabetic Patients</w:t>
+      </w:r>
+    </w:p>
+    <w:p>
+      <w:pPr>
+        <w:pStyle w:val="Compact"/>
+        <w:numPr>
+          <w:ilvl w:val="0"/>
+          <w:numId w:val="1008"/>
+        </w:numPr>
+      </w:pPr>
+      <w:r>
+        <w:t xml:space="preserve">If PET is scheduled after 10AM:</w:t>
+      </w:r>
+    </w:p>
+    <w:p>
+      <w:pPr>
+        <w:pStyle w:val="Compact"/>
+        <w:numPr>
+          <w:ilvl w:val="1"/>
+          <w:numId w:val="1009"/>
+        </w:numPr>
+      </w:pPr>
+      <w:r>
+        <w:t xml:space="preserve">low-carbohydrate breakfast at least 4 hours before</w:t>
+      </w:r>
+    </w:p>
+    <w:p>
+      <w:pPr>
+        <w:pStyle w:val="Compact"/>
+        <w:numPr>
+          <w:ilvl w:val="1"/>
+          <w:numId w:val="1009"/>
+        </w:numPr>
+      </w:pPr>
+      <w:r>
+        <w:t xml:space="preserve">half the usual regular (short-acting) insulin</w:t>
+      </w:r>
+    </w:p>
+    <w:p>
+      <w:pPr>
+        <w:pStyle w:val="Compact"/>
+        <w:numPr>
+          <w:ilvl w:val="0"/>
+          <w:numId w:val="1008"/>
         </w:numPr>
       </w:pPr>
       <w:r>
@@ -728,32 +833,32 @@
         <w:pStyle w:val="Compact"/>
         <w:numPr>
           <w:ilvl w:val="0"/>
-          <w:numId w:val="1007"/>
-        </w:numPr>
-      </w:pPr>
-      <w:r>
-        <w:t xml:space="preserve">If you use an insulin pump, turn it off 4 hours before the study (or turn it down to basal/nightime rate)</w:t>
-      </w:r>
-    </w:p>
-    <w:bookmarkEnd w:id="20"/>
-    <w:bookmarkStart w:id="21" w:name="endoscopic-ultrasound"/>
-    <w:p>
-      <w:pPr>
-        <w:pStyle w:val="Heading2"/>
-      </w:pPr>
-      <w:r>
-        <w:t xml:space="preserve">13 Endoscopic Ultrasound</w:t>
-      </w:r>
-    </w:p>
-    <w:p>
-      <w:pPr>
-        <w:pStyle w:val="Compact"/>
-        <w:numPr>
-          <w:ilvl w:val="0"/>
           <w:numId w:val="1008"/>
         </w:numPr>
       </w:pPr>
       <w:r>
+        <w:t xml:space="preserve">Insulin pump: turn it off 4 hours before the study (or turn it down to basal/night-time rate)</w:t>
+      </w:r>
+    </w:p>
+    <w:bookmarkEnd w:id="22"/>
+    <w:bookmarkStart w:id="23" w:name="endoscopic-ultrasound"/>
+    <w:p>
+      <w:pPr>
+        <w:pStyle w:val="Heading2"/>
+      </w:pPr>
+      <w:r>
+        <w:t xml:space="preserve">15 Endoscopic Ultrasound</w:t>
+      </w:r>
+    </w:p>
+    <w:p>
+      <w:pPr>
+        <w:pStyle w:val="Compact"/>
+        <w:numPr>
+          <w:ilvl w:val="0"/>
+          <w:numId w:val="1010"/>
+        </w:numPr>
+      </w:pPr>
+      <w:r>
         <w:t xml:space="preserve">Similar to upper endoscopy (EGD)</w:t>
       </w:r>
     </w:p>
@@ -762,7 +867,7 @@
         <w:pStyle w:val="Compact"/>
         <w:numPr>
           <w:ilvl w:val="0"/>
-          <w:numId w:val="1008"/>
+          <w:numId w:val="1010"/>
         </w:numPr>
       </w:pPr>
       <w:r>
@@ -774,7 +879,7 @@
         <w:pStyle w:val="Compact"/>
         <w:numPr>
           <w:ilvl w:val="0"/>
-          <w:numId w:val="1008"/>
+          <w:numId w:val="1010"/>
         </w:numPr>
       </w:pPr>
       <w:r>
@@ -789,22 +894,22 @@
         <w:t xml:space="preserve">Endoscopic ultrasound is most helpful in early stage cancers.</w:t>
       </w:r>
     </w:p>
-    <w:bookmarkEnd w:id="21"/>
-    <w:bookmarkStart w:id="22" w:name="laparoscopy"/>
-    <w:p>
-      <w:pPr>
-        <w:pStyle w:val="Heading2"/>
-      </w:pPr>
-      <w:r>
-        <w:t xml:space="preserve">14 Laparoscopy</w:t>
-      </w:r>
-    </w:p>
-    <w:p>
-      <w:pPr>
-        <w:pStyle w:val="Compact"/>
-        <w:numPr>
-          <w:ilvl w:val="0"/>
-          <w:numId w:val="1009"/>
+    <w:bookmarkEnd w:id="23"/>
+    <w:bookmarkStart w:id="24" w:name="laparoscopy"/>
+    <w:p>
+      <w:pPr>
+        <w:pStyle w:val="Heading2"/>
+      </w:pPr>
+      <w:r>
+        <w:t xml:space="preserve">16 Laparoscopy</w:t>
+      </w:r>
+    </w:p>
+    <w:p>
+      <w:pPr>
+        <w:pStyle w:val="Compact"/>
+        <w:numPr>
+          <w:ilvl w:val="0"/>
+          <w:numId w:val="1011"/>
         </w:numPr>
       </w:pPr>
       <w:r>
@@ -816,7 +921,7 @@
         <w:pStyle w:val="Compact"/>
         <w:numPr>
           <w:ilvl w:val="0"/>
-          <w:numId w:val="1009"/>
+          <w:numId w:val="1011"/>
         </w:numPr>
       </w:pPr>
       <w:r>
@@ -828,7 +933,7 @@
         <w:pStyle w:val="Compact"/>
         <w:numPr>
           <w:ilvl w:val="0"/>
-          <w:numId w:val="1009"/>
+          <w:numId w:val="1011"/>
         </w:numPr>
       </w:pPr>
       <w:r>
@@ -843,22 +948,22 @@
         <w:t xml:space="preserve">Not all patients with gastric cancer need a laparoscopy.</w:t>
       </w:r>
     </w:p>
-    <w:bookmarkEnd w:id="22"/>
-    <w:bookmarkStart w:id="23" w:name="laparoscopy-1"/>
-    <w:p>
-      <w:pPr>
-        <w:pStyle w:val="Heading2"/>
-      </w:pPr>
-      <w:r>
-        <w:t xml:space="preserve">15 Laparoscopy</w:t>
-      </w:r>
-    </w:p>
-    <w:p>
-      <w:pPr>
-        <w:pStyle w:val="Compact"/>
-        <w:numPr>
-          <w:ilvl w:val="0"/>
-          <w:numId w:val="1010"/>
+    <w:bookmarkEnd w:id="24"/>
+    <w:bookmarkStart w:id="25" w:name="laparoscopy-1"/>
+    <w:p>
+      <w:pPr>
+        <w:pStyle w:val="Heading2"/>
+      </w:pPr>
+      <w:r>
+        <w:t xml:space="preserve">17 Laparoscopy</w:t>
+      </w:r>
+    </w:p>
+    <w:p>
+      <w:pPr>
+        <w:pStyle w:val="Compact"/>
+        <w:numPr>
+          <w:ilvl w:val="0"/>
+          <w:numId w:val="1012"/>
         </w:numPr>
       </w:pPr>
       <w:r>
@@ -870,19 +975,19 @@
         <w:pStyle w:val="Compact"/>
         <w:numPr>
           <w:ilvl w:val="0"/>
-          <w:numId w:val="1010"/>
-        </w:numPr>
-      </w:pPr>
-      <w:r>
-        <w:t xml:space="preserve">Several 1/4” incisions</w:t>
-      </w:r>
-    </w:p>
-    <w:p>
-      <w:pPr>
-        <w:pStyle w:val="Compact"/>
-        <w:numPr>
-          <w:ilvl w:val="0"/>
-          <w:numId w:val="1010"/>
+          <w:numId w:val="1012"/>
+        </w:numPr>
+      </w:pPr>
+      <w:r>
+        <w:t xml:space="preserve">1/4” incisions</w:t>
+      </w:r>
+    </w:p>
+    <w:p>
+      <w:pPr>
+        <w:pStyle w:val="Compact"/>
+        <w:numPr>
+          <w:ilvl w:val="0"/>
+          <w:numId w:val="1012"/>
         </w:numPr>
       </w:pPr>
       <w:r>
@@ -894,21 +999,33 @@
         <w:pStyle w:val="Compact"/>
         <w:numPr>
           <w:ilvl w:val="0"/>
-          <w:numId w:val="1010"/>
-        </w:numPr>
-      </w:pPr>
-      <w:r>
-        <w:t xml:space="preserve">Biopsies can be performed.</w:t>
-      </w:r>
-    </w:p>
-    <w:bookmarkEnd w:id="23"/>
-    <w:bookmarkStart w:id="24" w:name="treatment-plan"/>
-    <w:p>
-      <w:pPr>
-        <w:pStyle w:val="Heading2"/>
-      </w:pPr>
-      <w:r>
-        <w:t xml:space="preserve">16 Treatment Plan</w:t>
+          <w:numId w:val="1012"/>
+        </w:numPr>
+      </w:pPr>
+      <w:r>
+        <w:t xml:space="preserve">Biopsies performed</w:t>
+      </w:r>
+    </w:p>
+    <w:p>
+      <w:pPr>
+        <w:pStyle w:val="Compact"/>
+        <w:numPr>
+          <w:ilvl w:val="0"/>
+          <w:numId w:val="1012"/>
+        </w:numPr>
+      </w:pPr>
+      <w:r>
+        <w:t xml:space="preserve">Fluid sampled</w:t>
+      </w:r>
+    </w:p>
+    <w:bookmarkEnd w:id="25"/>
+    <w:bookmarkStart w:id="26" w:name="treatment-plan"/>
+    <w:p>
+      <w:pPr>
+        <w:pStyle w:val="Heading2"/>
+      </w:pPr>
+      <w:r>
+        <w:t xml:space="preserve">18 Treatment Plan</w:t>
       </w:r>
     </w:p>
     <w:p>
@@ -924,7 +1041,7 @@
         <w:pStyle w:val="Compact"/>
         <w:numPr>
           <w:ilvl w:val="0"/>
-          <w:numId w:val="1011"/>
+          <w:numId w:val="1013"/>
         </w:numPr>
       </w:pPr>
       <w:r>
@@ -944,7 +1061,7 @@
         <w:pStyle w:val="Compact"/>
         <w:numPr>
           <w:ilvl w:val="0"/>
-          <w:numId w:val="1012"/>
+          <w:numId w:val="1014"/>
         </w:numPr>
       </w:pPr>
       <w:r>
@@ -964,7 +1081,7 @@
         <w:pStyle w:val="Compact"/>
         <w:numPr>
           <w:ilvl w:val="0"/>
-          <w:numId w:val="1013"/>
+          <w:numId w:val="1015"/>
         </w:numPr>
       </w:pPr>
       <w:r>
@@ -1009,7 +1126,7 @@
         <w:pStyle w:val="Compact"/>
         <w:numPr>
           <w:ilvl w:val="0"/>
-          <w:numId w:val="1014"/>
+          <w:numId w:val="1016"/>
         </w:numPr>
       </w:pPr>
       <w:r>
@@ -1029,7 +1146,7 @@
         <w:pStyle w:val="Compact"/>
         <w:numPr>
           <w:ilvl w:val="0"/>
-          <w:numId w:val="1015"/>
+          <w:numId w:val="1017"/>
         </w:numPr>
       </w:pPr>
       <w:r>
@@ -1041,7 +1158,7 @@
         <w:pStyle w:val="Compact"/>
         <w:numPr>
           <w:ilvl w:val="0"/>
-          <w:numId w:val="1015"/>
+          <w:numId w:val="1017"/>
         </w:numPr>
       </w:pPr>
       <w:r>
@@ -1053,7 +1170,7 @@
         <w:pStyle w:val="Compact"/>
         <w:numPr>
           <w:ilvl w:val="0"/>
-          <w:numId w:val="1015"/>
+          <w:numId w:val="1017"/>
         </w:numPr>
       </w:pPr>
       <w:r>
@@ -1065,21 +1182,21 @@
         <w:pStyle w:val="Compact"/>
         <w:numPr>
           <w:ilvl w:val="0"/>
-          <w:numId w:val="1015"/>
+          <w:numId w:val="1017"/>
         </w:numPr>
       </w:pPr>
       <w:r>
         <w:t xml:space="preserve">Metastatic cancers are M1 and are treated primary by chemotherapy.</w:t>
       </w:r>
     </w:p>
-    <w:bookmarkEnd w:id="24"/>
-    <w:bookmarkStart w:id="25" w:name="locally-advanced-cancers-1"/>
-    <w:p>
-      <w:pPr>
-        <w:pStyle w:val="Heading2"/>
-      </w:pPr>
-      <w:r>
-        <w:t xml:space="preserve">17 Locally-advanced cancers</w:t>
+    <w:bookmarkEnd w:id="26"/>
+    <w:bookmarkStart w:id="27" w:name="locally-advanced-cancers-1"/>
+    <w:p>
+      <w:pPr>
+        <w:pStyle w:val="Heading2"/>
+      </w:pPr>
+      <w:r>
+        <w:t xml:space="preserve">19 Locally-advanced cancers</w:t>
       </w:r>
     </w:p>
     <w:p>
@@ -1090,14 +1207,14 @@
         <w:t xml:space="preserve">Patients with locally-advanced esophageal cancer often have localized spread of cancer cells in the surrounding area</w:t>
       </w:r>
     </w:p>
-    <w:bookmarkEnd w:id="25"/>
-    <w:bookmarkStart w:id="26" w:name="locally-advanced-cancers-2"/>
-    <w:p>
-      <w:pPr>
-        <w:pStyle w:val="Heading2"/>
-      </w:pPr>
-      <w:r>
-        <w:t xml:space="preserve">18 Locally-advanced cancers</w:t>
+    <w:bookmarkEnd w:id="27"/>
+    <w:bookmarkStart w:id="28" w:name="locally-advanced-cancers-2"/>
+    <w:p>
+      <w:pPr>
+        <w:pStyle w:val="Heading2"/>
+      </w:pPr>
+      <w:r>
+        <w:t xml:space="preserve">20 Locally-advanced cancers</w:t>
       </w:r>
     </w:p>
     <w:p>
@@ -1108,14 +1225,14 @@
         <w:t xml:space="preserve">If locally-advanced cancers are treated with surgery alone…</w:t>
       </w:r>
     </w:p>
-    <w:bookmarkEnd w:id="26"/>
-    <w:bookmarkStart w:id="27" w:name="locally-advanced-cancers-3"/>
-    <w:p>
-      <w:pPr>
-        <w:pStyle w:val="Heading2"/>
-      </w:pPr>
-      <w:r>
-        <w:t xml:space="preserve">19 Locally-advanced cancers</w:t>
+    <w:bookmarkEnd w:id="28"/>
+    <w:bookmarkStart w:id="29" w:name="locally-advanced-cancers-3"/>
+    <w:p>
+      <w:pPr>
+        <w:pStyle w:val="Heading2"/>
+      </w:pPr>
+      <w:r>
+        <w:t xml:space="preserve">21 Locally-advanced cancers</w:t>
       </w:r>
     </w:p>
     <w:p>
@@ -1134,14 +1251,14 @@
         <w:t xml:space="preserve">There is a risk that cancer cells can be left behind</w:t>
       </w:r>
     </w:p>
-    <w:bookmarkEnd w:id="27"/>
-    <w:bookmarkStart w:id="28" w:name="preoperative-therapy"/>
-    <w:p>
-      <w:pPr>
-        <w:pStyle w:val="Heading2"/>
-      </w:pPr>
-      <w:r>
-        <w:t xml:space="preserve">20 Preoperative Therapy</w:t>
+    <w:bookmarkEnd w:id="29"/>
+    <w:bookmarkStart w:id="30" w:name="preoperative-therapy"/>
+    <w:p>
+      <w:pPr>
+        <w:pStyle w:val="Heading2"/>
+      </w:pPr>
+      <w:r>
+        <w:t xml:space="preserve">22 Preoperative Therapy</w:t>
       </w:r>
     </w:p>
     <w:p>
@@ -1168,14 +1285,14 @@
         <w:t xml:space="preserve">surgery that will shrink the cancer.</w:t>
       </w:r>
     </w:p>
-    <w:bookmarkEnd w:id="28"/>
-    <w:bookmarkStart w:id="29" w:name="preoperative-therapy-1"/>
-    <w:p>
-      <w:pPr>
-        <w:pStyle w:val="Heading2"/>
-      </w:pPr>
-      <w:r>
-        <w:t xml:space="preserve">21 Preoperative Therapy</w:t>
+    <w:bookmarkEnd w:id="30"/>
+    <w:bookmarkStart w:id="31" w:name="preoperative-therapy-1"/>
+    <w:p>
+      <w:pPr>
+        <w:pStyle w:val="Heading2"/>
+      </w:pPr>
+      <w:r>
+        <w:t xml:space="preserve">23 Preoperative Therapy</w:t>
       </w:r>
     </w:p>
     <w:p>
@@ -1202,14 +1319,14 @@
         <w:t xml:space="preserve">surgery that will shrink the cancer.</w:t>
       </w:r>
     </w:p>
-    <w:bookmarkEnd w:id="29"/>
-    <w:bookmarkStart w:id="30" w:name="preoperative-therapy-2"/>
-    <w:p>
-      <w:pPr>
-        <w:pStyle w:val="Heading2"/>
-      </w:pPr>
-      <w:r>
-        <w:t xml:space="preserve">22 Preoperative Therapy</w:t>
+    <w:bookmarkEnd w:id="31"/>
+    <w:bookmarkStart w:id="32" w:name="preoperative-therapy-2"/>
+    <w:p>
+      <w:pPr>
+        <w:pStyle w:val="Heading2"/>
+      </w:pPr>
+      <w:r>
+        <w:t xml:space="preserve">24 Preoperative Therapy</w:t>
       </w:r>
     </w:p>
     <w:p>
@@ -1236,14 +1353,14 @@
         <w:t xml:space="preserve">surgery that will shrink the cancer.</w:t>
       </w:r>
     </w:p>
-    <w:bookmarkEnd w:id="30"/>
-    <w:bookmarkStart w:id="31" w:name="surgery-after-preoperative-therapy"/>
-    <w:p>
-      <w:pPr>
-        <w:pStyle w:val="Heading2"/>
-      </w:pPr>
-      <w:r>
-        <w:t xml:space="preserve">23 Surgery after Preoperative Therapy</w:t>
+    <w:bookmarkEnd w:id="32"/>
+    <w:bookmarkStart w:id="33" w:name="surgery-after-preoperative-therapy"/>
+    <w:p>
+      <w:pPr>
+        <w:pStyle w:val="Heading2"/>
+      </w:pPr>
+      <w:r>
+        <w:t xml:space="preserve">25 Surgery after Preoperative Therapy</w:t>
       </w:r>
     </w:p>
     <w:p>
@@ -1254,14 +1371,14 @@
         <w:t xml:space="preserve">When surgery is then performed…</w:t>
       </w:r>
     </w:p>
-    <w:bookmarkEnd w:id="31"/>
-    <w:bookmarkStart w:id="32" w:name="preoperative-therapy-3"/>
-    <w:p>
-      <w:pPr>
-        <w:pStyle w:val="Heading2"/>
-      </w:pPr>
-      <w:r>
-        <w:t xml:space="preserve">24 Preoperative Therapy</w:t>
+    <w:bookmarkEnd w:id="33"/>
+    <w:bookmarkStart w:id="34" w:name="preoperative-therapy-3"/>
+    <w:p>
+      <w:pPr>
+        <w:pStyle w:val="Heading2"/>
+      </w:pPr>
+      <w:r>
+        <w:t xml:space="preserve">26 Preoperative Therapy</w:t>
       </w:r>
     </w:p>
     <w:p>
@@ -1280,14 +1397,14 @@
         <w:t xml:space="preserve">The risk of cancer recurrence is minimized</w:t>
       </w:r>
     </w:p>
-    <w:bookmarkEnd w:id="32"/>
-    <w:bookmarkStart w:id="33" w:name="preoperative-therapy-4"/>
-    <w:p>
-      <w:pPr>
-        <w:pStyle w:val="Heading2"/>
-      </w:pPr>
-      <w:r>
-        <w:t xml:space="preserve">25 Preoperative Therapy</w:t>
+    <w:bookmarkEnd w:id="34"/>
+    <w:bookmarkStart w:id="35" w:name="preoperative-therapy-4"/>
+    <w:p>
+      <w:pPr>
+        <w:pStyle w:val="Heading2"/>
+      </w:pPr>
+      <w:r>
+        <w:t xml:space="preserve">27 Preoperative Therapy</w:t>
       </w:r>
     </w:p>
     <w:p>
@@ -1306,14 +1423,14 @@
         <w:t xml:space="preserve">The risk of cancer recurrence is minimized</w:t>
       </w:r>
     </w:p>
-    <w:bookmarkEnd w:id="33"/>
-    <w:bookmarkStart w:id="34" w:name="chemotherapy-radiation-cross-trial"/>
-    <w:p>
-      <w:pPr>
-        <w:pStyle w:val="Heading2"/>
-      </w:pPr>
-      <w:r>
-        <w:t xml:space="preserve">26 Chemotherapy + Radiation CROSS Trial</w:t>
+    <w:bookmarkEnd w:id="35"/>
+    <w:bookmarkStart w:id="36" w:name="chemotherapy-radiation-cross-trial"/>
+    <w:p>
+      <w:pPr>
+        <w:pStyle w:val="Heading2"/>
+      </w:pPr>
+      <w:r>
+        <w:t xml:space="preserve">28 Chemotherapy + Radiation CROSS Trial</w:t>
       </w:r>
     </w:p>
     <w:p>
@@ -1381,14 +1498,14 @@
         <w:t xml:space="preserve">Surgery</w:t>
       </w:r>
     </w:p>
-    <w:bookmarkEnd w:id="34"/>
-    <w:bookmarkStart w:id="35" w:name="chemotherapy-radiation-cross-trial-1"/>
-    <w:p>
-      <w:pPr>
-        <w:pStyle w:val="Heading2"/>
-      </w:pPr>
-      <w:r>
-        <w:t xml:space="preserve">27 Chemotherapy + Radiation CROSS Trial</w:t>
+    <w:bookmarkEnd w:id="36"/>
+    <w:bookmarkStart w:id="37" w:name="chemotherapy-radiation-cross-trial-1"/>
+    <w:p>
+      <w:pPr>
+        <w:pStyle w:val="Heading2"/>
+      </w:pPr>
+      <w:r>
+        <w:t xml:space="preserve">29 Chemotherapy + Radiation CROSS Trial</w:t>
       </w:r>
     </w:p>
     <w:p>
@@ -1475,14 +1592,14 @@
         <w:t xml:space="preserve">The results were quite dramatic: The group that was treated with all three therapies, chemotherapy and radiation and surgery, lived on average twice a long as patients who had surgery alone.</w:t>
       </w:r>
     </w:p>
-    <w:bookmarkEnd w:id="35"/>
-    <w:bookmarkStart w:id="36" w:name="chemo-radiation-cross-trial"/>
-    <w:p>
-      <w:pPr>
-        <w:pStyle w:val="Heading2"/>
-      </w:pPr>
-      <w:r>
-        <w:t xml:space="preserve">28 Chemo + Radiation CROSS Trial</w:t>
+    <w:bookmarkEnd w:id="37"/>
+    <w:bookmarkStart w:id="38" w:name="chemo-radiation-cross-trial"/>
+    <w:p>
+      <w:pPr>
+        <w:pStyle w:val="Heading2"/>
+      </w:pPr>
+      <w:r>
+        <w:t xml:space="preserve">30 Chemo + Radiation CROSS Trial</w:t>
       </w:r>
     </w:p>
     <w:p>
@@ -1498,7 +1615,7 @@
         <w:pStyle w:val="Compact"/>
         <w:numPr>
           <w:ilvl w:val="0"/>
-          <w:numId w:val="1016"/>
+          <w:numId w:val="1018"/>
         </w:numPr>
       </w:pPr>
       <w:r>
@@ -1510,7 +1627,7 @@
         <w:pStyle w:val="Compact"/>
         <w:numPr>
           <w:ilvl w:val="0"/>
-          <w:numId w:val="1016"/>
+          <w:numId w:val="1018"/>
         </w:numPr>
       </w:pPr>
       <w:r>
@@ -1522,7 +1639,7 @@
         <w:pStyle w:val="Compact"/>
         <w:numPr>
           <w:ilvl w:val="0"/>
-          <w:numId w:val="1017"/>
+          <w:numId w:val="1019"/>
         </w:numPr>
       </w:pPr>
       <w:r>
@@ -1534,21 +1651,21 @@
         <w:pStyle w:val="Compact"/>
         <w:numPr>
           <w:ilvl w:val="0"/>
-          <w:numId w:val="1018"/>
+          <w:numId w:val="1020"/>
         </w:numPr>
       </w:pPr>
       <w:r>
         <w:t xml:space="preserve">Surgery 8 weeks after the end of radiation</w:t>
       </w:r>
     </w:p>
-    <w:bookmarkEnd w:id="36"/>
-    <w:bookmarkStart w:id="37" w:name="chemo-radiation---side-effects"/>
-    <w:p>
-      <w:pPr>
-        <w:pStyle w:val="Heading2"/>
-      </w:pPr>
-      <w:r>
-        <w:t xml:space="preserve">29 Chemo + Radiation - Side Effects</w:t>
+    <w:bookmarkEnd w:id="38"/>
+    <w:bookmarkStart w:id="39" w:name="chemo-radiation---side-effects"/>
+    <w:p>
+      <w:pPr>
+        <w:pStyle w:val="Heading2"/>
+      </w:pPr>
+      <w:r>
+        <w:t xml:space="preserve">31 Chemo + Radiation - Side Effects</w:t>
       </w:r>
     </w:p>
     <w:p>
@@ -1583,14 +1700,14 @@
         <w:t xml:space="preserve">Feeding tube may be needed for hydration/nutrition.</w:t>
       </w:r>
     </w:p>
-    <w:bookmarkEnd w:id="37"/>
-    <w:bookmarkStart w:id="38" w:name="locally-advanced-adenocarcinoma"/>
-    <w:p>
-      <w:pPr>
-        <w:pStyle w:val="Heading2"/>
-      </w:pPr>
-      <w:r>
-        <w:t xml:space="preserve">30 Locally-advanced Adenocarcinoma</w:t>
+    <w:bookmarkEnd w:id="39"/>
+    <w:bookmarkStart w:id="40" w:name="locally-advanced-adenocarcinoma"/>
+    <w:p>
+      <w:pPr>
+        <w:pStyle w:val="Heading2"/>
+      </w:pPr>
+      <w:r>
+        <w:t xml:space="preserve">32 Locally-advanced Adenocarcinoma</w:t>
       </w:r>
     </w:p>
     <w:p>
@@ -1662,7 +1779,7 @@
         <w:pStyle w:val="Compact"/>
         <w:numPr>
           <w:ilvl w:val="0"/>
-          <w:numId w:val="1019"/>
+          <w:numId w:val="1021"/>
         </w:numPr>
       </w:pPr>
       <w:r>
@@ -1674,21 +1791,21 @@
         <w:pStyle w:val="Compact"/>
         <w:numPr>
           <w:ilvl w:val="0"/>
-          <w:numId w:val="1020"/>
+          <w:numId w:val="1022"/>
         </w:numPr>
       </w:pPr>
       <w:r>
         <w:t xml:space="preserve">FOLFOX (better tolerated)</w:t>
       </w:r>
     </w:p>
-    <w:bookmarkEnd w:id="38"/>
-    <w:bookmarkStart w:id="39" w:name="sandwich-chemotherapy-drugs"/>
-    <w:p>
-      <w:pPr>
-        <w:pStyle w:val="Heading2"/>
-      </w:pPr>
-      <w:r>
-        <w:t xml:space="preserve">31</w:t>
+    <w:bookmarkEnd w:id="40"/>
+    <w:bookmarkStart w:id="41" w:name="sandwich-chemotherapy-drugs"/>
+    <w:p>
+      <w:pPr>
+        <w:pStyle w:val="Heading2"/>
+      </w:pPr>
+      <w:r>
+        <w:t xml:space="preserve">33</w:t>
       </w:r>
       <w:r>
         <w:t xml:space="preserve"> </w:t>
@@ -1720,7 +1837,7 @@
         <w:pStyle w:val="Compact"/>
         <w:numPr>
           <w:ilvl w:val="0"/>
-          <w:numId w:val="1021"/>
+          <w:numId w:val="1023"/>
         </w:numPr>
       </w:pPr>
       <w:r>
@@ -1732,7 +1849,7 @@
         <w:pStyle w:val="Compact"/>
         <w:numPr>
           <w:ilvl w:val="0"/>
-          <w:numId w:val="1021"/>
+          <w:numId w:val="1023"/>
         </w:numPr>
       </w:pPr>
       <w:r>
@@ -1744,7 +1861,7 @@
         <w:pStyle w:val="Compact"/>
         <w:numPr>
           <w:ilvl w:val="0"/>
-          <w:numId w:val="1021"/>
+          <w:numId w:val="1023"/>
         </w:numPr>
       </w:pPr>
       <w:r>
@@ -1756,7 +1873,7 @@
         <w:pStyle w:val="Compact"/>
         <w:numPr>
           <w:ilvl w:val="0"/>
-          <w:numId w:val="1021"/>
+          <w:numId w:val="1023"/>
         </w:numPr>
       </w:pPr>
       <w:r>
@@ -1780,7 +1897,7 @@
         <w:pStyle w:val="Compact"/>
         <w:numPr>
           <w:ilvl w:val="0"/>
-          <w:numId w:val="1022"/>
+          <w:numId w:val="1024"/>
         </w:numPr>
       </w:pPr>
       <w:r>
@@ -1792,7 +1909,7 @@
         <w:pStyle w:val="Compact"/>
         <w:numPr>
           <w:ilvl w:val="0"/>
-          <w:numId w:val="1022"/>
+          <w:numId w:val="1024"/>
         </w:numPr>
       </w:pPr>
       <w:r>
@@ -1804,29 +1921,29 @@
         <w:pStyle w:val="Compact"/>
         <w:numPr>
           <w:ilvl w:val="0"/>
-          <w:numId w:val="1022"/>
+          <w:numId w:val="1024"/>
         </w:numPr>
       </w:pPr>
       <w:r>
         <w:t xml:space="preserve">Oxaliplatin</w:t>
       </w:r>
     </w:p>
-    <w:bookmarkEnd w:id="39"/>
-    <w:bookmarkStart w:id="40" w:name="flot-treatment-plan"/>
-    <w:p>
-      <w:pPr>
-        <w:pStyle w:val="Heading2"/>
-      </w:pPr>
-      <w:r>
-        <w:t xml:space="preserve">32 FLOT Treatment Plan</w:t>
-      </w:r>
-    </w:p>
-    <w:p>
-      <w:pPr>
-        <w:pStyle w:val="Compact"/>
-        <w:numPr>
-          <w:ilvl w:val="0"/>
-          <w:numId w:val="1023"/>
+    <w:bookmarkEnd w:id="41"/>
+    <w:bookmarkStart w:id="42" w:name="flot-treatment-plan"/>
+    <w:p>
+      <w:pPr>
+        <w:pStyle w:val="Heading2"/>
+      </w:pPr>
+      <w:r>
+        <w:t xml:space="preserve">34 FLOT Treatment Plan</w:t>
+      </w:r>
+    </w:p>
+    <w:p>
+      <w:pPr>
+        <w:pStyle w:val="Compact"/>
+        <w:numPr>
+          <w:ilvl w:val="0"/>
+          <w:numId w:val="1025"/>
         </w:numPr>
       </w:pPr>
       <w:r>
@@ -1838,7 +1955,7 @@
         <w:pStyle w:val="Compact"/>
         <w:numPr>
           <w:ilvl w:val="0"/>
-          <w:numId w:val="1023"/>
+          <w:numId w:val="1025"/>
         </w:numPr>
       </w:pPr>
       <w:r>
@@ -1850,21 +1967,21 @@
         <w:pStyle w:val="Compact"/>
         <w:numPr>
           <w:ilvl w:val="0"/>
-          <w:numId w:val="1023"/>
+          <w:numId w:val="1025"/>
         </w:numPr>
       </w:pPr>
       <w:r>
         <w:t xml:space="preserve">FLOT Chemo every 2 weeks x 4 (=8 weeks total)</w:t>
       </w:r>
     </w:p>
-    <w:bookmarkEnd w:id="40"/>
-    <w:bookmarkStart w:id="41" w:name="durvalumab-immunotherapy"/>
-    <w:p>
-      <w:pPr>
-        <w:pStyle w:val="Heading2"/>
-      </w:pPr>
-      <w:r>
-        <w:t xml:space="preserve">33 Durvalumab Immunotherapy</w:t>
+    <w:bookmarkEnd w:id="42"/>
+    <w:bookmarkStart w:id="43" w:name="durvalumab-immunotherapy"/>
+    <w:p>
+      <w:pPr>
+        <w:pStyle w:val="Heading2"/>
+      </w:pPr>
+      <w:r>
+        <w:t xml:space="preserve">35 Durvalumab Immunotherapy</w:t>
       </w:r>
     </w:p>
     <w:p>
@@ -1891,14 +2008,14 @@
         <w:t xml:space="preserve">Durvalumab strengthens the immmune system to fight cancer</w:t>
       </w:r>
     </w:p>
-    <w:bookmarkEnd w:id="41"/>
-    <w:bookmarkStart w:id="42" w:name="matterhorn-trial"/>
-    <w:p>
-      <w:pPr>
-        <w:pStyle w:val="Heading2"/>
-      </w:pPr>
-      <w:r>
-        <w:t xml:space="preserve">34 Matterhorn Trial</w:t>
+    <w:bookmarkEnd w:id="43"/>
+    <w:bookmarkStart w:id="44" w:name="matterhorn-trial"/>
+    <w:p>
+      <w:pPr>
+        <w:pStyle w:val="Heading2"/>
+      </w:pPr>
+      <w:r>
+        <w:t xml:space="preserve">36 Matterhorn Trial</w:t>
       </w:r>
     </w:p>
     <w:p>
@@ -2013,14 +2130,14 @@
         <w:t xml:space="preserve">Treatment with durvalumab depends upon approval from insurance company</w:t>
       </w:r>
     </w:p>
-    <w:bookmarkEnd w:id="42"/>
-    <w:bookmarkStart w:id="43" w:name="flot-chemo-durvalumab"/>
-    <w:p>
-      <w:pPr>
-        <w:pStyle w:val="Heading2"/>
-      </w:pPr>
-      <w:r>
-        <w:t xml:space="preserve">35 FLOT Chemo ± Durvalumab</w:t>
+    <w:bookmarkEnd w:id="44"/>
+    <w:bookmarkStart w:id="45" w:name="flot-chemo-durvalumab"/>
+    <w:p>
+      <w:pPr>
+        <w:pStyle w:val="Heading2"/>
+      </w:pPr>
+      <w:r>
+        <w:t xml:space="preserve">37 FLOT Chemo ± Durvalumab</w:t>
       </w:r>
     </w:p>
     <w:p>
@@ -2040,7 +2157,7 @@
         <w:pStyle w:val="Compact"/>
         <w:numPr>
           <w:ilvl w:val="0"/>
-          <w:numId w:val="1024"/>
+          <w:numId w:val="1026"/>
         </w:numPr>
       </w:pPr>
       <w:r>
@@ -2052,7 +2169,7 @@
         <w:pStyle w:val="Compact"/>
         <w:numPr>
           <w:ilvl w:val="0"/>
-          <w:numId w:val="1024"/>
+          <w:numId w:val="1026"/>
         </w:numPr>
       </w:pPr>
       <w:r>
@@ -2064,7 +2181,7 @@
         <w:pStyle w:val="Compact"/>
         <w:numPr>
           <w:ilvl w:val="0"/>
-          <w:numId w:val="1024"/>
+          <w:numId w:val="1026"/>
         </w:numPr>
       </w:pPr>
       <w:r>
@@ -2088,7 +2205,7 @@
         <w:pStyle w:val="Compact"/>
         <w:numPr>
           <w:ilvl w:val="0"/>
-          <w:numId w:val="1025"/>
+          <w:numId w:val="1027"/>
         </w:numPr>
       </w:pPr>
       <w:r>
@@ -2100,7 +2217,7 @@
         <w:pStyle w:val="Compact"/>
         <w:numPr>
           <w:ilvl w:val="0"/>
-          <w:numId w:val="1025"/>
+          <w:numId w:val="1027"/>
         </w:numPr>
       </w:pPr>
       <w:r>
@@ -2112,7 +2229,7 @@
         <w:pStyle w:val="Compact"/>
         <w:numPr>
           <w:ilvl w:val="0"/>
-          <w:numId w:val="1025"/>
+          <w:numId w:val="1027"/>
         </w:numPr>
       </w:pPr>
       <w:r>
@@ -2124,21 +2241,21 @@
         <w:pStyle w:val="Compact"/>
         <w:numPr>
           <w:ilvl w:val="0"/>
-          <w:numId w:val="1025"/>
+          <w:numId w:val="1027"/>
         </w:numPr>
       </w:pPr>
       <w:r>
         <w:t xml:space="preserve">Durvalumab monthly x10</w:t>
       </w:r>
     </w:p>
-    <w:bookmarkEnd w:id="43"/>
-    <w:bookmarkStart w:id="44" w:name="tumor-biomarkers---pathology-tests"/>
-    <w:p>
-      <w:pPr>
-        <w:pStyle w:val="Heading2"/>
-      </w:pPr>
-      <w:r>
-        <w:t xml:space="preserve">36 Tumor Biomarkers - Pathology Tests</w:t>
+    <w:bookmarkEnd w:id="45"/>
+    <w:bookmarkStart w:id="46" w:name="tumor-biomarkers---pathology-tests"/>
+    <w:p>
+      <w:pPr>
+        <w:pStyle w:val="Heading2"/>
+      </w:pPr>
+      <w:r>
+        <w:t xml:space="preserve">38 Tumor Biomarkers - Pathology Tests</w:t>
       </w:r>
     </w:p>
     <w:p>
@@ -2154,7 +2271,7 @@
         <w:pStyle w:val="Compact"/>
         <w:numPr>
           <w:ilvl w:val="0"/>
-          <w:numId w:val="1026"/>
+          <w:numId w:val="1028"/>
         </w:numPr>
       </w:pPr>
       <w:r>
@@ -2183,7 +2300,7 @@
         <w:pStyle w:val="Compact"/>
         <w:numPr>
           <w:ilvl w:val="0"/>
-          <w:numId w:val="1026"/>
+          <w:numId w:val="1028"/>
         </w:numPr>
       </w:pPr>
       <w:r>
@@ -2212,7 +2329,7 @@
         <w:pStyle w:val="Compact"/>
         <w:numPr>
           <w:ilvl w:val="0"/>
-          <w:numId w:val="1026"/>
+          <w:numId w:val="1028"/>
         </w:numPr>
       </w:pPr>
       <w:r>
@@ -2252,14 +2369,14 @@
         <w:t xml:space="preserve">Your medical oncologist will review these with you</w:t>
       </w:r>
     </w:p>
-    <w:bookmarkEnd w:id="44"/>
-    <w:bookmarkStart w:id="45" w:name="adenocarcinoma-treatment-options"/>
-    <w:p>
-      <w:pPr>
-        <w:pStyle w:val="Heading2"/>
-      </w:pPr>
-      <w:r>
-        <w:t xml:space="preserve">37 Adenocarcinoma Treatment Options</w:t>
+    <w:bookmarkEnd w:id="46"/>
+    <w:bookmarkStart w:id="47" w:name="adenocarcinoma-treatment-options"/>
+    <w:p>
+      <w:pPr>
+        <w:pStyle w:val="Heading2"/>
+      </w:pPr>
+      <w:r>
+        <w:t xml:space="preserve">39 Adenocarcinoma Treatment Options</w:t>
       </w:r>
     </w:p>
     <w:p>
@@ -2279,7 +2396,7 @@
         <w:pStyle w:val="Compact"/>
         <w:numPr>
           <w:ilvl w:val="0"/>
-          <w:numId w:val="1027"/>
+          <w:numId w:val="1029"/>
         </w:numPr>
       </w:pPr>
       <w:r>
@@ -2291,7 +2408,7 @@
         <w:pStyle w:val="Compact"/>
         <w:numPr>
           <w:ilvl w:val="0"/>
-          <w:numId w:val="1027"/>
+          <w:numId w:val="1029"/>
         </w:numPr>
       </w:pPr>
       <w:r>
@@ -2315,7 +2432,7 @@
         <w:pStyle w:val="Compact"/>
         <w:numPr>
           <w:ilvl w:val="0"/>
-          <w:numId w:val="1028"/>
+          <w:numId w:val="1030"/>
         </w:numPr>
       </w:pPr>
       <w:r>
@@ -2327,7 +2444,7 @@
         <w:pStyle w:val="Compact"/>
         <w:numPr>
           <w:ilvl w:val="0"/>
-          <w:numId w:val="1028"/>
+          <w:numId w:val="1030"/>
         </w:numPr>
       </w:pPr>
       <w:r>
@@ -2339,21 +2456,21 @@
         <w:pStyle w:val="Compact"/>
         <w:numPr>
           <w:ilvl w:val="0"/>
-          <w:numId w:val="1028"/>
+          <w:numId w:val="1030"/>
         </w:numPr>
       </w:pPr>
       <w:r>
         <w:t xml:space="preserve">Chemo (8wk)</w:t>
       </w:r>
     </w:p>
-    <w:bookmarkEnd w:id="45"/>
-    <w:bookmarkStart w:id="46" w:name="adenocarcinoma-treatment-options-1"/>
-    <w:p>
-      <w:pPr>
-        <w:pStyle w:val="Heading2"/>
-      </w:pPr>
-      <w:r>
-        <w:t xml:space="preserve">38 Adenocarcinoma Treatment Options</w:t>
+    <w:bookmarkEnd w:id="47"/>
+    <w:bookmarkStart w:id="48" w:name="adenocarcinoma-treatment-options-1"/>
+    <w:p>
+      <w:pPr>
+        <w:pStyle w:val="Heading2"/>
+      </w:pPr>
+      <w:r>
+        <w:t xml:space="preserve">40 Adenocarcinoma Treatment Options</w:t>
       </w:r>
     </w:p>
     <w:p>
@@ -2373,7 +2490,7 @@
         <w:pStyle w:val="Compact"/>
         <w:numPr>
           <w:ilvl w:val="0"/>
-          <w:numId w:val="1029"/>
+          <w:numId w:val="1031"/>
         </w:numPr>
       </w:pPr>
       <w:r>
@@ -2385,7 +2502,7 @@
         <w:pStyle w:val="Compact"/>
         <w:numPr>
           <w:ilvl w:val="0"/>
-          <w:numId w:val="1029"/>
+          <w:numId w:val="1031"/>
         </w:numPr>
       </w:pPr>
       <w:r>
@@ -2397,7 +2514,7 @@
         <w:pStyle w:val="Compact"/>
         <w:numPr>
           <w:ilvl w:val="0"/>
-          <w:numId w:val="1029"/>
+          <w:numId w:val="1031"/>
         </w:numPr>
       </w:pPr>
       <w:r>
@@ -2409,7 +2526,7 @@
         <w:pStyle w:val="Compact"/>
         <w:numPr>
           <w:ilvl w:val="0"/>
-          <w:numId w:val="1029"/>
+          <w:numId w:val="1031"/>
         </w:numPr>
       </w:pPr>
       <w:r>
@@ -2438,7 +2555,7 @@
         <w:pStyle w:val="Compact"/>
         <w:numPr>
           <w:ilvl w:val="0"/>
-          <w:numId w:val="1029"/>
+          <w:numId w:val="1031"/>
         </w:numPr>
       </w:pPr>
       <w:r>
@@ -2462,7 +2579,7 @@
         <w:pStyle w:val="Compact"/>
         <w:numPr>
           <w:ilvl w:val="0"/>
-          <w:numId w:val="1030"/>
+          <w:numId w:val="1032"/>
         </w:numPr>
       </w:pPr>
       <w:r>
@@ -2474,7 +2591,7 @@
         <w:pStyle w:val="Compact"/>
         <w:numPr>
           <w:ilvl w:val="0"/>
-          <w:numId w:val="1030"/>
+          <w:numId w:val="1032"/>
         </w:numPr>
       </w:pPr>
       <w:r>
@@ -2486,7 +2603,7 @@
         <w:pStyle w:val="Compact"/>
         <w:numPr>
           <w:ilvl w:val="0"/>
-          <w:numId w:val="1030"/>
+          <w:numId w:val="1032"/>
         </w:numPr>
       </w:pPr>
       <w:r>
@@ -2498,7 +2615,7 @@
         <w:pStyle w:val="Compact"/>
         <w:numPr>
           <w:ilvl w:val="0"/>
-          <w:numId w:val="1030"/>
+          <w:numId w:val="1032"/>
         </w:numPr>
       </w:pPr>
       <w:r>
@@ -2510,21 +2627,21 @@
         <w:pStyle w:val="Compact"/>
         <w:numPr>
           <w:ilvl w:val="0"/>
-          <w:numId w:val="1030"/>
+          <w:numId w:val="1032"/>
         </w:numPr>
       </w:pPr>
       <w:r>
         <w:t xml:space="preserve">Less likely to need feeding tube</w:t>
       </w:r>
     </w:p>
-    <w:bookmarkEnd w:id="46"/>
-    <w:bookmarkStart w:id="47" w:name="chemotherapy-administration"/>
-    <w:p>
-      <w:pPr>
-        <w:pStyle w:val="Heading2"/>
-      </w:pPr>
-      <w:r>
-        <w:t xml:space="preserve">39 Chemotherapy Administration</w:t>
+    <w:bookmarkEnd w:id="48"/>
+    <w:bookmarkStart w:id="49" w:name="chemotherapy-administration"/>
+    <w:p>
+      <w:pPr>
+        <w:pStyle w:val="Heading2"/>
+      </w:pPr>
+      <w:r>
+        <w:t xml:space="preserve">41 Chemotherapy Administration</w:t>
       </w:r>
     </w:p>
     <w:p>
@@ -2548,7 +2665,7 @@
         <w:pStyle w:val="Compact"/>
         <w:numPr>
           <w:ilvl w:val="0"/>
-          <w:numId w:val="1031"/>
+          <w:numId w:val="1033"/>
         </w:numPr>
       </w:pPr>
       <w:r>
@@ -2560,7 +2677,7 @@
         <w:pStyle w:val="Compact"/>
         <w:numPr>
           <w:ilvl w:val="0"/>
-          <w:numId w:val="1031"/>
+          <w:numId w:val="1033"/>
         </w:numPr>
       </w:pPr>
       <w:r>
@@ -2572,21 +2689,21 @@
         <w:pStyle w:val="Compact"/>
         <w:numPr>
           <w:ilvl w:val="0"/>
-          <w:numId w:val="1031"/>
+          <w:numId w:val="1033"/>
         </w:numPr>
       </w:pPr>
       <w:r>
         <w:t xml:space="preserve">Central Venous port</w:t>
       </w:r>
     </w:p>
-    <w:bookmarkEnd w:id="47"/>
-    <w:bookmarkStart w:id="48" w:name="X24de4000c031f200c5dfe01452aa364022c5d0d"/>
-    <w:p>
-      <w:pPr>
-        <w:pStyle w:val="Heading2"/>
-      </w:pPr>
-      <w:r>
-        <w:t xml:space="preserve">40 Intravenous Catheter in Peripheral Vein (</w:t>
+    <w:bookmarkEnd w:id="49"/>
+    <w:bookmarkStart w:id="50" w:name="X24de4000c031f200c5dfe01452aa364022c5d0d"/>
+    <w:p>
+      <w:pPr>
+        <w:pStyle w:val="Heading2"/>
+      </w:pPr>
+      <w:r>
+        <w:t xml:space="preserve">42 Intravenous Catheter in Peripheral Vein (</w:t>
       </w:r>
       <w:r>
         <w:t xml:space="preserve">“IV”</w:t>
@@ -2600,7 +2717,7 @@
         <w:pStyle w:val="Compact"/>
         <w:numPr>
           <w:ilvl w:val="0"/>
-          <w:numId w:val="1032"/>
+          <w:numId w:val="1034"/>
         </w:numPr>
       </w:pPr>
       <w:r>
@@ -2612,7 +2729,7 @@
         <w:pStyle w:val="Compact"/>
         <w:numPr>
           <w:ilvl w:val="0"/>
-          <w:numId w:val="1032"/>
+          <w:numId w:val="1034"/>
         </w:numPr>
       </w:pPr>
       <w:r>
@@ -2624,7 +2741,7 @@
         <w:pStyle w:val="Compact"/>
         <w:numPr>
           <w:ilvl w:val="0"/>
-          <w:numId w:val="1032"/>
+          <w:numId w:val="1034"/>
         </w:numPr>
       </w:pPr>
       <w:r>
@@ -2636,7 +2753,7 @@
         <w:pStyle w:val="Compact"/>
         <w:numPr>
           <w:ilvl w:val="0"/>
-          <w:numId w:val="1032"/>
+          <w:numId w:val="1034"/>
         </w:numPr>
       </w:pPr>
       <w:r>
@@ -2648,7 +2765,7 @@
         <w:pStyle w:val="Compact"/>
         <w:numPr>
           <w:ilvl w:val="0"/>
-          <w:numId w:val="1032"/>
+          <w:numId w:val="1034"/>
         </w:numPr>
       </w:pPr>
       <w:r>
@@ -2679,22 +2796,22 @@
         <w:t xml:space="preserve">FLOT chemotherapy requires a home infusion pump, got which a peripheral IV won’t work</w:t>
       </w:r>
     </w:p>
-    <w:bookmarkEnd w:id="48"/>
-    <w:bookmarkStart w:id="49" w:name="central-venous-port"/>
-    <w:p>
-      <w:pPr>
-        <w:pStyle w:val="Heading2"/>
-      </w:pPr>
-      <w:r>
-        <w:t xml:space="preserve">41 Central Venous Port</w:t>
-      </w:r>
-    </w:p>
-    <w:p>
-      <w:pPr>
-        <w:pStyle w:val="Compact"/>
-        <w:numPr>
-          <w:ilvl w:val="0"/>
-          <w:numId w:val="1033"/>
+    <w:bookmarkEnd w:id="50"/>
+    <w:bookmarkStart w:id="51" w:name="central-venous-port"/>
+    <w:p>
+      <w:pPr>
+        <w:pStyle w:val="Heading2"/>
+      </w:pPr>
+      <w:r>
+        <w:t xml:space="preserve">43 Central Venous Port</w:t>
+      </w:r>
+    </w:p>
+    <w:p>
+      <w:pPr>
+        <w:pStyle w:val="Compact"/>
+        <w:numPr>
+          <w:ilvl w:val="0"/>
+          <w:numId w:val="1035"/>
         </w:numPr>
       </w:pPr>
       <w:r>
@@ -2706,7 +2823,7 @@
         <w:pStyle w:val="Compact"/>
         <w:numPr>
           <w:ilvl w:val="0"/>
-          <w:numId w:val="1033"/>
+          <w:numId w:val="1035"/>
         </w:numPr>
       </w:pPr>
       <w:r>
@@ -2718,7 +2835,7 @@
         <w:pStyle w:val="Compact"/>
         <w:numPr>
           <w:ilvl w:val="0"/>
-          <w:numId w:val="1033"/>
+          <w:numId w:val="1035"/>
         </w:numPr>
       </w:pPr>
       <w:r>
@@ -2730,7 +2847,7 @@
         <w:pStyle w:val="Compact"/>
         <w:numPr>
           <w:ilvl w:val="0"/>
-          <w:numId w:val="1033"/>
+          <w:numId w:val="1035"/>
         </w:numPr>
       </w:pPr>
       <w:r>
@@ -2742,7 +2859,7 @@
         <w:pStyle w:val="Compact"/>
         <w:numPr>
           <w:ilvl w:val="0"/>
-          <w:numId w:val="1033"/>
+          <w:numId w:val="1035"/>
         </w:numPr>
       </w:pPr>
       <w:r>
@@ -2789,22 +2906,22 @@
         <w:t xml:space="preserve">A port can be used for blood draws for blood tests as well.</w:t>
       </w:r>
     </w:p>
-    <w:bookmarkEnd w:id="49"/>
-    <w:bookmarkStart w:id="50" w:name="central-venous-port-1"/>
-    <w:p>
-      <w:pPr>
-        <w:pStyle w:val="Heading2"/>
-      </w:pPr>
-      <w:r>
-        <w:t xml:space="preserve">42 Central Venous Port</w:t>
-      </w:r>
-    </w:p>
-    <w:p>
-      <w:pPr>
-        <w:pStyle w:val="Compact"/>
-        <w:numPr>
-          <w:ilvl w:val="0"/>
-          <w:numId w:val="1034"/>
+    <w:bookmarkEnd w:id="51"/>
+    <w:bookmarkStart w:id="52" w:name="central-venous-port-1"/>
+    <w:p>
+      <w:pPr>
+        <w:pStyle w:val="Heading2"/>
+      </w:pPr>
+      <w:r>
+        <w:t xml:space="preserve">44 Central Venous Port</w:t>
+      </w:r>
+    </w:p>
+    <w:p>
+      <w:pPr>
+        <w:pStyle w:val="Compact"/>
+        <w:numPr>
+          <w:ilvl w:val="0"/>
+          <w:numId w:val="1036"/>
         </w:numPr>
       </w:pPr>
       <w:r>
@@ -2816,7 +2933,7 @@
         <w:pStyle w:val="Compact"/>
         <w:numPr>
           <w:ilvl w:val="0"/>
-          <w:numId w:val="1034"/>
+          <w:numId w:val="1036"/>
         </w:numPr>
       </w:pPr>
       <w:r>
@@ -2828,7 +2945,7 @@
         <w:pStyle w:val="Compact"/>
         <w:numPr>
           <w:ilvl w:val="0"/>
-          <w:numId w:val="1034"/>
+          <w:numId w:val="1036"/>
         </w:numPr>
       </w:pPr>
       <w:r>
@@ -2840,7 +2957,7 @@
         <w:pStyle w:val="Compact"/>
         <w:numPr>
           <w:ilvl w:val="0"/>
-          <w:numId w:val="1034"/>
+          <w:numId w:val="1036"/>
         </w:numPr>
       </w:pPr>
       <w:r>
@@ -2852,7 +2969,7 @@
         <w:pStyle w:val="Compact"/>
         <w:numPr>
           <w:ilvl w:val="0"/>
-          <w:numId w:val="1034"/>
+          <w:numId w:val="1036"/>
         </w:numPr>
       </w:pPr>
       <w:r>
@@ -2909,14 +3026,14 @@
         <w:t xml:space="preserve">covers the incisions and flakes off after a week or so</w:t>
       </w:r>
     </w:p>
-    <w:bookmarkEnd w:id="50"/>
-    <w:bookmarkStart w:id="51" w:name="central-venous-port-2"/>
-    <w:p>
-      <w:pPr>
-        <w:pStyle w:val="Heading2"/>
-      </w:pPr>
-      <w:r>
-        <w:t xml:space="preserve">43 Central Venous Port</w:t>
+    <w:bookmarkEnd w:id="52"/>
+    <w:bookmarkStart w:id="53" w:name="central-venous-port-2"/>
+    <w:p>
+      <w:pPr>
+        <w:pStyle w:val="Heading2"/>
+      </w:pPr>
+      <w:r>
+        <w:t xml:space="preserve">45 Central Venous Port</w:t>
       </w:r>
     </w:p>
     <w:p>
@@ -2935,14 +3052,14 @@
         <w:t xml:space="preserve">When it comes time for chemotherapy, the nurses can easily access the port with a needle that goes through the skin into the port, rather than placing an intravenous needle in a vein. The drugs can then be administered directly into the bloodstream. If blood needs to be drawn for tests, this can also be done through the port.</w:t>
       </w:r>
     </w:p>
-    <w:bookmarkEnd w:id="51"/>
-    <w:bookmarkStart w:id="52" w:name="restaging"/>
-    <w:p>
-      <w:pPr>
-        <w:pStyle w:val="Heading2"/>
-      </w:pPr>
-      <w:r>
-        <w:t xml:space="preserve">44 Restaging</w:t>
+    <w:bookmarkEnd w:id="53"/>
+    <w:bookmarkStart w:id="54" w:name="restaging"/>
+    <w:p>
+      <w:pPr>
+        <w:pStyle w:val="Heading2"/>
+      </w:pPr>
+      <w:r>
+        <w:t xml:space="preserve">46 Restaging</w:t>
       </w:r>
     </w:p>
     <w:p>
@@ -2966,7 +3083,7 @@
         <w:pStyle w:val="Compact"/>
         <w:numPr>
           <w:ilvl w:val="0"/>
-          <w:numId w:val="1035"/>
+          <w:numId w:val="1037"/>
         </w:numPr>
       </w:pPr>
       <w:r>
@@ -2978,21 +3095,21 @@
         <w:pStyle w:val="Compact"/>
         <w:numPr>
           <w:ilvl w:val="0"/>
-          <w:numId w:val="1035"/>
+          <w:numId w:val="1037"/>
         </w:numPr>
       </w:pPr>
       <w:r>
         <w:t xml:space="preserve">Timing depends upon recovery from therapy</w:t>
       </w:r>
     </w:p>
-    <w:bookmarkEnd w:id="52"/>
-    <w:bookmarkStart w:id="53" w:name="primary-care-practitioner-pcp"/>
-    <w:p>
-      <w:pPr>
-        <w:pStyle w:val="Heading2"/>
-      </w:pPr>
-      <w:r>
-        <w:t xml:space="preserve">45 Primary Care Practitioner (PCP)</w:t>
+    <w:bookmarkEnd w:id="54"/>
+    <w:bookmarkStart w:id="55" w:name="primary-care-practitioner-pcp"/>
+    <w:p>
+      <w:pPr>
+        <w:pStyle w:val="Heading2"/>
+      </w:pPr>
+      <w:r>
+        <w:t xml:space="preserve">47 Primary Care Practitioner (PCP)</w:t>
       </w:r>
     </w:p>
     <w:p>
@@ -3019,22 +3136,22 @@
         <w:t xml:space="preserve">PCP Referral Line (844) 235-6998</w:t>
       </w:r>
     </w:p>
-    <w:bookmarkEnd w:id="53"/>
-    <w:bookmarkStart w:id="54" w:name="my-atrium-patient-portal"/>
-    <w:p>
-      <w:pPr>
-        <w:pStyle w:val="Heading2"/>
-      </w:pPr>
-      <w:r>
-        <w:t xml:space="preserve">46 My Atrium Patient Portal</w:t>
-      </w:r>
-    </w:p>
-    <w:p>
-      <w:pPr>
-        <w:pStyle w:val="Compact"/>
-        <w:numPr>
-          <w:ilvl w:val="0"/>
-          <w:numId w:val="1036"/>
+    <w:bookmarkEnd w:id="55"/>
+    <w:bookmarkStart w:id="56" w:name="my-atrium-patient-portal"/>
+    <w:p>
+      <w:pPr>
+        <w:pStyle w:val="Heading2"/>
+      </w:pPr>
+      <w:r>
+        <w:t xml:space="preserve">48 My Atrium Patient Portal</w:t>
+      </w:r>
+    </w:p>
+    <w:p>
+      <w:pPr>
+        <w:pStyle w:val="Compact"/>
+        <w:numPr>
+          <w:ilvl w:val="0"/>
+          <w:numId w:val="1038"/>
         </w:numPr>
       </w:pPr>
       <w:r>
@@ -3046,7 +3163,7 @@
         <w:pStyle w:val="Compact"/>
         <w:numPr>
           <w:ilvl w:val="0"/>
-          <w:numId w:val="1036"/>
+          <w:numId w:val="1038"/>
         </w:numPr>
       </w:pPr>
       <w:r>
@@ -3058,29 +3175,29 @@
         <w:pStyle w:val="Compact"/>
         <w:numPr>
           <w:ilvl w:val="0"/>
-          <w:numId w:val="1036"/>
+          <w:numId w:val="1038"/>
         </w:numPr>
       </w:pPr>
       <w:r>
         <w:t xml:space="preserve">Sign up at my.atriumhealth.org</w:t>
       </w:r>
     </w:p>
-    <w:bookmarkEnd w:id="54"/>
-    <w:bookmarkStart w:id="55" w:name="exercise"/>
-    <w:p>
-      <w:pPr>
-        <w:pStyle w:val="Heading2"/>
-      </w:pPr>
-      <w:r>
-        <w:t xml:space="preserve">47 Exercise</w:t>
-      </w:r>
-    </w:p>
-    <w:p>
-      <w:pPr>
-        <w:pStyle w:val="Compact"/>
-        <w:numPr>
-          <w:ilvl w:val="0"/>
-          <w:numId w:val="1037"/>
+    <w:bookmarkEnd w:id="56"/>
+    <w:bookmarkStart w:id="57" w:name="exercise"/>
+    <w:p>
+      <w:pPr>
+        <w:pStyle w:val="Heading2"/>
+      </w:pPr>
+      <w:r>
+        <w:t xml:space="preserve">49 Exercise</w:t>
+      </w:r>
+    </w:p>
+    <w:p>
+      <w:pPr>
+        <w:pStyle w:val="Compact"/>
+        <w:numPr>
+          <w:ilvl w:val="0"/>
+          <w:numId w:val="1039"/>
         </w:numPr>
       </w:pPr>
       <w:r>
@@ -3092,69 +3209,11 @@
         <w:pStyle w:val="Compact"/>
         <w:numPr>
           <w:ilvl w:val="0"/>
-          <w:numId w:val="1037"/>
+          <w:numId w:val="1039"/>
         </w:numPr>
       </w:pPr>
       <w:r>
         <w:t xml:space="preserve">Goal is 30min/day of vigorous exercise 6 days/wk</w:t>
-      </w:r>
-    </w:p>
-    <w:p>
-      <w:pPr>
-        <w:pStyle w:val="Compact"/>
-        <w:numPr>
-          <w:ilvl w:val="1"/>
-          <w:numId w:val="1038"/>
-        </w:numPr>
-      </w:pPr>
-      <w:r>
-        <w:t xml:space="preserve">Working hard enough that you can’t converse</w:t>
-      </w:r>
-    </w:p>
-    <w:p>
-      <w:pPr>
-        <w:pStyle w:val="Compact"/>
-        <w:numPr>
-          <w:ilvl w:val="1"/>
-          <w:numId w:val="1038"/>
-        </w:numPr>
-      </w:pPr>
-      <w:r>
-        <w:t xml:space="preserve">Start slowly and build up</w:t>
-      </w:r>
-    </w:p>
-    <w:p>
-      <w:pPr>
-        <w:pStyle w:val="Compact"/>
-        <w:numPr>
-          <w:ilvl w:val="1"/>
-          <w:numId w:val="1038"/>
-        </w:numPr>
-      </w:pPr>
-      <w:r>
-        <w:t xml:space="preserve">Every day counts! (Aim for daily activity)</w:t>
-      </w:r>
-    </w:p>
-    <w:bookmarkEnd w:id="55"/>
-    <w:bookmarkStart w:id="56" w:name="smoking-cessation"/>
-    <w:p>
-      <w:pPr>
-        <w:pStyle w:val="Heading2"/>
-      </w:pPr>
-      <w:r>
-        <w:t xml:space="preserve">48 Smoking Cessation</w:t>
-      </w:r>
-    </w:p>
-    <w:p>
-      <w:pPr>
-        <w:pStyle w:val="Compact"/>
-        <w:numPr>
-          <w:ilvl w:val="0"/>
-          <w:numId w:val="1039"/>
-        </w:numPr>
-      </w:pPr>
-      <w:r>
-        <w:t xml:space="preserve">Smoking makes cancer treatment more difficult</w:t>
       </w:r>
     </w:p>
     <w:p>
@@ -3166,6 +3225,64 @@
         </w:numPr>
       </w:pPr>
       <w:r>
+        <w:t xml:space="preserve">Working hard enough that you can’t converse</w:t>
+      </w:r>
+    </w:p>
+    <w:p>
+      <w:pPr>
+        <w:pStyle w:val="Compact"/>
+        <w:numPr>
+          <w:ilvl w:val="1"/>
+          <w:numId w:val="1040"/>
+        </w:numPr>
+      </w:pPr>
+      <w:r>
+        <w:t xml:space="preserve">Start slowly and build up</w:t>
+      </w:r>
+    </w:p>
+    <w:p>
+      <w:pPr>
+        <w:pStyle w:val="Compact"/>
+        <w:numPr>
+          <w:ilvl w:val="1"/>
+          <w:numId w:val="1040"/>
+        </w:numPr>
+      </w:pPr>
+      <w:r>
+        <w:t xml:space="preserve">Every day counts! (Aim for daily activity)</w:t>
+      </w:r>
+    </w:p>
+    <w:bookmarkEnd w:id="57"/>
+    <w:bookmarkStart w:id="58" w:name="smoking-cessation"/>
+    <w:p>
+      <w:pPr>
+        <w:pStyle w:val="Heading2"/>
+      </w:pPr>
+      <w:r>
+        <w:t xml:space="preserve">50 Smoking Cessation</w:t>
+      </w:r>
+    </w:p>
+    <w:p>
+      <w:pPr>
+        <w:pStyle w:val="Compact"/>
+        <w:numPr>
+          <w:ilvl w:val="0"/>
+          <w:numId w:val="1041"/>
+        </w:numPr>
+      </w:pPr>
+      <w:r>
+        <w:t xml:space="preserve">Smoking makes cancer treatment more difficult</w:t>
+      </w:r>
+    </w:p>
+    <w:p>
+      <w:pPr>
+        <w:pStyle w:val="Compact"/>
+        <w:numPr>
+          <w:ilvl w:val="1"/>
+          <w:numId w:val="1042"/>
+        </w:numPr>
+      </w:pPr>
+      <w:r>
         <w:t xml:space="preserve">Increases risk of complications after surgery</w:t>
       </w:r>
     </w:p>
@@ -3174,7 +3291,7 @@
         <w:pStyle w:val="Compact"/>
         <w:numPr>
           <w:ilvl w:val="0"/>
-          <w:numId w:val="1039"/>
+          <w:numId w:val="1041"/>
         </w:numPr>
       </w:pPr>
       <w:r>
@@ -3186,7 +3303,7 @@
         <w:pStyle w:val="Compact"/>
         <w:numPr>
           <w:ilvl w:val="1"/>
-          <w:numId w:val="1041"/>
+          <w:numId w:val="1043"/>
         </w:numPr>
       </w:pPr>
       <w:r>
@@ -3198,7 +3315,7 @@
         <w:pStyle w:val="Compact"/>
         <w:numPr>
           <w:ilvl w:val="1"/>
-          <w:numId w:val="1041"/>
+          <w:numId w:val="1043"/>
         </w:numPr>
       </w:pPr>
       <w:r>
@@ -3210,31 +3327,31 @@
         <w:pStyle w:val="Compact"/>
         <w:numPr>
           <w:ilvl w:val="1"/>
-          <w:numId w:val="1041"/>
+          <w:numId w:val="1043"/>
         </w:numPr>
       </w:pPr>
       <w:r>
         <w:t xml:space="preserve">Smoking Cessation Counseling (Metro Charlotte)</w:t>
       </w:r>
     </w:p>
-    <w:bookmarkEnd w:id="56"/>
-    <w:bookmarkStart w:id="57" w:name="protein-needs"/>
-    <w:p>
-      <w:pPr>
-        <w:pStyle w:val="Heading2"/>
-      </w:pPr>
-      <w:r>
-        <w:t xml:space="preserve">49 Protein Needs</w:t>
-      </w:r>
-    </w:p>
-    <w:bookmarkEnd w:id="57"/>
-    <w:bookmarkStart w:id="58" w:name="feeding-tubes"/>
-    <w:p>
-      <w:pPr>
-        <w:pStyle w:val="Heading2"/>
-      </w:pPr>
-      <w:r>
-        <w:t xml:space="preserve">50 Feeding Tubes</w:t>
+    <w:bookmarkEnd w:id="58"/>
+    <w:bookmarkStart w:id="59" w:name="protein-needs"/>
+    <w:p>
+      <w:pPr>
+        <w:pStyle w:val="Heading2"/>
+      </w:pPr>
+      <w:r>
+        <w:t xml:space="preserve">51 Protein Needs</w:t>
+      </w:r>
+    </w:p>
+    <w:bookmarkEnd w:id="59"/>
+    <w:bookmarkStart w:id="60" w:name="feeding-tubes"/>
+    <w:p>
+      <w:pPr>
+        <w:pStyle w:val="Heading2"/>
+      </w:pPr>
+      <w:r>
+        <w:t xml:space="preserve">52 Feeding Tubes</w:t>
       </w:r>
     </w:p>
     <w:p>
@@ -3249,7 +3366,7 @@
       <w:pPr>
         <w:numPr>
           <w:ilvl w:val="0"/>
-          <w:numId w:val="1042"/>
+          <w:numId w:val="1044"/>
         </w:numPr>
       </w:pPr>
       <w:r>
@@ -3260,7 +3377,7 @@
       <w:pPr>
         <w:numPr>
           <w:ilvl w:val="0"/>
-          <w:numId w:val="1042"/>
+          <w:numId w:val="1044"/>
         </w:numPr>
       </w:pPr>
       <w:r>
@@ -3275,14 +3392,14 @@
         <w:t xml:space="preserve">Your dietitian and physician will help you decide which tube is best for your situation</w:t>
       </w:r>
     </w:p>
-    <w:bookmarkEnd w:id="58"/>
-    <w:bookmarkStart w:id="59" w:name="gastrostomy-tube"/>
-    <w:p>
-      <w:pPr>
-        <w:pStyle w:val="Heading2"/>
-      </w:pPr>
-      <w:r>
-        <w:t xml:space="preserve">51 Gastrostomy Tube</w:t>
+    <w:bookmarkEnd w:id="60"/>
+    <w:bookmarkStart w:id="61" w:name="gastrostomy-tube"/>
+    <w:p>
+      <w:pPr>
+        <w:pStyle w:val="Heading2"/>
+      </w:pPr>
+      <w:r>
+        <w:t xml:space="preserve">53 Gastrostomy Tube</w:t>
       </w:r>
     </w:p>
     <w:p>
@@ -3298,7 +3415,7 @@
         <w:pStyle w:val="Compact"/>
         <w:numPr>
           <w:ilvl w:val="0"/>
-          <w:numId w:val="1043"/>
+          <w:numId w:val="1045"/>
         </w:numPr>
       </w:pPr>
       <w:r>
@@ -3310,7 +3427,7 @@
         <w:pStyle w:val="Compact"/>
         <w:numPr>
           <w:ilvl w:val="0"/>
-          <w:numId w:val="1043"/>
+          <w:numId w:val="1045"/>
         </w:numPr>
       </w:pPr>
       <w:r>
@@ -3322,7 +3439,7 @@
         <w:pStyle w:val="Compact"/>
         <w:numPr>
           <w:ilvl w:val="0"/>
-          <w:numId w:val="1043"/>
+          <w:numId w:val="1045"/>
         </w:numPr>
       </w:pPr>
       <w:r>
@@ -3334,21 +3451,21 @@
         <w:pStyle w:val="Compact"/>
         <w:numPr>
           <w:ilvl w:val="0"/>
-          <w:numId w:val="1043"/>
+          <w:numId w:val="1045"/>
         </w:numPr>
       </w:pPr>
       <w:r>
         <w:t xml:space="preserve">Removed easily in the office when no longer needed</w:t>
       </w:r>
     </w:p>
-    <w:bookmarkEnd w:id="59"/>
-    <w:bookmarkStart w:id="60" w:name="gastrostomy-tube-methods"/>
-    <w:p>
-      <w:pPr>
-        <w:pStyle w:val="Heading2"/>
-      </w:pPr>
-      <w:r>
-        <w:t xml:space="preserve">52 Gastrostomy Tube Methods</w:t>
+    <w:bookmarkEnd w:id="61"/>
+    <w:bookmarkStart w:id="62" w:name="gastrostomy-tube-methods"/>
+    <w:p>
+      <w:pPr>
+        <w:pStyle w:val="Heading2"/>
+      </w:pPr>
+      <w:r>
+        <w:t xml:space="preserve">54 Gastrostomy Tube Methods</w:t>
       </w:r>
     </w:p>
     <w:p>
@@ -3375,22 +3492,22 @@
         <w:t xml:space="preserve">Preferred method depends upon whether esophagectomy is planned</w:t>
       </w:r>
     </w:p>
-    <w:bookmarkEnd w:id="60"/>
-    <w:bookmarkStart w:id="61" w:name="gastrostomy-tube-1"/>
-    <w:p>
-      <w:pPr>
-        <w:pStyle w:val="Heading2"/>
-      </w:pPr>
-      <w:r>
-        <w:t xml:space="preserve">53 Gastrostomy Tube</w:t>
-      </w:r>
-    </w:p>
-    <w:p>
-      <w:pPr>
-        <w:pStyle w:val="Compact"/>
-        <w:numPr>
-          <w:ilvl w:val="0"/>
-          <w:numId w:val="1044"/>
+    <w:bookmarkEnd w:id="62"/>
+    <w:bookmarkStart w:id="63" w:name="gastrostomy-tube-1"/>
+    <w:p>
+      <w:pPr>
+        <w:pStyle w:val="Heading2"/>
+      </w:pPr>
+      <w:r>
+        <w:t xml:space="preserve">55 Gastrostomy Tube</w:t>
+      </w:r>
+    </w:p>
+    <w:p>
+      <w:pPr>
+        <w:pStyle w:val="Compact"/>
+        <w:numPr>
+          <w:ilvl w:val="0"/>
+          <w:numId w:val="1046"/>
         </w:numPr>
       </w:pPr>
       <w:r>
@@ -3402,39 +3519,39 @@
         <w:pStyle w:val="Compact"/>
         <w:numPr>
           <w:ilvl w:val="0"/>
-          <w:numId w:val="1044"/>
+          <w:numId w:val="1046"/>
         </w:numPr>
       </w:pPr>
       <w:r>
         <w:t xml:space="preserve">Central venous port can be placed at the same time (if needed)</w:t>
       </w:r>
     </w:p>
-    <w:bookmarkEnd w:id="61"/>
-    <w:bookmarkStart w:id="62" w:name="jejunostomy-tube"/>
-    <w:p>
-      <w:pPr>
-        <w:pStyle w:val="Heading2"/>
-      </w:pPr>
-      <w:r>
-        <w:t xml:space="preserve">54 Jejunostomy Tube</w:t>
-      </w:r>
-    </w:p>
-    <w:bookmarkEnd w:id="62"/>
-    <w:bookmarkStart w:id="63" w:name="jejunostomy-typical-regimen"/>
-    <w:p>
-      <w:pPr>
-        <w:pStyle w:val="Heading2"/>
-      </w:pPr>
-      <w:r>
-        <w:t xml:space="preserve">55 Jejunostomy Typical Regimen</w:t>
-      </w:r>
-    </w:p>
-    <w:p>
-      <w:pPr>
-        <w:pStyle w:val="Compact"/>
-        <w:numPr>
-          <w:ilvl w:val="0"/>
-          <w:numId w:val="1045"/>
+    <w:bookmarkEnd w:id="63"/>
+    <w:bookmarkStart w:id="64" w:name="jejunostomy-tube"/>
+    <w:p>
+      <w:pPr>
+        <w:pStyle w:val="Heading2"/>
+      </w:pPr>
+      <w:r>
+        <w:t xml:space="preserve">56 Jejunostomy Tube</w:t>
+      </w:r>
+    </w:p>
+    <w:bookmarkEnd w:id="64"/>
+    <w:bookmarkStart w:id="65" w:name="jejunostomy-typical-regimen"/>
+    <w:p>
+      <w:pPr>
+        <w:pStyle w:val="Heading2"/>
+      </w:pPr>
+      <w:r>
+        <w:t xml:space="preserve">57 Jejunostomy Typical Regimen</w:t>
+      </w:r>
+    </w:p>
+    <w:p>
+      <w:pPr>
+        <w:pStyle w:val="Compact"/>
+        <w:numPr>
+          <w:ilvl w:val="0"/>
+          <w:numId w:val="1047"/>
         </w:numPr>
       </w:pPr>
       <w:r>
@@ -3446,7 +3563,7 @@
         <w:pStyle w:val="Compact"/>
         <w:numPr>
           <w:ilvl w:val="1"/>
-          <w:numId w:val="1046"/>
+          <w:numId w:val="1048"/>
         </w:numPr>
       </w:pPr>
       <w:r>
@@ -3458,7 +3575,7 @@
         <w:pStyle w:val="Compact"/>
         <w:numPr>
           <w:ilvl w:val="1"/>
-          <w:numId w:val="1046"/>
+          <w:numId w:val="1048"/>
         </w:numPr>
       </w:pPr>
       <w:r>
@@ -3470,7 +3587,7 @@
         <w:pStyle w:val="Compact"/>
         <w:numPr>
           <w:ilvl w:val="0"/>
-          <w:numId w:val="1045"/>
+          <w:numId w:val="1047"/>
         </w:numPr>
       </w:pPr>
       <w:r>
@@ -3485,14 +3602,14 @@
         <w:t xml:space="preserve">Hospital nurses will teach use of the feeding tube</w:t>
       </w:r>
     </w:p>
-    <w:bookmarkEnd w:id="63"/>
-    <w:bookmarkStart w:id="64" w:name="jejunostomy-feeds-with-diabetes"/>
-    <w:p>
-      <w:pPr>
-        <w:pStyle w:val="Heading2"/>
-      </w:pPr>
-      <w:r>
-        <w:t xml:space="preserve">56 Jejunostomy Feeds with Diabetes</w:t>
+    <w:bookmarkEnd w:id="65"/>
+    <w:bookmarkStart w:id="66" w:name="jejunostomy-feeds-with-diabetes"/>
+    <w:p>
+      <w:pPr>
+        <w:pStyle w:val="Heading2"/>
+      </w:pPr>
+      <w:r>
+        <w:t xml:space="preserve">58 Jejunostomy Feeds with Diabetes</w:t>
       </w:r>
     </w:p>
     <w:p>
@@ -3508,7 +3625,7 @@
         <w:pStyle w:val="Compact"/>
         <w:numPr>
           <w:ilvl w:val="0"/>
-          <w:numId w:val="1047"/>
+          <w:numId w:val="1049"/>
         </w:numPr>
       </w:pPr>
       <w:r>
@@ -3528,7 +3645,7 @@
         <w:pStyle w:val="Compact"/>
         <w:numPr>
           <w:ilvl w:val="0"/>
-          <w:numId w:val="1048"/>
+          <w:numId w:val="1050"/>
         </w:numPr>
       </w:pPr>
       <w:r>
@@ -3540,7 +3657,7 @@
         <w:pStyle w:val="Compact"/>
         <w:numPr>
           <w:ilvl w:val="0"/>
-          <w:numId w:val="1048"/>
+          <w:numId w:val="1050"/>
         </w:numPr>
       </w:pPr>
       <w:r>
@@ -3552,7 +3669,7 @@
         <w:pStyle w:val="Compact"/>
         <w:numPr>
           <w:ilvl w:val="0"/>
-          <w:numId w:val="1048"/>
+          <w:numId w:val="1050"/>
         </w:numPr>
       </w:pPr>
       <w:r>
@@ -3564,31 +3681,31 @@
         <w:pStyle w:val="Compact"/>
         <w:numPr>
           <w:ilvl w:val="0"/>
-          <w:numId w:val="1048"/>
+          <w:numId w:val="1050"/>
         </w:numPr>
       </w:pPr>
       <w:r>
         <w:t xml:space="preserve">No insulin if tube feedings are not run</w:t>
       </w:r>
     </w:p>
-    <w:bookmarkEnd w:id="64"/>
-    <w:bookmarkStart w:id="65" w:name="jejunostomy-video"/>
-    <w:p>
-      <w:pPr>
-        <w:pStyle w:val="Heading2"/>
-      </w:pPr>
-      <w:r>
-        <w:t xml:space="preserve">57 Jejunostomy Video</w:t>
-      </w:r>
-    </w:p>
-    <w:bookmarkEnd w:id="65"/>
-    <w:bookmarkStart w:id="66" w:name="surgery-for-esophageal-cancer"/>
-    <w:p>
-      <w:pPr>
-        <w:pStyle w:val="Heading2"/>
-      </w:pPr>
-      <w:r>
-        <w:t xml:space="preserve">58 Surgery for Esophageal Cancer</w:t>
+    <w:bookmarkEnd w:id="66"/>
+    <w:bookmarkStart w:id="67" w:name="jejunostomy-video"/>
+    <w:p>
+      <w:pPr>
+        <w:pStyle w:val="Heading2"/>
+      </w:pPr>
+      <w:r>
+        <w:t xml:space="preserve">59 Jejunostomy Video</w:t>
+      </w:r>
+    </w:p>
+    <w:bookmarkEnd w:id="67"/>
+    <w:bookmarkStart w:id="68" w:name="surgery-for-esophageal-cancer"/>
+    <w:p>
+      <w:pPr>
+        <w:pStyle w:val="Heading2"/>
+      </w:pPr>
+      <w:r>
+        <w:t xml:space="preserve">60 Surgery for Esophageal Cancer</w:t>
       </w:r>
     </w:p>
     <w:p>
@@ -3604,7 +3721,7 @@
         <w:pStyle w:val="Compact"/>
         <w:numPr>
           <w:ilvl w:val="0"/>
-          <w:numId w:val="1049"/>
+          <w:numId w:val="1051"/>
         </w:numPr>
       </w:pPr>
       <w:r>
@@ -3616,7 +3733,7 @@
         <w:pStyle w:val="Compact"/>
         <w:numPr>
           <w:ilvl w:val="0"/>
-          <w:numId w:val="1049"/>
+          <w:numId w:val="1051"/>
         </w:numPr>
       </w:pPr>
       <w:r>
@@ -3628,29 +3745,29 @@
         <w:pStyle w:val="Compact"/>
         <w:numPr>
           <w:ilvl w:val="0"/>
-          <w:numId w:val="1049"/>
+          <w:numId w:val="1051"/>
         </w:numPr>
       </w:pPr>
       <w:r>
         <w:t xml:space="preserve">Locally Advanced (T3 M0) after preop therapy</w:t>
       </w:r>
     </w:p>
-    <w:bookmarkEnd w:id="66"/>
-    <w:bookmarkStart w:id="70" w:name="goals-of-surgery"/>
-    <w:p>
-      <w:pPr>
-        <w:pStyle w:val="Heading2"/>
-      </w:pPr>
-      <w:r>
-        <w:t xml:space="preserve">59 Goals of Surgery</w:t>
-      </w:r>
-    </w:p>
-    <w:p>
-      <w:pPr>
-        <w:pStyle w:val="Compact"/>
-        <w:numPr>
-          <w:ilvl w:val="0"/>
-          <w:numId w:val="1050"/>
+    <w:bookmarkEnd w:id="68"/>
+    <w:bookmarkStart w:id="72" w:name="goals-of-surgery"/>
+    <w:p>
+      <w:pPr>
+        <w:pStyle w:val="Heading2"/>
+      </w:pPr>
+      <w:r>
+        <w:t xml:space="preserve">61 Goals of Surgery</w:t>
+      </w:r>
+    </w:p>
+    <w:p>
+      <w:pPr>
+        <w:pStyle w:val="Compact"/>
+        <w:numPr>
+          <w:ilvl w:val="0"/>
+          <w:numId w:val="1052"/>
         </w:numPr>
       </w:pPr>
       <w:r>
@@ -3662,7 +3779,7 @@
         <w:pStyle w:val="Compact"/>
         <w:numPr>
           <w:ilvl w:val="0"/>
-          <w:numId w:val="1050"/>
+          <w:numId w:val="1052"/>
         </w:numPr>
       </w:pPr>
       <w:r>
@@ -3674,7 +3791,7 @@
         <w:pStyle w:val="Compact"/>
         <w:numPr>
           <w:ilvl w:val="0"/>
-          <w:numId w:val="1050"/>
+          <w:numId w:val="1052"/>
         </w:numPr>
       </w:pPr>
       <w:r>
@@ -3690,18 +3807,18 @@
           <wp:inline>
             <wp:extent cx="5334000" cy="5481674"/>
             <wp:effectExtent b="0" l="0" r="0" t="0"/>
-            <wp:docPr descr="" title="" id="68" name="Picture"/>
+            <wp:docPr descr="" title="" id="70" name="Picture"/>
             <a:graphic>
               <a:graphicData uri="http://schemas.openxmlformats.org/drawingml/2006/picture">
                 <pic:pic>
                   <pic:nvPicPr>
-                    <pic:cNvPr descr="images/Eso_Resection1_ai.png" id="69" name="Picture"/>
+                    <pic:cNvPr descr="images/Eso_Resection1_ai.png" id="71" name="Picture"/>
                     <pic:cNvPicPr>
                       <a:picLocks noChangeArrowheads="1" noChangeAspect="1"/>
                     </pic:cNvPicPr>
                   </pic:nvPicPr>
                   <pic:blipFill>
-                    <a:blip r:embed="rId67"/>
+                    <a:blip r:embed="rId69"/>
                     <a:stretch>
                       <a:fillRect/>
                     </a:stretch>
@@ -3728,22 +3845,22 @@
         </w:drawing>
       </w:r>
     </w:p>
-    <w:bookmarkEnd w:id="70"/>
-    <w:bookmarkStart w:id="74" w:name="ivor-lewis-transthoracic-esophagectomy"/>
-    <w:p>
-      <w:pPr>
-        <w:pStyle w:val="Heading2"/>
-      </w:pPr>
-      <w:r>
-        <w:t xml:space="preserve">60 Ivor Lewis (Transthoracic) Esophagectomy</w:t>
-      </w:r>
-    </w:p>
-    <w:p>
-      <w:pPr>
-        <w:pStyle w:val="Compact"/>
-        <w:numPr>
-          <w:ilvl w:val="0"/>
-          <w:numId w:val="1051"/>
+    <w:bookmarkEnd w:id="72"/>
+    <w:bookmarkStart w:id="76" w:name="ivor-lewis-transthoracic-esophagectomy"/>
+    <w:p>
+      <w:pPr>
+        <w:pStyle w:val="Heading2"/>
+      </w:pPr>
+      <w:r>
+        <w:t xml:space="preserve">62 Ivor Lewis (Transthoracic) Esophagectomy</w:t>
+      </w:r>
+    </w:p>
+    <w:p>
+      <w:pPr>
+        <w:pStyle w:val="Compact"/>
+        <w:numPr>
+          <w:ilvl w:val="0"/>
+          <w:numId w:val="1053"/>
         </w:numPr>
       </w:pPr>
       <w:r>
@@ -3755,7 +3872,7 @@
         <w:pStyle w:val="Compact"/>
         <w:numPr>
           <w:ilvl w:val="0"/>
-          <w:numId w:val="1051"/>
+          <w:numId w:val="1053"/>
         </w:numPr>
       </w:pPr>
       <w:r>
@@ -3767,7 +3884,7 @@
         <w:pStyle w:val="Compact"/>
         <w:numPr>
           <w:ilvl w:val="0"/>
-          <w:numId w:val="1051"/>
+          <w:numId w:val="1053"/>
         </w:numPr>
       </w:pPr>
       <w:r>
@@ -3783,18 +3900,18 @@
           <wp:inline>
             <wp:extent cx="5334000" cy="5481674"/>
             <wp:effectExtent b="0" l="0" r="0" t="0"/>
-            <wp:docPr descr="" title="" id="72" name="Picture"/>
+            <wp:docPr descr="" title="" id="74" name="Picture"/>
             <a:graphic>
               <a:graphicData uri="http://schemas.openxmlformats.org/drawingml/2006/picture">
                 <pic:pic>
                   <pic:nvPicPr>
-                    <pic:cNvPr descr="images/Eso_Resection2_ai.png" id="73" name="Picture"/>
+                    <pic:cNvPr descr="images/Eso_Resection2_ai.png" id="75" name="Picture"/>
                     <pic:cNvPicPr>
                       <a:picLocks noChangeArrowheads="1" noChangeAspect="1"/>
                     </pic:cNvPicPr>
                   </pic:nvPicPr>
                   <pic:blipFill>
-                    <a:blip r:embed="rId71"/>
+                    <a:blip r:embed="rId73"/>
                     <a:stretch>
                       <a:fillRect/>
                     </a:stretch>
@@ -3821,14 +3938,14 @@
         </w:drawing>
       </w:r>
     </w:p>
-    <w:bookmarkEnd w:id="74"/>
-    <w:bookmarkStart w:id="78" w:name="reconstruction"/>
-    <w:p>
-      <w:pPr>
-        <w:pStyle w:val="Heading2"/>
-      </w:pPr>
-      <w:r>
-        <w:t xml:space="preserve">61 Reconstruction</w:t>
+    <w:bookmarkEnd w:id="76"/>
+    <w:bookmarkStart w:id="80" w:name="reconstruction"/>
+    <w:p>
+      <w:pPr>
+        <w:pStyle w:val="Heading2"/>
+      </w:pPr>
+      <w:r>
+        <w:t xml:space="preserve">63 Reconstruction</w:t>
       </w:r>
     </w:p>
     <w:p>
@@ -3848,18 +3965,18 @@
           <wp:inline>
             <wp:extent cx="5334000" cy="5481674"/>
             <wp:effectExtent b="0" l="0" r="0" t="0"/>
-            <wp:docPr descr="" title="" id="76" name="Picture"/>
+            <wp:docPr descr="" title="" id="78" name="Picture"/>
             <a:graphic>
               <a:graphicData uri="http://schemas.openxmlformats.org/drawingml/2006/picture">
                 <pic:pic>
                   <pic:nvPicPr>
-                    <pic:cNvPr descr="images/Eso_Resection3_ai.png" id="77" name="Picture"/>
+                    <pic:cNvPr descr="images/Eso_Resection3_ai.png" id="79" name="Picture"/>
                     <pic:cNvPicPr>
                       <a:picLocks noChangeArrowheads="1" noChangeAspect="1"/>
                     </pic:cNvPicPr>
                   </pic:nvPicPr>
                   <pic:blipFill>
-                    <a:blip r:embed="rId75"/>
+                    <a:blip r:embed="rId77"/>
                     <a:stretch>
                       <a:fillRect/>
                     </a:stretch>
@@ -3886,14 +4003,14 @@
         </w:drawing>
       </w:r>
     </w:p>
-    <w:bookmarkEnd w:id="78"/>
-    <w:bookmarkStart w:id="82" w:name="ivor-lewis-esophagectomy"/>
-    <w:p>
-      <w:pPr>
-        <w:pStyle w:val="Heading2"/>
-      </w:pPr>
-      <w:r>
-        <w:t xml:space="preserve">62 Ivor Lewis esophagectomy</w:t>
+    <w:bookmarkEnd w:id="80"/>
+    <w:bookmarkStart w:id="84" w:name="ivor-lewis-esophagectomy"/>
+    <w:p>
+      <w:pPr>
+        <w:pStyle w:val="Heading2"/>
+      </w:pPr>
+      <w:r>
+        <w:t xml:space="preserve">64 Ivor Lewis esophagectomy</w:t>
       </w:r>
     </w:p>
     <w:p>
@@ -3926,18 +4043,18 @@
           <wp:inline>
             <wp:extent cx="5334000" cy="5478622"/>
             <wp:effectExtent b="0" l="0" r="0" t="0"/>
-            <wp:docPr descr="" title="" id="80" name="Picture"/>
+            <wp:docPr descr="" title="" id="82" name="Picture"/>
             <a:graphic>
               <a:graphicData uri="http://schemas.openxmlformats.org/drawingml/2006/picture">
                 <pic:pic>
                   <pic:nvPicPr>
-                    <pic:cNvPr descr="images/Eso_IvorLewis_Anastomosis.png" id="81" name="Picture"/>
+                    <pic:cNvPr descr="images/Eso_IvorLewis_Anastomosis.png" id="83" name="Picture"/>
                     <pic:cNvPicPr>
                       <a:picLocks noChangeArrowheads="1" noChangeAspect="1"/>
                     </pic:cNvPicPr>
                   </pic:nvPicPr>
                   <pic:blipFill>
-                    <a:blip r:embed="rId79"/>
+                    <a:blip r:embed="rId81"/>
                     <a:stretch>
                       <a:fillRect/>
                     </a:stretch>
@@ -3964,22 +4081,22 @@
         </w:drawing>
       </w:r>
     </w:p>
-    <w:bookmarkEnd w:id="82"/>
-    <w:bookmarkStart w:id="86" w:name="minimally-invasive-ivor-lewis"/>
-    <w:p>
-      <w:pPr>
-        <w:pStyle w:val="Heading2"/>
-      </w:pPr>
-      <w:r>
-        <w:t xml:space="preserve">63 Minimally-invasive Ivor Lewis</w:t>
-      </w:r>
-    </w:p>
-    <w:p>
-      <w:pPr>
-        <w:pStyle w:val="Compact"/>
-        <w:numPr>
-          <w:ilvl w:val="0"/>
-          <w:numId w:val="1052"/>
+    <w:bookmarkEnd w:id="84"/>
+    <w:bookmarkStart w:id="88" w:name="minimally-invasive-ivor-lewis"/>
+    <w:p>
+      <w:pPr>
+        <w:pStyle w:val="Heading2"/>
+      </w:pPr>
+      <w:r>
+        <w:t xml:space="preserve">65 Minimally-invasive Ivor Lewis</w:t>
+      </w:r>
+    </w:p>
+    <w:p>
+      <w:pPr>
+        <w:pStyle w:val="Compact"/>
+        <w:numPr>
+          <w:ilvl w:val="0"/>
+          <w:numId w:val="1054"/>
         </w:numPr>
       </w:pPr>
       <w:r>
@@ -3991,7 +4108,7 @@
         <w:pStyle w:val="Compact"/>
         <w:numPr>
           <w:ilvl w:val="0"/>
-          <w:numId w:val="1052"/>
+          <w:numId w:val="1054"/>
         </w:numPr>
       </w:pPr>
       <w:r>
@@ -4003,7 +4120,7 @@
         <w:pStyle w:val="Compact"/>
         <w:numPr>
           <w:ilvl w:val="0"/>
-          <w:numId w:val="1052"/>
+          <w:numId w:val="1054"/>
         </w:numPr>
       </w:pPr>
       <w:r>
@@ -4036,18 +4153,18 @@
           <wp:inline>
             <wp:extent cx="5334000" cy="5481674"/>
             <wp:effectExtent b="0" l="0" r="0" t="0"/>
-            <wp:docPr descr="" title="" id="84" name="Picture"/>
+            <wp:docPr descr="" title="" id="86" name="Picture"/>
             <a:graphic>
               <a:graphicData uri="http://schemas.openxmlformats.org/drawingml/2006/picture">
                 <pic:pic>
                   <pic:nvPicPr>
-                    <pic:cNvPr descr="images/MIE_IvorLewisArtboard.png" id="85" name="Picture"/>
+                    <pic:cNvPr descr="images/MIE_IvorLewisArtboard.png" id="87" name="Picture"/>
                     <pic:cNvPicPr>
                       <a:picLocks noChangeArrowheads="1" noChangeAspect="1"/>
                     </pic:cNvPicPr>
                   </pic:nvPicPr>
                   <pic:blipFill>
-                    <a:blip r:embed="rId83"/>
+                    <a:blip r:embed="rId85"/>
                     <a:stretch>
                       <a:fillRect/>
                     </a:stretch>
@@ -4074,14 +4191,14 @@
         </w:drawing>
       </w:r>
     </w:p>
-    <w:bookmarkEnd w:id="86"/>
-    <w:bookmarkStart w:id="90" w:name="open-ivor-lewis"/>
-    <w:p>
-      <w:pPr>
-        <w:pStyle w:val="Heading2"/>
-      </w:pPr>
-      <w:r>
-        <w:t xml:space="preserve">64 Open Ivor Lewis</w:t>
+    <w:bookmarkEnd w:id="88"/>
+    <w:bookmarkStart w:id="92" w:name="open-ivor-lewis"/>
+    <w:p>
+      <w:pPr>
+        <w:pStyle w:val="Heading2"/>
+      </w:pPr>
+      <w:r>
+        <w:t xml:space="preserve">66 Open Ivor Lewis</w:t>
       </w:r>
     </w:p>
     <w:p>
@@ -4109,18 +4226,18 @@
           <wp:inline>
             <wp:extent cx="5334000" cy="5481674"/>
             <wp:effectExtent b="0" l="0" r="0" t="0"/>
-            <wp:docPr descr="" title="" id="88" name="Picture"/>
+            <wp:docPr descr="" title="" id="90" name="Picture"/>
             <a:graphic>
               <a:graphicData uri="http://schemas.openxmlformats.org/drawingml/2006/picture">
                 <pic:pic>
                   <pic:nvPicPr>
-                    <pic:cNvPr descr="images/IvorLewisArtboard.png" id="89" name="Picture"/>
+                    <pic:cNvPr descr="images/IvorLewisArtboard.png" id="91" name="Picture"/>
                     <pic:cNvPicPr>
                       <a:picLocks noChangeArrowheads="1" noChangeAspect="1"/>
                     </pic:cNvPicPr>
                   </pic:nvPicPr>
                   <pic:blipFill>
-                    <a:blip r:embed="rId87"/>
+                    <a:blip r:embed="rId89"/>
                     <a:stretch>
                       <a:fillRect/>
                     </a:stretch>
@@ -4147,14 +4264,14 @@
         </w:drawing>
       </w:r>
     </w:p>
-    <w:bookmarkEnd w:id="90"/>
-    <w:bookmarkStart w:id="94" w:name="total-esophagectomy"/>
-    <w:p>
-      <w:pPr>
-        <w:pStyle w:val="Heading2"/>
-      </w:pPr>
-      <w:r>
-        <w:t xml:space="preserve">65 Total Esophagectomy</w:t>
+    <w:bookmarkEnd w:id="92"/>
+    <w:bookmarkStart w:id="96" w:name="total-esophagectomy"/>
+    <w:p>
+      <w:pPr>
+        <w:pStyle w:val="Heading2"/>
+      </w:pPr>
+      <w:r>
+        <w:t xml:space="preserve">67 Total Esophagectomy</w:t>
       </w:r>
     </w:p>
     <w:p>
@@ -4182,18 +4299,18 @@
           <wp:inline>
             <wp:extent cx="5334000" cy="5481674"/>
             <wp:effectExtent b="0" l="0" r="0" t="0"/>
-            <wp:docPr descr="" title="" id="92" name="Picture"/>
+            <wp:docPr descr="" title="" id="94" name="Picture"/>
             <a:graphic>
               <a:graphicData uri="http://schemas.openxmlformats.org/drawingml/2006/picture">
                 <pic:pic>
                   <pic:nvPicPr>
-                    <pic:cNvPr descr="images/Eso_ProxTumorArtboard.png" id="93" name="Picture"/>
+                    <pic:cNvPr descr="images/Eso_ProxTumorArtboard.png" id="95" name="Picture"/>
                     <pic:cNvPicPr>
                       <a:picLocks noChangeArrowheads="1" noChangeAspect="1"/>
                     </pic:cNvPicPr>
                   </pic:nvPicPr>
                   <pic:blipFill>
-                    <a:blip r:embed="rId91"/>
+                    <a:blip r:embed="rId93"/>
                     <a:stretch>
                       <a:fillRect/>
                     </a:stretch>
@@ -4220,14 +4337,14 @@
         </w:drawing>
       </w:r>
     </w:p>
-    <w:bookmarkEnd w:id="94"/>
-    <w:bookmarkStart w:id="101" w:name="mckeown-esophagectomy"/>
-    <w:p>
-      <w:pPr>
-        <w:pStyle w:val="Heading2"/>
-      </w:pPr>
-      <w:r>
-        <w:t xml:space="preserve">66 McKeown Esophagectomy</w:t>
+    <w:bookmarkEnd w:id="96"/>
+    <w:bookmarkStart w:id="103" w:name="mckeown-esophagectomy"/>
+    <w:p>
+      <w:pPr>
+        <w:pStyle w:val="Heading2"/>
+      </w:pPr>
+      <w:r>
+        <w:t xml:space="preserve">68 McKeown Esophagectomy</w:t>
       </w:r>
     </w:p>
     <w:p>
@@ -4239,18 +4356,18 @@
           <wp:inline>
             <wp:extent cx="5334000" cy="5481674"/>
             <wp:effectExtent b="0" l="0" r="0" t="0"/>
-            <wp:docPr descr="" title="" id="96" name="Picture"/>
+            <wp:docPr descr="" title="" id="98" name="Picture"/>
             <a:graphic>
               <a:graphicData uri="http://schemas.openxmlformats.org/drawingml/2006/picture">
                 <pic:pic>
                   <pic:nvPicPr>
-                    <pic:cNvPr descr="images/Eso_ResectionTotalArtboard.png" id="97" name="Picture"/>
+                    <pic:cNvPr descr="images/Eso_ResectionTotalArtboard.png" id="99" name="Picture"/>
                     <pic:cNvPicPr>
                       <a:picLocks noChangeArrowheads="1" noChangeAspect="1"/>
                     </pic:cNvPicPr>
                   </pic:nvPicPr>
                   <pic:blipFill>
-                    <a:blip r:embed="rId95"/>
+                    <a:blip r:embed="rId97"/>
                     <a:stretch>
                       <a:fillRect/>
                     </a:stretch>
@@ -4292,18 +4409,18 @@
           <wp:inline>
             <wp:extent cx="5334000" cy="5481674"/>
             <wp:effectExtent b="0" l="0" r="0" t="0"/>
-            <wp:docPr descr="" title="" id="99" name="Picture"/>
+            <wp:docPr descr="" title="" id="101" name="Picture"/>
             <a:graphic>
               <a:graphicData uri="http://schemas.openxmlformats.org/drawingml/2006/picture">
                 <pic:pic>
                   <pic:nvPicPr>
-                    <pic:cNvPr descr="images/Eso_MIE_McKeownArtboard.png" id="100" name="Picture"/>
+                    <pic:cNvPr descr="images/Eso_MIE_McKeownArtboard.png" id="102" name="Picture"/>
                     <pic:cNvPicPr>
                       <a:picLocks noChangeArrowheads="1" noChangeAspect="1"/>
                     </pic:cNvPicPr>
                   </pic:nvPicPr>
                   <pic:blipFill>
-                    <a:blip r:embed="rId98"/>
+                    <a:blip r:embed="rId100"/>
                     <a:stretch>
                       <a:fillRect/>
                     </a:stretch>
@@ -4336,14 +4453,14 @@
         <w:t xml:space="preserve">Connection made in the neck</w:t>
       </w:r>
     </w:p>
-    <w:bookmarkEnd w:id="101"/>
-    <w:bookmarkStart w:id="102" w:name="risks-of-esophagectomy"/>
-    <w:p>
-      <w:pPr>
-        <w:pStyle w:val="Heading2"/>
-      </w:pPr>
-      <w:r>
-        <w:t xml:space="preserve">67 Risks of Esophagectomy</w:t>
+    <w:bookmarkEnd w:id="103"/>
+    <w:bookmarkStart w:id="104" w:name="risks-of-esophagectomy"/>
+    <w:p>
+      <w:pPr>
+        <w:pStyle w:val="Heading2"/>
+      </w:pPr>
+      <w:r>
+        <w:t xml:space="preserve">69 Risks of Esophagectomy</w:t>
       </w:r>
     </w:p>
     <w:p>
@@ -4367,7 +4484,7 @@
         <w:pStyle w:val="Compact"/>
         <w:numPr>
           <w:ilvl w:val="0"/>
-          <w:numId w:val="1053"/>
+          <w:numId w:val="1055"/>
         </w:numPr>
       </w:pPr>
       <w:r>
@@ -4379,21 +4496,21 @@
         <w:pStyle w:val="Compact"/>
         <w:numPr>
           <w:ilvl w:val="0"/>
-          <w:numId w:val="1053"/>
+          <w:numId w:val="1055"/>
         </w:numPr>
       </w:pPr>
       <w:r>
         <w:t xml:space="preserve">Pneumonia</w:t>
       </w:r>
     </w:p>
-    <w:bookmarkEnd w:id="102"/>
-    <w:bookmarkStart w:id="105" w:name="anastomotic-leak"/>
-    <w:p>
-      <w:pPr>
-        <w:pStyle w:val="Heading2"/>
-      </w:pPr>
-      <w:r>
-        <w:t xml:space="preserve">68 Anastomotic Leak</w:t>
+    <w:bookmarkEnd w:id="104"/>
+    <w:bookmarkStart w:id="107" w:name="anastomotic-leak"/>
+    <w:p>
+      <w:pPr>
+        <w:pStyle w:val="Heading2"/>
+      </w:pPr>
+      <w:r>
+        <w:t xml:space="preserve">70 Anastomotic Leak</w:t>
       </w:r>
     </w:p>
     <w:p>
@@ -4413,18 +4530,18 @@
           <wp:inline>
             <wp:extent cx="5334000" cy="5478622"/>
             <wp:effectExtent b="0" l="0" r="0" t="0"/>
-            <wp:docPr descr="" title="" id="103" name="Picture"/>
+            <wp:docPr descr="" title="" id="105" name="Picture"/>
             <a:graphic>
               <a:graphicData uri="http://schemas.openxmlformats.org/drawingml/2006/picture">
                 <pic:pic>
                   <pic:nvPicPr>
-                    <pic:cNvPr descr="images/Eso_IvorLewis_Anastomosis.png" id="104" name="Picture"/>
+                    <pic:cNvPr descr="images/Eso_IvorLewis_Anastomosis.png" id="106" name="Picture"/>
                     <pic:cNvPicPr>
                       <a:picLocks noChangeArrowheads="1" noChangeAspect="1"/>
                     </pic:cNvPicPr>
                   </pic:nvPicPr>
                   <pic:blipFill>
-                    <a:blip r:embed="rId79"/>
+                    <a:blip r:embed="rId81"/>
                     <a:stretch>
                       <a:fillRect/>
                     </a:stretch>
@@ -4451,14 +4568,14 @@
         </w:drawing>
       </w:r>
     </w:p>
-    <w:bookmarkEnd w:id="105"/>
-    <w:bookmarkStart w:id="109" w:name="anastomotic-leak-1"/>
-    <w:p>
-      <w:pPr>
-        <w:pStyle w:val="Heading2"/>
-      </w:pPr>
-      <w:r>
-        <w:t xml:space="preserve">69 Anastomotic Leak</w:t>
+    <w:bookmarkEnd w:id="107"/>
+    <w:bookmarkStart w:id="111" w:name="anastomotic-leak-1"/>
+    <w:p>
+      <w:pPr>
+        <w:pStyle w:val="Heading2"/>
+      </w:pPr>
+      <w:r>
+        <w:t xml:space="preserve">71 Anastomotic Leak</w:t>
       </w:r>
     </w:p>
     <w:p>
@@ -4474,7 +4591,7 @@
         <w:pStyle w:val="Compact"/>
         <w:numPr>
           <w:ilvl w:val="0"/>
-          <w:numId w:val="1054"/>
+          <w:numId w:val="1056"/>
         </w:numPr>
       </w:pPr>
       <w:r>
@@ -4486,7 +4603,7 @@
         <w:pStyle w:val="Compact"/>
         <w:numPr>
           <w:ilvl w:val="0"/>
-          <w:numId w:val="1054"/>
+          <w:numId w:val="1056"/>
         </w:numPr>
       </w:pPr>
       <w:r>
@@ -4498,7 +4615,7 @@
         <w:pStyle w:val="Compact"/>
         <w:numPr>
           <w:ilvl w:val="0"/>
-          <w:numId w:val="1054"/>
+          <w:numId w:val="1056"/>
         </w:numPr>
       </w:pPr>
       <w:r>
@@ -4514,18 +4631,18 @@
           <wp:inline>
             <wp:extent cx="5334000" cy="5478622"/>
             <wp:effectExtent b="0" l="0" r="0" t="0"/>
-            <wp:docPr descr="" title="" id="107" name="Picture"/>
+            <wp:docPr descr="" title="" id="109" name="Picture"/>
             <a:graphic>
               <a:graphicData uri="http://schemas.openxmlformats.org/drawingml/2006/picture">
                 <pic:pic>
                   <pic:nvPicPr>
-                    <pic:cNvPr descr="images/Eso_IvorLewis_Leak.png" id="108" name="Picture"/>
+                    <pic:cNvPr descr="images/Eso_IvorLewis_Leak.png" id="110" name="Picture"/>
                     <pic:cNvPicPr>
                       <a:picLocks noChangeArrowheads="1" noChangeAspect="1"/>
                     </pic:cNvPicPr>
                   </pic:nvPicPr>
                   <pic:blipFill>
-                    <a:blip r:embed="rId106"/>
+                    <a:blip r:embed="rId108"/>
                     <a:stretch>
                       <a:fillRect/>
                     </a:stretch>
@@ -4552,14 +4669,14 @@
         </w:drawing>
       </w:r>
     </w:p>
-    <w:bookmarkEnd w:id="109"/>
-    <w:bookmarkStart w:id="112" w:name="anastomotic-leak-2"/>
-    <w:p>
-      <w:pPr>
-        <w:pStyle w:val="Heading2"/>
-      </w:pPr>
-      <w:r>
-        <w:t xml:space="preserve">70 Anastomotic Leak</w:t>
+    <w:bookmarkEnd w:id="111"/>
+    <w:bookmarkStart w:id="114" w:name="anastomotic-leak-2"/>
+    <w:p>
+      <w:pPr>
+        <w:pStyle w:val="Heading2"/>
+      </w:pPr>
+      <w:r>
+        <w:t xml:space="preserve">72 Anastomotic Leak</w:t>
       </w:r>
     </w:p>
     <w:p>
@@ -4575,7 +4692,7 @@
         <w:pStyle w:val="Compact"/>
         <w:numPr>
           <w:ilvl w:val="0"/>
-          <w:numId w:val="1055"/>
+          <w:numId w:val="1057"/>
         </w:numPr>
       </w:pPr>
       <w:r>
@@ -4587,7 +4704,7 @@
         <w:pStyle w:val="Compact"/>
         <w:numPr>
           <w:ilvl w:val="0"/>
-          <w:numId w:val="1055"/>
+          <w:numId w:val="1057"/>
         </w:numPr>
       </w:pPr>
       <w:r>
@@ -4599,7 +4716,7 @@
         <w:pStyle w:val="Compact"/>
         <w:numPr>
           <w:ilvl w:val="0"/>
-          <w:numId w:val="1055"/>
+          <w:numId w:val="1057"/>
         </w:numPr>
       </w:pPr>
       <w:r>
@@ -4615,18 +4732,18 @@
           <wp:inline>
             <wp:extent cx="5334000" cy="5478622"/>
             <wp:effectExtent b="0" l="0" r="0" t="0"/>
-            <wp:docPr descr="" title="" id="110" name="Picture"/>
+            <wp:docPr descr="" title="" id="112" name="Picture"/>
             <a:graphic>
               <a:graphicData uri="http://schemas.openxmlformats.org/drawingml/2006/picture">
                 <pic:pic>
                   <pic:nvPicPr>
-                    <pic:cNvPr descr="images/Eso_IvorLewis_Leak.png" id="111" name="Picture"/>
+                    <pic:cNvPr descr="images/Eso_IvorLewis_Leak.png" id="113" name="Picture"/>
                     <pic:cNvPicPr>
                       <a:picLocks noChangeArrowheads="1" noChangeAspect="1"/>
                     </pic:cNvPicPr>
                   </pic:nvPicPr>
                   <pic:blipFill>
-                    <a:blip r:embed="rId106"/>
+                    <a:blip r:embed="rId108"/>
                     <a:stretch>
                       <a:fillRect/>
                     </a:stretch>
@@ -4653,14 +4770,14 @@
         </w:drawing>
       </w:r>
     </w:p>
-    <w:bookmarkEnd w:id="112"/>
-    <w:bookmarkStart w:id="115" w:name="anastomotic-leak-3"/>
-    <w:p>
-      <w:pPr>
-        <w:pStyle w:val="Heading2"/>
-      </w:pPr>
-      <w:r>
-        <w:t xml:space="preserve">71 Anastomotic Leak</w:t>
+    <w:bookmarkEnd w:id="114"/>
+    <w:bookmarkStart w:id="117" w:name="anastomotic-leak-3"/>
+    <w:p>
+      <w:pPr>
+        <w:pStyle w:val="Heading2"/>
+      </w:pPr>
+      <w:r>
+        <w:t xml:space="preserve">73 Anastomotic Leak</w:t>
       </w:r>
     </w:p>
     <w:p>
@@ -4676,7 +4793,7 @@
         <w:pStyle w:val="Compact"/>
         <w:numPr>
           <w:ilvl w:val="0"/>
-          <w:numId w:val="1056"/>
+          <w:numId w:val="1058"/>
         </w:numPr>
       </w:pPr>
       <w:r>
@@ -4688,7 +4805,7 @@
         <w:pStyle w:val="Compact"/>
         <w:numPr>
           <w:ilvl w:val="0"/>
-          <w:numId w:val="1056"/>
+          <w:numId w:val="1058"/>
         </w:numPr>
       </w:pPr>
       <w:r>
@@ -4700,7 +4817,7 @@
         <w:pStyle w:val="Compact"/>
         <w:numPr>
           <w:ilvl w:val="0"/>
-          <w:numId w:val="1056"/>
+          <w:numId w:val="1058"/>
         </w:numPr>
       </w:pPr>
       <w:r>
@@ -4716,18 +4833,18 @@
           <wp:inline>
             <wp:extent cx="5334000" cy="5478622"/>
             <wp:effectExtent b="0" l="0" r="0" t="0"/>
-            <wp:docPr descr="" title="" id="113" name="Picture"/>
+            <wp:docPr descr="" title="" id="115" name="Picture"/>
             <a:graphic>
               <a:graphicData uri="http://schemas.openxmlformats.org/drawingml/2006/picture">
                 <pic:pic>
                   <pic:nvPicPr>
-                    <pic:cNvPr descr="images/Eso_IvorLewis_Leak.png" id="114" name="Picture"/>
+                    <pic:cNvPr descr="images/Eso_IvorLewis_Leak.png" id="116" name="Picture"/>
                     <pic:cNvPicPr>
                       <a:picLocks noChangeArrowheads="1" noChangeAspect="1"/>
                     </pic:cNvPicPr>
                   </pic:nvPicPr>
                   <pic:blipFill>
-                    <a:blip r:embed="rId106"/>
+                    <a:blip r:embed="rId108"/>
                     <a:stretch>
                       <a:fillRect/>
                     </a:stretch>
@@ -4754,21 +4871,21 @@
         </w:drawing>
       </w:r>
     </w:p>
-    <w:bookmarkEnd w:id="115"/>
-    <w:bookmarkStart w:id="119" w:name="pneumonia"/>
-    <w:p>
-      <w:pPr>
-        <w:pStyle w:val="Heading2"/>
-      </w:pPr>
-      <w:r>
-        <w:t xml:space="preserve">72 Pneumonia</w:t>
-      </w:r>
-    </w:p>
-    <w:p>
-      <w:pPr>
-        <w:numPr>
-          <w:ilvl w:val="0"/>
-          <w:numId w:val="1057"/>
+    <w:bookmarkEnd w:id="117"/>
+    <w:bookmarkStart w:id="121" w:name="pneumonia"/>
+    <w:p>
+      <w:pPr>
+        <w:pStyle w:val="Heading2"/>
+      </w:pPr>
+      <w:r>
+        <w:t xml:space="preserve">74 Pneumonia</w:t>
+      </w:r>
+    </w:p>
+    <w:p>
+      <w:pPr>
+        <w:numPr>
+          <w:ilvl w:val="0"/>
+          <w:numId w:val="1059"/>
         </w:numPr>
       </w:pPr>
       <w:r>
@@ -4779,7 +4896,7 @@
       <w:pPr>
         <w:numPr>
           <w:ilvl w:val="0"/>
-          <w:numId w:val="1057"/>
+          <w:numId w:val="1059"/>
         </w:numPr>
       </w:pPr>
       <w:r>
@@ -4790,7 +4907,7 @@
       <w:pPr>
         <w:numPr>
           <w:ilvl w:val="0"/>
-          <w:numId w:val="1057"/>
+          <w:numId w:val="1059"/>
         </w:numPr>
       </w:pPr>
       <w:r>
@@ -4806,18 +4923,18 @@
           <wp:inline>
             <wp:extent cx="5334000" cy="5481674"/>
             <wp:effectExtent b="0" l="0" r="0" t="0"/>
-            <wp:docPr descr="" title="" id="117" name="Picture"/>
+            <wp:docPr descr="" title="" id="119" name="Picture"/>
             <a:graphic>
               <a:graphicData uri="http://schemas.openxmlformats.org/drawingml/2006/picture">
                 <pic:pic>
                   <pic:nvPicPr>
-                    <pic:cNvPr descr="images/Eso_LungsArtboard.png" id="118" name="Picture"/>
+                    <pic:cNvPr descr="images/Eso_LungsArtboard.png" id="120" name="Picture"/>
                     <pic:cNvPicPr>
                       <a:picLocks noChangeArrowheads="1" noChangeAspect="1"/>
                     </pic:cNvPicPr>
                   </pic:nvPicPr>
                   <pic:blipFill>
-                    <a:blip r:embed="rId116"/>
+                    <a:blip r:embed="rId118"/>
                     <a:stretch>
                       <a:fillRect/>
                     </a:stretch>
@@ -4844,14 +4961,14 @@
         </w:drawing>
       </w:r>
     </w:p>
-    <w:bookmarkEnd w:id="119"/>
-    <w:bookmarkStart w:id="120" w:name="preventing-pneumonia"/>
-    <w:p>
-      <w:pPr>
-        <w:pStyle w:val="Heading2"/>
-      </w:pPr>
-      <w:r>
-        <w:t xml:space="preserve">73 Preventing Pneumonia</w:t>
+    <w:bookmarkEnd w:id="121"/>
+    <w:bookmarkStart w:id="122" w:name="preventing-pneumonia"/>
+    <w:p>
+      <w:pPr>
+        <w:pStyle w:val="Heading2"/>
+      </w:pPr>
+      <w:r>
+        <w:t xml:space="preserve">75 Preventing Pneumonia</w:t>
       </w:r>
     </w:p>
     <w:p>
@@ -4867,7 +4984,7 @@
         <w:pStyle w:val="Compact"/>
         <w:numPr>
           <w:ilvl w:val="0"/>
-          <w:numId w:val="1058"/>
+          <w:numId w:val="1060"/>
         </w:numPr>
       </w:pPr>
       <w:r>
@@ -4879,7 +4996,7 @@
         <w:pStyle w:val="Compact"/>
         <w:numPr>
           <w:ilvl w:val="0"/>
-          <w:numId w:val="1058"/>
+          <w:numId w:val="1060"/>
         </w:numPr>
       </w:pPr>
       <w:r>
@@ -4891,7 +5008,7 @@
         <w:pStyle w:val="Compact"/>
         <w:numPr>
           <w:ilvl w:val="0"/>
-          <w:numId w:val="1058"/>
+          <w:numId w:val="1060"/>
         </w:numPr>
       </w:pPr>
       <w:r>
@@ -4911,7 +5028,7 @@
         <w:pStyle w:val="Compact"/>
         <w:numPr>
           <w:ilvl w:val="0"/>
-          <w:numId w:val="1059"/>
+          <w:numId w:val="1061"/>
         </w:numPr>
       </w:pPr>
       <w:r>
@@ -4923,21 +5040,21 @@
         <w:pStyle w:val="Compact"/>
         <w:numPr>
           <w:ilvl w:val="0"/>
-          <w:numId w:val="1059"/>
+          <w:numId w:val="1061"/>
         </w:numPr>
       </w:pPr>
       <w:r>
         <w:t xml:space="preserve">Walking in the halls as soon as possible</w:t>
       </w:r>
     </w:p>
-    <w:bookmarkEnd w:id="120"/>
-    <w:bookmarkStart w:id="127" w:name="minimally-invasive-esophagectomy"/>
-    <w:p>
-      <w:pPr>
-        <w:pStyle w:val="Heading2"/>
-      </w:pPr>
-      <w:r>
-        <w:t xml:space="preserve">74 Minimally-invasive Esophagectomy</w:t>
+    <w:bookmarkEnd w:id="122"/>
+    <w:bookmarkStart w:id="129" w:name="minimally-invasive-esophagectomy"/>
+    <w:p>
+      <w:pPr>
+        <w:pStyle w:val="Heading2"/>
+      </w:pPr>
+      <w:r>
+        <w:t xml:space="preserve">76 Minimally-invasive Esophagectomy</w:t>
       </w:r>
     </w:p>
     <w:p>
@@ -4949,18 +5066,18 @@
           <wp:inline>
             <wp:extent cx="5334000" cy="4000500"/>
             <wp:effectExtent b="0" l="0" r="0" t="0"/>
-            <wp:docPr descr="" title="" id="122" name="Picture"/>
+            <wp:docPr descr="" title="" id="124" name="Picture"/>
             <a:graphic>
               <a:graphicData uri="http://schemas.openxmlformats.org/drawingml/2006/picture">
                 <pic:pic>
                   <pic:nvPicPr>
-                    <pic:cNvPr descr="images/mie_abd.png" id="123" name="Picture"/>
+                    <pic:cNvPr descr="images/mie_abd.png" id="125" name="Picture"/>
                     <pic:cNvPicPr>
                       <a:picLocks noChangeArrowheads="1" noChangeAspect="1"/>
                     </pic:cNvPicPr>
                   </pic:nvPicPr>
                   <pic:blipFill>
-                    <a:blip r:embed="rId121"/>
+                    <a:blip r:embed="rId123"/>
                     <a:stretch>
                       <a:fillRect/>
                     </a:stretch>
@@ -4996,18 +5113,18 @@
           <wp:inline>
             <wp:extent cx="5334000" cy="4000500"/>
             <wp:effectExtent b="0" l="0" r="0" t="0"/>
-            <wp:docPr descr="" title="" id="125" name="Picture"/>
+            <wp:docPr descr="" title="" id="127" name="Picture"/>
             <a:graphic>
               <a:graphicData uri="http://schemas.openxmlformats.org/drawingml/2006/picture">
                 <pic:pic>
                   <pic:nvPicPr>
-                    <pic:cNvPr descr="images/mie_chest.png" id="126" name="Picture"/>
+                    <pic:cNvPr descr="images/mie_chest.png" id="128" name="Picture"/>
                     <pic:cNvPicPr>
                       <a:picLocks noChangeArrowheads="1" noChangeAspect="1"/>
                     </pic:cNvPicPr>
                   </pic:nvPicPr>
                   <pic:blipFill>
-                    <a:blip r:embed="rId124"/>
+                    <a:blip r:embed="rId126"/>
                     <a:stretch>
                       <a:fillRect/>
                     </a:stretch>
@@ -5034,14 +5151,14 @@
         </w:drawing>
       </w:r>
     </w:p>
-    <w:bookmarkEnd w:id="127"/>
-    <w:bookmarkStart w:id="128" w:name="risks-of-surgery"/>
-    <w:p>
-      <w:pPr>
-        <w:pStyle w:val="Heading2"/>
-      </w:pPr>
-      <w:r>
-        <w:t xml:space="preserve">75 Risks of Surgery</w:t>
+    <w:bookmarkEnd w:id="129"/>
+    <w:bookmarkStart w:id="130" w:name="risks-of-surgery"/>
+    <w:p>
+      <w:pPr>
+        <w:pStyle w:val="Heading2"/>
+      </w:pPr>
+      <w:r>
+        <w:t xml:space="preserve">77 Risks of Surgery</w:t>
       </w:r>
     </w:p>
     <w:p>
@@ -5057,7 +5174,7 @@
         <w:pStyle w:val="Compact"/>
         <w:numPr>
           <w:ilvl w:val="0"/>
-          <w:numId w:val="1060"/>
+          <w:numId w:val="1062"/>
         </w:numPr>
       </w:pPr>
       <w:r>
@@ -5069,7 +5186,7 @@
         <w:pStyle w:val="Compact"/>
         <w:numPr>
           <w:ilvl w:val="0"/>
-          <w:numId w:val="1060"/>
+          <w:numId w:val="1062"/>
         </w:numPr>
       </w:pPr>
       <w:r>
@@ -5081,7 +5198,7 @@
         <w:pStyle w:val="Compact"/>
         <w:numPr>
           <w:ilvl w:val="0"/>
-          <w:numId w:val="1060"/>
+          <w:numId w:val="1062"/>
         </w:numPr>
       </w:pPr>
       <w:r>
@@ -5093,7 +5210,7 @@
         <w:pStyle w:val="Compact"/>
         <w:numPr>
           <w:ilvl w:val="0"/>
-          <w:numId w:val="1060"/>
+          <w:numId w:val="1062"/>
         </w:numPr>
       </w:pPr>
       <w:r>
@@ -5105,21 +5222,21 @@
         <w:pStyle w:val="Compact"/>
         <w:numPr>
           <w:ilvl w:val="0"/>
-          <w:numId w:val="1060"/>
+          <w:numId w:val="1062"/>
         </w:numPr>
       </w:pPr>
       <w:r>
         <w:t xml:space="preserve">Pulmonary embolism (2%)</w:t>
       </w:r>
     </w:p>
-    <w:bookmarkEnd w:id="128"/>
-    <w:bookmarkStart w:id="129" w:name="risks-of-surgery-1"/>
-    <w:p>
-      <w:pPr>
-        <w:pStyle w:val="Heading2"/>
-      </w:pPr>
-      <w:r>
-        <w:t xml:space="preserve">76 Risks of Surgery</w:t>
+    <w:bookmarkEnd w:id="130"/>
+    <w:bookmarkStart w:id="131" w:name="risks-of-surgery-1"/>
+    <w:p>
+      <w:pPr>
+        <w:pStyle w:val="Heading2"/>
+      </w:pPr>
+      <w:r>
+        <w:t xml:space="preserve">78 Risks of Surgery</w:t>
       </w:r>
     </w:p>
     <w:p>
@@ -5135,7 +5252,7 @@
         <w:pStyle w:val="Compact"/>
         <w:numPr>
           <w:ilvl w:val="0"/>
-          <w:numId w:val="1061"/>
+          <w:numId w:val="1063"/>
         </w:numPr>
       </w:pPr>
       <w:r>
@@ -5147,7 +5264,7 @@
         <w:pStyle w:val="Compact"/>
         <w:numPr>
           <w:ilvl w:val="0"/>
-          <w:numId w:val="1061"/>
+          <w:numId w:val="1063"/>
         </w:numPr>
       </w:pPr>
       <w:r>
@@ -5159,7 +5276,7 @@
         <w:pStyle w:val="Compact"/>
         <w:numPr>
           <w:ilvl w:val="0"/>
-          <w:numId w:val="1061"/>
+          <w:numId w:val="1063"/>
         </w:numPr>
       </w:pPr>
       <w:r>
@@ -5171,7 +5288,7 @@
         <w:pStyle w:val="Compact"/>
         <w:numPr>
           <w:ilvl w:val="1"/>
-          <w:numId w:val="1062"/>
+          <w:numId w:val="1064"/>
         </w:numPr>
       </w:pPr>
       <w:r>
@@ -5183,7 +5300,7 @@
         <w:pStyle w:val="Compact"/>
         <w:numPr>
           <w:ilvl w:val="1"/>
-          <w:numId w:val="1062"/>
+          <w:numId w:val="1064"/>
         </w:numPr>
       </w:pPr>
       <w:r>
@@ -5195,21 +5312,21 @@
         <w:pStyle w:val="Compact"/>
         <w:numPr>
           <w:ilvl w:val="1"/>
-          <w:numId w:val="1062"/>
+          <w:numId w:val="1064"/>
         </w:numPr>
       </w:pPr>
       <w:r>
         <w:t xml:space="preserve">High risk = 30%</w:t>
       </w:r>
     </w:p>
-    <w:bookmarkEnd w:id="129"/>
-    <w:bookmarkStart w:id="130" w:name="risks-of-surgery-2"/>
-    <w:p>
-      <w:pPr>
-        <w:pStyle w:val="Heading2"/>
-      </w:pPr>
-      <w:r>
-        <w:t xml:space="preserve">77 Risks of Surgery</w:t>
+    <w:bookmarkEnd w:id="131"/>
+    <w:bookmarkStart w:id="132" w:name="risks-of-surgery-2"/>
+    <w:p>
+      <w:pPr>
+        <w:pStyle w:val="Heading2"/>
+      </w:pPr>
+      <w:r>
+        <w:t xml:space="preserve">79 Risks of Surgery</w:t>
       </w:r>
     </w:p>
     <w:p>
@@ -5344,22 +5461,22 @@
         </w:tc>
       </w:tr>
     </w:tbl>
-    <w:bookmarkEnd w:id="130"/>
-    <w:bookmarkStart w:id="131" w:name="day-prior-to-surgery"/>
-    <w:p>
-      <w:pPr>
-        <w:pStyle w:val="Heading2"/>
-      </w:pPr>
-      <w:r>
-        <w:t xml:space="preserve">78 Day Prior to Surgery</w:t>
-      </w:r>
-    </w:p>
-    <w:p>
-      <w:pPr>
-        <w:pStyle w:val="Compact"/>
-        <w:numPr>
-          <w:ilvl w:val="0"/>
-          <w:numId w:val="1063"/>
+    <w:bookmarkEnd w:id="132"/>
+    <w:bookmarkStart w:id="133" w:name="day-prior-to-surgery"/>
+    <w:p>
+      <w:pPr>
+        <w:pStyle w:val="Heading2"/>
+      </w:pPr>
+      <w:r>
+        <w:t xml:space="preserve">80 Day Prior to Surgery</w:t>
+      </w:r>
+    </w:p>
+    <w:p>
+      <w:pPr>
+        <w:pStyle w:val="Compact"/>
+        <w:numPr>
+          <w:ilvl w:val="0"/>
+          <w:numId w:val="1065"/>
         </w:numPr>
       </w:pPr>
       <w:r>
@@ -5371,7 +5488,7 @@
         <w:pStyle w:val="Compact"/>
         <w:numPr>
           <w:ilvl w:val="0"/>
-          <w:numId w:val="1063"/>
+          <w:numId w:val="1065"/>
         </w:numPr>
       </w:pPr>
       <w:r>
@@ -5383,29 +5500,29 @@
         <w:pStyle w:val="Compact"/>
         <w:numPr>
           <w:ilvl w:val="0"/>
-          <w:numId w:val="1063"/>
+          <w:numId w:val="1065"/>
         </w:numPr>
       </w:pPr>
       <w:r>
         <w:t xml:space="preserve">No tube feedings the night before surgery</w:t>
       </w:r>
     </w:p>
-    <w:bookmarkEnd w:id="131"/>
-    <w:bookmarkStart w:id="132" w:name="day-of-surgery"/>
-    <w:p>
-      <w:pPr>
-        <w:pStyle w:val="Heading2"/>
-      </w:pPr>
-      <w:r>
-        <w:t xml:space="preserve">79 Day of Surgery</w:t>
-      </w:r>
-    </w:p>
-    <w:p>
-      <w:pPr>
-        <w:pStyle w:val="Compact"/>
-        <w:numPr>
-          <w:ilvl w:val="0"/>
-          <w:numId w:val="1064"/>
+    <w:bookmarkEnd w:id="133"/>
+    <w:bookmarkStart w:id="134" w:name="day-of-surgery"/>
+    <w:p>
+      <w:pPr>
+        <w:pStyle w:val="Heading2"/>
+      </w:pPr>
+      <w:r>
+        <w:t xml:space="preserve">81 Day of Surgery</w:t>
+      </w:r>
+    </w:p>
+    <w:p>
+      <w:pPr>
+        <w:pStyle w:val="Compact"/>
+        <w:numPr>
+          <w:ilvl w:val="0"/>
+          <w:numId w:val="1066"/>
         </w:numPr>
       </w:pPr>
       <w:r>
@@ -5417,7 +5534,7 @@
         <w:pStyle w:val="Compact"/>
         <w:numPr>
           <w:ilvl w:val="0"/>
-          <w:numId w:val="1064"/>
+          <w:numId w:val="1066"/>
         </w:numPr>
       </w:pPr>
       <w:r>
@@ -5429,7 +5546,7 @@
         <w:pStyle w:val="Compact"/>
         <w:numPr>
           <w:ilvl w:val="0"/>
-          <w:numId w:val="1064"/>
+          <w:numId w:val="1066"/>
         </w:numPr>
       </w:pPr>
       <w:r>
@@ -5454,7 +5571,7 @@
         <w:pStyle w:val="Compact"/>
         <w:numPr>
           <w:ilvl w:val="0"/>
-          <w:numId w:val="1064"/>
+          <w:numId w:val="1066"/>
         </w:numPr>
       </w:pPr>
       <w:r>
@@ -5466,29 +5583,29 @@
         <w:pStyle w:val="Compact"/>
         <w:numPr>
           <w:ilvl w:val="0"/>
-          <w:numId w:val="1064"/>
+          <w:numId w:val="1066"/>
         </w:numPr>
       </w:pPr>
       <w:r>
         <w:t xml:space="preserve">Waiting room for family and friends on 5th floor</w:t>
       </w:r>
     </w:p>
-    <w:bookmarkEnd w:id="132"/>
-    <w:bookmarkStart w:id="133" w:name="epidural-catheter-for-pain-control"/>
-    <w:p>
-      <w:pPr>
-        <w:pStyle w:val="Heading2"/>
-      </w:pPr>
-      <w:r>
-        <w:t xml:space="preserve">80 Epidural Catheter for Pain Control</w:t>
-      </w:r>
-    </w:p>
-    <w:p>
-      <w:pPr>
-        <w:pStyle w:val="Compact"/>
-        <w:numPr>
-          <w:ilvl w:val="0"/>
-          <w:numId w:val="1065"/>
+    <w:bookmarkEnd w:id="134"/>
+    <w:bookmarkStart w:id="135" w:name="epidural-catheter-for-pain-control"/>
+    <w:p>
+      <w:pPr>
+        <w:pStyle w:val="Heading2"/>
+      </w:pPr>
+      <w:r>
+        <w:t xml:space="preserve">82 Epidural Catheter for Pain Control</w:t>
+      </w:r>
+    </w:p>
+    <w:p>
+      <w:pPr>
+        <w:pStyle w:val="Compact"/>
+        <w:numPr>
+          <w:ilvl w:val="0"/>
+          <w:numId w:val="1067"/>
         </w:numPr>
       </w:pPr>
       <w:r>
@@ -5500,7 +5617,7 @@
         <w:pStyle w:val="Compact"/>
         <w:numPr>
           <w:ilvl w:val="0"/>
-          <w:numId w:val="1065"/>
+          <w:numId w:val="1067"/>
         </w:numPr>
       </w:pPr>
       <w:r>
@@ -5512,7 +5629,7 @@
         <w:pStyle w:val="Compact"/>
         <w:numPr>
           <w:ilvl w:val="0"/>
-          <w:numId w:val="1065"/>
+          <w:numId w:val="1067"/>
         </w:numPr>
       </w:pPr>
       <w:r>
@@ -5524,7 +5641,7 @@
         <w:pStyle w:val="Compact"/>
         <w:numPr>
           <w:ilvl w:val="0"/>
-          <w:numId w:val="1065"/>
+          <w:numId w:val="1067"/>
         </w:numPr>
       </w:pPr>
       <w:r>
@@ -5536,29 +5653,29 @@
         <w:pStyle w:val="Compact"/>
         <w:numPr>
           <w:ilvl w:val="0"/>
-          <w:numId w:val="1065"/>
+          <w:numId w:val="1067"/>
         </w:numPr>
       </w:pPr>
       <w:r>
         <w:t xml:space="preserve">Foley catheter removed after epidural removed</w:t>
       </w:r>
     </w:p>
-    <w:bookmarkEnd w:id="133"/>
-    <w:bookmarkStart w:id="134" w:name="intensive-care-unit-icu-2-4-days"/>
-    <w:p>
-      <w:pPr>
-        <w:pStyle w:val="Heading2"/>
-      </w:pPr>
-      <w:r>
-        <w:t xml:space="preserve">81 Intensive Care Unit (ICU) (2-4 days)</w:t>
-      </w:r>
-    </w:p>
-    <w:p>
-      <w:pPr>
-        <w:pStyle w:val="Compact"/>
-        <w:numPr>
-          <w:ilvl w:val="0"/>
-          <w:numId w:val="1066"/>
+    <w:bookmarkEnd w:id="135"/>
+    <w:bookmarkStart w:id="136" w:name="intensive-care-unit-icu-2-4-days"/>
+    <w:p>
+      <w:pPr>
+        <w:pStyle w:val="Heading2"/>
+      </w:pPr>
+      <w:r>
+        <w:t xml:space="preserve">83 Intensive Care Unit (ICU) (2-4 days)</w:t>
+      </w:r>
+    </w:p>
+    <w:p>
+      <w:pPr>
+        <w:pStyle w:val="Compact"/>
+        <w:numPr>
+          <w:ilvl w:val="0"/>
+          <w:numId w:val="1068"/>
         </w:numPr>
       </w:pPr>
       <w:r>
@@ -5570,7 +5687,7 @@
         <w:pStyle w:val="Compact"/>
         <w:numPr>
           <w:ilvl w:val="0"/>
-          <w:numId w:val="1066"/>
+          <w:numId w:val="1068"/>
         </w:numPr>
       </w:pPr>
       <w:r>
@@ -5582,7 +5699,7 @@
         <w:pStyle w:val="Compact"/>
         <w:numPr>
           <w:ilvl w:val="0"/>
-          <w:numId w:val="1066"/>
+          <w:numId w:val="1068"/>
         </w:numPr>
       </w:pPr>
       <w:r>
@@ -5594,7 +5711,7 @@
         <w:pStyle w:val="Compact"/>
         <w:numPr>
           <w:ilvl w:val="0"/>
-          <w:numId w:val="1066"/>
+          <w:numId w:val="1068"/>
         </w:numPr>
       </w:pPr>
       <w:r>
@@ -5606,7 +5723,7 @@
         <w:pStyle w:val="Compact"/>
         <w:numPr>
           <w:ilvl w:val="0"/>
-          <w:numId w:val="1066"/>
+          <w:numId w:val="1068"/>
         </w:numPr>
       </w:pPr>
       <w:r>
@@ -5618,29 +5735,29 @@
         <w:pStyle w:val="Compact"/>
         <w:numPr>
           <w:ilvl w:val="0"/>
-          <w:numId w:val="1066"/>
+          <w:numId w:val="1068"/>
         </w:numPr>
       </w:pPr>
       <w:r>
         <w:t xml:space="preserve">Feeding jejunostomy (usually stays in 8 wks)</w:t>
       </w:r>
     </w:p>
-    <w:bookmarkEnd w:id="134"/>
-    <w:bookmarkStart w:id="135" w:name="intensive-care-unit-icu"/>
-    <w:p>
-      <w:pPr>
-        <w:pStyle w:val="Heading2"/>
-      </w:pPr>
-      <w:r>
-        <w:t xml:space="preserve">82 Intensive Care Unit (ICU)</w:t>
-      </w:r>
-    </w:p>
-    <w:p>
-      <w:pPr>
-        <w:pStyle w:val="Compact"/>
-        <w:numPr>
-          <w:ilvl w:val="0"/>
-          <w:numId w:val="1067"/>
+    <w:bookmarkEnd w:id="136"/>
+    <w:bookmarkStart w:id="137" w:name="intensive-care-unit-icu"/>
+    <w:p>
+      <w:pPr>
+        <w:pStyle w:val="Heading2"/>
+      </w:pPr>
+      <w:r>
+        <w:t xml:space="preserve">84 Intensive Care Unit (ICU)</w:t>
+      </w:r>
+    </w:p>
+    <w:p>
+      <w:pPr>
+        <w:pStyle w:val="Compact"/>
+        <w:numPr>
+          <w:ilvl w:val="0"/>
+          <w:numId w:val="1069"/>
         </w:numPr>
       </w:pPr>
       <w:r>
@@ -5652,7 +5769,7 @@
         <w:pStyle w:val="Compact"/>
         <w:numPr>
           <w:ilvl w:val="0"/>
-          <w:numId w:val="1067"/>
+          <w:numId w:val="1069"/>
         </w:numPr>
       </w:pPr>
       <w:r>
@@ -5664,7 +5781,7 @@
         <w:pStyle w:val="Compact"/>
         <w:numPr>
           <w:ilvl w:val="0"/>
-          <w:numId w:val="1067"/>
+          <w:numId w:val="1069"/>
         </w:numPr>
       </w:pPr>
       <w:r>
@@ -5676,7 +5793,7 @@
         <w:pStyle w:val="Compact"/>
         <w:numPr>
           <w:ilvl w:val="0"/>
-          <w:numId w:val="1067"/>
+          <w:numId w:val="1069"/>
         </w:numPr>
       </w:pPr>
       <w:r>
@@ -5688,29 +5805,29 @@
         <w:pStyle w:val="Compact"/>
         <w:numPr>
           <w:ilvl w:val="0"/>
-          <w:numId w:val="1067"/>
+          <w:numId w:val="1069"/>
         </w:numPr>
       </w:pPr>
       <w:r>
         <w:t xml:space="preserve">Feeding jejunostomy (stays in 8 weeks)</w:t>
       </w:r>
     </w:p>
-    <w:bookmarkEnd w:id="135"/>
-    <w:bookmarkStart w:id="136" w:name="ward---6tower"/>
-    <w:p>
-      <w:pPr>
-        <w:pStyle w:val="Heading2"/>
-      </w:pPr>
-      <w:r>
-        <w:t xml:space="preserve">83 Ward - 6Tower</w:t>
-      </w:r>
-    </w:p>
-    <w:p>
-      <w:pPr>
-        <w:pStyle w:val="Compact"/>
-        <w:numPr>
-          <w:ilvl w:val="0"/>
-          <w:numId w:val="1068"/>
+    <w:bookmarkEnd w:id="137"/>
+    <w:bookmarkStart w:id="138" w:name="ward---6tower"/>
+    <w:p>
+      <w:pPr>
+        <w:pStyle w:val="Heading2"/>
+      </w:pPr>
+      <w:r>
+        <w:t xml:space="preserve">85 Ward - 6Tower</w:t>
+      </w:r>
+    </w:p>
+    <w:p>
+      <w:pPr>
+        <w:pStyle w:val="Compact"/>
+        <w:numPr>
+          <w:ilvl w:val="0"/>
+          <w:numId w:val="1070"/>
         </w:numPr>
       </w:pPr>
       <w:r>
@@ -5722,7 +5839,7 @@
         <w:pStyle w:val="Compact"/>
         <w:numPr>
           <w:ilvl w:val="0"/>
-          <w:numId w:val="1068"/>
+          <w:numId w:val="1070"/>
         </w:numPr>
       </w:pPr>
       <w:r>
@@ -5734,7 +5851,7 @@
         <w:pStyle w:val="Compact"/>
         <w:numPr>
           <w:ilvl w:val="0"/>
-          <w:numId w:val="1068"/>
+          <w:numId w:val="1070"/>
         </w:numPr>
       </w:pPr>
       <w:r>
@@ -5746,7 +5863,7 @@
         <w:pStyle w:val="Compact"/>
         <w:numPr>
           <w:ilvl w:val="1"/>
-          <w:numId w:val="1069"/>
+          <w:numId w:val="1071"/>
         </w:numPr>
       </w:pPr>
       <w:r>
@@ -5758,7 +5875,7 @@
         <w:pStyle w:val="Compact"/>
         <w:numPr>
           <w:ilvl w:val="1"/>
-          <w:numId w:val="1069"/>
+          <w:numId w:val="1071"/>
         </w:numPr>
       </w:pPr>
       <w:r>
@@ -5770,21 +5887,21 @@
         <w:pStyle w:val="Compact"/>
         <w:numPr>
           <w:ilvl w:val="1"/>
-          <w:numId w:val="1069"/>
+          <w:numId w:val="1071"/>
         </w:numPr>
       </w:pPr>
       <w:r>
         <w:t xml:space="preserve">Prevents loss of muscle strength</w:t>
       </w:r>
     </w:p>
-    <w:bookmarkEnd w:id="136"/>
-    <w:bookmarkStart w:id="137" w:name="jejunostomy-feeds"/>
-    <w:p>
-      <w:pPr>
-        <w:pStyle w:val="Heading2"/>
-      </w:pPr>
-      <w:r>
-        <w:t xml:space="preserve">84 Jejunostomy Feeds</w:t>
+    <w:bookmarkEnd w:id="138"/>
+    <w:bookmarkStart w:id="139" w:name="jejunostomy-feeds"/>
+    <w:p>
+      <w:pPr>
+        <w:pStyle w:val="Heading2"/>
+      </w:pPr>
+      <w:r>
+        <w:t xml:space="preserve">86 Jejunostomy Feeds</w:t>
       </w:r>
     </w:p>
     <w:p>
@@ -5800,7 +5917,7 @@
         <w:pStyle w:val="Compact"/>
         <w:numPr>
           <w:ilvl w:val="0"/>
-          <w:numId w:val="1070"/>
+          <w:numId w:val="1072"/>
         </w:numPr>
       </w:pPr>
       <w:r>
@@ -5812,7 +5929,7 @@
         <w:pStyle w:val="Compact"/>
         <w:numPr>
           <w:ilvl w:val="0"/>
-          <w:numId w:val="1070"/>
+          <w:numId w:val="1072"/>
         </w:numPr>
       </w:pPr>
       <w:r>
@@ -5832,7 +5949,7 @@
         <w:pStyle w:val="Compact"/>
         <w:numPr>
           <w:ilvl w:val="0"/>
-          <w:numId w:val="1071"/>
+          <w:numId w:val="1073"/>
         </w:numPr>
       </w:pPr>
       <w:r>
@@ -5844,39 +5961,39 @@
         <w:pStyle w:val="Compact"/>
         <w:numPr>
           <w:ilvl w:val="0"/>
-          <w:numId w:val="1071"/>
+          <w:numId w:val="1073"/>
         </w:numPr>
       </w:pPr>
       <w:r>
         <w:t xml:space="preserve">Important to prevent dehydration</w:t>
       </w:r>
     </w:p>
-    <w:bookmarkEnd w:id="137"/>
-    <w:bookmarkStart w:id="138" w:name="jejunostomy-tube-1"/>
-    <w:p>
-      <w:pPr>
-        <w:pStyle w:val="Heading2"/>
-      </w:pPr>
-      <w:r>
-        <w:t xml:space="preserve">85 Jejunostomy Tube</w:t>
-      </w:r>
-    </w:p>
-    <w:bookmarkEnd w:id="138"/>
-    <w:bookmarkStart w:id="139" w:name="jejunostomy-typical-regimen-1"/>
-    <w:p>
-      <w:pPr>
-        <w:pStyle w:val="Heading2"/>
-      </w:pPr>
-      <w:r>
-        <w:t xml:space="preserve">86 Jejunostomy Typical Regimen</w:t>
-      </w:r>
-    </w:p>
-    <w:p>
-      <w:pPr>
-        <w:pStyle w:val="Compact"/>
-        <w:numPr>
-          <w:ilvl w:val="0"/>
-          <w:numId w:val="1072"/>
+    <w:bookmarkEnd w:id="139"/>
+    <w:bookmarkStart w:id="140" w:name="jejunostomy-tube-1"/>
+    <w:p>
+      <w:pPr>
+        <w:pStyle w:val="Heading2"/>
+      </w:pPr>
+      <w:r>
+        <w:t xml:space="preserve">87 Jejunostomy Tube</w:t>
+      </w:r>
+    </w:p>
+    <w:bookmarkEnd w:id="140"/>
+    <w:bookmarkStart w:id="141" w:name="jejunostomy-typical-regimen-1"/>
+    <w:p>
+      <w:pPr>
+        <w:pStyle w:val="Heading2"/>
+      </w:pPr>
+      <w:r>
+        <w:t xml:space="preserve">88 Jejunostomy Typical Regimen</w:t>
+      </w:r>
+    </w:p>
+    <w:p>
+      <w:pPr>
+        <w:pStyle w:val="Compact"/>
+        <w:numPr>
+          <w:ilvl w:val="0"/>
+          <w:numId w:val="1074"/>
         </w:numPr>
       </w:pPr>
       <w:r>
@@ -5888,7 +6005,7 @@
         <w:pStyle w:val="Compact"/>
         <w:numPr>
           <w:ilvl w:val="1"/>
-          <w:numId w:val="1073"/>
+          <w:numId w:val="1075"/>
         </w:numPr>
       </w:pPr>
       <w:r>
@@ -5900,7 +6017,7 @@
         <w:pStyle w:val="Compact"/>
         <w:numPr>
           <w:ilvl w:val="1"/>
-          <w:numId w:val="1073"/>
+          <w:numId w:val="1075"/>
         </w:numPr>
       </w:pPr>
       <w:r>
@@ -5912,7 +6029,7 @@
         <w:pStyle w:val="Compact"/>
         <w:numPr>
           <w:ilvl w:val="0"/>
-          <w:numId w:val="1072"/>
+          <w:numId w:val="1074"/>
         </w:numPr>
       </w:pPr>
       <w:r>
@@ -5927,14 +6044,14 @@
         <w:t xml:space="preserve">Hospital nurses will teach use of the feeding tube</w:t>
       </w:r>
     </w:p>
-    <w:bookmarkEnd w:id="139"/>
-    <w:bookmarkStart w:id="140" w:name="jejunostomy-feeds-with-diabetes-1"/>
-    <w:p>
-      <w:pPr>
-        <w:pStyle w:val="Heading2"/>
-      </w:pPr>
-      <w:r>
-        <w:t xml:space="preserve">87 Jejunostomy Feeds with Diabetes</w:t>
+    <w:bookmarkEnd w:id="141"/>
+    <w:bookmarkStart w:id="142" w:name="jejunostomy-feeds-with-diabetes-1"/>
+    <w:p>
+      <w:pPr>
+        <w:pStyle w:val="Heading2"/>
+      </w:pPr>
+      <w:r>
+        <w:t xml:space="preserve">89 Jejunostomy Feeds with Diabetes</w:t>
       </w:r>
     </w:p>
     <w:p>
@@ -5950,7 +6067,7 @@
         <w:pStyle w:val="Compact"/>
         <w:numPr>
           <w:ilvl w:val="0"/>
-          <w:numId w:val="1074"/>
+          <w:numId w:val="1076"/>
         </w:numPr>
       </w:pPr>
       <w:r>
@@ -5970,7 +6087,7 @@
         <w:pStyle w:val="Compact"/>
         <w:numPr>
           <w:ilvl w:val="0"/>
-          <w:numId w:val="1075"/>
+          <w:numId w:val="1077"/>
         </w:numPr>
       </w:pPr>
       <w:r>
@@ -5982,7 +6099,7 @@
         <w:pStyle w:val="Compact"/>
         <w:numPr>
           <w:ilvl w:val="0"/>
-          <w:numId w:val="1075"/>
+          <w:numId w:val="1077"/>
         </w:numPr>
       </w:pPr>
       <w:r>
@@ -5994,7 +6111,7 @@
         <w:pStyle w:val="Compact"/>
         <w:numPr>
           <w:ilvl w:val="0"/>
-          <w:numId w:val="1075"/>
+          <w:numId w:val="1077"/>
         </w:numPr>
       </w:pPr>
       <w:r>
@@ -6006,39 +6123,39 @@
         <w:pStyle w:val="Compact"/>
         <w:numPr>
           <w:ilvl w:val="0"/>
-          <w:numId w:val="1075"/>
+          <w:numId w:val="1077"/>
         </w:numPr>
       </w:pPr>
       <w:r>
         <w:t xml:space="preserve">No insulin if tube feedings are not run</w:t>
       </w:r>
     </w:p>
-    <w:bookmarkEnd w:id="140"/>
-    <w:bookmarkStart w:id="141" w:name="jejunostomy-video-1"/>
-    <w:p>
-      <w:pPr>
-        <w:pStyle w:val="Heading2"/>
-      </w:pPr>
-      <w:r>
-        <w:t xml:space="preserve">88 Jejunostomy Video</w:t>
-      </w:r>
-    </w:p>
-    <w:bookmarkEnd w:id="141"/>
-    <w:bookmarkStart w:id="142" w:name="activity-after-surgery"/>
-    <w:p>
-      <w:pPr>
-        <w:pStyle w:val="Heading2"/>
-      </w:pPr>
-      <w:r>
-        <w:t xml:space="preserve">89 Activity after Surgery</w:t>
-      </w:r>
-    </w:p>
-    <w:p>
-      <w:pPr>
-        <w:pStyle w:val="Compact"/>
-        <w:numPr>
-          <w:ilvl w:val="0"/>
-          <w:numId w:val="1076"/>
+    <w:bookmarkEnd w:id="142"/>
+    <w:bookmarkStart w:id="143" w:name="jejunostomy-video-1"/>
+    <w:p>
+      <w:pPr>
+        <w:pStyle w:val="Heading2"/>
+      </w:pPr>
+      <w:r>
+        <w:t xml:space="preserve">90 Jejunostomy Video</w:t>
+      </w:r>
+    </w:p>
+    <w:bookmarkEnd w:id="143"/>
+    <w:bookmarkStart w:id="144" w:name="activity-after-surgery"/>
+    <w:p>
+      <w:pPr>
+        <w:pStyle w:val="Heading2"/>
+      </w:pPr>
+      <w:r>
+        <w:t xml:space="preserve">91 Activity after Surgery</w:t>
+      </w:r>
+    </w:p>
+    <w:p>
+      <w:pPr>
+        <w:pStyle w:val="Compact"/>
+        <w:numPr>
+          <w:ilvl w:val="0"/>
+          <w:numId w:val="1078"/>
         </w:numPr>
       </w:pPr>
       <w:r>
@@ -6050,7 +6167,7 @@
         <w:pStyle w:val="Compact"/>
         <w:numPr>
           <w:ilvl w:val="0"/>
-          <w:numId w:val="1076"/>
+          <w:numId w:val="1078"/>
         </w:numPr>
       </w:pPr>
       <w:r>
@@ -6062,7 +6179,7 @@
         <w:pStyle w:val="Compact"/>
         <w:numPr>
           <w:ilvl w:val="0"/>
-          <w:numId w:val="1076"/>
+          <w:numId w:val="1078"/>
         </w:numPr>
       </w:pPr>
       <w:r>
@@ -6074,7 +6191,7 @@
         <w:pStyle w:val="Compact"/>
         <w:numPr>
           <w:ilvl w:val="1"/>
-          <w:numId w:val="1077"/>
+          <w:numId w:val="1079"/>
         </w:numPr>
       </w:pPr>
       <w:r>
@@ -6086,21 +6203,21 @@
         <w:pStyle w:val="Compact"/>
         <w:numPr>
           <w:ilvl w:val="1"/>
-          <w:numId w:val="1077"/>
+          <w:numId w:val="1079"/>
         </w:numPr>
       </w:pPr>
       <w:r>
         <w:t xml:space="preserve">Prevent muscle loss</w:t>
       </w:r>
     </w:p>
-    <w:bookmarkEnd w:id="142"/>
-    <w:bookmarkStart w:id="143" w:name="nasogastric-ng-tube"/>
-    <w:p>
-      <w:pPr>
-        <w:pStyle w:val="Heading2"/>
-      </w:pPr>
-      <w:r>
-        <w:t xml:space="preserve">90 Nasogastric (NG) Tube</w:t>
+    <w:bookmarkEnd w:id="144"/>
+    <w:bookmarkStart w:id="145" w:name="nasogastric-ng-tube"/>
+    <w:p>
+      <w:pPr>
+        <w:pStyle w:val="Heading2"/>
+      </w:pPr>
+      <w:r>
+        <w:t xml:space="preserve">92 Nasogastric (NG) Tube</w:t>
       </w:r>
     </w:p>
     <w:p>
@@ -6116,7 +6233,7 @@
         <w:pStyle w:val="Compact"/>
         <w:numPr>
           <w:ilvl w:val="0"/>
-          <w:numId w:val="1078"/>
+          <w:numId w:val="1080"/>
         </w:numPr>
       </w:pPr>
       <w:r>
@@ -6128,7 +6245,7 @@
         <w:pStyle w:val="Compact"/>
         <w:numPr>
           <w:ilvl w:val="0"/>
-          <w:numId w:val="1078"/>
+          <w:numId w:val="1080"/>
         </w:numPr>
       </w:pPr>
       <w:r>
@@ -6148,7 +6265,7 @@
         <w:pStyle w:val="Compact"/>
         <w:numPr>
           <w:ilvl w:val="0"/>
-          <w:numId w:val="1079"/>
+          <w:numId w:val="1081"/>
         </w:numPr>
       </w:pPr>
       <w:r>
@@ -6177,21 +6294,21 @@
         <w:pStyle w:val="Compact"/>
         <w:numPr>
           <w:ilvl w:val="0"/>
-          <w:numId w:val="1079"/>
+          <w:numId w:val="1081"/>
         </w:numPr>
       </w:pPr>
       <w:r>
         <w:t xml:space="preserve">Otherwise, X-ray repeated 2-3 days later</w:t>
       </w:r>
     </w:p>
-    <w:bookmarkEnd w:id="143"/>
-    <w:bookmarkStart w:id="144" w:name="swallowing-evaluation"/>
-    <w:p>
-      <w:pPr>
-        <w:pStyle w:val="Heading2"/>
-      </w:pPr>
-      <w:r>
-        <w:t xml:space="preserve">91 Swallowing Evaluation</w:t>
+    <w:bookmarkEnd w:id="145"/>
+    <w:bookmarkStart w:id="146" w:name="swallowing-evaluation"/>
+    <w:p>
+      <w:pPr>
+        <w:pStyle w:val="Heading2"/>
+      </w:pPr>
+      <w:r>
+        <w:t xml:space="preserve">93 Swallowing Evaluation</w:t>
       </w:r>
     </w:p>
     <w:p>
@@ -6215,7 +6332,7 @@
         <w:pStyle w:val="Compact"/>
         <w:numPr>
           <w:ilvl w:val="0"/>
-          <w:numId w:val="1080"/>
+          <w:numId w:val="1082"/>
         </w:numPr>
       </w:pPr>
       <w:r>
@@ -6227,7 +6344,7 @@
         <w:pStyle w:val="Compact"/>
         <w:numPr>
           <w:ilvl w:val="0"/>
-          <w:numId w:val="1080"/>
+          <w:numId w:val="1082"/>
         </w:numPr>
       </w:pPr>
       <w:r>
@@ -6239,7 +6356,7 @@
         <w:pStyle w:val="Compact"/>
         <w:numPr>
           <w:ilvl w:val="0"/>
-          <w:numId w:val="1080"/>
+          <w:numId w:val="1082"/>
         </w:numPr>
       </w:pPr>
       <w:r>
@@ -6263,14 +6380,14 @@
         <w:t xml:space="preserve">liquids started by mouth</w:t>
       </w:r>
     </w:p>
-    <w:bookmarkEnd w:id="144"/>
-    <w:bookmarkStart w:id="145" w:name="oral-intake-at-home"/>
-    <w:p>
-      <w:pPr>
-        <w:pStyle w:val="Heading2"/>
-      </w:pPr>
-      <w:r>
-        <w:t xml:space="preserve">92 Oral Intake at Home</w:t>
+    <w:bookmarkEnd w:id="146"/>
+    <w:bookmarkStart w:id="147" w:name="oral-intake-at-home"/>
+    <w:p>
+      <w:pPr>
+        <w:pStyle w:val="Heading2"/>
+      </w:pPr>
+      <w:r>
+        <w:t xml:space="preserve">94 Oral Intake at Home</w:t>
       </w:r>
     </w:p>
     <w:p>
@@ -6297,7 +6414,7 @@
         <w:pStyle w:val="Compact"/>
         <w:numPr>
           <w:ilvl w:val="0"/>
-          <w:numId w:val="1081"/>
+          <w:numId w:val="1083"/>
         </w:numPr>
       </w:pPr>
       <w:r>
@@ -6309,21 +6426,21 @@
         <w:pStyle w:val="Compact"/>
         <w:numPr>
           <w:ilvl w:val="0"/>
-          <w:numId w:val="1081"/>
+          <w:numId w:val="1083"/>
         </w:numPr>
       </w:pPr>
       <w:r>
         <w:t xml:space="preserve">4 oz per hour if 2oz are tolerated well</w:t>
       </w:r>
     </w:p>
-    <w:bookmarkEnd w:id="145"/>
-    <w:bookmarkStart w:id="146" w:name="discharge"/>
-    <w:p>
-      <w:pPr>
-        <w:pStyle w:val="Heading2"/>
-      </w:pPr>
-      <w:r>
-        <w:t xml:space="preserve">93 Discharge</w:t>
+    <w:bookmarkEnd w:id="147"/>
+    <w:bookmarkStart w:id="148" w:name="discharge"/>
+    <w:p>
+      <w:pPr>
+        <w:pStyle w:val="Heading2"/>
+      </w:pPr>
+      <w:r>
+        <w:t xml:space="preserve">95 Discharge</w:t>
       </w:r>
     </w:p>
     <w:p>
@@ -6339,7 +6456,7 @@
         <w:pStyle w:val="Compact"/>
         <w:numPr>
           <w:ilvl w:val="0"/>
-          <w:numId w:val="1082"/>
+          <w:numId w:val="1084"/>
         </w:numPr>
       </w:pPr>
       <w:r>
@@ -6351,7 +6468,7 @@
         <w:pStyle w:val="Compact"/>
         <w:numPr>
           <w:ilvl w:val="0"/>
-          <w:numId w:val="1082"/>
+          <w:numId w:val="1084"/>
         </w:numPr>
       </w:pPr>
       <w:r>
@@ -6363,7 +6480,7 @@
         <w:pStyle w:val="Compact"/>
         <w:numPr>
           <w:ilvl w:val="1"/>
-          <w:numId w:val="1083"/>
+          <w:numId w:val="1085"/>
         </w:numPr>
       </w:pPr>
       <w:r>
@@ -6375,7 +6492,7 @@
         <w:pStyle w:val="Compact"/>
         <w:numPr>
           <w:ilvl w:val="1"/>
-          <w:numId w:val="1083"/>
+          <w:numId w:val="1085"/>
         </w:numPr>
       </w:pPr>
       <w:r>
@@ -6387,7 +6504,7 @@
         <w:pStyle w:val="Compact"/>
         <w:numPr>
           <w:ilvl w:val="0"/>
-          <w:numId w:val="1082"/>
+          <w:numId w:val="1084"/>
         </w:numPr>
       </w:pPr>
       <w:r>
@@ -6399,7 +6516,7 @@
         <w:pStyle w:val="Compact"/>
         <w:numPr>
           <w:ilvl w:val="0"/>
-          <w:numId w:val="1082"/>
+          <w:numId w:val="1084"/>
         </w:numPr>
       </w:pPr>
       <w:r>
@@ -6411,21 +6528,21 @@
         <w:pStyle w:val="Compact"/>
         <w:numPr>
           <w:ilvl w:val="0"/>
-          <w:numId w:val="1082"/>
+          <w:numId w:val="1084"/>
         </w:numPr>
       </w:pPr>
       <w:r>
         <w:t xml:space="preserve">Home infusion (tube feeding supplies)</w:t>
       </w:r>
     </w:p>
-    <w:bookmarkEnd w:id="146"/>
-    <w:bookmarkStart w:id="147" w:name="nutrition-after-surgery"/>
-    <w:p>
-      <w:pPr>
-        <w:pStyle w:val="Heading2"/>
-      </w:pPr>
-      <w:r>
-        <w:t xml:space="preserve">94 Nutrition after Surgery</w:t>
+    <w:bookmarkEnd w:id="148"/>
+    <w:bookmarkStart w:id="149" w:name="nutrition-after-surgery"/>
+    <w:p>
+      <w:pPr>
+        <w:pStyle w:val="Heading2"/>
+      </w:pPr>
+      <w:r>
+        <w:t xml:space="preserve">96 Nutrition after Surgery</w:t>
       </w:r>
     </w:p>
     <w:p>
@@ -6441,7 +6558,7 @@
         <w:pStyle w:val="Compact"/>
         <w:numPr>
           <w:ilvl w:val="0"/>
-          <w:numId w:val="1084"/>
+          <w:numId w:val="1086"/>
         </w:numPr>
       </w:pPr>
       <w:r>
@@ -6453,7 +6570,7 @@
         <w:pStyle w:val="Compact"/>
         <w:numPr>
           <w:ilvl w:val="0"/>
-          <w:numId w:val="1084"/>
+          <w:numId w:val="1086"/>
         </w:numPr>
       </w:pPr>
       <w:r>
@@ -6473,7 +6590,7 @@
         <w:pStyle w:val="Compact"/>
         <w:numPr>
           <w:ilvl w:val="0"/>
-          <w:numId w:val="1085"/>
+          <w:numId w:val="1087"/>
         </w:numPr>
       </w:pPr>
       <w:r>
@@ -6496,14 +6613,14 @@
         <w:t xml:space="preserve">8-12 weeks: Remove feeding tube (in office)</w:t>
       </w:r>
     </w:p>
-    <w:bookmarkEnd w:id="147"/>
-    <w:bookmarkStart w:id="148" w:name="X15701f9deabaab366e08b73bd1ea6f1240694c5"/>
-    <w:p>
-      <w:pPr>
-        <w:pStyle w:val="Heading2"/>
-      </w:pPr>
-      <w:r>
-        <w:t xml:space="preserve">95 Transition from Tube Feeds</w:t>
+    <w:bookmarkEnd w:id="149"/>
+    <w:bookmarkStart w:id="150" w:name="X15701f9deabaab366e08b73bd1ea6f1240694c5"/>
+    <w:p>
+      <w:pPr>
+        <w:pStyle w:val="Heading2"/>
+      </w:pPr>
+      <w:r>
+        <w:t xml:space="preserve">97 Transition from Tube Feeds</w:t>
       </w:r>
       <w:r>
         <w:t xml:space="preserve"> </w:t>
@@ -6536,7 +6653,7 @@
         <w:pStyle w:val="Compact"/>
         <w:numPr>
           <w:ilvl w:val="0"/>
-          <w:numId w:val="1086"/>
+          <w:numId w:val="1088"/>
         </w:numPr>
       </w:pPr>
       <w:r>
@@ -6548,7 +6665,7 @@
         <w:pStyle w:val="Compact"/>
         <w:numPr>
           <w:ilvl w:val="0"/>
-          <w:numId w:val="1086"/>
+          <w:numId w:val="1088"/>
         </w:numPr>
       </w:pPr>
       <w:r>
@@ -6560,7 +6677,7 @@
         <w:pStyle w:val="Compact"/>
         <w:numPr>
           <w:ilvl w:val="1"/>
-          <w:numId w:val="1087"/>
+          <w:numId w:val="1089"/>
         </w:numPr>
       </w:pPr>
       <w:r>
@@ -6572,7 +6689,7 @@
         <w:pStyle w:val="Compact"/>
         <w:numPr>
           <w:ilvl w:val="0"/>
-          <w:numId w:val="1086"/>
+          <w:numId w:val="1088"/>
         </w:numPr>
       </w:pPr>
       <w:r>
@@ -6609,29 +6726,29 @@
         <w:pStyle w:val="Compact"/>
         <w:numPr>
           <w:ilvl w:val="0"/>
-          <w:numId w:val="1088"/>
+          <w:numId w:val="1090"/>
         </w:numPr>
       </w:pPr>
       <w:r>
         <w:t xml:space="preserve">Three meals + 2-3 high-protein snacks</w:t>
       </w:r>
     </w:p>
-    <w:bookmarkEnd w:id="148"/>
-    <w:bookmarkStart w:id="149" w:name="post-esophagectomy-diet"/>
-    <w:p>
-      <w:pPr>
-        <w:pStyle w:val="Heading2"/>
-      </w:pPr>
-      <w:r>
-        <w:t xml:space="preserve">96 Post-esophagectomy Diet</w:t>
-      </w:r>
-    </w:p>
-    <w:p>
-      <w:pPr>
-        <w:pStyle w:val="Compact"/>
-        <w:numPr>
-          <w:ilvl w:val="0"/>
-          <w:numId w:val="1089"/>
+    <w:bookmarkEnd w:id="150"/>
+    <w:bookmarkStart w:id="151" w:name="post-esophagectomy-diet"/>
+    <w:p>
+      <w:pPr>
+        <w:pStyle w:val="Heading2"/>
+      </w:pPr>
+      <w:r>
+        <w:t xml:space="preserve">98 Post-esophagectomy Diet</w:t>
+      </w:r>
+    </w:p>
+    <w:p>
+      <w:pPr>
+        <w:pStyle w:val="Compact"/>
+        <w:numPr>
+          <w:ilvl w:val="0"/>
+          <w:numId w:val="1091"/>
         </w:numPr>
       </w:pPr>
       <w:r>
@@ -6643,7 +6760,7 @@
         <w:pStyle w:val="Compact"/>
         <w:numPr>
           <w:ilvl w:val="0"/>
-          <w:numId w:val="1089"/>
+          <w:numId w:val="1091"/>
         </w:numPr>
       </w:pPr>
       <w:r>
@@ -6655,7 +6772,7 @@
         <w:pStyle w:val="Compact"/>
         <w:numPr>
           <w:ilvl w:val="0"/>
-          <w:numId w:val="1089"/>
+          <w:numId w:val="1091"/>
         </w:numPr>
       </w:pPr>
       <w:r>
@@ -6667,7 +6784,7 @@
         <w:pStyle w:val="Compact"/>
         <w:numPr>
           <w:ilvl w:val="0"/>
-          <w:numId w:val="1089"/>
+          <w:numId w:val="1091"/>
         </w:numPr>
       </w:pPr>
       <w:r>
@@ -6679,7 +6796,7 @@
         <w:pStyle w:val="Compact"/>
         <w:numPr>
           <w:ilvl w:val="0"/>
-          <w:numId w:val="1089"/>
+          <w:numId w:val="1091"/>
         </w:numPr>
       </w:pPr>
       <w:r>
@@ -6691,7 +6808,7 @@
         <w:pStyle w:val="Compact"/>
         <w:numPr>
           <w:ilvl w:val="1"/>
-          <w:numId w:val="1090"/>
+          <w:numId w:val="1092"/>
         </w:numPr>
       </w:pPr>
       <w:r>
@@ -6703,7 +6820,7 @@
         <w:pStyle w:val="Compact"/>
         <w:numPr>
           <w:ilvl w:val="1"/>
-          <w:numId w:val="1090"/>
+          <w:numId w:val="1092"/>
         </w:numPr>
       </w:pPr>
       <w:r>
@@ -6715,21 +6832,21 @@
         <w:pStyle w:val="Compact"/>
         <w:numPr>
           <w:ilvl w:val="1"/>
-          <w:numId w:val="1090"/>
+          <w:numId w:val="1092"/>
         </w:numPr>
       </w:pPr>
       <w:r>
         <w:t xml:space="preserve">Avoid eating within 2 hours of bedtime</w:t>
       </w:r>
     </w:p>
-    <w:bookmarkEnd w:id="149"/>
-    <w:bookmarkStart w:id="150" w:name="medicines-at-home---pain"/>
-    <w:p>
-      <w:pPr>
-        <w:pStyle w:val="Heading2"/>
-      </w:pPr>
-      <w:r>
-        <w:t xml:space="preserve">97 Medicines at Home - Pain</w:t>
+    <w:bookmarkEnd w:id="151"/>
+    <w:bookmarkStart w:id="152" w:name="medicines-at-home---pain"/>
+    <w:p>
+      <w:pPr>
+        <w:pStyle w:val="Heading2"/>
+      </w:pPr>
+      <w:r>
+        <w:t xml:space="preserve">99 Medicines at Home - Pain</w:t>
       </w:r>
     </w:p>
     <w:p>
@@ -6761,7 +6878,7 @@
         <w:pStyle w:val="Compact"/>
         <w:numPr>
           <w:ilvl w:val="0"/>
-          <w:numId w:val="1091"/>
+          <w:numId w:val="1093"/>
         </w:numPr>
       </w:pPr>
       <w:r>
@@ -6773,7 +6890,7 @@
         <w:pStyle w:val="Compact"/>
         <w:numPr>
           <w:ilvl w:val="0"/>
-          <w:numId w:val="1091"/>
+          <w:numId w:val="1093"/>
         </w:numPr>
       </w:pPr>
       <w:r>
@@ -6785,7 +6902,7 @@
         <w:pStyle w:val="Compact"/>
         <w:numPr>
           <w:ilvl w:val="0"/>
-          <w:numId w:val="1091"/>
+          <w:numId w:val="1093"/>
         </w:numPr>
       </w:pPr>
       <w:r>
@@ -6797,21 +6914,21 @@
         <w:pStyle w:val="Compact"/>
         <w:numPr>
           <w:ilvl w:val="0"/>
-          <w:numId w:val="1091"/>
+          <w:numId w:val="1093"/>
         </w:numPr>
       </w:pPr>
       <w:r>
         <w:t xml:space="preserve">NO DRIVING WHILE ON OXYCODONE</w:t>
       </w:r>
     </w:p>
-    <w:bookmarkEnd w:id="150"/>
-    <w:bookmarkStart w:id="151" w:name="non-steroidals-anti-inflammatory-nsaid"/>
-    <w:p>
-      <w:pPr>
-        <w:pStyle w:val="Heading2"/>
-      </w:pPr>
-      <w:r>
-        <w:t xml:space="preserve">98 Non-steroidals Anti Inflammatory (NSAID)</w:t>
+    <w:bookmarkEnd w:id="152"/>
+    <w:bookmarkStart w:id="153" w:name="non-steroidals-anti-inflammatory-nsaid"/>
+    <w:p>
+      <w:pPr>
+        <w:pStyle w:val="Heading2"/>
+      </w:pPr>
+      <w:r>
+        <w:t xml:space="preserve">100 Non-steroidals Anti Inflammatory (NSAID)</w:t>
       </w:r>
     </w:p>
     <w:p>
@@ -6827,7 +6944,7 @@
         <w:pStyle w:val="Compact"/>
         <w:numPr>
           <w:ilvl w:val="0"/>
-          <w:numId w:val="1092"/>
+          <w:numId w:val="1094"/>
         </w:numPr>
       </w:pPr>
       <w:r>
@@ -6847,21 +6964,21 @@
         <w:pStyle w:val="Compact"/>
         <w:numPr>
           <w:ilvl w:val="0"/>
-          <w:numId w:val="1093"/>
+          <w:numId w:val="1095"/>
         </w:numPr>
       </w:pPr>
       <w:r>
         <w:t xml:space="preserve">(Can cause permanent scarring at the surgery site)</w:t>
       </w:r>
     </w:p>
-    <w:bookmarkEnd w:id="151"/>
-    <w:bookmarkStart w:id="152" w:name="acid-blockers-proton-pump-inhibitors"/>
-    <w:p>
-      <w:pPr>
-        <w:pStyle w:val="Heading2"/>
-      </w:pPr>
-      <w:r>
-        <w:t xml:space="preserve">99 Acid Blockers = Proton Pump Inhibitors</w:t>
+    <w:bookmarkEnd w:id="153"/>
+    <w:bookmarkStart w:id="154" w:name="acid-blockers-proton-pump-inhibitors"/>
+    <w:p>
+      <w:pPr>
+        <w:pStyle w:val="Heading2"/>
+      </w:pPr>
+      <w:r>
+        <w:t xml:space="preserve">101 Acid Blockers = Proton Pump Inhibitors</w:t>
       </w:r>
     </w:p>
     <w:p>
@@ -6877,7 +6994,7 @@
         <w:pStyle w:val="Compact"/>
         <w:numPr>
           <w:ilvl w:val="0"/>
-          <w:numId w:val="1094"/>
+          <w:numId w:val="1096"/>
         </w:numPr>
       </w:pPr>
       <w:r>
@@ -6889,7 +7006,7 @@
         <w:pStyle w:val="Compact"/>
         <w:numPr>
           <w:ilvl w:val="0"/>
-          <w:numId w:val="1094"/>
+          <w:numId w:val="1096"/>
         </w:numPr>
       </w:pPr>
       <w:r>
@@ -6901,21 +7018,21 @@
         <w:pStyle w:val="Compact"/>
         <w:numPr>
           <w:ilvl w:val="0"/>
-          <w:numId w:val="1094"/>
+          <w:numId w:val="1096"/>
         </w:numPr>
       </w:pPr>
       <w:r>
         <w:t xml:space="preserve">To administer through feeding tube, open capsule and resuspend beads in 60mL (2oz) of water</w:t>
       </w:r>
     </w:p>
-    <w:bookmarkEnd w:id="152"/>
-    <w:bookmarkStart w:id="153" w:name="medicines-at-home"/>
-    <w:p>
-      <w:pPr>
-        <w:pStyle w:val="Heading2"/>
-      </w:pPr>
-      <w:r>
-        <w:t xml:space="preserve">100 Medicines at Home</w:t>
+    <w:bookmarkEnd w:id="154"/>
+    <w:bookmarkStart w:id="155" w:name="medicines-at-home"/>
+    <w:p>
+      <w:pPr>
+        <w:pStyle w:val="Heading2"/>
+      </w:pPr>
+      <w:r>
+        <w:t xml:space="preserve">102 Medicines at Home</w:t>
       </w:r>
     </w:p>
     <w:p>
@@ -6931,7 +7048,7 @@
         <w:pStyle w:val="Compact"/>
         <w:numPr>
           <w:ilvl w:val="0"/>
-          <w:numId w:val="1095"/>
+          <w:numId w:val="1097"/>
         </w:numPr>
       </w:pPr>
       <w:r>
@@ -6943,7 +7060,7 @@
         <w:pStyle w:val="Compact"/>
         <w:numPr>
           <w:ilvl w:val="0"/>
-          <w:numId w:val="1095"/>
+          <w:numId w:val="1097"/>
         </w:numPr>
       </w:pPr>
       <w:r>
@@ -6963,7 +7080,7 @@
         <w:pStyle w:val="Compact"/>
         <w:numPr>
           <w:ilvl w:val="0"/>
-          <w:numId w:val="1096"/>
+          <w:numId w:val="1098"/>
         </w:numPr>
       </w:pPr>
       <w:r>
@@ -6975,7 +7092,7 @@
         <w:pStyle w:val="Compact"/>
         <w:numPr>
           <w:ilvl w:val="0"/>
-          <w:numId w:val="1096"/>
+          <w:numId w:val="1098"/>
         </w:numPr>
       </w:pPr>
       <w:r>
@@ -6987,29 +7104,29 @@
         <w:pStyle w:val="Compact"/>
         <w:numPr>
           <w:ilvl w:val="0"/>
-          <w:numId w:val="1096"/>
+          <w:numId w:val="1098"/>
         </w:numPr>
       </w:pPr>
       <w:r>
         <w:t xml:space="preserve">Will stop within first three months of surgery</w:t>
       </w:r>
     </w:p>
-    <w:bookmarkEnd w:id="153"/>
-    <w:bookmarkStart w:id="154" w:name="metoprolol-beta-blockers"/>
-    <w:p>
-      <w:pPr>
-        <w:pStyle w:val="Heading2"/>
-      </w:pPr>
-      <w:r>
-        <w:t xml:space="preserve">101 Metoprolol = Beta Blockers</w:t>
-      </w:r>
-    </w:p>
-    <w:p>
-      <w:pPr>
-        <w:pStyle w:val="Compact"/>
-        <w:numPr>
-          <w:ilvl w:val="0"/>
-          <w:numId w:val="1097"/>
+    <w:bookmarkEnd w:id="155"/>
+    <w:bookmarkStart w:id="156" w:name="metoprolol-beta-blockers"/>
+    <w:p>
+      <w:pPr>
+        <w:pStyle w:val="Heading2"/>
+      </w:pPr>
+      <w:r>
+        <w:t xml:space="preserve">103 Metoprolol = Beta Blockers</w:t>
+      </w:r>
+    </w:p>
+    <w:p>
+      <w:pPr>
+        <w:pStyle w:val="Compact"/>
+        <w:numPr>
+          <w:ilvl w:val="0"/>
+          <w:numId w:val="1099"/>
         </w:numPr>
       </w:pPr>
       <w:r>
@@ -7024,7 +7141,7 @@
         <w:pStyle w:val="Compact"/>
         <w:numPr>
           <w:ilvl w:val="0"/>
-          <w:numId w:val="1097"/>
+          <w:numId w:val="1099"/>
         </w:numPr>
       </w:pPr>
       <w:r>
@@ -7036,7 +7153,7 @@
         <w:pStyle w:val="Compact"/>
         <w:numPr>
           <w:ilvl w:val="0"/>
-          <w:numId w:val="1097"/>
+          <w:numId w:val="1099"/>
         </w:numPr>
       </w:pPr>
       <w:r>
@@ -7065,7 +7182,7 @@
         <w:pStyle w:val="Compact"/>
         <w:numPr>
           <w:ilvl w:val="0"/>
-          <w:numId w:val="1097"/>
+          <w:numId w:val="1099"/>
         </w:numPr>
       </w:pPr>
       <w:r>
@@ -7089,14 +7206,14 @@
         <w:t xml:space="preserve">return to prior dose and drug after surgery</w:t>
       </w:r>
     </w:p>
-    <w:bookmarkEnd w:id="154"/>
-    <w:bookmarkStart w:id="158" w:name="sleeping-at-home"/>
-    <w:p>
-      <w:pPr>
-        <w:pStyle w:val="Heading2"/>
-      </w:pPr>
-      <w:r>
-        <w:t xml:space="preserve">102 Sleeping at Home</w:t>
+    <w:bookmarkEnd w:id="156"/>
+    <w:bookmarkStart w:id="160" w:name="sleeping-at-home"/>
+    <w:p>
+      <w:pPr>
+        <w:pStyle w:val="Heading2"/>
+      </w:pPr>
+      <w:r>
+        <w:t xml:space="preserve">104 Sleeping at Home</w:t>
       </w:r>
     </w:p>
     <w:p>
@@ -7132,18 +7249,18 @@
           <wp:inline>
             <wp:extent cx="5334000" cy="5334000"/>
             <wp:effectExtent b="0" l="0" r="0" t="0"/>
-            <wp:docPr descr="" title="" id="156" name="Picture"/>
+            <wp:docPr descr="" title="" id="158" name="Picture"/>
             <a:graphic>
               <a:graphicData uri="http://schemas.openxmlformats.org/drawingml/2006/picture">
                 <pic:pic>
                   <pic:nvPicPr>
-                    <pic:cNvPr descr="images/wedge_pillow_comm.jpg" id="157" name="Picture"/>
+                    <pic:cNvPr descr="images/wedge_pillow_comm.jpg" id="159" name="Picture"/>
                     <pic:cNvPicPr>
                       <a:picLocks noChangeArrowheads="1" noChangeAspect="1"/>
                     </pic:cNvPicPr>
                   </pic:nvPicPr>
                   <pic:blipFill>
-                    <a:blip r:embed="rId155"/>
+                    <a:blip r:embed="rId157"/>
                     <a:stretch>
                       <a:fillRect/>
                     </a:stretch>
@@ -7170,14 +7287,14 @@
         </w:drawing>
       </w:r>
     </w:p>
-    <w:bookmarkEnd w:id="158"/>
-    <w:bookmarkStart w:id="159" w:name="postoperative-visit-at-7-10-days"/>
-    <w:p>
-      <w:pPr>
-        <w:pStyle w:val="Heading2"/>
-      </w:pPr>
-      <w:r>
-        <w:t xml:space="preserve">103 Postoperative Visit at 7-10 Days</w:t>
+    <w:bookmarkEnd w:id="160"/>
+    <w:bookmarkStart w:id="161" w:name="postoperative-visit-at-7-10-days"/>
+    <w:p>
+      <w:pPr>
+        <w:pStyle w:val="Heading2"/>
+      </w:pPr>
+      <w:r>
+        <w:t xml:space="preserve">105 Postoperative Visit at 7-10 Days</w:t>
       </w:r>
     </w:p>
     <w:p>
@@ -7193,7 +7310,7 @@
         <w:pStyle w:val="Compact"/>
         <w:numPr>
           <w:ilvl w:val="0"/>
-          <w:numId w:val="1098"/>
+          <w:numId w:val="1100"/>
         </w:numPr>
       </w:pPr>
       <w:r>
@@ -7213,7 +7330,7 @@
         <w:pStyle w:val="Compact"/>
         <w:numPr>
           <w:ilvl w:val="0"/>
-          <w:numId w:val="1099"/>
+          <w:numId w:val="1101"/>
         </w:numPr>
       </w:pPr>
       <w:r>
@@ -7225,7 +7342,7 @@
         <w:pStyle w:val="Compact"/>
         <w:numPr>
           <w:ilvl w:val="0"/>
-          <w:numId w:val="1099"/>
+          <w:numId w:val="1101"/>
         </w:numPr>
       </w:pPr>
       <w:r>
@@ -7248,14 +7365,14 @@
         <w:t xml:space="preserve">Reduce tube feeds</w:t>
       </w:r>
     </w:p>
-    <w:bookmarkEnd w:id="159"/>
-    <w:bookmarkStart w:id="160" w:name="after-surgery"/>
-    <w:p>
-      <w:pPr>
-        <w:pStyle w:val="Heading2"/>
-      </w:pPr>
-      <w:r>
-        <w:t xml:space="preserve">104 After surgery</w:t>
+    <w:bookmarkEnd w:id="161"/>
+    <w:bookmarkStart w:id="162" w:name="after-surgery"/>
+    <w:p>
+      <w:pPr>
+        <w:pStyle w:val="Heading2"/>
+      </w:pPr>
+      <w:r>
+        <w:t xml:space="preserve">106 After surgery</w:t>
       </w:r>
     </w:p>
     <w:p>
@@ -7271,7 +7388,7 @@
         <w:pStyle w:val="Compact"/>
         <w:numPr>
           <w:ilvl w:val="0"/>
-          <w:numId w:val="1100"/>
+          <w:numId w:val="1102"/>
         </w:numPr>
       </w:pPr>
       <w:r>
@@ -7283,7 +7400,7 @@
         <w:pStyle w:val="Compact"/>
         <w:numPr>
           <w:ilvl w:val="0"/>
-          <w:numId w:val="1100"/>
+          <w:numId w:val="1102"/>
         </w:numPr>
       </w:pPr>
       <w:r>
@@ -7295,7 +7412,7 @@
         <w:pStyle w:val="Compact"/>
         <w:numPr>
           <w:ilvl w:val="0"/>
-          <w:numId w:val="1100"/>
+          <w:numId w:val="1102"/>
         </w:numPr>
       </w:pPr>
       <w:r>
@@ -7310,14 +7427,14 @@
         <w:t xml:space="preserve">Continue acid blockers for at least 1 year</w:t>
       </w:r>
     </w:p>
-    <w:bookmarkEnd w:id="160"/>
-    <w:bookmarkStart w:id="161" w:name="jejunostomy-removal"/>
-    <w:p>
-      <w:pPr>
-        <w:pStyle w:val="Heading2"/>
-      </w:pPr>
-      <w:r>
-        <w:t xml:space="preserve">105 Jejunostomy Removal</w:t>
+    <w:bookmarkEnd w:id="162"/>
+    <w:bookmarkStart w:id="163" w:name="jejunostomy-removal"/>
+    <w:p>
+      <w:pPr>
+        <w:pStyle w:val="Heading2"/>
+      </w:pPr>
+      <w:r>
+        <w:t xml:space="preserve">107 Jejunostomy Removal</w:t>
       </w:r>
     </w:p>
     <w:p>
@@ -7344,14 +7461,14 @@
         <w:t xml:space="preserve">May take 30 minutes and some local anesthetic to loosen up the tube for removal.</w:t>
       </w:r>
     </w:p>
-    <w:bookmarkEnd w:id="161"/>
-    <w:bookmarkStart w:id="162" w:name="nutritional-monitoring-after-surgery"/>
-    <w:p>
-      <w:pPr>
-        <w:pStyle w:val="Heading2"/>
-      </w:pPr>
-      <w:r>
-        <w:t xml:space="preserve">106 Nutritional Monitoring after Surgery</w:t>
+    <w:bookmarkEnd w:id="163"/>
+    <w:bookmarkStart w:id="164" w:name="nutritional-monitoring-after-surgery"/>
+    <w:p>
+      <w:pPr>
+        <w:pStyle w:val="Heading2"/>
+      </w:pPr>
+      <w:r>
+        <w:t xml:space="preserve">108 Nutritional Monitoring after Surgery</w:t>
       </w:r>
     </w:p>
     <w:p>
@@ -7367,7 +7484,7 @@
         <w:pStyle w:val="Compact"/>
         <w:numPr>
           <w:ilvl w:val="0"/>
-          <w:numId w:val="1101"/>
+          <w:numId w:val="1103"/>
         </w:numPr>
       </w:pPr>
       <w:r>
@@ -7379,7 +7496,7 @@
         <w:pStyle w:val="Compact"/>
         <w:numPr>
           <w:ilvl w:val="0"/>
-          <w:numId w:val="1101"/>
+          <w:numId w:val="1103"/>
         </w:numPr>
       </w:pPr>
       <w:r>
@@ -7391,21 +7508,21 @@
         <w:pStyle w:val="Compact"/>
         <w:numPr>
           <w:ilvl w:val="0"/>
-          <w:numId w:val="1101"/>
+          <w:numId w:val="1103"/>
         </w:numPr>
       </w:pPr>
       <w:r>
         <w:t xml:space="preserve">Vitamin D</w:t>
       </w:r>
     </w:p>
-    <w:bookmarkEnd w:id="162"/>
-    <w:bookmarkStart w:id="163" w:name="nutritional-monitoring-after-surgery-1"/>
-    <w:p>
-      <w:pPr>
-        <w:pStyle w:val="Heading2"/>
-      </w:pPr>
-      <w:r>
-        <w:t xml:space="preserve">107 Nutritional Monitoring after Surgery</w:t>
+    <w:bookmarkEnd w:id="164"/>
+    <w:bookmarkStart w:id="165" w:name="nutritional-monitoring-after-surgery-1"/>
+    <w:p>
+      <w:pPr>
+        <w:pStyle w:val="Heading2"/>
+      </w:pPr>
+      <w:r>
+        <w:t xml:space="preserve">109 Nutritional Monitoring after Surgery</w:t>
       </w:r>
     </w:p>
     <w:p>
@@ -7421,7 +7538,7 @@
         <w:pStyle w:val="Compact"/>
         <w:numPr>
           <w:ilvl w:val="0"/>
-          <w:numId w:val="1102"/>
+          <w:numId w:val="1104"/>
         </w:numPr>
       </w:pPr>
       <w:r>
@@ -7433,7 +7550,7 @@
         <w:pStyle w:val="Compact"/>
         <w:numPr>
           <w:ilvl w:val="0"/>
-          <w:numId w:val="1102"/>
+          <w:numId w:val="1104"/>
         </w:numPr>
       </w:pPr>
       <w:r>
@@ -7445,21 +7562,21 @@
         <w:pStyle w:val="Compact"/>
         <w:numPr>
           <w:ilvl w:val="0"/>
-          <w:numId w:val="1102"/>
+          <w:numId w:val="1104"/>
         </w:numPr>
       </w:pPr>
       <w:r>
         <w:t xml:space="preserve">Vitamin D</w:t>
       </w:r>
     </w:p>
-    <w:bookmarkEnd w:id="163"/>
-    <w:bookmarkStart w:id="164" w:name="nutritional-replacements-after-surgery"/>
-    <w:p>
-      <w:pPr>
-        <w:pStyle w:val="Heading2"/>
-      </w:pPr>
-      <w:r>
-        <w:t xml:space="preserve">108 Nutritional Replacements after Surgery</w:t>
+    <w:bookmarkEnd w:id="165"/>
+    <w:bookmarkStart w:id="166" w:name="nutritional-replacements-after-surgery"/>
+    <w:p>
+      <w:pPr>
+        <w:pStyle w:val="Heading2"/>
+      </w:pPr>
+      <w:r>
+        <w:t xml:space="preserve">110 Nutritional Replacements after Surgery</w:t>
       </w:r>
     </w:p>
     <w:p>
@@ -7475,7 +7592,7 @@
         <w:pStyle w:val="Compact"/>
         <w:numPr>
           <w:ilvl w:val="0"/>
-          <w:numId w:val="1103"/>
+          <w:numId w:val="1105"/>
         </w:numPr>
       </w:pPr>
       <w:r>
@@ -7487,7 +7604,7 @@
         <w:pStyle w:val="Compact"/>
         <w:numPr>
           <w:ilvl w:val="0"/>
-          <w:numId w:val="1103"/>
+          <w:numId w:val="1105"/>
         </w:numPr>
       </w:pPr>
       <w:r>
@@ -7499,7 +7616,7 @@
         <w:pStyle w:val="Compact"/>
         <w:numPr>
           <w:ilvl w:val="0"/>
-          <w:numId w:val="1103"/>
+          <w:numId w:val="1105"/>
         </w:numPr>
       </w:pPr>
       <w:r>
@@ -7519,7 +7636,7 @@
         <w:pStyle w:val="Compact"/>
         <w:numPr>
           <w:ilvl w:val="0"/>
-          <w:numId w:val="1104"/>
+          <w:numId w:val="1106"/>
         </w:numPr>
       </w:pPr>
       <w:r>
@@ -7531,21 +7648,21 @@
         <w:pStyle w:val="Compact"/>
         <w:numPr>
           <w:ilvl w:val="0"/>
-          <w:numId w:val="1104"/>
+          <w:numId w:val="1106"/>
         </w:numPr>
       </w:pPr>
       <w:r>
         <w:t xml:space="preserve">Repeat testing in 3-6 months</w:t>
       </w:r>
     </w:p>
-    <w:bookmarkEnd w:id="164"/>
-    <w:bookmarkStart w:id="165" w:name="team-members---physicians"/>
-    <w:p>
-      <w:pPr>
-        <w:pStyle w:val="Heading2"/>
-      </w:pPr>
-      <w:r>
-        <w:t xml:space="preserve">109 Team Members - Physicians</w:t>
+    <w:bookmarkEnd w:id="166"/>
+    <w:bookmarkStart w:id="167" w:name="team-members---physicians"/>
+    <w:p>
+      <w:pPr>
+        <w:pStyle w:val="Heading2"/>
+      </w:pPr>
+      <w:r>
+        <w:t xml:space="preserve">111 Team Members - Physicians</w:t>
       </w:r>
     </w:p>
     <w:p>
@@ -7593,7 +7710,7 @@
         <w:pStyle w:val="Compact"/>
         <w:numPr>
           <w:ilvl w:val="0"/>
-          <w:numId w:val="1105"/>
+          <w:numId w:val="1107"/>
         </w:numPr>
       </w:pPr>
       <w:r>
@@ -7605,7 +7722,7 @@
         <w:pStyle w:val="Compact"/>
         <w:numPr>
           <w:ilvl w:val="0"/>
-          <w:numId w:val="1105"/>
+          <w:numId w:val="1107"/>
         </w:numPr>
       </w:pPr>
       <w:r>
@@ -7617,21 +7734,21 @@
         <w:pStyle w:val="Compact"/>
         <w:numPr>
           <w:ilvl w:val="0"/>
-          <w:numId w:val="1105"/>
+          <w:numId w:val="1107"/>
         </w:numPr>
       </w:pPr>
       <w:r>
         <w:t xml:space="preserve">Michael Roach MD</w:t>
       </w:r>
     </w:p>
-    <w:bookmarkEnd w:id="165"/>
-    <w:bookmarkStart w:id="166" w:name="team-members---support-staff"/>
-    <w:p>
-      <w:pPr>
-        <w:pStyle w:val="Heading2"/>
-      </w:pPr>
-      <w:r>
-        <w:t xml:space="preserve">110 Team Members - Support Staff</w:t>
+    <w:bookmarkEnd w:id="167"/>
+    <w:bookmarkStart w:id="168" w:name="team-members---support-staff"/>
+    <w:p>
+      <w:pPr>
+        <w:pStyle w:val="Heading2"/>
+      </w:pPr>
+      <w:r>
+        <w:t xml:space="preserve">112 Team Members - Support Staff</w:t>
       </w:r>
     </w:p>
     <w:p>
@@ -7655,7 +7772,7 @@
         <w:pStyle w:val="Compact"/>
         <w:numPr>
           <w:ilvl w:val="0"/>
-          <w:numId w:val="1106"/>
+          <w:numId w:val="1108"/>
         </w:numPr>
       </w:pPr>
       <w:r>
@@ -7667,7 +7784,7 @@
         <w:pStyle w:val="Compact"/>
         <w:numPr>
           <w:ilvl w:val="0"/>
-          <w:numId w:val="1106"/>
+          <w:numId w:val="1108"/>
         </w:numPr>
       </w:pPr>
       <w:r>
@@ -7679,10 +7796,42 @@
         <w:pStyle w:val="FirstParagraph"/>
       </w:pPr>
       <w:r>
-        <w:t xml:space="preserve">Navigator - Laura Swift</w:t>
-      </w:r>
-    </w:p>
-    <w:bookmarkEnd w:id="166"/>
+        <w:t xml:space="preserve">Navigators</w:t>
+      </w:r>
+    </w:p>
+    <w:p>
+      <w:pPr>
+        <w:pStyle w:val="Compact"/>
+        <w:numPr>
+          <w:ilvl w:val="0"/>
+          <w:numId w:val="1109"/>
+        </w:numPr>
+      </w:pPr>
+      <w:r>
+        <w:t xml:space="preserve">Laura Swift</w:t>
+      </w:r>
+    </w:p>
+    <w:p>
+      <w:pPr>
+        <w:pStyle w:val="Compact"/>
+        <w:numPr>
+          <w:ilvl w:val="0"/>
+          <w:numId w:val="1109"/>
+        </w:numPr>
+      </w:pPr>
+      <w:r>
+        <w:t xml:space="preserve">Lorna Espinal</w:t>
+      </w:r>
+    </w:p>
+    <w:p>
+      <w:pPr>
+        <w:pStyle w:val="FirstParagraph"/>
+      </w:pPr>
+      <w:r>
+        <w:t xml:space="preserve">Care Coordinator - Karen Julian-Martinez</w:t>
+      </w:r>
+    </w:p>
+    <w:bookmarkEnd w:id="168"/>
     <w:sectPr>
       <w:footnotePr>
         <w:numRestart w:val="eachSect"/>
@@ -8215,6 +8364,15 @@
     <w:abstractNumId w:val="991"/>
   </w:num>
   <w:num w:numId="1106">
+    <w:abstractNumId w:val="991"/>
+  </w:num>
+  <w:num w:numId="1107">
+    <w:abstractNumId w:val="991"/>
+  </w:num>
+  <w:num w:numId="1108">
+    <w:abstractNumId w:val="991"/>
+  </w:num>
+  <w:num w:numId="1109">
     <w:abstractNumId w:val="991"/>
   </w:num>
 </w:numbering>

--- a/lci_esot3_aca.docx
+++ b/lci_esot3_aca.docx
@@ -3699,4139 +3699,6 @@
       </w:r>
     </w:p>
     <w:bookmarkEnd w:id="67"/>
-    <w:bookmarkStart w:id="68" w:name="surgery-for-esophageal-cancer"/>
-    <w:p>
-      <w:pPr>
-        <w:pStyle w:val="Heading2"/>
-      </w:pPr>
-      <w:r>
-        <w:t xml:space="preserve">60 Surgery for Esophageal Cancer</w:t>
-      </w:r>
-    </w:p>
-    <w:p>
-      <w:pPr>
-        <w:pStyle w:val="FirstParagraph"/>
-      </w:pPr>
-      <w:r>
-        <w:t xml:space="preserve">Surgery for esophageal cancer is performed for:</w:t>
-      </w:r>
-    </w:p>
-    <w:p>
-      <w:pPr>
-        <w:pStyle w:val="Compact"/>
-        <w:numPr>
-          <w:ilvl w:val="0"/>
-          <w:numId w:val="1051"/>
-        </w:numPr>
-      </w:pPr>
-      <w:r>
-        <w:t xml:space="preserve">Superficial Tumors (T1) not removed by endoscopy</w:t>
-      </w:r>
-    </w:p>
-    <w:p>
-      <w:pPr>
-        <w:pStyle w:val="Compact"/>
-        <w:numPr>
-          <w:ilvl w:val="0"/>
-          <w:numId w:val="1051"/>
-        </w:numPr>
-      </w:pPr>
-      <w:r>
-        <w:t xml:space="preserve">Localized Tumors (T2 N0 M0)</w:t>
-      </w:r>
-    </w:p>
-    <w:p>
-      <w:pPr>
-        <w:pStyle w:val="Compact"/>
-        <w:numPr>
-          <w:ilvl w:val="0"/>
-          <w:numId w:val="1051"/>
-        </w:numPr>
-      </w:pPr>
-      <w:r>
-        <w:t xml:space="preserve">Locally Advanced (T3 M0) after preop therapy</w:t>
-      </w:r>
-    </w:p>
-    <w:bookmarkEnd w:id="68"/>
-    <w:bookmarkStart w:id="72" w:name="goals-of-surgery"/>
-    <w:p>
-      <w:pPr>
-        <w:pStyle w:val="Heading2"/>
-      </w:pPr>
-      <w:r>
-        <w:t xml:space="preserve">61 Goals of Surgery</w:t>
-      </w:r>
-    </w:p>
-    <w:p>
-      <w:pPr>
-        <w:pStyle w:val="Compact"/>
-        <w:numPr>
-          <w:ilvl w:val="0"/>
-          <w:numId w:val="1052"/>
-        </w:numPr>
-      </w:pPr>
-      <w:r>
-        <w:t xml:space="preserve">Remove tumor from esophagus</w:t>
-      </w:r>
-    </w:p>
-    <w:p>
-      <w:pPr>
-        <w:pStyle w:val="Compact"/>
-        <w:numPr>
-          <w:ilvl w:val="0"/>
-          <w:numId w:val="1052"/>
-        </w:numPr>
-      </w:pPr>
-      <w:r>
-        <w:t xml:space="preserve">Remove surrounding lymph nodes</w:t>
-      </w:r>
-    </w:p>
-    <w:p>
-      <w:pPr>
-        <w:pStyle w:val="Compact"/>
-        <w:numPr>
-          <w:ilvl w:val="0"/>
-          <w:numId w:val="1052"/>
-        </w:numPr>
-      </w:pPr>
-      <w:r>
-        <w:t xml:space="preserve">Create a new esophagus</w:t>
-      </w:r>
-    </w:p>
-    <w:p>
-      <w:pPr>
-        <w:pStyle w:val="FirstParagraph"/>
-      </w:pPr>
-      <w:r>
-        <w:drawing>
-          <wp:inline>
-            <wp:extent cx="5334000" cy="5481674"/>
-            <wp:effectExtent b="0" l="0" r="0" t="0"/>
-            <wp:docPr descr="" title="" id="70" name="Picture"/>
-            <a:graphic>
-              <a:graphicData uri="http://schemas.openxmlformats.org/drawingml/2006/picture">
-                <pic:pic>
-                  <pic:nvPicPr>
-                    <pic:cNvPr descr="images/Eso_Resection1_ai.png" id="71" name="Picture"/>
-                    <pic:cNvPicPr>
-                      <a:picLocks noChangeArrowheads="1" noChangeAspect="1"/>
-                    </pic:cNvPicPr>
-                  </pic:nvPicPr>
-                  <pic:blipFill>
-                    <a:blip r:embed="rId69"/>
-                    <a:stretch>
-                      <a:fillRect/>
-                    </a:stretch>
-                  </pic:blipFill>
-                  <pic:spPr bwMode="auto">
-                    <a:xfrm>
-                      <a:off x="0" y="0"/>
-                      <a:ext cx="5334000" cy="5481674"/>
-                    </a:xfrm>
-                    <a:prstGeom prst="rect">
-                      <a:avLst/>
-                    </a:prstGeom>
-                    <a:noFill/>
-                    <a:ln w="9525">
-                      <a:noFill/>
-                      <a:headEnd/>
-                      <a:tailEnd/>
-                    </a:ln>
-                  </pic:spPr>
-                </pic:pic>
-              </a:graphicData>
-            </a:graphic>
-          </wp:inline>
-        </w:drawing>
-      </w:r>
-    </w:p>
-    <w:bookmarkEnd w:id="72"/>
-    <w:bookmarkStart w:id="76" w:name="ivor-lewis-transthoracic-esophagectomy"/>
-    <w:p>
-      <w:pPr>
-        <w:pStyle w:val="Heading2"/>
-      </w:pPr>
-      <w:r>
-        <w:t xml:space="preserve">62 Ivor Lewis (Transthoracic) Esophagectomy</w:t>
-      </w:r>
-    </w:p>
-    <w:p>
-      <w:pPr>
-        <w:pStyle w:val="Compact"/>
-        <w:numPr>
-          <w:ilvl w:val="0"/>
-          <w:numId w:val="1053"/>
-        </w:numPr>
-      </w:pPr>
-      <w:r>
-        <w:t xml:space="preserve">Removes tumor and lower 1/3 esophagus</w:t>
-      </w:r>
-    </w:p>
-    <w:p>
-      <w:pPr>
-        <w:pStyle w:val="Compact"/>
-        <w:numPr>
-          <w:ilvl w:val="0"/>
-          <w:numId w:val="1053"/>
-        </w:numPr>
-      </w:pPr>
-      <w:r>
-        <w:t xml:space="preserve">Removes surrounding lymph nodes</w:t>
-      </w:r>
-    </w:p>
-    <w:p>
-      <w:pPr>
-        <w:pStyle w:val="Compact"/>
-        <w:numPr>
-          <w:ilvl w:val="0"/>
-          <w:numId w:val="1053"/>
-        </w:numPr>
-      </w:pPr>
-      <w:r>
-        <w:t xml:space="preserve">GI tract reconstructed</w:t>
-      </w:r>
-    </w:p>
-    <w:p>
-      <w:pPr>
-        <w:pStyle w:val="FirstParagraph"/>
-      </w:pPr>
-      <w:r>
-        <w:drawing>
-          <wp:inline>
-            <wp:extent cx="5334000" cy="5481674"/>
-            <wp:effectExtent b="0" l="0" r="0" t="0"/>
-            <wp:docPr descr="" title="" id="74" name="Picture"/>
-            <a:graphic>
-              <a:graphicData uri="http://schemas.openxmlformats.org/drawingml/2006/picture">
-                <pic:pic>
-                  <pic:nvPicPr>
-                    <pic:cNvPr descr="images/Eso_Resection2_ai.png" id="75" name="Picture"/>
-                    <pic:cNvPicPr>
-                      <a:picLocks noChangeArrowheads="1" noChangeAspect="1"/>
-                    </pic:cNvPicPr>
-                  </pic:nvPicPr>
-                  <pic:blipFill>
-                    <a:blip r:embed="rId73"/>
-                    <a:stretch>
-                      <a:fillRect/>
-                    </a:stretch>
-                  </pic:blipFill>
-                  <pic:spPr bwMode="auto">
-                    <a:xfrm>
-                      <a:off x="0" y="0"/>
-                      <a:ext cx="5334000" cy="5481674"/>
-                    </a:xfrm>
-                    <a:prstGeom prst="rect">
-                      <a:avLst/>
-                    </a:prstGeom>
-                    <a:noFill/>
-                    <a:ln w="9525">
-                      <a:noFill/>
-                      <a:headEnd/>
-                      <a:tailEnd/>
-                    </a:ln>
-                  </pic:spPr>
-                </pic:pic>
-              </a:graphicData>
-            </a:graphic>
-          </wp:inline>
-        </w:drawing>
-      </w:r>
-    </w:p>
-    <w:bookmarkEnd w:id="76"/>
-    <w:bookmarkStart w:id="80" w:name="reconstruction"/>
-    <w:p>
-      <w:pPr>
-        <w:pStyle w:val="Heading2"/>
-      </w:pPr>
-      <w:r>
-        <w:t xml:space="preserve">63 Reconstruction</w:t>
-      </w:r>
-    </w:p>
-    <w:p>
-      <w:pPr>
-        <w:pStyle w:val="FirstParagraph"/>
-      </w:pPr>
-      <w:r>
-        <w:t xml:space="preserve">New esophagus is created from the stomach in the abdomen by fashioning it into a tube.</w:t>
-      </w:r>
-    </w:p>
-    <w:p>
-      <w:pPr>
-        <w:pStyle w:val="BodyText"/>
-      </w:pPr>
-      <w:r>
-        <w:drawing>
-          <wp:inline>
-            <wp:extent cx="5334000" cy="5481674"/>
-            <wp:effectExtent b="0" l="0" r="0" t="0"/>
-            <wp:docPr descr="" title="" id="78" name="Picture"/>
-            <a:graphic>
-              <a:graphicData uri="http://schemas.openxmlformats.org/drawingml/2006/picture">
-                <pic:pic>
-                  <pic:nvPicPr>
-                    <pic:cNvPr descr="images/Eso_Resection3_ai.png" id="79" name="Picture"/>
-                    <pic:cNvPicPr>
-                      <a:picLocks noChangeArrowheads="1" noChangeAspect="1"/>
-                    </pic:cNvPicPr>
-                  </pic:nvPicPr>
-                  <pic:blipFill>
-                    <a:blip r:embed="rId77"/>
-                    <a:stretch>
-                      <a:fillRect/>
-                    </a:stretch>
-                  </pic:blipFill>
-                  <pic:spPr bwMode="auto">
-                    <a:xfrm>
-                      <a:off x="0" y="0"/>
-                      <a:ext cx="5334000" cy="5481674"/>
-                    </a:xfrm>
-                    <a:prstGeom prst="rect">
-                      <a:avLst/>
-                    </a:prstGeom>
-                    <a:noFill/>
-                    <a:ln w="9525">
-                      <a:noFill/>
-                      <a:headEnd/>
-                      <a:tailEnd/>
-                    </a:ln>
-                  </pic:spPr>
-                </pic:pic>
-              </a:graphicData>
-            </a:graphic>
-          </wp:inline>
-        </w:drawing>
-      </w:r>
-    </w:p>
-    <w:bookmarkEnd w:id="80"/>
-    <w:bookmarkStart w:id="84" w:name="ivor-lewis-esophagectomy"/>
-    <w:p>
-      <w:pPr>
-        <w:pStyle w:val="Heading2"/>
-      </w:pPr>
-      <w:r>
-        <w:t xml:space="preserve">64 Ivor Lewis esophagectomy</w:t>
-      </w:r>
-    </w:p>
-    <w:p>
-      <w:pPr>
-        <w:pStyle w:val="FirstParagraph"/>
-      </w:pPr>
-      <w:r>
-        <w:t xml:space="preserve">The new esophagus is now brought up into the chest. A connection is made between the esophagus and the stomach, called an</w:t>
-      </w:r>
-      <w:r>
-        <w:t xml:space="preserve"> </w:t>
-      </w:r>
-      <w:r>
-        <w:rPr>
-          <w:i/>
-          <w:iCs/>
-        </w:rPr>
-        <w:t xml:space="preserve">anastomosis</w:t>
-      </w:r>
-      <w:r>
-        <w:t xml:space="preserve">.</w:t>
-      </w:r>
-    </w:p>
-    <w:p>
-      <w:pPr>
-        <w:pStyle w:val="BodyText"/>
-      </w:pPr>
-      <w:r>
-        <w:drawing>
-          <wp:inline>
-            <wp:extent cx="5334000" cy="5478622"/>
-            <wp:effectExtent b="0" l="0" r="0" t="0"/>
-            <wp:docPr descr="" title="" id="82" name="Picture"/>
-            <a:graphic>
-              <a:graphicData uri="http://schemas.openxmlformats.org/drawingml/2006/picture">
-                <pic:pic>
-                  <pic:nvPicPr>
-                    <pic:cNvPr descr="images/Eso_IvorLewis_Anastomosis.png" id="83" name="Picture"/>
-                    <pic:cNvPicPr>
-                      <a:picLocks noChangeArrowheads="1" noChangeAspect="1"/>
-                    </pic:cNvPicPr>
-                  </pic:nvPicPr>
-                  <pic:blipFill>
-                    <a:blip r:embed="rId81"/>
-                    <a:stretch>
-                      <a:fillRect/>
-                    </a:stretch>
-                  </pic:blipFill>
-                  <pic:spPr bwMode="auto">
-                    <a:xfrm>
-                      <a:off x="0" y="0"/>
-                      <a:ext cx="5334000" cy="5478622"/>
-                    </a:xfrm>
-                    <a:prstGeom prst="rect">
-                      <a:avLst/>
-                    </a:prstGeom>
-                    <a:noFill/>
-                    <a:ln w="9525">
-                      <a:noFill/>
-                      <a:headEnd/>
-                      <a:tailEnd/>
-                    </a:ln>
-                  </pic:spPr>
-                </pic:pic>
-              </a:graphicData>
-            </a:graphic>
-          </wp:inline>
-        </w:drawing>
-      </w:r>
-    </w:p>
-    <w:bookmarkEnd w:id="84"/>
-    <w:bookmarkStart w:id="88" w:name="minimally-invasive-ivor-lewis"/>
-    <w:p>
-      <w:pPr>
-        <w:pStyle w:val="Heading2"/>
-      </w:pPr>
-      <w:r>
-        <w:t xml:space="preserve">65 Minimally-invasive Ivor Lewis</w:t>
-      </w:r>
-    </w:p>
-    <w:p>
-      <w:pPr>
-        <w:pStyle w:val="Compact"/>
-        <w:numPr>
-          <w:ilvl w:val="0"/>
-          <w:numId w:val="1054"/>
-        </w:numPr>
-      </w:pPr>
-      <w:r>
-        <w:t xml:space="preserve">Small incisions abdomen and chest</w:t>
-      </w:r>
-    </w:p>
-    <w:p>
-      <w:pPr>
-        <w:pStyle w:val="Compact"/>
-        <w:numPr>
-          <w:ilvl w:val="0"/>
-          <w:numId w:val="1054"/>
-        </w:numPr>
-      </w:pPr>
-      <w:r>
-        <w:t xml:space="preserve">Surgical telescope and instruments</w:t>
-      </w:r>
-    </w:p>
-    <w:p>
-      <w:pPr>
-        <w:pStyle w:val="Compact"/>
-        <w:numPr>
-          <w:ilvl w:val="0"/>
-          <w:numId w:val="1054"/>
-        </w:numPr>
-      </w:pPr>
-      <w:r>
-        <w:t xml:space="preserve">Smaller incisions</w:t>
-      </w:r>
-      <w:r>
-        <w:t xml:space="preserve"> </w:t>
-      </w:r>
-      <m:oMath>
-        <m:r>
-          <m:rPr>
-            <m:sty m:val="p"/>
-          </m:rPr>
-          <m:t>→</m:t>
-        </m:r>
-      </m:oMath>
-      <w:r>
-        <w:t xml:space="preserve"> </w:t>
-      </w:r>
-      <w:r>
-        <w:t xml:space="preserve">faster recovery and less discomfort</w:t>
-      </w:r>
-    </w:p>
-    <w:p>
-      <w:pPr>
-        <w:pStyle w:val="FirstParagraph"/>
-      </w:pPr>
-      <w:r>
-        <w:drawing>
-          <wp:inline>
-            <wp:extent cx="5334000" cy="5481674"/>
-            <wp:effectExtent b="0" l="0" r="0" t="0"/>
-            <wp:docPr descr="" title="" id="86" name="Picture"/>
-            <a:graphic>
-              <a:graphicData uri="http://schemas.openxmlformats.org/drawingml/2006/picture">
-                <pic:pic>
-                  <pic:nvPicPr>
-                    <pic:cNvPr descr="images/MIE_IvorLewisArtboard.png" id="87" name="Picture"/>
-                    <pic:cNvPicPr>
-                      <a:picLocks noChangeArrowheads="1" noChangeAspect="1"/>
-                    </pic:cNvPicPr>
-                  </pic:nvPicPr>
-                  <pic:blipFill>
-                    <a:blip r:embed="rId85"/>
-                    <a:stretch>
-                      <a:fillRect/>
-                    </a:stretch>
-                  </pic:blipFill>
-                  <pic:spPr bwMode="auto">
-                    <a:xfrm>
-                      <a:off x="0" y="0"/>
-                      <a:ext cx="5334000" cy="5481674"/>
-                    </a:xfrm>
-                    <a:prstGeom prst="rect">
-                      <a:avLst/>
-                    </a:prstGeom>
-                    <a:noFill/>
-                    <a:ln w="9525">
-                      <a:noFill/>
-                      <a:headEnd/>
-                      <a:tailEnd/>
-                    </a:ln>
-                  </pic:spPr>
-                </pic:pic>
-              </a:graphicData>
-            </a:graphic>
-          </wp:inline>
-        </w:drawing>
-      </w:r>
-    </w:p>
-    <w:bookmarkEnd w:id="88"/>
-    <w:bookmarkStart w:id="92" w:name="open-ivor-lewis"/>
-    <w:p>
-      <w:pPr>
-        <w:pStyle w:val="Heading2"/>
-      </w:pPr>
-      <w:r>
-        <w:t xml:space="preserve">66 Open Ivor Lewis</w:t>
-      </w:r>
-    </w:p>
-    <w:p>
-      <w:pPr>
-        <w:pStyle w:val="FirstParagraph"/>
-      </w:pPr>
-      <w:r>
-        <w:t xml:space="preserve">Mininally-invasive approach feasible in 95% of cases</w:t>
-      </w:r>
-    </w:p>
-    <w:p>
-      <w:pPr>
-        <w:pStyle w:val="BodyText"/>
-      </w:pPr>
-      <w:r>
-        <w:t xml:space="preserve">In some cases, an open approach is still necessary.</w:t>
-      </w:r>
-    </w:p>
-    <w:p>
-      <w:pPr>
-        <w:pStyle w:val="BodyText"/>
-      </w:pPr>
-      <w:r>
-        <w:drawing>
-          <wp:inline>
-            <wp:extent cx="5334000" cy="5481674"/>
-            <wp:effectExtent b="0" l="0" r="0" t="0"/>
-            <wp:docPr descr="" title="" id="90" name="Picture"/>
-            <a:graphic>
-              <a:graphicData uri="http://schemas.openxmlformats.org/drawingml/2006/picture">
-                <pic:pic>
-                  <pic:nvPicPr>
-                    <pic:cNvPr descr="images/IvorLewisArtboard.png" id="91" name="Picture"/>
-                    <pic:cNvPicPr>
-                      <a:picLocks noChangeArrowheads="1" noChangeAspect="1"/>
-                    </pic:cNvPicPr>
-                  </pic:nvPicPr>
-                  <pic:blipFill>
-                    <a:blip r:embed="rId89"/>
-                    <a:stretch>
-                      <a:fillRect/>
-                    </a:stretch>
-                  </pic:blipFill>
-                  <pic:spPr bwMode="auto">
-                    <a:xfrm>
-                      <a:off x="0" y="0"/>
-                      <a:ext cx="5334000" cy="5481674"/>
-                    </a:xfrm>
-                    <a:prstGeom prst="rect">
-                      <a:avLst/>
-                    </a:prstGeom>
-                    <a:noFill/>
-                    <a:ln w="9525">
-                      <a:noFill/>
-                      <a:headEnd/>
-                      <a:tailEnd/>
-                    </a:ln>
-                  </pic:spPr>
-                </pic:pic>
-              </a:graphicData>
-            </a:graphic>
-          </wp:inline>
-        </w:drawing>
-      </w:r>
-    </w:p>
-    <w:bookmarkEnd w:id="92"/>
-    <w:bookmarkStart w:id="96" w:name="total-esophagectomy"/>
-    <w:p>
-      <w:pPr>
-        <w:pStyle w:val="Heading2"/>
-      </w:pPr>
-      <w:r>
-        <w:t xml:space="preserve">67 Total Esophagectomy</w:t>
-      </w:r>
-    </w:p>
-    <w:p>
-      <w:pPr>
-        <w:pStyle w:val="FirstParagraph"/>
-      </w:pPr>
-      <w:r>
-        <w:t xml:space="preserve">For patients with tumors in the upper esophagus, we need to remove more of the esophagus</w:t>
-      </w:r>
-    </w:p>
-    <w:p>
-      <w:pPr>
-        <w:pStyle w:val="BodyText"/>
-      </w:pPr>
-      <w:r>
-        <w:t xml:space="preserve">We need to remove the whole esophagus, including the portion in the neck</w:t>
-      </w:r>
-    </w:p>
-    <w:p>
-      <w:pPr>
-        <w:pStyle w:val="BodyText"/>
-      </w:pPr>
-      <w:r>
-        <w:drawing>
-          <wp:inline>
-            <wp:extent cx="5334000" cy="5481674"/>
-            <wp:effectExtent b="0" l="0" r="0" t="0"/>
-            <wp:docPr descr="" title="" id="94" name="Picture"/>
-            <a:graphic>
-              <a:graphicData uri="http://schemas.openxmlformats.org/drawingml/2006/picture">
-                <pic:pic>
-                  <pic:nvPicPr>
-                    <pic:cNvPr descr="images/Eso_ProxTumorArtboard.png" id="95" name="Picture"/>
-                    <pic:cNvPicPr>
-                      <a:picLocks noChangeArrowheads="1" noChangeAspect="1"/>
-                    </pic:cNvPicPr>
-                  </pic:nvPicPr>
-                  <pic:blipFill>
-                    <a:blip r:embed="rId93"/>
-                    <a:stretch>
-                      <a:fillRect/>
-                    </a:stretch>
-                  </pic:blipFill>
-                  <pic:spPr bwMode="auto">
-                    <a:xfrm>
-                      <a:off x="0" y="0"/>
-                      <a:ext cx="5334000" cy="5481674"/>
-                    </a:xfrm>
-                    <a:prstGeom prst="rect">
-                      <a:avLst/>
-                    </a:prstGeom>
-                    <a:noFill/>
-                    <a:ln w="9525">
-                      <a:noFill/>
-                      <a:headEnd/>
-                      <a:tailEnd/>
-                    </a:ln>
-                  </pic:spPr>
-                </pic:pic>
-              </a:graphicData>
-            </a:graphic>
-          </wp:inline>
-        </w:drawing>
-      </w:r>
-    </w:p>
-    <w:bookmarkEnd w:id="96"/>
-    <w:bookmarkStart w:id="103" w:name="mckeown-esophagectomy"/>
-    <w:p>
-      <w:pPr>
-        <w:pStyle w:val="Heading2"/>
-      </w:pPr>
-      <w:r>
-        <w:t xml:space="preserve">68 McKeown Esophagectomy</w:t>
-      </w:r>
-    </w:p>
-    <w:p>
-      <w:pPr>
-        <w:pStyle w:val="FirstParagraph"/>
-      </w:pPr>
-      <w:r>
-        <w:drawing>
-          <wp:inline>
-            <wp:extent cx="5334000" cy="5481674"/>
-            <wp:effectExtent b="0" l="0" r="0" t="0"/>
-            <wp:docPr descr="" title="" id="98" name="Picture"/>
-            <a:graphic>
-              <a:graphicData uri="http://schemas.openxmlformats.org/drawingml/2006/picture">
-                <pic:pic>
-                  <pic:nvPicPr>
-                    <pic:cNvPr descr="images/Eso_ResectionTotalArtboard.png" id="99" name="Picture"/>
-                    <pic:cNvPicPr>
-                      <a:picLocks noChangeArrowheads="1" noChangeAspect="1"/>
-                    </pic:cNvPicPr>
-                  </pic:nvPicPr>
-                  <pic:blipFill>
-                    <a:blip r:embed="rId97"/>
-                    <a:stretch>
-                      <a:fillRect/>
-                    </a:stretch>
-                  </pic:blipFill>
-                  <pic:spPr bwMode="auto">
-                    <a:xfrm>
-                      <a:off x="0" y="0"/>
-                      <a:ext cx="5334000" cy="5481674"/>
-                    </a:xfrm>
-                    <a:prstGeom prst="rect">
-                      <a:avLst/>
-                    </a:prstGeom>
-                    <a:noFill/>
-                    <a:ln w="9525">
-                      <a:noFill/>
-                      <a:headEnd/>
-                      <a:tailEnd/>
-                    </a:ln>
-                  </pic:spPr>
-                </pic:pic>
-              </a:graphicData>
-            </a:graphic>
-          </wp:inline>
-        </w:drawing>
-      </w:r>
-      <w:r>
-        <w:t xml:space="preserve"> </w:t>
-      </w:r>
-      <w:r>
-        <w:t xml:space="preserve">All of esophagus removed</w:t>
-      </w:r>
-    </w:p>
-    <w:p>
-      <w:pPr>
-        <w:pStyle w:val="BodyText"/>
-      </w:pPr>
-      <w:r>
-        <w:drawing>
-          <wp:inline>
-            <wp:extent cx="5334000" cy="5481674"/>
-            <wp:effectExtent b="0" l="0" r="0" t="0"/>
-            <wp:docPr descr="" title="" id="101" name="Picture"/>
-            <a:graphic>
-              <a:graphicData uri="http://schemas.openxmlformats.org/drawingml/2006/picture">
-                <pic:pic>
-                  <pic:nvPicPr>
-                    <pic:cNvPr descr="images/Eso_MIE_McKeownArtboard.png" id="102" name="Picture"/>
-                    <pic:cNvPicPr>
-                      <a:picLocks noChangeArrowheads="1" noChangeAspect="1"/>
-                    </pic:cNvPicPr>
-                  </pic:nvPicPr>
-                  <pic:blipFill>
-                    <a:blip r:embed="rId100"/>
-                    <a:stretch>
-                      <a:fillRect/>
-                    </a:stretch>
-                  </pic:blipFill>
-                  <pic:spPr bwMode="auto">
-                    <a:xfrm>
-                      <a:off x="0" y="0"/>
-                      <a:ext cx="5334000" cy="5481674"/>
-                    </a:xfrm>
-                    <a:prstGeom prst="rect">
-                      <a:avLst/>
-                    </a:prstGeom>
-                    <a:noFill/>
-                    <a:ln w="9525">
-                      <a:noFill/>
-                      <a:headEnd/>
-                      <a:tailEnd/>
-                    </a:ln>
-                  </pic:spPr>
-                </pic:pic>
-              </a:graphicData>
-            </a:graphic>
-          </wp:inline>
-        </w:drawing>
-      </w:r>
-      <w:r>
-        <w:t xml:space="preserve"> </w:t>
-      </w:r>
-      <w:r>
-        <w:t xml:space="preserve">Connection made in the neck</w:t>
-      </w:r>
-    </w:p>
-    <w:bookmarkEnd w:id="103"/>
-    <w:bookmarkStart w:id="104" w:name="risks-of-esophagectomy"/>
-    <w:p>
-      <w:pPr>
-        <w:pStyle w:val="Heading2"/>
-      </w:pPr>
-      <w:r>
-        <w:t xml:space="preserve">69 Risks of Esophagectomy</w:t>
-      </w:r>
-    </w:p>
-    <w:p>
-      <w:pPr>
-        <w:pStyle w:val="FirstParagraph"/>
-      </w:pPr>
-      <w:r>
-        <w:t xml:space="preserve">Esophagectomy is a complex operation, with a real risk of complications.</w:t>
-      </w:r>
-    </w:p>
-    <w:p>
-      <w:pPr>
-        <w:pStyle w:val="BodyText"/>
-      </w:pPr>
-      <w:r>
-        <w:t xml:space="preserve">Two significant complications:</w:t>
-      </w:r>
-    </w:p>
-    <w:p>
-      <w:pPr>
-        <w:pStyle w:val="Compact"/>
-        <w:numPr>
-          <w:ilvl w:val="0"/>
-          <w:numId w:val="1055"/>
-        </w:numPr>
-      </w:pPr>
-      <w:r>
-        <w:t xml:space="preserve">Anastomotic leak</w:t>
-      </w:r>
-    </w:p>
-    <w:p>
-      <w:pPr>
-        <w:pStyle w:val="Compact"/>
-        <w:numPr>
-          <w:ilvl w:val="0"/>
-          <w:numId w:val="1055"/>
-        </w:numPr>
-      </w:pPr>
-      <w:r>
-        <w:t xml:space="preserve">Pneumonia</w:t>
-      </w:r>
-    </w:p>
-    <w:bookmarkEnd w:id="104"/>
-    <w:bookmarkStart w:id="107" w:name="anastomotic-leak"/>
-    <w:p>
-      <w:pPr>
-        <w:pStyle w:val="Heading2"/>
-      </w:pPr>
-      <w:r>
-        <w:t xml:space="preserve">70 Anastomotic Leak</w:t>
-      </w:r>
-    </w:p>
-    <w:p>
-      <w:pPr>
-        <w:pStyle w:val="FirstParagraph"/>
-      </w:pPr>
-      <w:r>
-        <w:t xml:space="preserve">The anastomosis is surgical connection between the esophagus and the stomach.</w:t>
-      </w:r>
-    </w:p>
-    <w:p>
-      <w:pPr>
-        <w:pStyle w:val="BodyText"/>
-      </w:pPr>
-      <w:r>
-        <w:drawing>
-          <wp:inline>
-            <wp:extent cx="5334000" cy="5478622"/>
-            <wp:effectExtent b="0" l="0" r="0" t="0"/>
-            <wp:docPr descr="" title="" id="105" name="Picture"/>
-            <a:graphic>
-              <a:graphicData uri="http://schemas.openxmlformats.org/drawingml/2006/picture">
-                <pic:pic>
-                  <pic:nvPicPr>
-                    <pic:cNvPr descr="images/Eso_IvorLewis_Anastomosis.png" id="106" name="Picture"/>
-                    <pic:cNvPicPr>
-                      <a:picLocks noChangeArrowheads="1" noChangeAspect="1"/>
-                    </pic:cNvPicPr>
-                  </pic:nvPicPr>
-                  <pic:blipFill>
-                    <a:blip r:embed="rId81"/>
-                    <a:stretch>
-                      <a:fillRect/>
-                    </a:stretch>
-                  </pic:blipFill>
-                  <pic:spPr bwMode="auto">
-                    <a:xfrm>
-                      <a:off x="0" y="0"/>
-                      <a:ext cx="5334000" cy="5478622"/>
-                    </a:xfrm>
-                    <a:prstGeom prst="rect">
-                      <a:avLst/>
-                    </a:prstGeom>
-                    <a:noFill/>
-                    <a:ln w="9525">
-                      <a:noFill/>
-                      <a:headEnd/>
-                      <a:tailEnd/>
-                    </a:ln>
-                  </pic:spPr>
-                </pic:pic>
-              </a:graphicData>
-            </a:graphic>
-          </wp:inline>
-        </w:drawing>
-      </w:r>
-    </w:p>
-    <w:bookmarkEnd w:id="107"/>
-    <w:bookmarkStart w:id="111" w:name="anastomotic-leak-1"/>
-    <w:p>
-      <w:pPr>
-        <w:pStyle w:val="Heading2"/>
-      </w:pPr>
-      <w:r>
-        <w:t xml:space="preserve">71 Anastomotic Leak</w:t>
-      </w:r>
-    </w:p>
-    <w:p>
-      <w:pPr>
-        <w:pStyle w:val="FirstParagraph"/>
-      </w:pPr>
-      <w:r>
-        <w:t xml:space="preserve">If healing doesn’t occur:</w:t>
-      </w:r>
-    </w:p>
-    <w:p>
-      <w:pPr>
-        <w:pStyle w:val="Compact"/>
-        <w:numPr>
-          <w:ilvl w:val="0"/>
-          <w:numId w:val="1056"/>
-        </w:numPr>
-      </w:pPr>
-      <w:r>
-        <w:t xml:space="preserve">Leakage of fluid from the esophagus</w:t>
-      </w:r>
-    </w:p>
-    <w:p>
-      <w:pPr>
-        <w:pStyle w:val="Compact"/>
-        <w:numPr>
-          <w:ilvl w:val="0"/>
-          <w:numId w:val="1056"/>
-        </w:numPr>
-      </w:pPr>
-      <w:r>
-        <w:t xml:space="preserve">Infection in the space between the lungs</w:t>
-      </w:r>
-    </w:p>
-    <w:p>
-      <w:pPr>
-        <w:pStyle w:val="Compact"/>
-        <w:numPr>
-          <w:ilvl w:val="0"/>
-          <w:numId w:val="1056"/>
-        </w:numPr>
-      </w:pPr>
-      <w:r>
-        <w:t xml:space="preserve">Requires additional time in the hospital</w:t>
-      </w:r>
-    </w:p>
-    <w:p>
-      <w:pPr>
-        <w:pStyle w:val="FirstParagraph"/>
-      </w:pPr>
-      <w:r>
-        <w:drawing>
-          <wp:inline>
-            <wp:extent cx="5334000" cy="5478622"/>
-            <wp:effectExtent b="0" l="0" r="0" t="0"/>
-            <wp:docPr descr="" title="" id="109" name="Picture"/>
-            <a:graphic>
-              <a:graphicData uri="http://schemas.openxmlformats.org/drawingml/2006/picture">
-                <pic:pic>
-                  <pic:nvPicPr>
-                    <pic:cNvPr descr="images/Eso_IvorLewis_Leak.png" id="110" name="Picture"/>
-                    <pic:cNvPicPr>
-                      <a:picLocks noChangeArrowheads="1" noChangeAspect="1"/>
-                    </pic:cNvPicPr>
-                  </pic:nvPicPr>
-                  <pic:blipFill>
-                    <a:blip r:embed="rId108"/>
-                    <a:stretch>
-                      <a:fillRect/>
-                    </a:stretch>
-                  </pic:blipFill>
-                  <pic:spPr bwMode="auto">
-                    <a:xfrm>
-                      <a:off x="0" y="0"/>
-                      <a:ext cx="5334000" cy="5478622"/>
-                    </a:xfrm>
-                    <a:prstGeom prst="rect">
-                      <a:avLst/>
-                    </a:prstGeom>
-                    <a:noFill/>
-                    <a:ln w="9525">
-                      <a:noFill/>
-                      <a:headEnd/>
-                      <a:tailEnd/>
-                    </a:ln>
-                  </pic:spPr>
-                </pic:pic>
-              </a:graphicData>
-            </a:graphic>
-          </wp:inline>
-        </w:drawing>
-      </w:r>
-    </w:p>
-    <w:bookmarkEnd w:id="111"/>
-    <w:bookmarkStart w:id="114" w:name="anastomotic-leak-2"/>
-    <w:p>
-      <w:pPr>
-        <w:pStyle w:val="Heading2"/>
-      </w:pPr>
-      <w:r>
-        <w:t xml:space="preserve">72 Anastomotic Leak</w:t>
-      </w:r>
-    </w:p>
-    <w:p>
-      <w:pPr>
-        <w:pStyle w:val="FirstParagraph"/>
-      </w:pPr>
-      <w:r>
-        <w:t xml:space="preserve">If leak occurs:</w:t>
-      </w:r>
-    </w:p>
-    <w:p>
-      <w:pPr>
-        <w:pStyle w:val="Compact"/>
-        <w:numPr>
-          <w:ilvl w:val="0"/>
-          <w:numId w:val="1057"/>
-        </w:numPr>
-      </w:pPr>
-      <w:r>
-        <w:t xml:space="preserve">Some leaks will seal</w:t>
-      </w:r>
-    </w:p>
-    <w:p>
-      <w:pPr>
-        <w:pStyle w:val="Compact"/>
-        <w:numPr>
-          <w:ilvl w:val="0"/>
-          <w:numId w:val="1057"/>
-        </w:numPr>
-      </w:pPr>
-      <w:r>
-        <w:t xml:space="preserve">Stent may be required to help healing</w:t>
-      </w:r>
-    </w:p>
-    <w:p>
-      <w:pPr>
-        <w:pStyle w:val="Compact"/>
-        <w:numPr>
-          <w:ilvl w:val="0"/>
-          <w:numId w:val="1057"/>
-        </w:numPr>
-      </w:pPr>
-      <w:r>
-        <w:t xml:space="preserve">Occasionally additional surgey is required</w:t>
-      </w:r>
-    </w:p>
-    <w:p>
-      <w:pPr>
-        <w:pStyle w:val="FirstParagraph"/>
-      </w:pPr>
-      <w:r>
-        <w:drawing>
-          <wp:inline>
-            <wp:extent cx="5334000" cy="5478622"/>
-            <wp:effectExtent b="0" l="0" r="0" t="0"/>
-            <wp:docPr descr="" title="" id="112" name="Picture"/>
-            <a:graphic>
-              <a:graphicData uri="http://schemas.openxmlformats.org/drawingml/2006/picture">
-                <pic:pic>
-                  <pic:nvPicPr>
-                    <pic:cNvPr descr="images/Eso_IvorLewis_Leak.png" id="113" name="Picture"/>
-                    <pic:cNvPicPr>
-                      <a:picLocks noChangeArrowheads="1" noChangeAspect="1"/>
-                    </pic:cNvPicPr>
-                  </pic:nvPicPr>
-                  <pic:blipFill>
-                    <a:blip r:embed="rId108"/>
-                    <a:stretch>
-                      <a:fillRect/>
-                    </a:stretch>
-                  </pic:blipFill>
-                  <pic:spPr bwMode="auto">
-                    <a:xfrm>
-                      <a:off x="0" y="0"/>
-                      <a:ext cx="5334000" cy="5478622"/>
-                    </a:xfrm>
-                    <a:prstGeom prst="rect">
-                      <a:avLst/>
-                    </a:prstGeom>
-                    <a:noFill/>
-                    <a:ln w="9525">
-                      <a:noFill/>
-                      <a:headEnd/>
-                      <a:tailEnd/>
-                    </a:ln>
-                  </pic:spPr>
-                </pic:pic>
-              </a:graphicData>
-            </a:graphic>
-          </wp:inline>
-        </w:drawing>
-      </w:r>
-    </w:p>
-    <w:bookmarkEnd w:id="114"/>
-    <w:bookmarkStart w:id="117" w:name="anastomotic-leak-3"/>
-    <w:p>
-      <w:pPr>
-        <w:pStyle w:val="Heading2"/>
-      </w:pPr>
-      <w:r>
-        <w:t xml:space="preserve">73 Anastomotic Leak</w:t>
-      </w:r>
-    </w:p>
-    <w:p>
-      <w:pPr>
-        <w:pStyle w:val="FirstParagraph"/>
-      </w:pPr>
-      <w:r>
-        <w:t xml:space="preserve">Risk of leak depends on:</w:t>
-      </w:r>
-    </w:p>
-    <w:p>
-      <w:pPr>
-        <w:pStyle w:val="Compact"/>
-        <w:numPr>
-          <w:ilvl w:val="0"/>
-          <w:numId w:val="1058"/>
-        </w:numPr>
-      </w:pPr>
-      <w:r>
-        <w:t xml:space="preserve">Type of operation performed</w:t>
-      </w:r>
-    </w:p>
-    <w:p>
-      <w:pPr>
-        <w:pStyle w:val="Compact"/>
-        <w:numPr>
-          <w:ilvl w:val="0"/>
-          <w:numId w:val="1058"/>
-        </w:numPr>
-      </w:pPr>
-      <w:r>
-        <w:t xml:space="preserve">Nutritional status of patient</w:t>
-      </w:r>
-    </w:p>
-    <w:p>
-      <w:pPr>
-        <w:pStyle w:val="Compact"/>
-        <w:numPr>
-          <w:ilvl w:val="0"/>
-          <w:numId w:val="1058"/>
-        </w:numPr>
-      </w:pPr>
-      <w:r>
-        <w:t xml:space="preserve">Experience of the surgeon</w:t>
-      </w:r>
-    </w:p>
-    <w:p>
-      <w:pPr>
-        <w:pStyle w:val="FirstParagraph"/>
-      </w:pPr>
-      <w:r>
-        <w:drawing>
-          <wp:inline>
-            <wp:extent cx="5334000" cy="5478622"/>
-            <wp:effectExtent b="0" l="0" r="0" t="0"/>
-            <wp:docPr descr="" title="" id="115" name="Picture"/>
-            <a:graphic>
-              <a:graphicData uri="http://schemas.openxmlformats.org/drawingml/2006/picture">
-                <pic:pic>
-                  <pic:nvPicPr>
-                    <pic:cNvPr descr="images/Eso_IvorLewis_Leak.png" id="116" name="Picture"/>
-                    <pic:cNvPicPr>
-                      <a:picLocks noChangeArrowheads="1" noChangeAspect="1"/>
-                    </pic:cNvPicPr>
-                  </pic:nvPicPr>
-                  <pic:blipFill>
-                    <a:blip r:embed="rId108"/>
-                    <a:stretch>
-                      <a:fillRect/>
-                    </a:stretch>
-                  </pic:blipFill>
-                  <pic:spPr bwMode="auto">
-                    <a:xfrm>
-                      <a:off x="0" y="0"/>
-                      <a:ext cx="5334000" cy="5478622"/>
-                    </a:xfrm>
-                    <a:prstGeom prst="rect">
-                      <a:avLst/>
-                    </a:prstGeom>
-                    <a:noFill/>
-                    <a:ln w="9525">
-                      <a:noFill/>
-                      <a:headEnd/>
-                      <a:tailEnd/>
-                    </a:ln>
-                  </pic:spPr>
-                </pic:pic>
-              </a:graphicData>
-            </a:graphic>
-          </wp:inline>
-        </w:drawing>
-      </w:r>
-    </w:p>
-    <w:bookmarkEnd w:id="117"/>
-    <w:bookmarkStart w:id="121" w:name="pneumonia"/>
-    <w:p>
-      <w:pPr>
-        <w:pStyle w:val="Heading2"/>
-      </w:pPr>
-      <w:r>
-        <w:t xml:space="preserve">74 Pneumonia</w:t>
-      </w:r>
-    </w:p>
-    <w:p>
-      <w:pPr>
-        <w:numPr>
-          <w:ilvl w:val="0"/>
-          <w:numId w:val="1059"/>
-        </w:numPr>
-      </w:pPr>
-      <w:r>
-        <w:t xml:space="preserve">Occurs in 10-15% of patients after esophagectomy.</w:t>
-      </w:r>
-    </w:p>
-    <w:p>
-      <w:pPr>
-        <w:numPr>
-          <w:ilvl w:val="0"/>
-          <w:numId w:val="1059"/>
-        </w:numPr>
-      </w:pPr>
-      <w:r>
-        <w:t xml:space="preserve">Requires treatment with antibiotics</w:t>
-      </w:r>
-    </w:p>
-    <w:p>
-      <w:pPr>
-        <w:numPr>
-          <w:ilvl w:val="0"/>
-          <w:numId w:val="1059"/>
-        </w:numPr>
-      </w:pPr>
-      <w:r>
-        <w:t xml:space="preserve">Requires a longer hospitalization.</w:t>
-      </w:r>
-    </w:p>
-    <w:p>
-      <w:pPr>
-        <w:pStyle w:val="FirstParagraph"/>
-      </w:pPr>
-      <w:r>
-        <w:drawing>
-          <wp:inline>
-            <wp:extent cx="5334000" cy="5481674"/>
-            <wp:effectExtent b="0" l="0" r="0" t="0"/>
-            <wp:docPr descr="" title="" id="119" name="Picture"/>
-            <a:graphic>
-              <a:graphicData uri="http://schemas.openxmlformats.org/drawingml/2006/picture">
-                <pic:pic>
-                  <pic:nvPicPr>
-                    <pic:cNvPr descr="images/Eso_LungsArtboard.png" id="120" name="Picture"/>
-                    <pic:cNvPicPr>
-                      <a:picLocks noChangeArrowheads="1" noChangeAspect="1"/>
-                    </pic:cNvPicPr>
-                  </pic:nvPicPr>
-                  <pic:blipFill>
-                    <a:blip r:embed="rId118"/>
-                    <a:stretch>
-                      <a:fillRect/>
-                    </a:stretch>
-                  </pic:blipFill>
-                  <pic:spPr bwMode="auto">
-                    <a:xfrm>
-                      <a:off x="0" y="0"/>
-                      <a:ext cx="5334000" cy="5481674"/>
-                    </a:xfrm>
-                    <a:prstGeom prst="rect">
-                      <a:avLst/>
-                    </a:prstGeom>
-                    <a:noFill/>
-                    <a:ln w="9525">
-                      <a:noFill/>
-                      <a:headEnd/>
-                      <a:tailEnd/>
-                    </a:ln>
-                  </pic:spPr>
-                </pic:pic>
-              </a:graphicData>
-            </a:graphic>
-          </wp:inline>
-        </w:drawing>
-      </w:r>
-    </w:p>
-    <w:bookmarkEnd w:id="121"/>
-    <w:bookmarkStart w:id="122" w:name="preventing-pneumonia"/>
-    <w:p>
-      <w:pPr>
-        <w:pStyle w:val="Heading2"/>
-      </w:pPr>
-      <w:r>
-        <w:t xml:space="preserve">75 Preventing Pneumonia</w:t>
-      </w:r>
-    </w:p>
-    <w:p>
-      <w:pPr>
-        <w:pStyle w:val="FirstParagraph"/>
-      </w:pPr>
-      <w:r>
-        <w:t xml:space="preserve">Several ways to help prevent pneumonia:</w:t>
-      </w:r>
-    </w:p>
-    <w:p>
-      <w:pPr>
-        <w:pStyle w:val="Compact"/>
-        <w:numPr>
-          <w:ilvl w:val="0"/>
-          <w:numId w:val="1060"/>
-        </w:numPr>
-      </w:pPr>
-      <w:r>
-        <w:t xml:space="preserve">Deep breathing</w:t>
-      </w:r>
-    </w:p>
-    <w:p>
-      <w:pPr>
-        <w:pStyle w:val="Compact"/>
-        <w:numPr>
-          <w:ilvl w:val="0"/>
-          <w:numId w:val="1060"/>
-        </w:numPr>
-      </w:pPr>
-      <w:r>
-        <w:t xml:space="preserve">Coughing</w:t>
-      </w:r>
-    </w:p>
-    <w:p>
-      <w:pPr>
-        <w:pStyle w:val="Compact"/>
-        <w:numPr>
-          <w:ilvl w:val="0"/>
-          <w:numId w:val="1060"/>
-        </w:numPr>
-      </w:pPr>
-      <w:r>
-        <w:t xml:space="preserve">Walking</w:t>
-      </w:r>
-    </w:p>
-    <w:p>
-      <w:pPr>
-        <w:pStyle w:val="FirstParagraph"/>
-      </w:pPr>
-      <w:r>
-        <w:t xml:space="preserve">After surgery, this means:</w:t>
-      </w:r>
-    </w:p>
-    <w:p>
-      <w:pPr>
-        <w:pStyle w:val="Compact"/>
-        <w:numPr>
-          <w:ilvl w:val="0"/>
-          <w:numId w:val="1061"/>
-        </w:numPr>
-      </w:pPr>
-      <w:r>
-        <w:t xml:space="preserve">Sitting in a chair most of the day</w:t>
-      </w:r>
-    </w:p>
-    <w:p>
-      <w:pPr>
-        <w:pStyle w:val="Compact"/>
-        <w:numPr>
-          <w:ilvl w:val="0"/>
-          <w:numId w:val="1061"/>
-        </w:numPr>
-      </w:pPr>
-      <w:r>
-        <w:t xml:space="preserve">Walking in the halls as soon as possible</w:t>
-      </w:r>
-    </w:p>
-    <w:bookmarkEnd w:id="122"/>
-    <w:bookmarkStart w:id="129" w:name="minimally-invasive-esophagectomy"/>
-    <w:p>
-      <w:pPr>
-        <w:pStyle w:val="Heading2"/>
-      </w:pPr>
-      <w:r>
-        <w:t xml:space="preserve">76 Minimally-invasive Esophagectomy</w:t>
-      </w:r>
-    </w:p>
-    <w:p>
-      <w:pPr>
-        <w:pStyle w:val="FirstParagraph"/>
-      </w:pPr>
-      <w:r>
-        <w:drawing>
-          <wp:inline>
-            <wp:extent cx="5334000" cy="4000500"/>
-            <wp:effectExtent b="0" l="0" r="0" t="0"/>
-            <wp:docPr descr="" title="" id="124" name="Picture"/>
-            <a:graphic>
-              <a:graphicData uri="http://schemas.openxmlformats.org/drawingml/2006/picture">
-                <pic:pic>
-                  <pic:nvPicPr>
-                    <pic:cNvPr descr="images/mie_abd.png" id="125" name="Picture"/>
-                    <pic:cNvPicPr>
-                      <a:picLocks noChangeArrowheads="1" noChangeAspect="1"/>
-                    </pic:cNvPicPr>
-                  </pic:nvPicPr>
-                  <pic:blipFill>
-                    <a:blip r:embed="rId123"/>
-                    <a:stretch>
-                      <a:fillRect/>
-                    </a:stretch>
-                  </pic:blipFill>
-                  <pic:spPr bwMode="auto">
-                    <a:xfrm>
-                      <a:off x="0" y="0"/>
-                      <a:ext cx="5334000" cy="4000500"/>
-                    </a:xfrm>
-                    <a:prstGeom prst="rect">
-                      <a:avLst/>
-                    </a:prstGeom>
-                    <a:noFill/>
-                    <a:ln w="9525">
-                      <a:noFill/>
-                      <a:headEnd/>
-                      <a:tailEnd/>
-                    </a:ln>
-                  </pic:spPr>
-                </pic:pic>
-              </a:graphicData>
-            </a:graphic>
-          </wp:inline>
-        </w:drawing>
-      </w:r>
-    </w:p>
-    <w:p>
-      <w:pPr>
-        <w:pStyle w:val="BodyText"/>
-      </w:pPr>
-      <w:r>
-        <w:drawing>
-          <wp:inline>
-            <wp:extent cx="5334000" cy="4000500"/>
-            <wp:effectExtent b="0" l="0" r="0" t="0"/>
-            <wp:docPr descr="" title="" id="127" name="Picture"/>
-            <a:graphic>
-              <a:graphicData uri="http://schemas.openxmlformats.org/drawingml/2006/picture">
-                <pic:pic>
-                  <pic:nvPicPr>
-                    <pic:cNvPr descr="images/mie_chest.png" id="128" name="Picture"/>
-                    <pic:cNvPicPr>
-                      <a:picLocks noChangeArrowheads="1" noChangeAspect="1"/>
-                    </pic:cNvPicPr>
-                  </pic:nvPicPr>
-                  <pic:blipFill>
-                    <a:blip r:embed="rId126"/>
-                    <a:stretch>
-                      <a:fillRect/>
-                    </a:stretch>
-                  </pic:blipFill>
-                  <pic:spPr bwMode="auto">
-                    <a:xfrm>
-                      <a:off x="0" y="0"/>
-                      <a:ext cx="5334000" cy="4000500"/>
-                    </a:xfrm>
-                    <a:prstGeom prst="rect">
-                      <a:avLst/>
-                    </a:prstGeom>
-                    <a:noFill/>
-                    <a:ln w="9525">
-                      <a:noFill/>
-                      <a:headEnd/>
-                      <a:tailEnd/>
-                    </a:ln>
-                  </pic:spPr>
-                </pic:pic>
-              </a:graphicData>
-            </a:graphic>
-          </wp:inline>
-        </w:drawing>
-      </w:r>
-    </w:p>
-    <w:bookmarkEnd w:id="129"/>
-    <w:bookmarkStart w:id="130" w:name="risks-of-surgery"/>
-    <w:p>
-      <w:pPr>
-        <w:pStyle w:val="Heading2"/>
-      </w:pPr>
-      <w:r>
-        <w:t xml:space="preserve">77 Risks of Surgery</w:t>
-      </w:r>
-    </w:p>
-    <w:p>
-      <w:pPr>
-        <w:pStyle w:val="FirstParagraph"/>
-      </w:pPr>
-      <w:r>
-        <w:t xml:space="preserve">Risks related to anesthesia</w:t>
-      </w:r>
-    </w:p>
-    <w:p>
-      <w:pPr>
-        <w:pStyle w:val="Compact"/>
-        <w:numPr>
-          <w:ilvl w:val="0"/>
-          <w:numId w:val="1062"/>
-        </w:numPr>
-      </w:pPr>
-      <w:r>
-        <w:t xml:space="preserve">Heart attack (5%)</w:t>
-      </w:r>
-    </w:p>
-    <w:p>
-      <w:pPr>
-        <w:pStyle w:val="Compact"/>
-        <w:numPr>
-          <w:ilvl w:val="0"/>
-          <w:numId w:val="1062"/>
-        </w:numPr>
-      </w:pPr>
-      <w:r>
-        <w:t xml:space="preserve">Irregular heart rhythm (15%)</w:t>
-      </w:r>
-    </w:p>
-    <w:p>
-      <w:pPr>
-        <w:pStyle w:val="Compact"/>
-        <w:numPr>
-          <w:ilvl w:val="0"/>
-          <w:numId w:val="1062"/>
-        </w:numPr>
-      </w:pPr>
-      <w:r>
-        <w:t xml:space="preserve">Pneumonia (10%)</w:t>
-      </w:r>
-    </w:p>
-    <w:p>
-      <w:pPr>
-        <w:pStyle w:val="Compact"/>
-        <w:numPr>
-          <w:ilvl w:val="0"/>
-          <w:numId w:val="1062"/>
-        </w:numPr>
-      </w:pPr>
-      <w:r>
-        <w:t xml:space="preserve">Blood clots in legs (&lt;5%)</w:t>
-      </w:r>
-    </w:p>
-    <w:p>
-      <w:pPr>
-        <w:pStyle w:val="Compact"/>
-        <w:numPr>
-          <w:ilvl w:val="0"/>
-          <w:numId w:val="1062"/>
-        </w:numPr>
-      </w:pPr>
-      <w:r>
-        <w:t xml:space="preserve">Pulmonary embolism (2%)</w:t>
-      </w:r>
-    </w:p>
-    <w:bookmarkEnd w:id="130"/>
-    <w:bookmarkStart w:id="131" w:name="risks-of-surgery-1"/>
-    <w:p>
-      <w:pPr>
-        <w:pStyle w:val="Heading2"/>
-      </w:pPr>
-      <w:r>
-        <w:t xml:space="preserve">78 Risks of Surgery</w:t>
-      </w:r>
-    </w:p>
-    <w:p>
-      <w:pPr>
-        <w:pStyle w:val="FirstParagraph"/>
-      </w:pPr>
-      <w:r>
-        <w:t xml:space="preserve">Risks related to Surgery</w:t>
-      </w:r>
-    </w:p>
-    <w:p>
-      <w:pPr>
-        <w:pStyle w:val="Compact"/>
-        <w:numPr>
-          <w:ilvl w:val="0"/>
-          <w:numId w:val="1063"/>
-        </w:numPr>
-      </w:pPr>
-      <w:r>
-        <w:t xml:space="preserve">Anastomotic leak (5%)</w:t>
-      </w:r>
-    </w:p>
-    <w:p>
-      <w:pPr>
-        <w:pStyle w:val="Compact"/>
-        <w:numPr>
-          <w:ilvl w:val="0"/>
-          <w:numId w:val="1063"/>
-        </w:numPr>
-      </w:pPr>
-      <w:r>
-        <w:t xml:space="preserve">Stricture at anastomosis (15%)</w:t>
-      </w:r>
-    </w:p>
-    <w:p>
-      <w:pPr>
-        <w:pStyle w:val="Compact"/>
-        <w:numPr>
-          <w:ilvl w:val="0"/>
-          <w:numId w:val="1063"/>
-        </w:numPr>
-      </w:pPr>
-      <w:r>
-        <w:t xml:space="preserve">Death within 90 days of surgery</w:t>
-      </w:r>
-    </w:p>
-    <w:p>
-      <w:pPr>
-        <w:pStyle w:val="Compact"/>
-        <w:numPr>
-          <w:ilvl w:val="1"/>
-          <w:numId w:val="1064"/>
-        </w:numPr>
-      </w:pPr>
-      <w:r>
-        <w:t xml:space="preserve">Low risk patients = 2%</w:t>
-      </w:r>
-    </w:p>
-    <w:p>
-      <w:pPr>
-        <w:pStyle w:val="Compact"/>
-        <w:numPr>
-          <w:ilvl w:val="1"/>
-          <w:numId w:val="1064"/>
-        </w:numPr>
-      </w:pPr>
-      <w:r>
-        <w:t xml:space="preserve">Intermediate risk = 10%</w:t>
-      </w:r>
-    </w:p>
-    <w:p>
-      <w:pPr>
-        <w:pStyle w:val="Compact"/>
-        <w:numPr>
-          <w:ilvl w:val="1"/>
-          <w:numId w:val="1064"/>
-        </w:numPr>
-      </w:pPr>
-      <w:r>
-        <w:t xml:space="preserve">High risk = 30%</w:t>
-      </w:r>
-    </w:p>
-    <w:bookmarkEnd w:id="131"/>
-    <w:bookmarkStart w:id="132" w:name="risks-of-surgery-2"/>
-    <w:p>
-      <w:pPr>
-        <w:pStyle w:val="Heading2"/>
-      </w:pPr>
-      <w:r>
-        <w:t xml:space="preserve">79 Risks of Surgery</w:t>
-      </w:r>
-    </w:p>
-    <w:p>
-      <w:pPr>
-        <w:pStyle w:val="TableCaption"/>
-      </w:pPr>
-      <w:r>
-        <w:t xml:space="preserve">Risks of Death within 90 Days of Surgery</w:t>
-      </w:r>
-    </w:p>
-    <w:tbl>
-      <w:tblPr>
-        <w:tblStyle w:val="Table"/>
-        <w:tblW w:type="auto" w:w="0"/>
-        <w:tblLook w:firstRow="1" w:lastRow="0" w:firstColumn="0" w:lastColumn="0" w:noHBand="0" w:noVBand="0" w:val="0020"/>
-        <w:tblCaption w:val="Risks of Death within 90 Days of Surgery"/>
-      </w:tblPr>
-      <w:tblGrid>
-        <w:gridCol w:w="2640"/>
-        <w:gridCol w:w="2640"/>
-        <w:gridCol w:w="2640"/>
-      </w:tblGrid>
-      <w:tr>
-        <w:trPr>
-          <w:tblHeader w:val="on"/>
-        </w:trPr>
-        <w:tc>
-          <w:tcPr/>
-          <w:p>
-            <w:pPr>
-              <w:pStyle w:val="Compact"/>
-            </w:pPr>
-          </w:p>
-        </w:tc>
-        <w:tc>
-          <w:tcPr/>
-          <w:p>
-            <w:pPr>
-              <w:pStyle w:val="Compact"/>
-              <w:jc w:val="center"/>
-            </w:pPr>
-            <w:r>
-              <w:t xml:space="preserve">Age &lt;75</w:t>
-            </w:r>
-          </w:p>
-        </w:tc>
-        <w:tc>
-          <w:tcPr/>
-          <w:p>
-            <w:pPr>
-              <w:pStyle w:val="Compact"/>
-              <w:jc w:val="center"/>
-            </w:pPr>
-            <w:r>
-              <w:t xml:space="preserve">Age &gt;75</w:t>
-            </w:r>
-          </w:p>
-        </w:tc>
-      </w:tr>
-      <w:tr>
-        <w:tc>
-          <w:tcPr/>
-          <w:p>
-            <w:pPr>
-              <w:pStyle w:val="Compact"/>
-            </w:pPr>
-            <w:r>
-              <w:t xml:space="preserve">Normal Muscle (75%)</w:t>
-            </w:r>
-          </w:p>
-        </w:tc>
-        <w:tc>
-          <w:tcPr/>
-          <w:p>
-            <w:pPr>
-              <w:pStyle w:val="Compact"/>
-              <w:jc w:val="center"/>
-            </w:pPr>
-            <w:r>
-              <w:t xml:space="preserve">2%</w:t>
-            </w:r>
-          </w:p>
-        </w:tc>
-        <w:tc>
-          <w:tcPr/>
-          <w:p>
-            <w:pPr>
-              <w:pStyle w:val="Compact"/>
-              <w:jc w:val="center"/>
-            </w:pPr>
-            <w:r>
-              <w:t xml:space="preserve">10%</w:t>
-            </w:r>
-          </w:p>
-        </w:tc>
-      </w:tr>
-      <w:tr>
-        <w:tc>
-          <w:tcPr/>
-          <w:p>
-            <w:pPr>
-              <w:pStyle w:val="Compact"/>
-            </w:pPr>
-            <w:r>
-              <w:t xml:space="preserve">Low Muscle (25%)</w:t>
-            </w:r>
-          </w:p>
-        </w:tc>
-        <w:tc>
-          <w:tcPr/>
-          <w:p>
-            <w:pPr>
-              <w:pStyle w:val="Compact"/>
-              <w:jc w:val="center"/>
-            </w:pPr>
-            <w:r>
-              <w:t xml:space="preserve">10%</w:t>
-            </w:r>
-          </w:p>
-        </w:tc>
-        <w:tc>
-          <w:tcPr/>
-          <w:p>
-            <w:pPr>
-              <w:pStyle w:val="Compact"/>
-              <w:jc w:val="center"/>
-            </w:pPr>
-            <w:r>
-              <w:t xml:space="preserve">30%</w:t>
-            </w:r>
-          </w:p>
-        </w:tc>
-      </w:tr>
-    </w:tbl>
-    <w:bookmarkEnd w:id="132"/>
-    <w:bookmarkStart w:id="133" w:name="day-prior-to-surgery"/>
-    <w:p>
-      <w:pPr>
-        <w:pStyle w:val="Heading2"/>
-      </w:pPr>
-      <w:r>
-        <w:t xml:space="preserve">80 Day Prior to Surgery</w:t>
-      </w:r>
-    </w:p>
-    <w:p>
-      <w:pPr>
-        <w:pStyle w:val="Compact"/>
-        <w:numPr>
-          <w:ilvl w:val="0"/>
-          <w:numId w:val="1065"/>
-        </w:numPr>
-      </w:pPr>
-      <w:r>
-        <w:t xml:space="preserve">Clear liquids for 24 hours prior to surgery</w:t>
-      </w:r>
-    </w:p>
-    <w:p>
-      <w:pPr>
-        <w:pStyle w:val="Compact"/>
-        <w:numPr>
-          <w:ilvl w:val="0"/>
-          <w:numId w:val="1065"/>
-        </w:numPr>
-      </w:pPr>
-      <w:r>
-        <w:t xml:space="preserve">Check with Pre-op nurse regarding medicines day prior to surgery</w:t>
-      </w:r>
-    </w:p>
-    <w:p>
-      <w:pPr>
-        <w:pStyle w:val="Compact"/>
-        <w:numPr>
-          <w:ilvl w:val="0"/>
-          <w:numId w:val="1065"/>
-        </w:numPr>
-      </w:pPr>
-      <w:r>
-        <w:t xml:space="preserve">No tube feedings the night before surgery</w:t>
-      </w:r>
-    </w:p>
-    <w:bookmarkEnd w:id="133"/>
-    <w:bookmarkStart w:id="134" w:name="day-of-surgery"/>
-    <w:p>
-      <w:pPr>
-        <w:pStyle w:val="Heading2"/>
-      </w:pPr>
-      <w:r>
-        <w:t xml:space="preserve">81 Day of Surgery</w:t>
-      </w:r>
-    </w:p>
-    <w:p>
-      <w:pPr>
-        <w:pStyle w:val="Compact"/>
-        <w:numPr>
-          <w:ilvl w:val="0"/>
-          <w:numId w:val="1066"/>
-        </w:numPr>
-      </w:pPr>
-      <w:r>
-        <w:t xml:space="preserve">Arrive at 5am – nothing to eat or drink after midnight.</w:t>
-      </w:r>
-    </w:p>
-    <w:p>
-      <w:pPr>
-        <w:pStyle w:val="Compact"/>
-        <w:numPr>
-          <w:ilvl w:val="0"/>
-          <w:numId w:val="1066"/>
-        </w:numPr>
-      </w:pPr>
-      <w:r>
-        <w:t xml:space="preserve">Medicines OK w/ a sip of water</w:t>
-      </w:r>
-    </w:p>
-    <w:p>
-      <w:pPr>
-        <w:pStyle w:val="Compact"/>
-        <w:numPr>
-          <w:ilvl w:val="0"/>
-          <w:numId w:val="1066"/>
-        </w:numPr>
-      </w:pPr>
-      <w:r>
-        <w:t xml:space="preserve">sip of black coffee but</w:t>
-      </w:r>
-      <w:r>
-        <w:t xml:space="preserve"> </w:t>
-      </w:r>
-      <w:r>
-        <w:rPr>
-          <w:b/>
-          <w:bCs/>
-        </w:rPr>
-        <w:t xml:space="preserve">no cream</w:t>
-      </w:r>
-      <w:r>
-        <w:t xml:space="preserve">.</w:t>
-      </w:r>
-    </w:p>
-    <w:p>
-      <w:pPr>
-        <w:pStyle w:val="Compact"/>
-        <w:numPr>
-          <w:ilvl w:val="0"/>
-          <w:numId w:val="1066"/>
-        </w:numPr>
-      </w:pPr>
-      <w:r>
-        <w:t xml:space="preserve">Surgery will be cancelled if you have cream/milk</w:t>
-      </w:r>
-    </w:p>
-    <w:p>
-      <w:pPr>
-        <w:pStyle w:val="Compact"/>
-        <w:numPr>
-          <w:ilvl w:val="0"/>
-          <w:numId w:val="1066"/>
-        </w:numPr>
-      </w:pPr>
-      <w:r>
-        <w:t xml:space="preserve">Waiting room for family and friends on 5th floor</w:t>
-      </w:r>
-    </w:p>
-    <w:bookmarkEnd w:id="134"/>
-    <w:bookmarkStart w:id="135" w:name="epidural-catheter-for-pain-control"/>
-    <w:p>
-      <w:pPr>
-        <w:pStyle w:val="Heading2"/>
-      </w:pPr>
-      <w:r>
-        <w:t xml:space="preserve">82 Epidural Catheter for Pain Control</w:t>
-      </w:r>
-    </w:p>
-    <w:p>
-      <w:pPr>
-        <w:pStyle w:val="Compact"/>
-        <w:numPr>
-          <w:ilvl w:val="0"/>
-          <w:numId w:val="1067"/>
-        </w:numPr>
-      </w:pPr>
-      <w:r>
-        <w:t xml:space="preserve">Remains in place for 2-5 days</w:t>
-      </w:r>
-    </w:p>
-    <w:p>
-      <w:pPr>
-        <w:pStyle w:val="Compact"/>
-        <w:numPr>
-          <w:ilvl w:val="0"/>
-          <w:numId w:val="1067"/>
-        </w:numPr>
-      </w:pPr>
-      <w:r>
-        <w:t xml:space="preserve">Dosage can be adjusted as needed</w:t>
-      </w:r>
-    </w:p>
-    <w:p>
-      <w:pPr>
-        <w:pStyle w:val="Compact"/>
-        <w:numPr>
-          <w:ilvl w:val="0"/>
-          <w:numId w:val="1067"/>
-        </w:numPr>
-      </w:pPr>
-      <w:r>
-        <w:t xml:space="preserve">Can make it more difficult to urinate</w:t>
-      </w:r>
-    </w:p>
-    <w:p>
-      <w:pPr>
-        <w:pStyle w:val="Compact"/>
-        <w:numPr>
-          <w:ilvl w:val="0"/>
-          <w:numId w:val="1067"/>
-        </w:numPr>
-      </w:pPr>
-      <w:r>
-        <w:t xml:space="preserve">May require foley catheter in bladder</w:t>
-      </w:r>
-    </w:p>
-    <w:p>
-      <w:pPr>
-        <w:pStyle w:val="Compact"/>
-        <w:numPr>
-          <w:ilvl w:val="0"/>
-          <w:numId w:val="1067"/>
-        </w:numPr>
-      </w:pPr>
-      <w:r>
-        <w:t xml:space="preserve">Foley catheter removed after epidural removed</w:t>
-      </w:r>
-    </w:p>
-    <w:bookmarkEnd w:id="135"/>
-    <w:bookmarkStart w:id="136" w:name="intensive-care-unit-icu-2-4-days"/>
-    <w:p>
-      <w:pPr>
-        <w:pStyle w:val="Heading2"/>
-      </w:pPr>
-      <w:r>
-        <w:t xml:space="preserve">83 Intensive Care Unit (ICU) (2-4 days)</w:t>
-      </w:r>
-    </w:p>
-    <w:p>
-      <w:pPr>
-        <w:pStyle w:val="Compact"/>
-        <w:numPr>
-          <w:ilvl w:val="0"/>
-          <w:numId w:val="1068"/>
-        </w:numPr>
-      </w:pPr>
-      <w:r>
-        <w:t xml:space="preserve">Surgical ICU on 11th floor</w:t>
-      </w:r>
-    </w:p>
-    <w:p>
-      <w:pPr>
-        <w:pStyle w:val="Compact"/>
-        <w:numPr>
-          <w:ilvl w:val="0"/>
-          <w:numId w:val="1068"/>
-        </w:numPr>
-      </w:pPr>
-      <w:r>
-        <w:t xml:space="preserve">NG tube in nose to drain stomach and esophagus</w:t>
-      </w:r>
-    </w:p>
-    <w:p>
-      <w:pPr>
-        <w:pStyle w:val="Compact"/>
-        <w:numPr>
-          <w:ilvl w:val="0"/>
-          <w:numId w:val="1068"/>
-        </w:numPr>
-      </w:pPr>
-      <w:r>
-        <w:t xml:space="preserve">Catheter in bladder</w:t>
-      </w:r>
-    </w:p>
-    <w:p>
-      <w:pPr>
-        <w:pStyle w:val="Compact"/>
-        <w:numPr>
-          <w:ilvl w:val="0"/>
-          <w:numId w:val="1068"/>
-        </w:numPr>
-      </w:pPr>
-      <w:r>
-        <w:t xml:space="preserve">Chest tube right chest</w:t>
-      </w:r>
-    </w:p>
-    <w:p>
-      <w:pPr>
-        <w:pStyle w:val="Compact"/>
-        <w:numPr>
-          <w:ilvl w:val="0"/>
-          <w:numId w:val="1068"/>
-        </w:numPr>
-      </w:pPr>
-      <w:r>
-        <w:t xml:space="preserve">Abdominal drains (usually 2)</w:t>
-      </w:r>
-    </w:p>
-    <w:p>
-      <w:pPr>
-        <w:pStyle w:val="Compact"/>
-        <w:numPr>
-          <w:ilvl w:val="0"/>
-          <w:numId w:val="1068"/>
-        </w:numPr>
-      </w:pPr>
-      <w:r>
-        <w:t xml:space="preserve">Feeding jejunostomy (usually stays in 8 wks)</w:t>
-      </w:r>
-    </w:p>
-    <w:bookmarkEnd w:id="136"/>
-    <w:bookmarkStart w:id="137" w:name="intensive-care-unit-icu"/>
-    <w:p>
-      <w:pPr>
-        <w:pStyle w:val="Heading2"/>
-      </w:pPr>
-      <w:r>
-        <w:t xml:space="preserve">84 Intensive Care Unit (ICU)</w:t>
-      </w:r>
-    </w:p>
-    <w:p>
-      <w:pPr>
-        <w:pStyle w:val="Compact"/>
-        <w:numPr>
-          <w:ilvl w:val="0"/>
-          <w:numId w:val="1069"/>
-        </w:numPr>
-      </w:pPr>
-      <w:r>
-        <w:t xml:space="preserve">Bladder catheter removed → check that bladder empties properly</w:t>
-      </w:r>
-    </w:p>
-    <w:p>
-      <w:pPr>
-        <w:pStyle w:val="Compact"/>
-        <w:numPr>
-          <w:ilvl w:val="0"/>
-          <w:numId w:val="1069"/>
-        </w:numPr>
-      </w:pPr>
-      <w:r>
-        <w:t xml:space="preserve">Chest tube removed (day 2-4) → follow-up x-ray</w:t>
-      </w:r>
-    </w:p>
-    <w:p>
-      <w:pPr>
-        <w:pStyle w:val="Compact"/>
-        <w:numPr>
-          <w:ilvl w:val="0"/>
-          <w:numId w:val="1069"/>
-        </w:numPr>
-      </w:pPr>
-      <w:r>
-        <w:t xml:space="preserve">Fluid emptied from drains every few hours</w:t>
-      </w:r>
-    </w:p>
-    <w:p>
-      <w:pPr>
-        <w:pStyle w:val="Compact"/>
-        <w:numPr>
-          <w:ilvl w:val="0"/>
-          <w:numId w:val="1069"/>
-        </w:numPr>
-      </w:pPr>
-      <w:r>
-        <w:t xml:space="preserve">Start tube feedings by feeding</w:t>
-      </w:r>
-    </w:p>
-    <w:p>
-      <w:pPr>
-        <w:pStyle w:val="Compact"/>
-        <w:numPr>
-          <w:ilvl w:val="0"/>
-          <w:numId w:val="1069"/>
-        </w:numPr>
-      </w:pPr>
-      <w:r>
-        <w:t xml:space="preserve">Feeding jejunostomy (stays in 8 weeks)</w:t>
-      </w:r>
-    </w:p>
-    <w:bookmarkEnd w:id="137"/>
-    <w:bookmarkStart w:id="138" w:name="ward---6tower"/>
-    <w:p>
-      <w:pPr>
-        <w:pStyle w:val="Heading2"/>
-      </w:pPr>
-      <w:r>
-        <w:t xml:space="preserve">85 Ward - 6Tower</w:t>
-      </w:r>
-    </w:p>
-    <w:p>
-      <w:pPr>
-        <w:pStyle w:val="Compact"/>
-        <w:numPr>
-          <w:ilvl w:val="0"/>
-          <w:numId w:val="1070"/>
-        </w:numPr>
-      </w:pPr>
-      <w:r>
-        <w:t xml:space="preserve">Jejunostomy feeds started</w:t>
-      </w:r>
-    </w:p>
-    <w:p>
-      <w:pPr>
-        <w:pStyle w:val="Compact"/>
-        <w:numPr>
-          <w:ilvl w:val="0"/>
-          <w:numId w:val="1070"/>
-        </w:numPr>
-      </w:pPr>
-      <w:r>
-        <w:t xml:space="preserve">Up in a chair most of the day</w:t>
-      </w:r>
-    </w:p>
-    <w:p>
-      <w:pPr>
-        <w:pStyle w:val="Compact"/>
-        <w:numPr>
-          <w:ilvl w:val="0"/>
-          <w:numId w:val="1070"/>
-        </w:numPr>
-      </w:pPr>
-      <w:r>
-        <w:t xml:space="preserve">Walking in the halls</w:t>
-      </w:r>
-    </w:p>
-    <w:p>
-      <w:pPr>
-        <w:pStyle w:val="Compact"/>
-        <w:numPr>
-          <w:ilvl w:val="1"/>
-          <w:numId w:val="1071"/>
-        </w:numPr>
-      </w:pPr>
-      <w:r>
-        <w:t xml:space="preserve">Start with assistance</w:t>
-      </w:r>
-    </w:p>
-    <w:p>
-      <w:pPr>
-        <w:pStyle w:val="Compact"/>
-        <w:numPr>
-          <w:ilvl w:val="1"/>
-          <w:numId w:val="1071"/>
-        </w:numPr>
-      </w:pPr>
-      <w:r>
-        <w:t xml:space="preserve">Improves lung function</w:t>
-      </w:r>
-    </w:p>
-    <w:p>
-      <w:pPr>
-        <w:pStyle w:val="Compact"/>
-        <w:numPr>
-          <w:ilvl w:val="1"/>
-          <w:numId w:val="1071"/>
-        </w:numPr>
-      </w:pPr>
-      <w:r>
-        <w:t xml:space="preserve">Prevents loss of muscle strength</w:t>
-      </w:r>
-    </w:p>
-    <w:bookmarkEnd w:id="138"/>
-    <w:bookmarkStart w:id="139" w:name="jejunostomy-feeds"/>
-    <w:p>
-      <w:pPr>
-        <w:pStyle w:val="Heading2"/>
-      </w:pPr>
-      <w:r>
-        <w:t xml:space="preserve">86 Jejunostomy Feeds</w:t>
-      </w:r>
-    </w:p>
-    <w:p>
-      <w:pPr>
-        <w:pStyle w:val="FirstParagraph"/>
-      </w:pPr>
-      <w:r>
-        <w:t xml:space="preserve">Jejunostomy tube feeds</w:t>
-      </w:r>
-    </w:p>
-    <w:p>
-      <w:pPr>
-        <w:pStyle w:val="Compact"/>
-        <w:numPr>
-          <w:ilvl w:val="0"/>
-          <w:numId w:val="1072"/>
-        </w:numPr>
-      </w:pPr>
-      <w:r>
-        <w:t xml:space="preserve">Start continuous (24 hours)</w:t>
-      </w:r>
-    </w:p>
-    <w:p>
-      <w:pPr>
-        <w:pStyle w:val="Compact"/>
-        <w:numPr>
-          <w:ilvl w:val="0"/>
-          <w:numId w:val="1072"/>
-        </w:numPr>
-      </w:pPr>
-      <w:r>
-        <w:t xml:space="preserve">Convert to night-time only (16 hours)</w:t>
-      </w:r>
-    </w:p>
-    <w:p>
-      <w:pPr>
-        <w:pStyle w:val="FirstParagraph"/>
-      </w:pPr>
-      <w:r>
-        <w:t xml:space="preserve">Water administered through feeding tube</w:t>
-      </w:r>
-    </w:p>
-    <w:p>
-      <w:pPr>
-        <w:pStyle w:val="Compact"/>
-        <w:numPr>
-          <w:ilvl w:val="0"/>
-          <w:numId w:val="1073"/>
-        </w:numPr>
-      </w:pPr>
-      <w:r>
-        <w:t xml:space="preserve">Usually 8oz 4 times/day</w:t>
-      </w:r>
-    </w:p>
-    <w:p>
-      <w:pPr>
-        <w:pStyle w:val="Compact"/>
-        <w:numPr>
-          <w:ilvl w:val="0"/>
-          <w:numId w:val="1073"/>
-        </w:numPr>
-      </w:pPr>
-      <w:r>
-        <w:t xml:space="preserve">Important to prevent dehydration</w:t>
-      </w:r>
-    </w:p>
-    <w:bookmarkEnd w:id="139"/>
-    <w:bookmarkStart w:id="140" w:name="jejunostomy-tube-1"/>
-    <w:p>
-      <w:pPr>
-        <w:pStyle w:val="Heading2"/>
-      </w:pPr>
-      <w:r>
-        <w:t xml:space="preserve">87 Jejunostomy Tube</w:t>
-      </w:r>
-    </w:p>
-    <w:bookmarkEnd w:id="140"/>
-    <w:bookmarkStart w:id="141" w:name="jejunostomy-typical-regimen-1"/>
-    <w:p>
-      <w:pPr>
-        <w:pStyle w:val="Heading2"/>
-      </w:pPr>
-      <w:r>
-        <w:t xml:space="preserve">88 Jejunostomy Typical Regimen</w:t>
-      </w:r>
-    </w:p>
-    <w:p>
-      <w:pPr>
-        <w:pStyle w:val="Compact"/>
-        <w:numPr>
-          <w:ilvl w:val="0"/>
-          <w:numId w:val="1074"/>
-        </w:numPr>
-      </w:pPr>
-      <w:r>
-        <w:t xml:space="preserve">Jejunostomy tube feeds for 16 hours (6pm-10am)</w:t>
-      </w:r>
-    </w:p>
-    <w:p>
-      <w:pPr>
-        <w:pStyle w:val="Compact"/>
-        <w:numPr>
-          <w:ilvl w:val="1"/>
-          <w:numId w:val="1075"/>
-        </w:numPr>
-      </w:pPr>
-      <w:r>
-        <w:t xml:space="preserve">Men: 75mL/hour x 16 hours = 5 cartons</w:t>
-      </w:r>
-    </w:p>
-    <w:p>
-      <w:pPr>
-        <w:pStyle w:val="Compact"/>
-        <w:numPr>
-          <w:ilvl w:val="1"/>
-          <w:numId w:val="1075"/>
-        </w:numPr>
-      </w:pPr>
-      <w:r>
-        <w:t xml:space="preserve">Women: 60mL/hour x 16 hours = 4 cartons</w:t>
-      </w:r>
-    </w:p>
-    <w:p>
-      <w:pPr>
-        <w:pStyle w:val="Compact"/>
-        <w:numPr>
-          <w:ilvl w:val="0"/>
-          <w:numId w:val="1074"/>
-        </w:numPr>
-      </w:pPr>
-      <w:r>
-        <w:t xml:space="preserve">Water 240ml (8oz) via syringe 4x/day</w:t>
-      </w:r>
-    </w:p>
-    <w:p>
-      <w:pPr>
-        <w:pStyle w:val="FirstParagraph"/>
-      </w:pPr>
-      <w:r>
-        <w:t xml:space="preserve">Hospital nurses will teach use of the feeding tube</w:t>
-      </w:r>
-    </w:p>
-    <w:bookmarkEnd w:id="141"/>
-    <w:bookmarkStart w:id="142" w:name="jejunostomy-feeds-with-diabetes-1"/>
-    <w:p>
-      <w:pPr>
-        <w:pStyle w:val="Heading2"/>
-      </w:pPr>
-      <w:r>
-        <w:t xml:space="preserve">89 Jejunostomy Feeds with Diabetes</w:t>
-      </w:r>
-    </w:p>
-    <w:p>
-      <w:pPr>
-        <w:pStyle w:val="FirstParagraph"/>
-      </w:pPr>
-      <w:r>
-        <w:t xml:space="preserve">Jejunostomy feedings elevate blood sugars</w:t>
-      </w:r>
-    </w:p>
-    <w:p>
-      <w:pPr>
-        <w:pStyle w:val="Compact"/>
-        <w:numPr>
-          <w:ilvl w:val="0"/>
-          <w:numId w:val="1076"/>
-        </w:numPr>
-      </w:pPr>
-      <w:r>
-        <w:t xml:space="preserve">Insulin may be required along with feeds</w:t>
-      </w:r>
-    </w:p>
-    <w:p>
-      <w:pPr>
-        <w:pStyle w:val="FirstParagraph"/>
-      </w:pPr>
-      <w:r>
-        <w:t xml:space="preserve">Typical Pattern for tube feeds</w:t>
-      </w:r>
-    </w:p>
-    <w:p>
-      <w:pPr>
-        <w:pStyle w:val="Compact"/>
-        <w:numPr>
-          <w:ilvl w:val="0"/>
-          <w:numId w:val="1077"/>
-        </w:numPr>
-      </w:pPr>
-      <w:r>
-        <w:t xml:space="preserve">Feeds run via pump from 6pm to 10am</w:t>
-      </w:r>
-    </w:p>
-    <w:p>
-      <w:pPr>
-        <w:pStyle w:val="Compact"/>
-        <w:numPr>
-          <w:ilvl w:val="0"/>
-          <w:numId w:val="1077"/>
-        </w:numPr>
-      </w:pPr>
-      <w:r>
-        <w:t xml:space="preserve">Insulin at 6pm (70/30 insulin)</w:t>
-      </w:r>
-    </w:p>
-    <w:p>
-      <w:pPr>
-        <w:pStyle w:val="Compact"/>
-        <w:numPr>
-          <w:ilvl w:val="0"/>
-          <w:numId w:val="1077"/>
-        </w:numPr>
-      </w:pPr>
-      <w:r>
-        <w:t xml:space="preserve">Insulin at Midnight (70/30 insulin)</w:t>
-      </w:r>
-    </w:p>
-    <w:p>
-      <w:pPr>
-        <w:pStyle w:val="Compact"/>
-        <w:numPr>
-          <w:ilvl w:val="0"/>
-          <w:numId w:val="1077"/>
-        </w:numPr>
-      </w:pPr>
-      <w:r>
-        <w:t xml:space="preserve">No insulin if tube feedings are not run</w:t>
-      </w:r>
-    </w:p>
-    <w:bookmarkEnd w:id="142"/>
-    <w:bookmarkStart w:id="143" w:name="jejunostomy-video-1"/>
-    <w:p>
-      <w:pPr>
-        <w:pStyle w:val="Heading2"/>
-      </w:pPr>
-      <w:r>
-        <w:t xml:space="preserve">90 Jejunostomy Video</w:t>
-      </w:r>
-    </w:p>
-    <w:bookmarkEnd w:id="143"/>
-    <w:bookmarkStart w:id="144" w:name="activity-after-surgery"/>
-    <w:p>
-      <w:pPr>
-        <w:pStyle w:val="Heading2"/>
-      </w:pPr>
-      <w:r>
-        <w:t xml:space="preserve">91 Activity after Surgery</w:t>
-      </w:r>
-    </w:p>
-    <w:p>
-      <w:pPr>
-        <w:pStyle w:val="Compact"/>
-        <w:numPr>
-          <w:ilvl w:val="0"/>
-          <w:numId w:val="1078"/>
-        </w:numPr>
-      </w:pPr>
-      <w:r>
-        <w:t xml:space="preserve">Up in chair most of the day</w:t>
-      </w:r>
-    </w:p>
-    <w:p>
-      <w:pPr>
-        <w:pStyle w:val="Compact"/>
-        <w:numPr>
-          <w:ilvl w:val="0"/>
-          <w:numId w:val="1078"/>
-        </w:numPr>
-      </w:pPr>
-      <w:r>
-        <w:t xml:space="preserve">Walking with help from nurse/Physical Therapist</w:t>
-      </w:r>
-    </w:p>
-    <w:p>
-      <w:pPr>
-        <w:pStyle w:val="Compact"/>
-        <w:numPr>
-          <w:ilvl w:val="0"/>
-          <w:numId w:val="1078"/>
-        </w:numPr>
-      </w:pPr>
-      <w:r>
-        <w:t xml:space="preserve">Goals:</w:t>
-      </w:r>
-    </w:p>
-    <w:p>
-      <w:pPr>
-        <w:pStyle w:val="Compact"/>
-        <w:numPr>
-          <w:ilvl w:val="1"/>
-          <w:numId w:val="1079"/>
-        </w:numPr>
-      </w:pPr>
-      <w:r>
-        <w:t xml:space="preserve">Improve lung function</w:t>
-      </w:r>
-    </w:p>
-    <w:p>
-      <w:pPr>
-        <w:pStyle w:val="Compact"/>
-        <w:numPr>
-          <w:ilvl w:val="1"/>
-          <w:numId w:val="1079"/>
-        </w:numPr>
-      </w:pPr>
-      <w:r>
-        <w:t xml:space="preserve">Prevent muscle loss</w:t>
-      </w:r>
-    </w:p>
-    <w:bookmarkEnd w:id="144"/>
-    <w:bookmarkStart w:id="145" w:name="nasogastric-ng-tube"/>
-    <w:p>
-      <w:pPr>
-        <w:pStyle w:val="Heading2"/>
-      </w:pPr>
-      <w:r>
-        <w:t xml:space="preserve">92 Nasogastric (NG) Tube</w:t>
-      </w:r>
-    </w:p>
-    <w:p>
-      <w:pPr>
-        <w:pStyle w:val="FirstParagraph"/>
-      </w:pPr>
-      <w:r>
-        <w:t xml:space="preserve">Tube passed through nose into stomach</w:t>
-      </w:r>
-    </w:p>
-    <w:p>
-      <w:pPr>
-        <w:pStyle w:val="Compact"/>
-        <w:numPr>
-          <w:ilvl w:val="0"/>
-          <w:numId w:val="1080"/>
-        </w:numPr>
-      </w:pPr>
-      <w:r>
-        <w:t xml:space="preserve">Drains fluid from stomach</w:t>
-      </w:r>
-    </w:p>
-    <w:p>
-      <w:pPr>
-        <w:pStyle w:val="Compact"/>
-        <w:numPr>
-          <w:ilvl w:val="0"/>
-          <w:numId w:val="1080"/>
-        </w:numPr>
-      </w:pPr>
-      <w:r>
-        <w:t xml:space="preserve">Prevents vomiting</w:t>
-      </w:r>
-    </w:p>
-    <w:p>
-      <w:pPr>
-        <w:pStyle w:val="FirstParagraph"/>
-      </w:pPr>
-      <w:r>
-        <w:t xml:space="preserve">Upper GI X-ray on 2nd or 3rd day after surgery</w:t>
-      </w:r>
-    </w:p>
-    <w:p>
-      <w:pPr>
-        <w:pStyle w:val="Compact"/>
-        <w:numPr>
-          <w:ilvl w:val="0"/>
-          <w:numId w:val="1081"/>
-        </w:numPr>
-      </w:pPr>
-      <w:r>
-        <w:t xml:space="preserve">If stomach empties well</w:t>
-      </w:r>
-      <w:r>
-        <w:t xml:space="preserve"> </w:t>
-      </w:r>
-      <m:oMath>
-        <m:r>
-          <m:rPr>
-            <m:sty m:val="p"/>
-          </m:rPr>
-          <m:t>→</m:t>
-        </m:r>
-      </m:oMath>
-      <w:r>
-        <w:t xml:space="preserve"> </w:t>
-      </w:r>
-      <w:r>
-        <w:t xml:space="preserve">NG tube removed</w:t>
-      </w:r>
-    </w:p>
-    <w:p>
-      <w:pPr>
-        <w:pStyle w:val="Compact"/>
-        <w:numPr>
-          <w:ilvl w:val="0"/>
-          <w:numId w:val="1081"/>
-        </w:numPr>
-      </w:pPr>
-      <w:r>
-        <w:t xml:space="preserve">Otherwise, X-ray repeated 2-3 days later</w:t>
-      </w:r>
-    </w:p>
-    <w:bookmarkEnd w:id="145"/>
-    <w:bookmarkStart w:id="146" w:name="swallowing-evaluation"/>
-    <w:p>
-      <w:pPr>
-        <w:pStyle w:val="Heading2"/>
-      </w:pPr>
-      <w:r>
-        <w:t xml:space="preserve">93 Swallowing Evaluation</w:t>
-      </w:r>
-    </w:p>
-    <w:p>
-      <w:pPr>
-        <w:pStyle w:val="FirstParagraph"/>
-      </w:pPr>
-      <w:r>
-        <w:t xml:space="preserve">Once NG tube has been removed:</w:t>
-      </w:r>
-    </w:p>
-    <w:p>
-      <w:pPr>
-        <w:pStyle w:val="BodyText"/>
-      </w:pPr>
-      <w:r>
-        <w:t xml:space="preserve">Modified barium swallow in radiology</w:t>
-      </w:r>
-    </w:p>
-    <w:p>
-      <w:pPr>
-        <w:pStyle w:val="Compact"/>
-        <w:numPr>
-          <w:ilvl w:val="0"/>
-          <w:numId w:val="1082"/>
-        </w:numPr>
-      </w:pPr>
-      <w:r>
-        <w:t xml:space="preserve">Drink a white chalky liquid (barium)</w:t>
-      </w:r>
-    </w:p>
-    <w:p>
-      <w:pPr>
-        <w:pStyle w:val="Compact"/>
-        <w:numPr>
-          <w:ilvl w:val="0"/>
-          <w:numId w:val="1082"/>
-        </w:numPr>
-      </w:pPr>
-      <w:r>
-        <w:t xml:space="preserve">Look for proper swallowing function</w:t>
-      </w:r>
-    </w:p>
-    <w:p>
-      <w:pPr>
-        <w:pStyle w:val="Compact"/>
-        <w:numPr>
-          <w:ilvl w:val="0"/>
-          <w:numId w:val="1082"/>
-        </w:numPr>
-      </w:pPr>
-      <w:r>
-        <w:t xml:space="preserve">70% of patients</w:t>
-      </w:r>
-      <w:r>
-        <w:t xml:space="preserve"> </w:t>
-      </w:r>
-      <m:oMath>
-        <m:r>
-          <m:rPr>
-            <m:sty m:val="p"/>
-          </m:rPr>
-          <m:t>⇒</m:t>
-        </m:r>
-      </m:oMath>
-      <w:r>
-        <w:t xml:space="preserve"> </w:t>
-      </w:r>
-      <w:r>
-        <w:t xml:space="preserve">liquids started by mouth</w:t>
-      </w:r>
-    </w:p>
-    <w:bookmarkEnd w:id="146"/>
-    <w:bookmarkStart w:id="147" w:name="oral-intake-at-home"/>
-    <w:p>
-      <w:pPr>
-        <w:pStyle w:val="Heading2"/>
-      </w:pPr>
-      <w:r>
-        <w:t xml:space="preserve">94 Oral Intake at Home</w:t>
-      </w:r>
-    </w:p>
-    <w:p>
-      <w:pPr>
-        <w:pStyle w:val="FirstParagraph"/>
-      </w:pPr>
-      <w:r>
-        <w:t xml:space="preserve">Most are taking protein shakes when they go home</w:t>
-      </w:r>
-    </w:p>
-    <w:p>
-      <w:pPr>
-        <w:pStyle w:val="BodyText"/>
-      </w:pPr>
-      <w:r>
-        <w:t xml:space="preserve">Protein shakes are started after tolerating water</w:t>
-      </w:r>
-      <w:r>
-        <w:br/>
-      </w:r>
-    </w:p>
-    <w:p>
-      <w:pPr>
-        <w:pStyle w:val="Compact"/>
-        <w:numPr>
-          <w:ilvl w:val="0"/>
-          <w:numId w:val="1083"/>
-        </w:numPr>
-      </w:pPr>
-      <w:r>
-        <w:t xml:space="preserve">2 oz per hour to start</w:t>
-      </w:r>
-    </w:p>
-    <w:p>
-      <w:pPr>
-        <w:pStyle w:val="Compact"/>
-        <w:numPr>
-          <w:ilvl w:val="0"/>
-          <w:numId w:val="1083"/>
-        </w:numPr>
-      </w:pPr>
-      <w:r>
-        <w:t xml:space="preserve">4 oz per hour if 2oz are tolerated well</w:t>
-      </w:r>
-    </w:p>
-    <w:bookmarkEnd w:id="147"/>
-    <w:bookmarkStart w:id="148" w:name="discharge"/>
-    <w:p>
-      <w:pPr>
-        <w:pStyle w:val="Heading2"/>
-      </w:pPr>
-      <w:r>
-        <w:t xml:space="preserve">95 Discharge</w:t>
-      </w:r>
-    </w:p>
-    <w:p>
-      <w:pPr>
-        <w:pStyle w:val="FirstParagraph"/>
-      </w:pPr>
-      <w:r>
-        <w:t xml:space="preserve">Goal: ready to leave day #6/7 after surgery</w:t>
-      </w:r>
-    </w:p>
-    <w:p>
-      <w:pPr>
-        <w:pStyle w:val="Compact"/>
-        <w:numPr>
-          <w:ilvl w:val="0"/>
-          <w:numId w:val="1084"/>
-        </w:numPr>
-      </w:pPr>
-      <w:r>
-        <w:t xml:space="preserve">Night-time tube feedings (6pm to 10am)</w:t>
-      </w:r>
-    </w:p>
-    <w:p>
-      <w:pPr>
-        <w:pStyle w:val="Compact"/>
-        <w:numPr>
-          <w:ilvl w:val="0"/>
-          <w:numId w:val="1084"/>
-        </w:numPr>
-      </w:pPr>
-      <w:r>
-        <w:t xml:space="preserve">Nutrition by mouth (70% of patients)</w:t>
-      </w:r>
-    </w:p>
-    <w:p>
-      <w:pPr>
-        <w:pStyle w:val="Compact"/>
-        <w:numPr>
-          <w:ilvl w:val="1"/>
-          <w:numId w:val="1085"/>
-        </w:numPr>
-      </w:pPr>
-      <w:r>
-        <w:t xml:space="preserve">1 oz of water per hour by mouth OR</w:t>
-      </w:r>
-    </w:p>
-    <w:p>
-      <w:pPr>
-        <w:pStyle w:val="Compact"/>
-        <w:numPr>
-          <w:ilvl w:val="1"/>
-          <w:numId w:val="1085"/>
-        </w:numPr>
-      </w:pPr>
-      <w:r>
-        <w:t xml:space="preserve">Protein shakes 4oz every 2 hours</w:t>
-      </w:r>
-    </w:p>
-    <w:p>
-      <w:pPr>
-        <w:pStyle w:val="Compact"/>
-        <w:numPr>
-          <w:ilvl w:val="0"/>
-          <w:numId w:val="1084"/>
-        </w:numPr>
-      </w:pPr>
-      <w:r>
-        <w:t xml:space="preserve">Water through tube 8oz four times per day</w:t>
-      </w:r>
-    </w:p>
-    <w:p>
-      <w:pPr>
-        <w:pStyle w:val="Compact"/>
-        <w:numPr>
-          <w:ilvl w:val="0"/>
-          <w:numId w:val="1084"/>
-        </w:numPr>
-      </w:pPr>
-      <w:r>
-        <w:t xml:space="preserve">Home care nursing (feeding tube teaching)</w:t>
-      </w:r>
-    </w:p>
-    <w:p>
-      <w:pPr>
-        <w:pStyle w:val="Compact"/>
-        <w:numPr>
-          <w:ilvl w:val="0"/>
-          <w:numId w:val="1084"/>
-        </w:numPr>
-      </w:pPr>
-      <w:r>
-        <w:t xml:space="preserve">Home infusion (tube feeding supplies)</w:t>
-      </w:r>
-    </w:p>
-    <w:bookmarkEnd w:id="148"/>
-    <w:bookmarkStart w:id="149" w:name="nutrition-after-surgery"/>
-    <w:p>
-      <w:pPr>
-        <w:pStyle w:val="Heading2"/>
-      </w:pPr>
-      <w:r>
-        <w:t xml:space="preserve">96 Nutrition after Surgery</w:t>
-      </w:r>
-    </w:p>
-    <w:p>
-      <w:pPr>
-        <w:pStyle w:val="FirstParagraph"/>
-      </w:pPr>
-      <w:r>
-        <w:t xml:space="preserve">At discharge home:</w:t>
-      </w:r>
-    </w:p>
-    <w:p>
-      <w:pPr>
-        <w:pStyle w:val="Compact"/>
-        <w:numPr>
-          <w:ilvl w:val="0"/>
-          <w:numId w:val="1086"/>
-        </w:numPr>
-      </w:pPr>
-      <w:r>
-        <w:t xml:space="preserve">Protein shakes 4oz every 2 hrs</w:t>
-      </w:r>
-    </w:p>
-    <w:p>
-      <w:pPr>
-        <w:pStyle w:val="Compact"/>
-        <w:numPr>
-          <w:ilvl w:val="0"/>
-          <w:numId w:val="1086"/>
-        </w:numPr>
-      </w:pPr>
-      <w:r>
-        <w:t xml:space="preserve">Tube feeds 4-5 cans at night (6pm-10am)</w:t>
-      </w:r>
-    </w:p>
-    <w:p>
-      <w:pPr>
-        <w:pStyle w:val="FirstParagraph"/>
-      </w:pPr>
-      <w:r>
-        <w:t xml:space="preserve">10-12 Days: Increase protein shakes</w:t>
-      </w:r>
-    </w:p>
-    <w:p>
-      <w:pPr>
-        <w:pStyle w:val="Compact"/>
-        <w:numPr>
-          <w:ilvl w:val="0"/>
-          <w:numId w:val="1087"/>
-        </w:numPr>
-      </w:pPr>
-      <w:r>
-        <w:t xml:space="preserve">Tube feeds 3-4 cans at night</w:t>
-      </w:r>
-    </w:p>
-    <w:p>
-      <w:pPr>
-        <w:pStyle w:val="FirstParagraph"/>
-      </w:pPr>
-      <w:r>
-        <w:t xml:space="preserve">Three weeks: Post-esophagectomy Diet</w:t>
-      </w:r>
-    </w:p>
-    <w:p>
-      <w:pPr>
-        <w:pStyle w:val="BodyText"/>
-      </w:pPr>
-      <w:r>
-        <w:t xml:space="preserve">8-12 weeks: Remove feeding tube (in office)</w:t>
-      </w:r>
-    </w:p>
-    <w:bookmarkEnd w:id="149"/>
-    <w:bookmarkStart w:id="150" w:name="X15701f9deabaab366e08b73bd1ea6f1240694c5"/>
-    <w:p>
-      <w:pPr>
-        <w:pStyle w:val="Heading2"/>
-      </w:pPr>
-      <w:r>
-        <w:t xml:space="preserve">97 Transition from Tube Feeds</w:t>
-      </w:r>
-      <w:r>
-        <w:t xml:space="preserve"> </w:t>
-      </w:r>
-      <m:oMath>
-        <m:r>
-          <m:rPr>
-            <m:sty m:val="p"/>
-          </m:rPr>
-          <m:t>→</m:t>
-        </m:r>
-      </m:oMath>
-      <w:r>
-        <w:t xml:space="preserve"> </w:t>
-      </w:r>
-      <w:r>
-        <w:t xml:space="preserve">Eating</w:t>
-      </w:r>
-    </w:p>
-    <w:p>
-      <w:pPr>
-        <w:pStyle w:val="FirstParagraph"/>
-      </w:pPr>
-      <w:r>
-        <w:t xml:space="preserve">Dietitian will calculate daily protein goal</w:t>
-      </w:r>
-    </w:p>
-    <w:p>
-      <w:pPr>
-        <w:pStyle w:val="Compact"/>
-        <w:numPr>
-          <w:ilvl w:val="0"/>
-          <w:numId w:val="1088"/>
-        </w:numPr>
-      </w:pPr>
-      <w:r>
-        <w:t xml:space="preserve">Typically 60-75 grams protein/day</w:t>
-      </w:r>
-    </w:p>
-    <w:p>
-      <w:pPr>
-        <w:pStyle w:val="Compact"/>
-        <w:numPr>
-          <w:ilvl w:val="0"/>
-          <w:numId w:val="1088"/>
-        </w:numPr>
-      </w:pPr>
-      <w:r>
-        <w:t xml:space="preserve">Each carton of tube feeding has 15 grams</w:t>
-      </w:r>
-    </w:p>
-    <w:p>
-      <w:pPr>
-        <w:pStyle w:val="Compact"/>
-        <w:numPr>
-          <w:ilvl w:val="1"/>
-          <w:numId w:val="1089"/>
-        </w:numPr>
-      </w:pPr>
-      <w:r>
-        <w:t xml:space="preserve">75 grams protein = 5 cartons/night</w:t>
-      </w:r>
-    </w:p>
-    <w:p>
-      <w:pPr>
-        <w:pStyle w:val="Compact"/>
-        <w:numPr>
-          <w:ilvl w:val="0"/>
-          <w:numId w:val="1088"/>
-        </w:numPr>
-      </w:pPr>
-      <w:r>
-        <w:t xml:space="preserve">More intake by mouth</w:t>
-      </w:r>
-      <w:r>
-        <w:t xml:space="preserve"> </w:t>
-      </w:r>
-      <m:oMath>
-        <m:r>
-          <m:rPr>
-            <m:sty m:val="p"/>
-          </m:rPr>
-          <m:t>→</m:t>
-        </m:r>
-      </m:oMath>
-      <w:r>
-        <w:t xml:space="preserve"> </w:t>
-      </w:r>
-      <w:r>
-        <w:t xml:space="preserve">tube feeds reduced</w:t>
-      </w:r>
-    </w:p>
-    <w:p>
-      <w:pPr>
-        <w:pStyle w:val="FirstParagraph"/>
-      </w:pPr>
-      <w:r>
-        <w:t xml:space="preserve">Spread out protein during the day (20gm/meal)</w:t>
-      </w:r>
-    </w:p>
-    <w:p>
-      <w:pPr>
-        <w:pStyle w:val="Compact"/>
-        <w:numPr>
-          <w:ilvl w:val="0"/>
-          <w:numId w:val="1090"/>
-        </w:numPr>
-      </w:pPr>
-      <w:r>
-        <w:t xml:space="preserve">Three meals + 2-3 high-protein snacks</w:t>
-      </w:r>
-    </w:p>
-    <w:bookmarkEnd w:id="150"/>
-    <w:bookmarkStart w:id="151" w:name="post-esophagectomy-diet"/>
-    <w:p>
-      <w:pPr>
-        <w:pStyle w:val="Heading2"/>
-      </w:pPr>
-      <w:r>
-        <w:t xml:space="preserve">98 Post-esophagectomy Diet</w:t>
-      </w:r>
-    </w:p>
-    <w:p>
-      <w:pPr>
-        <w:pStyle w:val="Compact"/>
-        <w:numPr>
-          <w:ilvl w:val="0"/>
-          <w:numId w:val="1091"/>
-        </w:numPr>
-      </w:pPr>
-      <w:r>
-        <w:t xml:space="preserve">Soft Consistency</w:t>
-      </w:r>
-    </w:p>
-    <w:p>
-      <w:pPr>
-        <w:pStyle w:val="Compact"/>
-        <w:numPr>
-          <w:ilvl w:val="0"/>
-          <w:numId w:val="1091"/>
-        </w:numPr>
-      </w:pPr>
-      <w:r>
-        <w:t xml:space="preserve">High Protein</w:t>
-      </w:r>
-    </w:p>
-    <w:p>
-      <w:pPr>
-        <w:pStyle w:val="Compact"/>
-        <w:numPr>
-          <w:ilvl w:val="0"/>
-          <w:numId w:val="1091"/>
-        </w:numPr>
-      </w:pPr>
-      <w:r>
-        <w:t xml:space="preserve">Avoid sugary liquids (can cause ‘dumping’)</w:t>
-      </w:r>
-    </w:p>
-    <w:p>
-      <w:pPr>
-        <w:pStyle w:val="Compact"/>
-        <w:numPr>
-          <w:ilvl w:val="0"/>
-          <w:numId w:val="1091"/>
-        </w:numPr>
-      </w:pPr>
-      <w:r>
-        <w:t xml:space="preserve">Avoid raw vegetables (and salads)</w:t>
-      </w:r>
-    </w:p>
-    <w:p>
-      <w:pPr>
-        <w:pStyle w:val="Compact"/>
-        <w:numPr>
-          <w:ilvl w:val="0"/>
-          <w:numId w:val="1091"/>
-        </w:numPr>
-      </w:pPr>
-      <w:r>
-        <w:t xml:space="preserve">Eating</w:t>
-      </w:r>
-    </w:p>
-    <w:p>
-      <w:pPr>
-        <w:pStyle w:val="Compact"/>
-        <w:numPr>
-          <w:ilvl w:val="1"/>
-          <w:numId w:val="1092"/>
-        </w:numPr>
-      </w:pPr>
-      <w:r>
-        <w:t xml:space="preserve">Small, frequent meals</w:t>
-      </w:r>
-    </w:p>
-    <w:p>
-      <w:pPr>
-        <w:pStyle w:val="Compact"/>
-        <w:numPr>
-          <w:ilvl w:val="1"/>
-          <w:numId w:val="1092"/>
-        </w:numPr>
-      </w:pPr>
-      <w:r>
-        <w:t xml:space="preserve">Sit up for 30-45 minutes after eating</w:t>
-      </w:r>
-    </w:p>
-    <w:p>
-      <w:pPr>
-        <w:pStyle w:val="Compact"/>
-        <w:numPr>
-          <w:ilvl w:val="1"/>
-          <w:numId w:val="1092"/>
-        </w:numPr>
-      </w:pPr>
-      <w:r>
-        <w:t xml:space="preserve">Avoid eating within 2 hours of bedtime</w:t>
-      </w:r>
-    </w:p>
-    <w:bookmarkEnd w:id="151"/>
-    <w:bookmarkStart w:id="152" w:name="medicines-at-home---pain"/>
-    <w:p>
-      <w:pPr>
-        <w:pStyle w:val="Heading2"/>
-      </w:pPr>
-      <w:r>
-        <w:t xml:space="preserve">99 Medicines at Home - Pain</w:t>
-      </w:r>
-    </w:p>
-    <w:p>
-      <w:pPr>
-        <w:pStyle w:val="FirstParagraph"/>
-      </w:pPr>
-      <w:r>
-        <w:t xml:space="preserve">Acetaminophen (Tylenol) 1000mg 4x/day</w:t>
-      </w:r>
-    </w:p>
-    <w:p>
-      <w:pPr>
-        <w:pStyle w:val="BodyText"/>
-      </w:pPr>
-      <w:r>
-        <w:t xml:space="preserve">Gabapentin 300mg 3 times/day</w:t>
-      </w:r>
-    </w:p>
-    <w:p>
-      <w:pPr>
-        <w:pStyle w:val="BodyText"/>
-      </w:pPr>
-      <w:r>
-        <w:t xml:space="preserve">Oxycodone</w:t>
-      </w:r>
-    </w:p>
-    <w:p>
-      <w:pPr>
-        <w:pStyle w:val="Compact"/>
-        <w:numPr>
-          <w:ilvl w:val="0"/>
-          <w:numId w:val="1093"/>
-        </w:numPr>
-      </w:pPr>
-      <w:r>
-        <w:t xml:space="preserve">As needed in addition to Tylenol/gabapentin</w:t>
-      </w:r>
-    </w:p>
-    <w:p>
-      <w:pPr>
-        <w:pStyle w:val="Compact"/>
-        <w:numPr>
-          <w:ilvl w:val="0"/>
-          <w:numId w:val="1093"/>
-        </w:numPr>
-      </w:pPr>
-      <w:r>
-        <w:t xml:space="preserve">Will begin reducing dose at first postop visit</w:t>
-      </w:r>
-    </w:p>
-    <w:p>
-      <w:pPr>
-        <w:pStyle w:val="Compact"/>
-        <w:numPr>
-          <w:ilvl w:val="0"/>
-          <w:numId w:val="1093"/>
-        </w:numPr>
-      </w:pPr>
-      <w:r>
-        <w:t xml:space="preserve">Can usually discontinue by 4 weeks</w:t>
-      </w:r>
-    </w:p>
-    <w:p>
-      <w:pPr>
-        <w:pStyle w:val="Compact"/>
-        <w:numPr>
-          <w:ilvl w:val="0"/>
-          <w:numId w:val="1093"/>
-        </w:numPr>
-      </w:pPr>
-      <w:r>
-        <w:t xml:space="preserve">NO DRIVING WHILE ON OXYCODONE</w:t>
-      </w:r>
-    </w:p>
-    <w:bookmarkEnd w:id="152"/>
-    <w:bookmarkStart w:id="153" w:name="non-steroidals-anti-inflammatory-nsaid"/>
-    <w:p>
-      <w:pPr>
-        <w:pStyle w:val="Heading2"/>
-      </w:pPr>
-      <w:r>
-        <w:t xml:space="preserve">100 Non-steroidals Anti Inflammatory (NSAID)</w:t>
-      </w:r>
-    </w:p>
-    <w:p>
-      <w:pPr>
-        <w:pStyle w:val="FirstParagraph"/>
-      </w:pPr>
-      <w:r>
-        <w:t xml:space="preserve">Non-steroidal anti-inflammatories (Celebrex)</w:t>
-      </w:r>
-    </w:p>
-    <w:p>
-      <w:pPr>
-        <w:pStyle w:val="Compact"/>
-        <w:numPr>
-          <w:ilvl w:val="0"/>
-          <w:numId w:val="1094"/>
-        </w:numPr>
-      </w:pPr>
-      <w:r>
-        <w:t xml:space="preserve">200 mg every 12 hours starting at 2 weeks</w:t>
-      </w:r>
-    </w:p>
-    <w:p>
-      <w:pPr>
-        <w:pStyle w:val="FirstParagraph"/>
-      </w:pPr>
-      <w:r>
-        <w:t xml:space="preserve">NO GOODY POWDERS OR BCs</w:t>
-      </w:r>
-    </w:p>
-    <w:p>
-      <w:pPr>
-        <w:pStyle w:val="Compact"/>
-        <w:numPr>
-          <w:ilvl w:val="0"/>
-          <w:numId w:val="1095"/>
-        </w:numPr>
-      </w:pPr>
-      <w:r>
-        <w:t xml:space="preserve">(Can cause permanent scarring at the surgery site)</w:t>
-      </w:r>
-    </w:p>
-    <w:bookmarkEnd w:id="153"/>
-    <w:bookmarkStart w:id="154" w:name="acid-blockers-proton-pump-inhibitors"/>
-    <w:p>
-      <w:pPr>
-        <w:pStyle w:val="Heading2"/>
-      </w:pPr>
-      <w:r>
-        <w:t xml:space="preserve">101 Acid Blockers = Proton Pump Inhibitors</w:t>
-      </w:r>
-    </w:p>
-    <w:p>
-      <w:pPr>
-        <w:pStyle w:val="FirstParagraph"/>
-      </w:pPr>
-      <w:r>
-        <w:t xml:space="preserve">Examples include ompeprazole and pantoprazole</w:t>
-      </w:r>
-    </w:p>
-    <w:p>
-      <w:pPr>
-        <w:pStyle w:val="Compact"/>
-        <w:numPr>
-          <w:ilvl w:val="0"/>
-          <w:numId w:val="1096"/>
-        </w:numPr>
-      </w:pPr>
-      <w:r>
-        <w:t xml:space="preserve">Will stay on for at 1-2 years to prevent acid reflux</w:t>
-      </w:r>
-    </w:p>
-    <w:p>
-      <w:pPr>
-        <w:pStyle w:val="Compact"/>
-        <w:numPr>
-          <w:ilvl w:val="0"/>
-          <w:numId w:val="1096"/>
-        </w:numPr>
-      </w:pPr>
-      <w:r>
-        <w:t xml:space="preserve">Important in preventing scarring at anastomosis (new connection between esophagus and stomach)</w:t>
-      </w:r>
-    </w:p>
-    <w:p>
-      <w:pPr>
-        <w:pStyle w:val="Compact"/>
-        <w:numPr>
-          <w:ilvl w:val="0"/>
-          <w:numId w:val="1096"/>
-        </w:numPr>
-      </w:pPr>
-      <w:r>
-        <w:t xml:space="preserve">To administer through feeding tube, open capsule and resuspend beads in 60mL (2oz) of water</w:t>
-      </w:r>
-    </w:p>
-    <w:bookmarkEnd w:id="154"/>
-    <w:bookmarkStart w:id="155" w:name="medicines-at-home"/>
-    <w:p>
-      <w:pPr>
-        <w:pStyle w:val="Heading2"/>
-      </w:pPr>
-      <w:r>
-        <w:t xml:space="preserve">102 Medicines at Home</w:t>
-      </w:r>
-    </w:p>
-    <w:p>
-      <w:pPr>
-        <w:pStyle w:val="FirstParagraph"/>
-      </w:pPr>
-      <w:r>
-        <w:t xml:space="preserve">Reglan – Helps stomach empty</w:t>
-      </w:r>
-    </w:p>
-    <w:p>
-      <w:pPr>
-        <w:pStyle w:val="Compact"/>
-        <w:numPr>
-          <w:ilvl w:val="0"/>
-          <w:numId w:val="1097"/>
-        </w:numPr>
-      </w:pPr>
-      <w:r>
-        <w:t xml:space="preserve">Will plan to stop after six weeks</w:t>
-      </w:r>
-    </w:p>
-    <w:p>
-      <w:pPr>
-        <w:pStyle w:val="Compact"/>
-        <w:numPr>
-          <w:ilvl w:val="0"/>
-          <w:numId w:val="1097"/>
-        </w:numPr>
-      </w:pPr>
-      <w:r>
-        <w:t xml:space="preserve">0.1% risk of tardive dyskinesia (nervous tic)</w:t>
-      </w:r>
-    </w:p>
-    <w:p>
-      <w:pPr>
-        <w:pStyle w:val="FirstParagraph"/>
-      </w:pPr>
-      <w:r>
-        <w:t xml:space="preserve">Remeron – Helps improve appetite</w:t>
-      </w:r>
-    </w:p>
-    <w:p>
-      <w:pPr>
-        <w:pStyle w:val="Compact"/>
-        <w:numPr>
-          <w:ilvl w:val="0"/>
-          <w:numId w:val="1098"/>
-        </w:numPr>
-      </w:pPr>
-      <w:r>
-        <w:t xml:space="preserve">Can cause vivid dreams</w:t>
-      </w:r>
-    </w:p>
-    <w:p>
-      <w:pPr>
-        <w:pStyle w:val="Compact"/>
-        <w:numPr>
-          <w:ilvl w:val="0"/>
-          <w:numId w:val="1098"/>
-        </w:numPr>
-      </w:pPr>
-      <w:r>
-        <w:t xml:space="preserve">Used for several weeks after surgery</w:t>
-      </w:r>
-    </w:p>
-    <w:p>
-      <w:pPr>
-        <w:pStyle w:val="Compact"/>
-        <w:numPr>
-          <w:ilvl w:val="0"/>
-          <w:numId w:val="1098"/>
-        </w:numPr>
-      </w:pPr>
-      <w:r>
-        <w:t xml:space="preserve">Will stop within first three months of surgery</w:t>
-      </w:r>
-    </w:p>
-    <w:bookmarkEnd w:id="155"/>
-    <w:bookmarkStart w:id="156" w:name="metoprolol-beta-blockers"/>
-    <w:p>
-      <w:pPr>
-        <w:pStyle w:val="Heading2"/>
-      </w:pPr>
-      <w:r>
-        <w:t xml:space="preserve">103 Metoprolol = Beta Blockers</w:t>
-      </w:r>
-    </w:p>
-    <w:p>
-      <w:pPr>
-        <w:pStyle w:val="Compact"/>
-        <w:numPr>
-          <w:ilvl w:val="0"/>
-          <w:numId w:val="1099"/>
-        </w:numPr>
-      </w:pPr>
-      <w:r>
-        <w:t xml:space="preserve">Slows heart rate and lowers blood pressure</w:t>
-      </w:r>
-      <w:r>
-        <w:br/>
-      </w:r>
-    </w:p>
-    <w:p>
-      <w:pPr>
-        <w:pStyle w:val="Compact"/>
-        <w:numPr>
-          <w:ilvl w:val="0"/>
-          <w:numId w:val="1099"/>
-        </w:numPr>
-      </w:pPr>
-      <w:r>
-        <w:t xml:space="preserve">Used to prevent rapid heart rate</w:t>
-      </w:r>
-    </w:p>
-    <w:p>
-      <w:pPr>
-        <w:pStyle w:val="Compact"/>
-        <w:numPr>
-          <w:ilvl w:val="0"/>
-          <w:numId w:val="1099"/>
-        </w:numPr>
-      </w:pPr>
-      <w:r>
-        <w:t xml:space="preserve">Patients not taking a beta blocker prior to surgery</w:t>
-      </w:r>
-      <w:r>
-        <w:t xml:space="preserve"> </w:t>
-      </w:r>
-      <m:oMath>
-        <m:r>
-          <m:rPr>
-            <m:sty m:val="p"/>
-          </m:rPr>
-          <m:t>→</m:t>
-        </m:r>
-      </m:oMath>
-      <w:r>
-        <w:t xml:space="preserve"> </w:t>
-      </w:r>
-      <w:r>
-        <w:t xml:space="preserve">wean after after surgery</w:t>
-      </w:r>
-    </w:p>
-    <w:p>
-      <w:pPr>
-        <w:pStyle w:val="Compact"/>
-        <w:numPr>
-          <w:ilvl w:val="0"/>
-          <w:numId w:val="1099"/>
-        </w:numPr>
-      </w:pPr>
-      <w:r>
-        <w:t xml:space="preserve">Patients taking a beta blockerprior to surgery</w:t>
-      </w:r>
-      <w:r>
-        <w:t xml:space="preserve"> </w:t>
-      </w:r>
-      <m:oMath>
-        <m:r>
-          <m:rPr>
-            <m:sty m:val="p"/>
-          </m:rPr>
-          <m:t>→</m:t>
-        </m:r>
-      </m:oMath>
-      <w:r>
-        <w:t xml:space="preserve"> </w:t>
-      </w:r>
-      <w:r>
-        <w:t xml:space="preserve">return to prior dose and drug after surgery</w:t>
-      </w:r>
-    </w:p>
-    <w:bookmarkEnd w:id="156"/>
-    <w:bookmarkStart w:id="160" w:name="sleeping-at-home"/>
-    <w:p>
-      <w:pPr>
-        <w:pStyle w:val="Heading2"/>
-      </w:pPr>
-      <w:r>
-        <w:t xml:space="preserve">104 Sleeping at Home</w:t>
-      </w:r>
-    </w:p>
-    <w:p>
-      <w:pPr>
-        <w:pStyle w:val="FirstParagraph"/>
-      </w:pPr>
-      <w:r>
-        <w:t xml:space="preserve">Reflux can occur the first few weeks/months after surgery</w:t>
-      </w:r>
-    </w:p>
-    <w:p>
-      <w:pPr>
-        <w:pStyle w:val="BodyText"/>
-      </w:pPr>
-      <w:r>
-        <w:t xml:space="preserve">This improves over the first few months</w:t>
-      </w:r>
-    </w:p>
-    <w:p>
-      <w:pPr>
-        <w:pStyle w:val="BodyText"/>
-      </w:pPr>
-      <w:r>
-        <w:t xml:space="preserve">A wedge pillow can be helpful for sleep</w:t>
-      </w:r>
-    </w:p>
-    <w:p>
-      <w:pPr>
-        <w:pStyle w:val="BodyText"/>
-      </w:pPr>
-      <w:r>
-        <w:drawing>
-          <wp:inline>
-            <wp:extent cx="5334000" cy="5334000"/>
-            <wp:effectExtent b="0" l="0" r="0" t="0"/>
-            <wp:docPr descr="" title="" id="158" name="Picture"/>
-            <a:graphic>
-              <a:graphicData uri="http://schemas.openxmlformats.org/drawingml/2006/picture">
-                <pic:pic>
-                  <pic:nvPicPr>
-                    <pic:cNvPr descr="images/wedge_pillow_comm.jpg" id="159" name="Picture"/>
-                    <pic:cNvPicPr>
-                      <a:picLocks noChangeArrowheads="1" noChangeAspect="1"/>
-                    </pic:cNvPicPr>
-                  </pic:nvPicPr>
-                  <pic:blipFill>
-                    <a:blip r:embed="rId157"/>
-                    <a:stretch>
-                      <a:fillRect/>
-                    </a:stretch>
-                  </pic:blipFill>
-                  <pic:spPr bwMode="auto">
-                    <a:xfrm>
-                      <a:off x="0" y="0"/>
-                      <a:ext cx="5334000" cy="5334000"/>
-                    </a:xfrm>
-                    <a:prstGeom prst="rect">
-                      <a:avLst/>
-                    </a:prstGeom>
-                    <a:noFill/>
-                    <a:ln w="9525">
-                      <a:noFill/>
-                      <a:headEnd/>
-                      <a:tailEnd/>
-                    </a:ln>
-                  </pic:spPr>
-                </pic:pic>
-              </a:graphicData>
-            </a:graphic>
-          </wp:inline>
-        </w:drawing>
-      </w:r>
-    </w:p>
-    <w:bookmarkEnd w:id="160"/>
-    <w:bookmarkStart w:id="161" w:name="postoperative-visit-at-7-10-days"/>
-    <w:p>
-      <w:pPr>
-        <w:pStyle w:val="Heading2"/>
-      </w:pPr>
-      <w:r>
-        <w:t xml:space="preserve">105 Postoperative Visit at 7-10 Days</w:t>
-      </w:r>
-    </w:p>
-    <w:p>
-      <w:pPr>
-        <w:pStyle w:val="FirstParagraph"/>
-      </w:pPr>
-      <w:r>
-        <w:t xml:space="preserve">Check surgical site</w:t>
-      </w:r>
-    </w:p>
-    <w:p>
-      <w:pPr>
-        <w:pStyle w:val="Compact"/>
-        <w:numPr>
-          <w:ilvl w:val="0"/>
-          <w:numId w:val="1100"/>
-        </w:numPr>
-      </w:pPr>
-      <w:r>
-        <w:t xml:space="preserve">Remove staples (if needed)</w:t>
-      </w:r>
-    </w:p>
-    <w:p>
-      <w:pPr>
-        <w:pStyle w:val="FirstParagraph"/>
-      </w:pPr>
-      <w:r>
-        <w:t xml:space="preserve">Adjust medicines as needed</w:t>
-      </w:r>
-    </w:p>
-    <w:p>
-      <w:pPr>
-        <w:pStyle w:val="Compact"/>
-        <w:numPr>
-          <w:ilvl w:val="0"/>
-          <w:numId w:val="1101"/>
-        </w:numPr>
-      </w:pPr>
-      <w:r>
-        <w:t xml:space="preserve">Insulin (for diabetic patients on insulin)</w:t>
-      </w:r>
-    </w:p>
-    <w:p>
-      <w:pPr>
-        <w:pStyle w:val="Compact"/>
-        <w:numPr>
-          <w:ilvl w:val="0"/>
-          <w:numId w:val="1101"/>
-        </w:numPr>
-      </w:pPr>
-      <w:r>
-        <w:t xml:space="preserve">Reduce beta blocker medicines</w:t>
-      </w:r>
-    </w:p>
-    <w:p>
-      <w:pPr>
-        <w:pStyle w:val="FirstParagraph"/>
-      </w:pPr>
-      <w:r>
-        <w:t xml:space="preserve">Advance diet</w:t>
-      </w:r>
-    </w:p>
-    <w:p>
-      <w:pPr>
-        <w:pStyle w:val="BodyText"/>
-      </w:pPr>
-      <w:r>
-        <w:t xml:space="preserve">Reduce tube feeds</w:t>
-      </w:r>
-    </w:p>
-    <w:bookmarkEnd w:id="161"/>
-    <w:bookmarkStart w:id="162" w:name="after-surgery"/>
-    <w:p>
-      <w:pPr>
-        <w:pStyle w:val="Heading2"/>
-      </w:pPr>
-      <w:r>
-        <w:t xml:space="preserve">106 After surgery</w:t>
-      </w:r>
-    </w:p>
-    <w:p>
-      <w:pPr>
-        <w:pStyle w:val="FirstParagraph"/>
-      </w:pPr>
-      <w:r>
-        <w:t xml:space="preserve">Wean off medicines added after surgery</w:t>
-      </w:r>
-    </w:p>
-    <w:p>
-      <w:pPr>
-        <w:pStyle w:val="Compact"/>
-        <w:numPr>
-          <w:ilvl w:val="0"/>
-          <w:numId w:val="1102"/>
-        </w:numPr>
-      </w:pPr>
-      <w:r>
-        <w:t xml:space="preserve">Pain medicines</w:t>
-      </w:r>
-    </w:p>
-    <w:p>
-      <w:pPr>
-        <w:pStyle w:val="Compact"/>
-        <w:numPr>
-          <w:ilvl w:val="0"/>
-          <w:numId w:val="1102"/>
-        </w:numPr>
-      </w:pPr>
-      <w:r>
-        <w:t xml:space="preserve">Beta-blockers</w:t>
-      </w:r>
-    </w:p>
-    <w:p>
-      <w:pPr>
-        <w:pStyle w:val="Compact"/>
-        <w:numPr>
-          <w:ilvl w:val="0"/>
-          <w:numId w:val="1102"/>
-        </w:numPr>
-      </w:pPr>
-      <w:r>
-        <w:t xml:space="preserve">Reglan and Remeron</w:t>
-      </w:r>
-    </w:p>
-    <w:p>
-      <w:pPr>
-        <w:pStyle w:val="FirstParagraph"/>
-      </w:pPr>
-      <w:r>
-        <w:t xml:space="preserve">Continue acid blockers for at least 1 year</w:t>
-      </w:r>
-    </w:p>
-    <w:bookmarkEnd w:id="162"/>
-    <w:bookmarkStart w:id="163" w:name="jejunostomy-removal"/>
-    <w:p>
-      <w:pPr>
-        <w:pStyle w:val="Heading2"/>
-      </w:pPr>
-      <w:r>
-        <w:t xml:space="preserve">107 Jejunostomy Removal</w:t>
-      </w:r>
-    </w:p>
-    <w:p>
-      <w:pPr>
-        <w:pStyle w:val="FirstParagraph"/>
-      </w:pPr>
-      <w:r>
-        <w:t xml:space="preserve">Jejunostomy tube is removed in the office once you can take in enough nutrients by mouth</w:t>
-      </w:r>
-    </w:p>
-    <w:p>
-      <w:pPr>
-        <w:pStyle w:val="BodyText"/>
-      </w:pPr>
-      <w:r>
-        <w:t xml:space="preserve">Removal usually around 8 weeks after surgery</w:t>
-      </w:r>
-    </w:p>
-    <w:p>
-      <w:pPr>
-        <w:pStyle w:val="BodyText"/>
-      </w:pPr>
-      <w:r>
-        <w:t xml:space="preserve">May take 30 minutes and some local anesthetic to loosen up the tube for removal.</w:t>
-      </w:r>
-    </w:p>
-    <w:bookmarkEnd w:id="163"/>
-    <w:bookmarkStart w:id="164" w:name="nutritional-monitoring-after-surgery"/>
-    <w:p>
-      <w:pPr>
-        <w:pStyle w:val="Heading2"/>
-      </w:pPr>
-      <w:r>
-        <w:t xml:space="preserve">108 Nutritional Monitoring after Surgery</w:t>
-      </w:r>
-    </w:p>
-    <w:p>
-      <w:pPr>
-        <w:pStyle w:val="FirstParagraph"/>
-      </w:pPr>
-      <w:r>
-        <w:t xml:space="preserve">You may have difficulty absorbing some nutrients:</w:t>
-      </w:r>
-    </w:p>
-    <w:p>
-      <w:pPr>
-        <w:pStyle w:val="Compact"/>
-        <w:numPr>
-          <w:ilvl w:val="0"/>
-          <w:numId w:val="1103"/>
-        </w:numPr>
-      </w:pPr>
-      <w:r>
-        <w:t xml:space="preserve">Iron</w:t>
-      </w:r>
-    </w:p>
-    <w:p>
-      <w:pPr>
-        <w:pStyle w:val="Compact"/>
-        <w:numPr>
-          <w:ilvl w:val="0"/>
-          <w:numId w:val="1103"/>
-        </w:numPr>
-      </w:pPr>
-      <w:r>
-        <w:t xml:space="preserve">Vitamin B12</w:t>
-      </w:r>
-    </w:p>
-    <w:p>
-      <w:pPr>
-        <w:pStyle w:val="Compact"/>
-        <w:numPr>
-          <w:ilvl w:val="0"/>
-          <w:numId w:val="1103"/>
-        </w:numPr>
-      </w:pPr>
-      <w:r>
-        <w:t xml:space="preserve">Vitamin D</w:t>
-      </w:r>
-    </w:p>
-    <w:bookmarkEnd w:id="164"/>
-    <w:bookmarkStart w:id="165" w:name="nutritional-monitoring-after-surgery-1"/>
-    <w:p>
-      <w:pPr>
-        <w:pStyle w:val="Heading2"/>
-      </w:pPr>
-      <w:r>
-        <w:t xml:space="preserve">109 Nutritional Monitoring after Surgery</w:t>
-      </w:r>
-    </w:p>
-    <w:p>
-      <w:pPr>
-        <w:pStyle w:val="FirstParagraph"/>
-      </w:pPr>
-      <w:r>
-        <w:t xml:space="preserve">About 3 months after the jejunostomy tube is removed, we will check blood levels:</w:t>
-      </w:r>
-    </w:p>
-    <w:p>
-      <w:pPr>
-        <w:pStyle w:val="Compact"/>
-        <w:numPr>
-          <w:ilvl w:val="0"/>
-          <w:numId w:val="1104"/>
-        </w:numPr>
-      </w:pPr>
-      <w:r>
-        <w:t xml:space="preserve">Iron (ferritin)</w:t>
-      </w:r>
-    </w:p>
-    <w:p>
-      <w:pPr>
-        <w:pStyle w:val="Compact"/>
-        <w:numPr>
-          <w:ilvl w:val="0"/>
-          <w:numId w:val="1104"/>
-        </w:numPr>
-      </w:pPr>
-      <w:r>
-        <w:t xml:space="preserve">Vitamin B12</w:t>
-      </w:r>
-    </w:p>
-    <w:p>
-      <w:pPr>
-        <w:pStyle w:val="Compact"/>
-        <w:numPr>
-          <w:ilvl w:val="0"/>
-          <w:numId w:val="1104"/>
-        </w:numPr>
-      </w:pPr>
-      <w:r>
-        <w:t xml:space="preserve">Vitamin D</w:t>
-      </w:r>
-    </w:p>
-    <w:bookmarkEnd w:id="165"/>
-    <w:bookmarkStart w:id="166" w:name="nutritional-replacements-after-surgery"/>
-    <w:p>
-      <w:pPr>
-        <w:pStyle w:val="Heading2"/>
-      </w:pPr>
-      <w:r>
-        <w:t xml:space="preserve">110 Nutritional Replacements after Surgery</w:t>
-      </w:r>
-    </w:p>
-    <w:p>
-      <w:pPr>
-        <w:pStyle w:val="FirstParagraph"/>
-      </w:pPr>
-      <w:r>
-        <w:t xml:space="preserve">Vitamin or iron replacements can be ordered by:</w:t>
-      </w:r>
-    </w:p>
-    <w:p>
-      <w:pPr>
-        <w:pStyle w:val="Compact"/>
-        <w:numPr>
-          <w:ilvl w:val="0"/>
-          <w:numId w:val="1105"/>
-        </w:numPr>
-      </w:pPr>
-      <w:r>
-        <w:t xml:space="preserve">Primary Care Provider (PCP)</w:t>
-      </w:r>
-    </w:p>
-    <w:p>
-      <w:pPr>
-        <w:pStyle w:val="Compact"/>
-        <w:numPr>
-          <w:ilvl w:val="0"/>
-          <w:numId w:val="1105"/>
-        </w:numPr>
-      </w:pPr>
-      <w:r>
-        <w:t xml:space="preserve">Medical Oncologist</w:t>
-      </w:r>
-    </w:p>
-    <w:p>
-      <w:pPr>
-        <w:pStyle w:val="Compact"/>
-        <w:numPr>
-          <w:ilvl w:val="0"/>
-          <w:numId w:val="1105"/>
-        </w:numPr>
-      </w:pPr>
-      <w:r>
-        <w:t xml:space="preserve">Surgeon</w:t>
-      </w:r>
-    </w:p>
-    <w:p>
-      <w:pPr>
-        <w:pStyle w:val="FirstParagraph"/>
-      </w:pPr>
-      <w:r>
-        <w:t xml:space="preserve">If levels are low</w:t>
-      </w:r>
-    </w:p>
-    <w:p>
-      <w:pPr>
-        <w:pStyle w:val="Compact"/>
-        <w:numPr>
-          <w:ilvl w:val="0"/>
-          <w:numId w:val="1106"/>
-        </w:numPr>
-      </w:pPr>
-      <w:r>
-        <w:t xml:space="preserve">Replacement</w:t>
-      </w:r>
-    </w:p>
-    <w:p>
-      <w:pPr>
-        <w:pStyle w:val="Compact"/>
-        <w:numPr>
-          <w:ilvl w:val="0"/>
-          <w:numId w:val="1106"/>
-        </w:numPr>
-      </w:pPr>
-      <w:r>
-        <w:t xml:space="preserve">Repeat testing in 3-6 months</w:t>
-      </w:r>
-    </w:p>
-    <w:bookmarkEnd w:id="166"/>
-    <w:bookmarkStart w:id="167" w:name="team-members---physicians"/>
-    <w:p>
-      <w:pPr>
-        <w:pStyle w:val="Heading2"/>
-      </w:pPr>
-      <w:r>
-        <w:t xml:space="preserve">111 Team Members - Physicians</w:t>
-      </w:r>
-    </w:p>
-    <w:p>
-      <w:pPr>
-        <w:pStyle w:val="FirstParagraph"/>
-      </w:pPr>
-      <w:r>
-        <w:t xml:space="preserve">Primary Care Provider</w:t>
-      </w:r>
-    </w:p>
-    <w:p>
-      <w:pPr>
-        <w:pStyle w:val="BodyText"/>
-      </w:pPr>
-      <w:r>
-        <w:t xml:space="preserve">Gastroenterologist</w:t>
-      </w:r>
-    </w:p>
-    <w:p>
-      <w:pPr>
-        <w:pStyle w:val="BodyText"/>
-      </w:pPr>
-      <w:r>
-        <w:t xml:space="preserve">Medical Oncologist (chemotherapy)</w:t>
-      </w:r>
-    </w:p>
-    <w:p>
-      <w:pPr>
-        <w:pStyle w:val="BodyText"/>
-      </w:pPr>
-      <w:r>
-        <w:t xml:space="preserve">Radiation Oncologist (radiation)</w:t>
-      </w:r>
-    </w:p>
-    <w:p>
-      <w:pPr>
-        <w:pStyle w:val="BodyText"/>
-      </w:pPr>
-      <w:r>
-        <w:t xml:space="preserve">Surgeons</w:t>
-      </w:r>
-    </w:p>
-    <w:p>
-      <w:pPr>
-        <w:pStyle w:val="Compact"/>
-        <w:numPr>
-          <w:ilvl w:val="0"/>
-          <w:numId w:val="1107"/>
-        </w:numPr>
-      </w:pPr>
-      <w:r>
-        <w:t xml:space="preserve">Jonathan Salo MD</w:t>
-      </w:r>
-    </w:p>
-    <w:p>
-      <w:pPr>
-        <w:pStyle w:val="Compact"/>
-        <w:numPr>
-          <w:ilvl w:val="0"/>
-          <w:numId w:val="1107"/>
-        </w:numPr>
-      </w:pPr>
-      <w:r>
-        <w:t xml:space="preserve">Jeffrey Hagen MD</w:t>
-      </w:r>
-    </w:p>
-    <w:p>
-      <w:pPr>
-        <w:pStyle w:val="Compact"/>
-        <w:numPr>
-          <w:ilvl w:val="0"/>
-          <w:numId w:val="1107"/>
-        </w:numPr>
-      </w:pPr>
-      <w:r>
-        <w:t xml:space="preserve">Michael Roach MD</w:t>
-      </w:r>
-    </w:p>
-    <w:bookmarkEnd w:id="167"/>
-    <w:bookmarkStart w:id="168" w:name="team-members---support-staff"/>
-    <w:p>
-      <w:pPr>
-        <w:pStyle w:val="Heading2"/>
-      </w:pPr>
-      <w:r>
-        <w:t xml:space="preserve">112 Team Members - Support Staff</w:t>
-      </w:r>
-    </w:p>
-    <w:p>
-      <w:pPr>
-        <w:pStyle w:val="FirstParagraph"/>
-      </w:pPr>
-      <w:r>
-        <w:t xml:space="preserve">Dietitian - Liz Koch</w:t>
-      </w:r>
-    </w:p>
-    <w:p>
-      <w:pPr>
-        <w:pStyle w:val="BodyText"/>
-      </w:pPr>
-      <w:r>
-        <w:t xml:space="preserve">Nurses</w:t>
-      </w:r>
-    </w:p>
-    <w:p>
-      <w:pPr>
-        <w:pStyle w:val="Compact"/>
-        <w:numPr>
-          <w:ilvl w:val="0"/>
-          <w:numId w:val="1108"/>
-        </w:numPr>
-      </w:pPr>
-      <w:r>
-        <w:t xml:space="preserve">Matthew Carpenter RN</w:t>
-      </w:r>
-    </w:p>
-    <w:p>
-      <w:pPr>
-        <w:pStyle w:val="Compact"/>
-        <w:numPr>
-          <w:ilvl w:val="0"/>
-          <w:numId w:val="1108"/>
-        </w:numPr>
-      </w:pPr>
-      <w:r>
-        <w:t xml:space="preserve">Brandon Galloway LPN</w:t>
-      </w:r>
-    </w:p>
-    <w:p>
-      <w:pPr>
-        <w:pStyle w:val="FirstParagraph"/>
-      </w:pPr>
-      <w:r>
-        <w:t xml:space="preserve">Navigators</w:t>
-      </w:r>
-    </w:p>
-    <w:p>
-      <w:pPr>
-        <w:pStyle w:val="Compact"/>
-        <w:numPr>
-          <w:ilvl w:val="0"/>
-          <w:numId w:val="1109"/>
-        </w:numPr>
-      </w:pPr>
-      <w:r>
-        <w:t xml:space="preserve">Laura Swift</w:t>
-      </w:r>
-    </w:p>
-    <w:p>
-      <w:pPr>
-        <w:pStyle w:val="Compact"/>
-        <w:numPr>
-          <w:ilvl w:val="0"/>
-          <w:numId w:val="1109"/>
-        </w:numPr>
-      </w:pPr>
-      <w:r>
-        <w:t xml:space="preserve">Lorna Espinal</w:t>
-      </w:r>
-    </w:p>
-    <w:p>
-      <w:pPr>
-        <w:pStyle w:val="FirstParagraph"/>
-      </w:pPr>
-      <w:r>
-        <w:t xml:space="preserve">Care Coordinator - Karen Julian-Martinez</w:t>
-      </w:r>
-    </w:p>
-    <w:bookmarkEnd w:id="168"/>
     <w:sectPr>
       <w:footnotePr>
         <w:numRestart w:val="eachSect"/>
@@ -8196,183 +4063,6 @@
     <w:abstractNumId w:val="991"/>
   </w:num>
   <w:num w:numId="1050">
-    <w:abstractNumId w:val="991"/>
-  </w:num>
-  <w:num w:numId="1051">
-    <w:abstractNumId w:val="991"/>
-  </w:num>
-  <w:num w:numId="1052">
-    <w:abstractNumId w:val="991"/>
-  </w:num>
-  <w:num w:numId="1053">
-    <w:abstractNumId w:val="991"/>
-  </w:num>
-  <w:num w:numId="1054">
-    <w:abstractNumId w:val="991"/>
-  </w:num>
-  <w:num w:numId="1055">
-    <w:abstractNumId w:val="991"/>
-  </w:num>
-  <w:num w:numId="1056">
-    <w:abstractNumId w:val="991"/>
-  </w:num>
-  <w:num w:numId="1057">
-    <w:abstractNumId w:val="991"/>
-  </w:num>
-  <w:num w:numId="1058">
-    <w:abstractNumId w:val="991"/>
-  </w:num>
-  <w:num w:numId="1059">
-    <w:abstractNumId w:val="991"/>
-  </w:num>
-  <w:num w:numId="1060">
-    <w:abstractNumId w:val="991"/>
-  </w:num>
-  <w:num w:numId="1061">
-    <w:abstractNumId w:val="991"/>
-  </w:num>
-  <w:num w:numId="1062">
-    <w:abstractNumId w:val="991"/>
-  </w:num>
-  <w:num w:numId="1063">
-    <w:abstractNumId w:val="991"/>
-  </w:num>
-  <w:num w:numId="1064">
-    <w:abstractNumId w:val="991"/>
-  </w:num>
-  <w:num w:numId="1065">
-    <w:abstractNumId w:val="991"/>
-  </w:num>
-  <w:num w:numId="1066">
-    <w:abstractNumId w:val="991"/>
-  </w:num>
-  <w:num w:numId="1067">
-    <w:abstractNumId w:val="991"/>
-  </w:num>
-  <w:num w:numId="1068">
-    <w:abstractNumId w:val="991"/>
-  </w:num>
-  <w:num w:numId="1069">
-    <w:abstractNumId w:val="991"/>
-  </w:num>
-  <w:num w:numId="1070">
-    <w:abstractNumId w:val="991"/>
-  </w:num>
-  <w:num w:numId="1071">
-    <w:abstractNumId w:val="991"/>
-  </w:num>
-  <w:num w:numId="1072">
-    <w:abstractNumId w:val="991"/>
-  </w:num>
-  <w:num w:numId="1073">
-    <w:abstractNumId w:val="991"/>
-  </w:num>
-  <w:num w:numId="1074">
-    <w:abstractNumId w:val="991"/>
-  </w:num>
-  <w:num w:numId="1075">
-    <w:abstractNumId w:val="991"/>
-  </w:num>
-  <w:num w:numId="1076">
-    <w:abstractNumId w:val="991"/>
-  </w:num>
-  <w:num w:numId="1077">
-    <w:abstractNumId w:val="991"/>
-  </w:num>
-  <w:num w:numId="1078">
-    <w:abstractNumId w:val="991"/>
-  </w:num>
-  <w:num w:numId="1079">
-    <w:abstractNumId w:val="991"/>
-  </w:num>
-  <w:num w:numId="1080">
-    <w:abstractNumId w:val="991"/>
-  </w:num>
-  <w:num w:numId="1081">
-    <w:abstractNumId w:val="991"/>
-  </w:num>
-  <w:num w:numId="1082">
-    <w:abstractNumId w:val="991"/>
-  </w:num>
-  <w:num w:numId="1083">
-    <w:abstractNumId w:val="991"/>
-  </w:num>
-  <w:num w:numId="1084">
-    <w:abstractNumId w:val="991"/>
-  </w:num>
-  <w:num w:numId="1085">
-    <w:abstractNumId w:val="991"/>
-  </w:num>
-  <w:num w:numId="1086">
-    <w:abstractNumId w:val="991"/>
-  </w:num>
-  <w:num w:numId="1087">
-    <w:abstractNumId w:val="991"/>
-  </w:num>
-  <w:num w:numId="1088">
-    <w:abstractNumId w:val="991"/>
-  </w:num>
-  <w:num w:numId="1089">
-    <w:abstractNumId w:val="991"/>
-  </w:num>
-  <w:num w:numId="1090">
-    <w:abstractNumId w:val="991"/>
-  </w:num>
-  <w:num w:numId="1091">
-    <w:abstractNumId w:val="991"/>
-  </w:num>
-  <w:num w:numId="1092">
-    <w:abstractNumId w:val="991"/>
-  </w:num>
-  <w:num w:numId="1093">
-    <w:abstractNumId w:val="991"/>
-  </w:num>
-  <w:num w:numId="1094">
-    <w:abstractNumId w:val="991"/>
-  </w:num>
-  <w:num w:numId="1095">
-    <w:abstractNumId w:val="991"/>
-  </w:num>
-  <w:num w:numId="1096">
-    <w:abstractNumId w:val="991"/>
-  </w:num>
-  <w:num w:numId="1097">
-    <w:abstractNumId w:val="991"/>
-  </w:num>
-  <w:num w:numId="1098">
-    <w:abstractNumId w:val="991"/>
-  </w:num>
-  <w:num w:numId="1099">
-    <w:abstractNumId w:val="991"/>
-  </w:num>
-  <w:num w:numId="1100">
-    <w:abstractNumId w:val="991"/>
-  </w:num>
-  <w:num w:numId="1101">
-    <w:abstractNumId w:val="991"/>
-  </w:num>
-  <w:num w:numId="1102">
-    <w:abstractNumId w:val="991"/>
-  </w:num>
-  <w:num w:numId="1103">
-    <w:abstractNumId w:val="991"/>
-  </w:num>
-  <w:num w:numId="1104">
-    <w:abstractNumId w:val="991"/>
-  </w:num>
-  <w:num w:numId="1105">
-    <w:abstractNumId w:val="991"/>
-  </w:num>
-  <w:num w:numId="1106">
-    <w:abstractNumId w:val="991"/>
-  </w:num>
-  <w:num w:numId="1107">
-    <w:abstractNumId w:val="991"/>
-  </w:num>
-  <w:num w:numId="1108">
-    <w:abstractNumId w:val="991"/>
-  </w:num>
-  <w:num w:numId="1109">
     <w:abstractNumId w:val="991"/>
   </w:num>
 </w:numbering>
